--- a/BaoCao_TongHop_RBA.docx
+++ b/BaoCao_TongHop_RBA.docx
@@ -4580,6 +4580,267 @@
           <w:szCs w:val="26"/>
         </w:rPr>
         <w:t xml:space="preserve">Ngưỡng cứng 0.5 khi sinh metrics.json (evaluate mặc định threshold=0.5). Hàm visualize.plot_threshold_curve có tính &amp; in ngưỡng F1 tốt nhất nhưng chỉ để tham khảo, không dùng cho kết quả chính.</w:t>
+      </w:r>
+    </w:p>
+    <w:p>
+      <w:pPr>
+        <w:pStyle w:val="Heading2"/>
+        <w:spacing w:after="100" w:before="200"/>
+      </w:pPr>
+      <w:r>
+        <w:rPr>
+          <w:rFonts w:ascii="Times New Roman" w:cs="Times New Roman" w:eastAsia="Times New Roman" w:hAnsi="Times New Roman"/>
+          <w:b/>
+          <w:bCs/>
+          <w:color w:val="2E75B6"/>
+          <w:sz w:val="27"/>
+          <w:szCs w:val="27"/>
+        </w:rPr>
+        <w:t xml:space="preserve">5.5. Thuật toán huấn luyện: Forward &amp; Backpropagation</w:t>
+      </w:r>
+    </w:p>
+    <w:p>
+      <w:pPr>
+        <w:spacing w:after="100" w:line="300"/>
+      </w:pPr>
+      <w:r>
+        <w:rPr>
+          <w:rFonts w:ascii="Times New Roman" w:cs="Times New Roman" w:eastAsia="Times New Roman" w:hAnsi="Times New Roman"/>
+          <w:color w:val="000000"/>
+          <w:sz w:val="26"/>
+          <w:szCs w:val="26"/>
+        </w:rPr>
+        <w:t xml:space="preserve">MLP được huấn luyện theo đúng khung 4 bước của một nơ-ron/mạng nơ-ron (giống Perceptron), lặp lại qua nhiều epoch cho đến khi hội tụ. Bản chất là gradient descent trên hàm mất mát, với đạo hàm tính bằng lan truyền ngược (backpropagation).</w:t>
+      </w:r>
+    </w:p>
+    <w:p>
+      <w:pPr>
+        <w:spacing w:after="100" w:line="300"/>
+      </w:pPr>
+      <w:r>
+        <w:rPr>
+          <w:rFonts w:ascii="Times New Roman" w:cs="Times New Roman" w:eastAsia="Times New Roman" w:hAnsi="Times New Roman"/>
+          <w:b/>
+          <w:bCs/>
+          <w:color w:val="000000"/>
+          <w:sz w:val="26"/>
+          <w:szCs w:val="26"/>
+        </w:rPr>
+        <w:t xml:space="preserve">B1 — Khởi tạo: </w:t>
+      </w:r>
+      <w:r>
+        <w:rPr>
+          <w:rFonts w:ascii="Times New Roman" w:cs="Times New Roman" w:eastAsia="Times New Roman" w:hAnsi="Times New Roman"/>
+          <w:color w:val="000000"/>
+          <w:sz w:val="26"/>
+          <w:szCs w:val="26"/>
+        </w:rPr>
+        <w:t xml:space="preserve">trọng số W và bias b của từng tầng (PyTorch khởi tạo mặc định), chọn learning rate và các siêu tham số.</w:t>
+      </w:r>
+    </w:p>
+    <w:p>
+      <w:pPr>
+        <w:spacing w:after="100" w:line="300"/>
+      </w:pPr>
+      <w:r>
+        <w:rPr>
+          <w:rFonts w:ascii="Times New Roman" w:cs="Times New Roman" w:eastAsia="Times New Roman" w:hAnsi="Times New Roman"/>
+          <w:b/>
+          <w:bCs/>
+          <w:color w:val="000000"/>
+          <w:sz w:val="26"/>
+          <w:szCs w:val="26"/>
+        </w:rPr>
+        <w:t xml:space="preserve">B2 — Forward Propagation (lan truyền tiến): </w:t>
+      </w:r>
+      <w:r>
+        <w:rPr>
+          <w:rFonts w:ascii="Times New Roman" w:cs="Times New Roman" w:eastAsia="Times New Roman" w:hAnsi="Times New Roman"/>
+          <w:color w:val="000000"/>
+          <w:sz w:val="26"/>
+          <w:szCs w:val="26"/>
+        </w:rPr>
+        <w:t xml:space="preserve">dữ liệu đi xuôi qua từng tầng để ra dự đoán.</w:t>
+      </w:r>
+    </w:p>
+    <w:p>
+      <w:pPr>
+        <w:shd w:fill="F2F2F2" w:val="clear"/>
+        <w:spacing w:after="100" w:line="260"/>
+      </w:pPr>
+      <w:r>
+        <w:rPr>
+          <w:rFonts w:ascii="Consolas" w:cs="Consolas" w:eastAsia="Consolas" w:hAnsi="Consolas"/>
+          <w:sz w:val="22"/>
+          <w:szCs w:val="22"/>
+        </w:rPr>
+        <w:t xml:space="preserve">Mỗi tầng ẩn:  z = W·x + b  →  a = ReLU(z)  →  BatchNorm(a)  →  Dropout</w:t>
+      </w:r>
+      <w:r>
+        <w:rPr>
+          <w:rFonts w:ascii="Consolas" w:cs="Consolas" w:eastAsia="Consolas" w:hAnsi="Consolas"/>
+          <w:sz w:val="22"/>
+          <w:szCs w:val="22"/>
+        </w:rPr>
+        <w:br/>
+        <w:t xml:space="preserve">Tầng ra:      logit = W_out·a + b_out        (chưa qua activation)</w:t>
+      </w:r>
+      <w:r>
+        <w:rPr>
+          <w:rFonts w:ascii="Consolas" w:cs="Consolas" w:eastAsia="Consolas" w:hAnsi="Consolas"/>
+          <w:sz w:val="22"/>
+          <w:szCs w:val="22"/>
+        </w:rPr>
+        <w:br/>
+        <w:t xml:space="preserve">Dự đoán:      ŷ = sigmoid(logit) ∈ (0,1)      (xác suất tấn công)</w:t>
+      </w:r>
+    </w:p>
+    <w:p>
+      <w:pPr>
+        <w:spacing w:after="100" w:line="300"/>
+      </w:pPr>
+      <w:r>
+        <w:rPr>
+          <w:rFonts w:ascii="Times New Roman" w:cs="Times New Roman" w:eastAsia="Times New Roman" w:hAnsi="Times New Roman"/>
+          <w:b/>
+          <w:bCs/>
+          <w:color w:val="000000"/>
+          <w:sz w:val="26"/>
+          <w:szCs w:val="26"/>
+        </w:rPr>
+        <w:t xml:space="preserve">B3 — Tính Loss &amp; Gradient (Backpropagation / lan truyền ngược): </w:t>
+      </w:r>
+      <w:r>
+        <w:rPr>
+          <w:rFonts w:ascii="Times New Roman" w:cs="Times New Roman" w:eastAsia="Times New Roman" w:hAnsi="Times New Roman"/>
+          <w:color w:val="000000"/>
+          <w:sz w:val="26"/>
+          <w:szCs w:val="26"/>
+        </w:rPr>
+        <w:t xml:space="preserve">so ŷ với nhãn thật để tính Loss (BCE có pos_weight), rồi tính đạo hàm của Loss theo mọi W, b bằng quy tắc chuỗi (chain rule) — sai số được truyền NGƯỢC từ tầng ra về các tầng trước.</w:t>
+      </w:r>
+    </w:p>
+    <w:p>
+      <w:pPr>
+        <w:shd w:fill="F2F2F2" w:val="clear"/>
+        <w:spacing w:after="100" w:line="260"/>
+      </w:pPr>
+      <w:r>
+        <w:rPr>
+          <w:rFonts w:ascii="Consolas" w:cs="Consolas" w:eastAsia="Consolas" w:hAnsi="Consolas"/>
+          <w:sz w:val="22"/>
+          <w:szCs w:val="22"/>
+        </w:rPr>
+        <w:t xml:space="preserve">Loss (BCE) = −[ y·ln(ŷ) + (1−y)·ln(1−ŷ) ]  × pos_weight cho lớp dương</w:t>
+      </w:r>
+      <w:r>
+        <w:rPr>
+          <w:rFonts w:ascii="Consolas" w:cs="Consolas" w:eastAsia="Consolas" w:hAnsi="Consolas"/>
+          <w:sz w:val="22"/>
+          <w:szCs w:val="22"/>
+        </w:rPr>
+        <w:br/>
+        <w:t xml:space="preserve">∂L/∂logit = ŷ − y                         (sigmoid + BCE triệt tiêu đẹp)</w:t>
+      </w:r>
+      <w:r>
+        <w:rPr>
+          <w:rFonts w:ascii="Consolas" w:cs="Consolas" w:eastAsia="Consolas" w:hAnsi="Consolas"/>
+          <w:sz w:val="22"/>
+          <w:szCs w:val="22"/>
+        </w:rPr>
+        <w:br/>
+        <w:t xml:space="preserve">∂L/∂W(tầng) = lan truyền ngược qua từng tầng bằng chain rule</w:t>
+      </w:r>
+    </w:p>
+    <w:p>
+      <w:pPr>
+        <w:spacing w:after="100" w:line="300"/>
+      </w:pPr>
+      <w:r>
+        <w:rPr>
+          <w:rFonts w:ascii="Times New Roman" w:cs="Times New Roman" w:eastAsia="Times New Roman" w:hAnsi="Times New Roman"/>
+          <w:b/>
+          <w:bCs/>
+          <w:color w:val="000000"/>
+          <w:sz w:val="26"/>
+          <w:szCs w:val="26"/>
+        </w:rPr>
+        <w:t xml:space="preserve">B4 — Cập nhật tham số (Gradient Descent, tối ưu bằng Adam): </w:t>
+      </w:r>
+      <w:r>
+        <w:rPr>
+          <w:rFonts w:ascii="Times New Roman" w:cs="Times New Roman" w:eastAsia="Times New Roman" w:hAnsi="Times New Roman"/>
+          <w:color w:val="000000"/>
+          <w:sz w:val="26"/>
+          <w:szCs w:val="26"/>
+        </w:rPr>
+        <w:t xml:space="preserve">dịch trọng số ngược hướng gradient để giảm Loss.</w:t>
+      </w:r>
+    </w:p>
+    <w:p>
+      <w:pPr>
+        <w:shd w:fill="F2F2F2" w:val="clear"/>
+        <w:spacing w:after="100" w:line="260"/>
+      </w:pPr>
+      <w:r>
+        <w:rPr>
+          <w:rFonts w:ascii="Consolas" w:cs="Consolas" w:eastAsia="Consolas" w:hAnsi="Consolas"/>
+          <w:sz w:val="22"/>
+          <w:szCs w:val="22"/>
+        </w:rPr>
+        <w:t xml:space="preserve">W = W − learning_rate · ∂L/∂W</w:t>
+      </w:r>
+      <w:r>
+        <w:rPr>
+          <w:rFonts w:ascii="Consolas" w:cs="Consolas" w:eastAsia="Consolas" w:hAnsi="Consolas"/>
+          <w:sz w:val="22"/>
+          <w:szCs w:val="22"/>
+        </w:rPr>
+        <w:br/>
+        <w:t xml:space="preserve">b = b − learning_rate · ∂L/∂b</w:t>
+      </w:r>
+      <w:r>
+        <w:rPr>
+          <w:rFonts w:ascii="Consolas" w:cs="Consolas" w:eastAsia="Consolas" w:hAnsi="Consolas"/>
+          <w:sz w:val="22"/>
+          <w:szCs w:val="22"/>
+        </w:rPr>
+        <w:br/>
+        <w:t xml:space="preserve">(Adam: có thêm quán tính &amp; điều chỉnh LR theo từng tham số)</w:t>
+      </w:r>
+    </w:p>
+    <w:p>
+      <w:pPr>
+        <w:spacing w:after="100" w:line="300"/>
+      </w:pPr>
+      <w:r>
+        <w:rPr>
+          <w:rFonts w:ascii="Times New Roman" w:cs="Times New Roman" w:eastAsia="Times New Roman" w:hAnsi="Times New Roman"/>
+          <w:color w:val="000000"/>
+          <w:sz w:val="26"/>
+          <w:szCs w:val="26"/>
+        </w:rPr>
+        <w:t xml:space="preserve">Lặp lại B2 → B3 → B4 cho từng mini-batch, hết một lượt dữ liệu là 1 epoch. Sau mỗi epoch, đánh giá trên tập validation (AUPRC/AUROC) để chọn model tốt nhất và early stopping.</w:t>
+      </w:r>
+    </w:p>
+    <w:p>
+      <w:pPr>
+        <w:pBdr>
+          <w:left w:val="single" w:color="F59E0B" w:sz="18" w:space="8"/>
+        </w:pBdr>
+        <w:shd w:fill="FFF8E1" w:val="clear"/>
+        <w:spacing w:after="120" w:line="290"/>
+      </w:pPr>
+      <w:r>
+        <w:rPr>
+          <w:rFonts w:ascii="Times New Roman" w:cs="Times New Roman" w:eastAsia="Times New Roman" w:hAnsi="Times New Roman"/>
+          <w:i/>
+          <w:iCs/>
+          <w:color w:val="5D4037"/>
+          <w:sz w:val="24"/>
+          <w:szCs w:val="24"/>
+        </w:rPr>
+        <w:t xml:space="preserve">Tương ứng thuật ngữ: B2 = giai đoạn Propagation (lan truyền tiến); B3 + B4 = giai đoạn Backpropagation (tính gradient rồi cập nhật ngược). Đây chính là nguyên lý Perceptron mở rộng cho mạng nhiều tầng — khác biệt duy nhất là backprop dùng chain rule truyền qua nhiều tầng liên tiếp.</w:t>
       </w:r>
     </w:p>
     <w:p>

--- a/BaoCao_TongHop_RBA.docx
+++ b/BaoCao_TongHop_RBA.docx
@@ -5023,7 +5023,7 @@
                 <w:sz w:val="23"/>
                 <w:szCs w:val="23"/>
               </w:rPr>
-              <w:t xml:space="preserve">0.8774</w:t>
+              <w:t xml:space="preserve">0.8781</w:t>
             </w:r>
           </w:p>
         </w:tc>
@@ -5103,7 +5103,7 @@
                 <w:sz w:val="23"/>
                 <w:szCs w:val="23"/>
               </w:rPr>
-              <w:t xml:space="preserve">0.2188</w:t>
+              <w:t xml:space="preserve">0.2180</w:t>
             </w:r>
           </w:p>
         </w:tc>
@@ -5183,7 +5183,7 @@
                 <w:sz w:val="23"/>
                 <w:szCs w:val="23"/>
               </w:rPr>
-              <w:t xml:space="preserve">0.7896</w:t>
+              <w:t xml:space="preserve">0.7933</w:t>
             </w:r>
           </w:p>
         </w:tc>
@@ -5263,7 +5263,7 @@
                 <w:sz w:val="23"/>
                 <w:szCs w:val="23"/>
               </w:rPr>
-              <w:t xml:space="preserve">0.1117</w:t>
+              <w:t xml:space="preserve">0.1133</w:t>
             </w:r>
           </w:p>
         </w:tc>
@@ -5343,7 +5343,7 @@
                 <w:sz w:val="23"/>
                 <w:szCs w:val="23"/>
               </w:rPr>
-              <w:t xml:space="preserve">0.8449</w:t>
+              <w:t xml:space="preserve">0.8428</w:t>
             </w:r>
           </w:p>
         </w:tc>
@@ -5423,7 +5423,7 @@
                 <w:sz w:val="23"/>
                 <w:szCs w:val="23"/>
               </w:rPr>
-              <w:t xml:space="preserve">0.1974</w:t>
+              <w:t xml:space="preserve">0.1998</w:t>
             </w:r>
           </w:p>
         </w:tc>
@@ -5679,7 +5679,7 @@
           <w:sz w:val="26"/>
           <w:szCs w:val="26"/>
         </w:rPr>
-        <w:t xml:space="preserve">Recall cao (84.5%) + Precision thấp (11.2%) là đánh đổi có chủ đích: </w:t>
+        <w:t xml:space="preserve">Recall cao (84.3%) + Precision thấp (11.3%) là đánh đổi có chủ đích: </w:t>
       </w:r>
       <w:r>
         <w:rPr>
@@ -5726,7 +5726,7 @@
           <w:sz w:val="26"/>
           <w:szCs w:val="26"/>
         </w:rPr>
-        <w:t xml:space="preserve">AUPRC (0.219, so với baseline ngẫu nhiên ~0.03) mới phản ánh chất lượng thật, vì Accuracy/AUROC bị “thổi phồng” bởi lớp âm áp đảo.</w:t>
+        <w:t xml:space="preserve">AUPRC (0.218, so với baseline ngẫu nhiên ~0.03) mới phản ánh chất lượng thật, vì Accuracy/AUROC bị “thổi phồng” bởi lớp âm áp đảo.</w:t>
       </w:r>
     </w:p>
     <w:p>
@@ -5746,7 +5746,7 @@
           <w:sz w:val="24"/>
           <w:szCs w:val="24"/>
         </w:rPr>
-        <w:t xml:space="preserve">Số liệu bổ sung (chỉ có trong báo cáo gốc): ở ngưỡng tối ưu F1 = 0.829, Precision tăng lên 27.8%, F1 = 0.327, đổi lại Recall giảm còn 39.8%.</w:t>
+        <w:t xml:space="preserve">Số liệu bổ sung: ở ngưỡng tối ưu F1 = 0.844, Precision tăng lên 28.9%, F1 = 0.324, đổi lại Recall giảm còn 37.0%.</w:t>
       </w:r>
     </w:p>
     <w:p>
@@ -6126,7 +6126,7 @@
           <w:sz w:val="26"/>
           <w:szCs w:val="26"/>
         </w:rPr>
-        <w:t xml:space="preserve">Đã phát hiện &amp; sửa lỗi thực: xmin/xmax batch-local trong hàm thuộc → đã lưu min/max toàn cục vào pipeline để inference đúng.</w:t>
+        <w:t xml:space="preserve">Đã phát hiện &amp; sửa 2 lỗi thực trong mã nguồn (xem 8.2).</w:t>
       </w:r>
     </w:p>
     <w:p>
@@ -6143,7 +6143,7 @@
           <w:sz w:val="27"/>
           <w:szCs w:val="27"/>
         </w:rPr>
-        <w:t xml:space="preserve">8.2. Điểm yếu / rủi ro</w:t>
+        <w:t xml:space="preserve">8.2. Lỗi đã phát hiện và khắc phục</w:t>
       </w:r>
     </w:p>
     <w:p>
@@ -6158,11 +6158,22 @@
       <w:r>
         <w:rPr>
           <w:rFonts w:ascii="Times New Roman" w:cs="Times New Roman" w:eastAsia="Times New Roman" w:hAnsi="Times New Roman"/>
-          <w:color w:val="000000"/>
-          <w:sz w:val="26"/>
-          <w:szCs w:val="26"/>
-        </w:rPr>
-        <w:t xml:space="preserve">Precision thấp (11.2%) ở ngưỡng 0.5 — nhiều báo động giả; chưa tối ưu ngưỡng ở quyết định cuối.</w:t>
+          <w:b/>
+          <w:bCs/>
+          <w:color w:val="000000"/>
+          <w:sz w:val="26"/>
+          <w:szCs w:val="26"/>
+        </w:rPr>
+        <w:t xml:space="preserve">xmin/xmax batch-local trong hàm thuộc mờ: </w:t>
+      </w:r>
+      <w:r>
+        <w:rPr>
+          <w:rFonts w:ascii="Times New Roman" w:cs="Times New Roman" w:eastAsia="Times New Roman" w:hAnsi="Times New Roman"/>
+          <w:color w:val="000000"/>
+          <w:sz w:val="26"/>
+          <w:szCs w:val="26"/>
+        </w:rPr>
+        <w:t xml:space="preserve">low_med_high() từng tính lại xmin/xmax từ chính batch truyền vào transform() thay vì dùng giá trị toàn cục của train. Ổn định với batch lớn nhưng làm méo kết quả khi suy luận trên 1-2 dòng đơn lẻ. Đã sửa: fit() lưu thêm minmax_ toàn cục, inference gán lại từ pipeline thay vì tính lại.</w:t>
       </w:r>
     </w:p>
     <w:p>
@@ -6183,16 +6194,53 @@
           <w:sz w:val="26"/>
           <w:szCs w:val="26"/>
         </w:rPr>
-        <w:t xml:space="preserve">Rò rỉ thống kê toàn cục tinh vi (CHƯA sửa): </w:t>
-      </w:r>
-      <w:r>
-        <w:rPr>
-          <w:rFonts w:ascii="Times New Roman" w:cs="Times New Roman" w:eastAsia="Times New Roman" w:hAnsi="Times New Roman"/>
-          <w:color w:val="000000"/>
-          <w:sz w:val="26"/>
-          <w:szCs w:val="26"/>
-        </w:rPr>
-        <w:t xml:space="preserve">median RTT và value_counts cho country/asn rarity tính trên TOÀN BỘ df (gồm cả val/test) vì engineer_features chạy trước prepare_splits. Nên tính chỉ trên train.</w:t>
+        <w:t xml:space="preserve">Rò rỉ thống kê toàn cục (RTT/Country/ASN rarity): </w:t>
+      </w:r>
+      <w:r>
+        <w:rPr>
+          <w:rFonts w:ascii="Times New Roman" w:cs="Times New Roman" w:eastAsia="Times New Roman" w:hAnsi="Times New Roman"/>
+          <w:color w:val="000000"/>
+          <w:sz w:val="26"/>
+          <w:szCs w:val="26"/>
+        </w:rPr>
+        <w:t xml:space="preserve">trước đây median RTT và tần suất Country/ASN được tính trên TOÀN BỘ dữ liệu (gồm cả val/test) ngay trong engineer_features(), trước khi chia tập — một dạng leakage tinh vi. Đã sửa bằng fit_global_stats()/apply_global_stats() trong features.py: 2 thống kê này giờ fit CHỈ trên train, áp dụng nhất quán cho val/test và inference (lưu trong pipeline["global_stats"]).</w:t>
+      </w:r>
+    </w:p>
+    <w:p>
+      <w:pPr>
+        <w:pBdr>
+          <w:left w:val="single" w:color="F59E0B" w:sz="18" w:space="8"/>
+        </w:pBdr>
+        <w:shd w:fill="FFF8E1" w:val="clear"/>
+        <w:spacing w:after="120" w:line="290"/>
+      </w:pPr>
+      <w:r>
+        <w:rPr>
+          <w:rFonts w:ascii="Times New Roman" w:cs="Times New Roman" w:eastAsia="Times New Roman" w:hAnsi="Times New Roman"/>
+          <w:i/>
+          <w:iCs/>
+          <w:color w:val="5D4037"/>
+          <w:sz w:val="24"/>
+          <w:szCs w:val="24"/>
+        </w:rPr>
+        <w:t xml:space="preserve">Cả 2 lỗi trên đều đã được kiểm thử lại: huấn luyện lại từ đầu, metrics gần như không đổi (đúng như dự đoán vì ảnh hưởng nhẹ ở quy mô batch lớn), và inference.py demo cho kết quả hợp lý, tách biệt rõ giữa 2 kịch bản rủi ro cao/thấp.</w:t>
+      </w:r>
+    </w:p>
+    <w:p>
+      <w:pPr>
+        <w:pStyle w:val="Heading2"/>
+        <w:spacing w:after="100" w:before="200"/>
+      </w:pPr>
+      <w:r>
+        <w:rPr>
+          <w:rFonts w:ascii="Times New Roman" w:cs="Times New Roman" w:eastAsia="Times New Roman" w:hAnsi="Times New Roman"/>
+          <w:b/>
+          <w:bCs/>
+          <w:color w:val="2E75B6"/>
+          <w:sz w:val="27"/>
+          <w:szCs w:val="27"/>
+        </w:rPr>
+        <w:t xml:space="preserve">8.3. Điểm yếu / rủi ro còn lại</w:t>
       </w:r>
     </w:p>
     <w:p>
@@ -6211,7 +6259,7 @@
           <w:sz w:val="26"/>
           <w:szCs w:val="26"/>
         </w:rPr>
-        <w:t xml:space="preserve">8 luật fuzzy thiết kế thủ công theo trực giác, chưa tối ưu tự động.</w:t>
+        <w:t xml:space="preserve">Precision thấp (11.3%) ở ngưỡng 0.5 — nhiều báo động giả; ngưỡng tối ưu F1 (0.844) cải thiện Precision lên 28.9% nhưng đánh đổi Recall giảm còn 37.0%.</w:t>
       </w:r>
     </w:p>
     <w:p>
@@ -6230,24 +6278,7 @@
           <w:sz w:val="26"/>
           <w:szCs w:val="26"/>
         </w:rPr>
-        <w:t xml:space="preserve">requirements dùng “&gt;=” (không ghim phiên bản chính xác) → có thể lệch hành vi giữa các phiên bản.</w:t>
-      </w:r>
-    </w:p>
-    <w:p>
-      <w:pPr>
-        <w:pStyle w:val="Heading2"/>
-        <w:spacing w:after="100" w:before="200"/>
-      </w:pPr>
-      <w:r>
-        <w:rPr>
-          <w:rFonts w:ascii="Times New Roman" w:cs="Times New Roman" w:eastAsia="Times New Roman" w:hAnsi="Times New Roman"/>
-          <w:b/>
-          <w:bCs/>
-          <w:color w:val="2E75B6"/>
-          <w:sz w:val="27"/>
-          <w:szCs w:val="27"/>
-        </w:rPr>
-        <w:t xml:space="preserve">8.3. Hướng phát triển</w:t>
+        <w:t xml:space="preserve">8 luật fuzzy thiết kế thủ công theo trực giác, chưa tối ưu tự động.</w:t>
       </w:r>
     </w:p>
     <w:p>
@@ -6266,7 +6297,24 @@
           <w:sz w:val="26"/>
           <w:szCs w:val="26"/>
         </w:rPr>
-        <w:t xml:space="preserve">Thử Focal Loss / tinh chỉnh pos_weight để tăng Precision mà không giảm Recall quá nhiều.</w:t>
+        <w:t xml:space="preserve">requirements dùng “&gt;=” (không ghim phiên bản chính xác) → có thể lệch hành vi giữa các phiên bản.</w:t>
+      </w:r>
+    </w:p>
+    <w:p>
+      <w:pPr>
+        <w:pStyle w:val="Heading2"/>
+        <w:spacing w:after="100" w:before="200"/>
+      </w:pPr>
+      <w:r>
+        <w:rPr>
+          <w:rFonts w:ascii="Times New Roman" w:cs="Times New Roman" w:eastAsia="Times New Roman" w:hAnsi="Times New Roman"/>
+          <w:b/>
+          <w:bCs/>
+          <w:color w:val="2E75B6"/>
+          <w:sz w:val="27"/>
+          <w:szCs w:val="27"/>
+        </w:rPr>
+        <w:t xml:space="preserve">8.4. Hướng phát triển</w:t>
       </w:r>
     </w:p>
     <w:p>
@@ -6285,7 +6333,7 @@
           <w:sz w:val="26"/>
           <w:szCs w:val="26"/>
         </w:rPr>
-        <w:t xml:space="preserve">Chọn ngưỡng theo ma trận chi phí thực tế (cân bằng bỏ sót tấn công vs làm phiền người dùng).</w:t>
+        <w:t xml:space="preserve">Thử Focal Loss / tinh chỉnh pos_weight để tăng Precision mà không giảm Recall quá nhiều.</w:t>
       </w:r>
     </w:p>
     <w:p>
@@ -6304,7 +6352,7 @@
           <w:sz w:val="26"/>
           <w:szCs w:val="26"/>
         </w:rPr>
-        <w:t xml:space="preserve">Tối ưu/học tự động hệ mờ (ANFIS hoặc thuật toán tiến hóa) thay vì thiết kế luật thủ công.</w:t>
+        <w:t xml:space="preserve">Chọn ngưỡng theo ma trận chi phí thực tế (cân bằng bỏ sót tấn công vs làm phiền người dùng).</w:t>
       </w:r>
     </w:p>
     <w:p>
@@ -6323,7 +6371,26 @@
           <w:sz w:val="26"/>
           <w:szCs w:val="26"/>
         </w:rPr>
-        <w:t xml:space="preserve">Khắc phục leakage thống kê toàn cục; ghim phiên bản thư viện để tái lập.</w:t>
+        <w:t xml:space="preserve">Tối ưu/học tự động hệ mờ (ANFIS hoặc thuật toán tiến hóa) thay vì thiết kế luật thủ công.</w:t>
+      </w:r>
+    </w:p>
+    <w:p>
+      <w:pPr>
+        <w:pStyle w:val="ListParagraph"/>
+        <w:numPr>
+          <w:ilvl w:val="0"/>
+          <w:numId w:val="1"/>
+        </w:numPr>
+        <w:spacing w:after="60" w:line="290"/>
+      </w:pPr>
+      <w:r>
+        <w:rPr>
+          <w:rFonts w:ascii="Times New Roman" w:cs="Times New Roman" w:eastAsia="Times New Roman" w:hAnsi="Times New Roman"/>
+          <w:color w:val="000000"/>
+          <w:sz w:val="26"/>
+          <w:szCs w:val="26"/>
+        </w:rPr>
+        <w:t xml:space="preserve">Ghim phiên bản thư viện chính xác (thay vì “&gt;=”) để tái lập kết quả ổn định giữa các máy.</w:t>
       </w:r>
     </w:p>
     <w:p>
@@ -6340,7 +6407,7 @@
           <w:sz w:val="27"/>
           <w:szCs w:val="27"/>
         </w:rPr>
-        <w:t xml:space="preserve">8.4. Kết luận</w:t>
+        <w:t xml:space="preserve">8.5. Kết luận</w:t>
       </w:r>
     </w:p>
     <w:p>
@@ -6354,7 +6421,7 @@
           <w:sz w:val="26"/>
           <w:szCs w:val="26"/>
         </w:rPr>
-        <w:t xml:space="preserve">Dự án xây dựng thành công hệ lai MLP + Mamdani Fuzzy trên ~500.000 lượt đăng nhập cho bài toán RBA. Hệ mờ mã hóa tri thức chuyên gia (8 luật) thành đặc trưng giải thích được, ghép cùng đặc trưng số/one-hot làm đầu vào MLP 3 tầng ẩn (128→64→32). Kết quả test (AUROC 0.877, AUPRC 0.219, Recall 84.5%, Precision 11.2% ở ngưỡng 0.5) cho thấy mô hình bắt được phần lớn tấn công — phù hợp mục tiêu bảo mật — dù tỉ lệ báo động giả còn cao, một đánh đổi chấp nhận được và có thể tinh chỉnh qua ngưỡng.</w:t>
+        <w:t xml:space="preserve">Dự án xây dựng thành công hệ lai MLP + Mamdani Fuzzy trên ~500.000 lượt đăng nhập cho bài toán RBA. Hệ mờ mã hóa tri thức chuyên gia (8 luật) thành đặc trưng giải thích được, ghép cùng đặc trưng số/one-hot làm đầu vào MLP 3 tầng ẩn (128→64→32). Kết quả test (AUROC 0.878, AUPRC 0.218, Recall 84.3%, Precision 11.3% ở ngưỡng 0.5) cho thấy mô hình bắt được phần lớn tấn công — phù hợp mục tiêu bảo mật — dù tỉ lệ báo động giả còn cao, một đánh đổi chấp nhận được và có thể tinh chỉnh qua ngưỡng. Quá trình rà soát mã nguồn còn phát hiện và khắc phục thành công 2 lỗi thực trong pipeline (mục 8.2), thể hiện giá trị của việc hiểu rõ thuật toán ở mức triển khai.</w:t>
       </w:r>
     </w:p>
     <w:sectPr>

--- a/BaoCao_TongHop_RBA.docx
+++ b/BaoCao_TongHop_RBA.docx
@@ -53,7 +53,7 @@
     </w:p>
     <w:p>
       <w:pPr>
-        <w:spacing w:after="80"/>
+        <w:spacing w:after="500"/>
         <w:jc w:val="center"/>
       </w:pPr>
       <w:r>
@@ -66,6 +66,83 @@
           <w:szCs w:val="26"/>
         </w:rPr>
         <w:t xml:space="preserve">Học Máy Nâng Cao — Tài liệu đọc hiểu &amp; tổng hợp mã nguồn</w:t>
+      </w:r>
+    </w:p>
+    <w:p>
+      <w:pPr>
+        <w:spacing w:after="100"/>
+        <w:jc w:val="center"/>
+      </w:pPr>
+      <w:r>
+        <w:rPr>
+          <w:rFonts w:ascii="Times New Roman" w:cs="Times New Roman" w:eastAsia="Times New Roman" w:hAnsi="Times New Roman"/>
+          <w:b/>
+          <w:bCs/>
+          <w:color w:val="000000"/>
+          <w:sz w:val="25"/>
+          <w:szCs w:val="25"/>
+        </w:rPr>
+        <w:t xml:space="preserve">Sinh viên thực hiện:</w:t>
+      </w:r>
+    </w:p>
+    <w:p>
+      <w:pPr>
+        <w:spacing w:after="60"/>
+        <w:jc w:val="center"/>
+      </w:pPr>
+      <w:r>
+        <w:rPr>
+          <w:rFonts w:ascii="Times New Roman" w:cs="Times New Roman" w:eastAsia="Times New Roman" w:hAnsi="Times New Roman"/>
+          <w:color w:val="000000"/>
+          <w:sz w:val="25"/>
+          <w:szCs w:val="25"/>
+        </w:rPr>
+        <w:t xml:space="preserve">Phạm Trung Kiên — MSSV 2591310</w:t>
+      </w:r>
+    </w:p>
+    <w:p>
+      <w:pPr>
+        <w:spacing w:after="60"/>
+        <w:jc w:val="center"/>
+      </w:pPr>
+      <w:r>
+        <w:rPr>
+          <w:rFonts w:ascii="Times New Roman" w:cs="Times New Roman" w:eastAsia="Times New Roman" w:hAnsi="Times New Roman"/>
+          <w:color w:val="000000"/>
+          <w:sz w:val="25"/>
+          <w:szCs w:val="25"/>
+        </w:rPr>
+        <w:t xml:space="preserve">Nguyễn Minh Tuấn — MSSV 2591325</w:t>
+      </w:r>
+    </w:p>
+    <w:p>
+      <w:pPr>
+        <w:spacing w:after="60"/>
+        <w:jc w:val="center"/>
+      </w:pPr>
+      <w:r>
+        <w:rPr>
+          <w:rFonts w:ascii="Times New Roman" w:cs="Times New Roman" w:eastAsia="Times New Roman" w:hAnsi="Times New Roman"/>
+          <w:color w:val="000000"/>
+          <w:sz w:val="25"/>
+          <w:szCs w:val="25"/>
+        </w:rPr>
+        <w:t xml:space="preserve">Lê Phú Nhân — MSSV 2591317</w:t>
+      </w:r>
+    </w:p>
+    <w:p>
+      <w:pPr>
+        <w:spacing w:before="100"/>
+        <w:jc w:val="center"/>
+      </w:pPr>
+      <w:r>
+        <w:rPr>
+          <w:rFonts w:ascii="Times New Roman" w:cs="Times New Roman" w:eastAsia="Times New Roman" w:hAnsi="Times New Roman"/>
+          <w:color w:val="000000"/>
+          <w:sz w:val="25"/>
+          <w:szCs w:val="25"/>
+        </w:rPr>
+        <w:t xml:space="preserve">Lớp: KHMT 2025B</w:t>
       </w:r>
     </w:p>
     <w:p>

--- a/BaoCao_TongHop_RBA.docx
+++ b/BaoCao_TongHop_RBA.docx
@@ -9,7 +9,7 @@
       </w:pPr>
       <w:r>
         <w:drawing>
-          <wp:anchor distT="0" distB="0" distL="0" distR="0" simplePos="0" allowOverlap="1" behindDoc="1" locked="0" layoutInCell="1" relativeHeight="-1">
+          <wp:anchor distT="0" distB="0" distL="0" distR="0" simplePos="0" allowOverlap="1" behindDoc="1" locked="0" layoutInCell="1" relativeHeight="0">
             <wp:simplePos x="0" y="0"/>
             <wp:positionH relativeFrom="page">
               <wp:posOffset>200000</wp:posOffset>
@@ -379,8 +379,8 @@
       <w:r>
         <w:rPr>
           <w:rFonts w:ascii="Times New Roman" w:cs="Times New Roman" w:eastAsia="Times New Roman" w:hAnsi="Times New Roman"/>
-          <w:b w:val="function bold() { [native code] }"/>
-          <w:bCs w:val="function bold() { [native code] }"/>
+          <w:b w:val="1"/>
+          <w:bCs w:val="1"/>
           <w:color w:val="000000"/>
           <w:sz w:val="26"/>
           <w:szCs w:val="26"/>
@@ -487,8 +487,8 @@
       <w:r>
         <w:rPr>
           <w:rFonts w:ascii="Times New Roman" w:cs="Times New Roman" w:eastAsia="Times New Roman" w:hAnsi="Times New Roman"/>
-          <w:b w:val="function bold() { [native code] }"/>
-          <w:bCs w:val="function bold() { [native code] }"/>
+          <w:b w:val="1"/>
+          <w:bCs w:val="1"/>
           <w:color w:val="000000"/>
           <w:sz w:val="26"/>
           <w:szCs w:val="26"/>
@@ -526,8 +526,8 @@
       <w:r>
         <w:rPr>
           <w:rFonts w:ascii="Times New Roman" w:cs="Times New Roman" w:eastAsia="Times New Roman" w:hAnsi="Times New Roman"/>
-          <w:b w:val="function bold() { [native code] }"/>
-          <w:bCs w:val="function bold() { [native code] }"/>
+          <w:b w:val="1"/>
+          <w:bCs w:val="1"/>
           <w:color w:val="000000"/>
           <w:sz w:val="26"/>
           <w:szCs w:val="26"/>
@@ -548,8 +548,8 @@
       <w:r>
         <w:rPr>
           <w:rFonts w:ascii="Times New Roman" w:cs="Times New Roman" w:eastAsia="Times New Roman" w:hAnsi="Times New Roman"/>
-          <w:b w:val="function bold() { [native code] }"/>
-          <w:bCs w:val="function bold() { [native code] }"/>
+          <w:b w:val="1"/>
+          <w:bCs w:val="1"/>
           <w:color w:val="000000"/>
           <w:sz w:val="26"/>
           <w:szCs w:val="26"/>
@@ -570,8 +570,8 @@
       <w:r>
         <w:rPr>
           <w:rFonts w:ascii="Times New Roman" w:cs="Times New Roman" w:eastAsia="Times New Roman" w:hAnsi="Times New Roman"/>
-          <w:b w:val="function bold() { [native code] }"/>
-          <w:bCs w:val="function bold() { [native code] }"/>
+          <w:b w:val="1"/>
+          <w:bCs w:val="1"/>
           <w:color w:val="000000"/>
           <w:sz w:val="26"/>
           <w:szCs w:val="26"/>
@@ -642,8 +642,8 @@
       <w:r>
         <w:rPr>
           <w:rFonts w:ascii="Times New Roman" w:cs="Times New Roman" w:eastAsia="Times New Roman" w:hAnsi="Times New Roman"/>
-          <w:b w:val="function bold() { [native code] }"/>
-          <w:bCs w:val="function bold() { [native code] }"/>
+          <w:b w:val="1"/>
+          <w:bCs w:val="1"/>
           <w:color w:val="000000"/>
           <w:sz w:val="26"/>
           <w:szCs w:val="26"/>
@@ -677,8 +677,8 @@
       <w:r>
         <w:rPr>
           <w:rFonts w:ascii="Times New Roman" w:cs="Times New Roman" w:eastAsia="Times New Roman" w:hAnsi="Times New Roman"/>
-          <w:b w:val="function bold() { [native code] }"/>
-          <w:bCs w:val="function bold() { [native code] }"/>
+          <w:b w:val="1"/>
+          <w:bCs w:val="1"/>
           <w:color w:val="000000"/>
           <w:sz w:val="26"/>
           <w:szCs w:val="26"/>
@@ -710,8 +710,8 @@
       <w:r>
         <w:rPr>
           <w:rFonts w:ascii="Times New Roman" w:cs="Times New Roman" w:eastAsia="Times New Roman" w:hAnsi="Times New Roman"/>
-          <w:b w:val="function bold() { [native code] }"/>
-          <w:bCs w:val="function bold() { [native code] }"/>
+          <w:b w:val="1"/>
+          <w:bCs w:val="1"/>
           <w:color w:val="000000"/>
           <w:sz w:val="26"/>
           <w:szCs w:val="26"/>
@@ -745,8 +745,8 @@
       <w:r>
         <w:rPr>
           <w:rFonts w:ascii="Times New Roman" w:cs="Times New Roman" w:eastAsia="Times New Roman" w:hAnsi="Times New Roman"/>
-          <w:b w:val="function bold() { [native code] }"/>
-          <w:bCs w:val="function bold() { [native code] }"/>
+          <w:b w:val="1"/>
+          <w:bCs w:val="1"/>
           <w:color w:val="000000"/>
           <w:sz w:val="26"/>
           <w:szCs w:val="26"/>
@@ -780,8 +780,8 @@
       <w:r>
         <w:rPr>
           <w:rFonts w:ascii="Times New Roman" w:cs="Times New Roman" w:eastAsia="Times New Roman" w:hAnsi="Times New Roman"/>
-          <w:b w:val="function bold() { [native code] }"/>
-          <w:bCs w:val="function bold() { [native code] }"/>
+          <w:b w:val="1"/>
+          <w:bCs w:val="1"/>
           <w:color w:val="000000"/>
           <w:sz w:val="26"/>
           <w:szCs w:val="26"/>
@@ -894,8 +894,8 @@
       <w:r>
         <w:rPr>
           <w:rFonts w:ascii="Times New Roman" w:cs="Times New Roman" w:eastAsia="Times New Roman" w:hAnsi="Times New Roman"/>
-          <w:b w:val="function bold() { [native code] }"/>
-          <w:bCs w:val="function bold() { [native code] }"/>
+          <w:b w:val="1"/>
+          <w:bCs w:val="1"/>
           <w:color w:val="000000"/>
           <w:sz w:val="26"/>
           <w:szCs w:val="26"/>
@@ -912,8 +912,8 @@
       <w:r>
         <w:rPr>
           <w:rFonts w:ascii="Times New Roman" w:cs="Times New Roman" w:eastAsia="Times New Roman" w:hAnsi="Times New Roman"/>
-          <w:b w:val="function bold() { [native code] }"/>
-          <w:bCs w:val="function bold() { [native code] }"/>
+          <w:b w:val="1"/>
+          <w:bCs w:val="1"/>
           <w:color w:val="000000"/>
           <w:sz w:val="26"/>
           <w:szCs w:val="26"/>
@@ -978,8 +978,8 @@
       <w:r>
         <w:rPr>
           <w:rFonts w:ascii="Times New Roman" w:cs="Times New Roman" w:eastAsia="Times New Roman" w:hAnsi="Times New Roman"/>
-          <w:b w:val="function bold() { [native code] }"/>
-          <w:bCs w:val="function bold() { [native code] }"/>
+          <w:b w:val="1"/>
+          <w:bCs w:val="1"/>
           <w:color w:val="000000"/>
           <w:sz w:val="26"/>
           <w:szCs w:val="26"/>
@@ -1075,8 +1075,8 @@
       <w:r>
         <w:rPr>
           <w:rFonts w:ascii="Times New Roman" w:cs="Times New Roman" w:eastAsia="Times New Roman" w:hAnsi="Times New Roman"/>
-          <w:b w:val="function bold() { [native code] }"/>
-          <w:bCs w:val="function bold() { [native code] }"/>
+          <w:b w:val="1"/>
+          <w:bCs w:val="1"/>
           <w:color w:val="000000"/>
           <w:sz w:val="26"/>
           <w:szCs w:val="26"/>
@@ -2318,8 +2318,8 @@
       <w:r>
         <w:rPr>
           <w:rFonts w:ascii="Times New Roman" w:cs="Times New Roman" w:eastAsia="Times New Roman" w:hAnsi="Times New Roman"/>
-          <w:b w:val="function bold() { [native code] }"/>
-          <w:bCs w:val="function bold() { [native code] }"/>
+          <w:b w:val="1"/>
+          <w:bCs w:val="1"/>
           <w:color w:val="000000"/>
           <w:sz w:val="26"/>
           <w:szCs w:val="26"/>
@@ -2572,8 +2572,8 @@
       <w:r>
         <w:rPr>
           <w:rFonts w:ascii="Times New Roman" w:cs="Times New Roman" w:eastAsia="Times New Roman" w:hAnsi="Times New Roman"/>
-          <w:b w:val="function bold() { [native code] }"/>
-          <w:bCs w:val="function bold() { [native code] }"/>
+          <w:b w:val="1"/>
+          <w:bCs w:val="1"/>
           <w:color w:val="000000"/>
           <w:sz w:val="26"/>
           <w:szCs w:val="26"/>
@@ -2668,8 +2668,8 @@
       <w:r>
         <w:rPr>
           <w:rFonts w:ascii="Times New Roman" w:cs="Times New Roman" w:eastAsia="Times New Roman" w:hAnsi="Times New Roman"/>
-          <w:b w:val="function bold() { [native code] }"/>
-          <w:bCs w:val="function bold() { [native code] }"/>
+          <w:b w:val="1"/>
+          <w:bCs w:val="1"/>
           <w:color w:val="000000"/>
           <w:sz w:val="26"/>
           <w:szCs w:val="26"/>
@@ -2824,8 +2824,8 @@
       <w:r>
         <w:rPr>
           <w:rFonts w:ascii="Times New Roman" w:cs="Times New Roman" w:eastAsia="Times New Roman" w:hAnsi="Times New Roman"/>
-          <w:b w:val="function bold() { [native code] }"/>
-          <w:bCs w:val="function bold() { [native code] }"/>
+          <w:b w:val="1"/>
+          <w:bCs w:val="1"/>
           <w:color w:val="000000"/>
           <w:sz w:val="26"/>
           <w:szCs w:val="26"/>
@@ -2859,8 +2859,8 @@
       <w:r>
         <w:rPr>
           <w:rFonts w:ascii="Times New Roman" w:cs="Times New Roman" w:eastAsia="Times New Roman" w:hAnsi="Times New Roman"/>
-          <w:b w:val="function bold() { [native code] }"/>
-          <w:bCs w:val="function bold() { [native code] }"/>
+          <w:b w:val="1"/>
+          <w:bCs w:val="1"/>
           <w:color w:val="000000"/>
           <w:sz w:val="26"/>
           <w:szCs w:val="26"/>
@@ -3737,8 +3737,8 @@
       <w:r>
         <w:rPr>
           <w:rFonts w:ascii="Times New Roman" w:cs="Times New Roman" w:eastAsia="Times New Roman" w:hAnsi="Times New Roman"/>
-          <w:b w:val="function bold() { [native code] }"/>
-          <w:bCs w:val="function bold() { [native code] }"/>
+          <w:b w:val="1"/>
+          <w:bCs w:val="1"/>
           <w:color w:val="000000"/>
           <w:sz w:val="26"/>
           <w:szCs w:val="26"/>
@@ -3759,8 +3759,8 @@
       <w:r>
         <w:rPr>
           <w:rFonts w:ascii="Times New Roman" w:cs="Times New Roman" w:eastAsia="Times New Roman" w:hAnsi="Times New Roman"/>
-          <w:b w:val="function bold() { [native code] }"/>
-          <w:bCs w:val="function bold() { [native code] }"/>
+          <w:b w:val="1"/>
+          <w:bCs w:val="1"/>
           <w:color w:val="000000"/>
           <w:sz w:val="26"/>
           <w:szCs w:val="26"/>
@@ -3813,8 +3813,8 @@
       <w:r>
         <w:rPr>
           <w:rFonts w:ascii="Times New Roman" w:cs="Times New Roman" w:eastAsia="Times New Roman" w:hAnsi="Times New Roman"/>
-          <w:b w:val="function bold() { [native code] }"/>
-          <w:bCs w:val="function bold() { [native code] }"/>
+          <w:b w:val="1"/>
+          <w:bCs w:val="1"/>
           <w:color w:val="000000"/>
           <w:sz w:val="26"/>
           <w:szCs w:val="26"/>
@@ -3852,8 +3852,8 @@
       <w:r>
         <w:rPr>
           <w:rFonts w:ascii="Times New Roman" w:cs="Times New Roman" w:eastAsia="Times New Roman" w:hAnsi="Times New Roman"/>
-          <w:b w:val="function bold() { [native code] }"/>
-          <w:bCs w:val="function bold() { [native code] }"/>
+          <w:b w:val="1"/>
+          <w:bCs w:val="1"/>
           <w:color w:val="000000"/>
           <w:sz w:val="26"/>
           <w:szCs w:val="26"/>
@@ -3874,8 +3874,8 @@
       <w:r>
         <w:rPr>
           <w:rFonts w:ascii="Times New Roman" w:cs="Times New Roman" w:eastAsia="Times New Roman" w:hAnsi="Times New Roman"/>
-          <w:b w:val="function bold() { [native code] }"/>
-          <w:bCs w:val="function bold() { [native code] }"/>
+          <w:b w:val="1"/>
+          <w:bCs w:val="1"/>
           <w:color w:val="000000"/>
           <w:sz w:val="26"/>
           <w:szCs w:val="26"/>
@@ -3913,8 +3913,8 @@
       <w:r>
         <w:rPr>
           <w:rFonts w:ascii="Times New Roman" w:cs="Times New Roman" w:eastAsia="Times New Roman" w:hAnsi="Times New Roman"/>
-          <w:b w:val="function bold() { [native code] }"/>
-          <w:bCs w:val="function bold() { [native code] }"/>
+          <w:b w:val="1"/>
+          <w:bCs w:val="1"/>
           <w:color w:val="000000"/>
           <w:sz w:val="26"/>
           <w:szCs w:val="26"/>
@@ -3935,8 +3935,8 @@
       <w:r>
         <w:rPr>
           <w:rFonts w:ascii="Times New Roman" w:cs="Times New Roman" w:eastAsia="Times New Roman" w:hAnsi="Times New Roman"/>
-          <w:b w:val="function bold() { [native code] }"/>
-          <w:bCs w:val="function bold() { [native code] }"/>
+          <w:b w:val="1"/>
+          <w:bCs w:val="1"/>
           <w:color w:val="000000"/>
           <w:sz w:val="26"/>
           <w:szCs w:val="26"/>

--- a/BaoCao_TongHop_RBA.docx
+++ b/BaoCao_TongHop_RBA.docx
@@ -1,15 +1,18 @@
 
 <file path=word/document.xml><?xml version="1.0" encoding="utf-8"?>
-<w:document xmlns:wpc="http://schemas.microsoft.com/office/word/2010/wordprocessingCanvas" xmlns:mc="http://schemas.openxmlformats.org/markup-compatibility/2006" xmlns:o="urn:schemas-microsoft-com:office:office" xmlns:r="http://schemas.openxmlformats.org/officeDocument/2006/relationships" xmlns:m="http://schemas.openxmlformats.org/officeDocument/2006/math" xmlns:v="urn:schemas-microsoft-com:vml" xmlns:wp14="http://schemas.microsoft.com/office/word/2010/wordprocessingDrawing" xmlns:wp="http://schemas.openxmlformats.org/drawingml/2006/wordprocessingDrawing" xmlns:w10="urn:schemas-microsoft-com:office:word" xmlns:w="http://schemas.openxmlformats.org/wordprocessingml/2006/main" xmlns:w14="http://schemas.microsoft.com/office/word/2010/wordml" xmlns:w15="http://schemas.microsoft.com/office/word/2012/wordml" xmlns:wpg="http://schemas.microsoft.com/office/word/2010/wordprocessingGroup" xmlns:wpi="http://schemas.microsoft.com/office/word/2010/wordprocessingInk" xmlns:wne="http://schemas.microsoft.com/office/word/2006/wordml" xmlns:wps="http://schemas.microsoft.com/office/word/2010/wordprocessingShape" xmlns:cx="http://schemas.microsoft.com/office/drawing/2014/chartex" xmlns:cx1="http://schemas.microsoft.com/office/drawing/2015/9/8/chartex" xmlns:cx2="http://schemas.microsoft.com/office/drawing/2015/10/21/chartex" xmlns:cx3="http://schemas.microsoft.com/office/drawing/2016/5/9/chartex" xmlns:cx4="http://schemas.microsoft.com/office/drawing/2016/5/10/chartex" xmlns:cx5="http://schemas.microsoft.com/office/drawing/2016/5/11/chartex" xmlns:cx6="http://schemas.microsoft.com/office/drawing/2016/5/12/chartex" xmlns:cx7="http://schemas.microsoft.com/office/drawing/2016/5/13/chartex" xmlns:cx8="http://schemas.microsoft.com/office/drawing/2016/5/14/chartex" xmlns:aink="http://schemas.microsoft.com/office/drawing/2016/ink" xmlns:am3d="http://schemas.microsoft.com/office/drawing/2017/model3d" xmlns:w16cex="http://schemas.microsoft.com/office/word/2018/wordml/cex" xmlns:w16cid="http://schemas.microsoft.com/office/word/2016/wordml/cid" xmlns:w16="http://schemas.microsoft.com/office/word/2018/wordml" xmlns:w16sdtdh="http://schemas.microsoft.com/office/word/2020/wordml/sdtdatahash" xmlns:w16se="http://schemas.microsoft.com/office/word/2015/wordml/symex" mc:Ignorable="w14 w15 wp14">
+<w:document xmlns:wpc="http://schemas.microsoft.com/office/word/2010/wordprocessingCanvas" xmlns:cx="http://schemas.microsoft.com/office/drawing/2014/chartex" xmlns:cx1="http://schemas.microsoft.com/office/drawing/2015/9/8/chartex" xmlns:cx2="http://schemas.microsoft.com/office/drawing/2015/10/21/chartex" xmlns:cx3="http://schemas.microsoft.com/office/drawing/2016/5/9/chartex" xmlns:cx4="http://schemas.microsoft.com/office/drawing/2016/5/10/chartex" xmlns:cx5="http://schemas.microsoft.com/office/drawing/2016/5/11/chartex" xmlns:cx6="http://schemas.microsoft.com/office/drawing/2016/5/12/chartex" xmlns:cx7="http://schemas.microsoft.com/office/drawing/2016/5/13/chartex" xmlns:cx8="http://schemas.microsoft.com/office/drawing/2016/5/14/chartex" xmlns:mc="http://schemas.openxmlformats.org/markup-compatibility/2006" xmlns:aink="http://schemas.microsoft.com/office/drawing/2016/ink" xmlns:am3d="http://schemas.microsoft.com/office/drawing/2017/model3d" xmlns:o="urn:schemas-microsoft-com:office:office" xmlns:oel="http://schemas.microsoft.com/office/2019/extlst" xmlns:r="http://schemas.openxmlformats.org/officeDocument/2006/relationships" xmlns:m="http://schemas.openxmlformats.org/officeDocument/2006/math" xmlns:v="urn:schemas-microsoft-com:vml" xmlns:wp14="http://schemas.microsoft.com/office/word/2010/wordprocessingDrawing" xmlns:wp="http://schemas.openxmlformats.org/drawingml/2006/wordprocessingDrawing" xmlns:w10="urn:schemas-microsoft-com:office:word" xmlns:w="http://schemas.openxmlformats.org/wordprocessingml/2006/main" xmlns:w14="http://schemas.microsoft.com/office/word/2010/wordml" xmlns:w15="http://schemas.microsoft.com/office/word/2012/wordml" xmlns:w16cex="http://schemas.microsoft.com/office/word/2018/wordml/cex" xmlns:w16cid="http://schemas.microsoft.com/office/word/2016/wordml/cid" xmlns:w16="http://schemas.microsoft.com/office/word/2018/wordml" xmlns:w16du="http://schemas.microsoft.com/office/word/2023/wordml/word16du" xmlns:w16sdtdh="http://schemas.microsoft.com/office/word/2020/wordml/sdtdatahash" xmlns:w16sdtfl="http://schemas.microsoft.com/office/word/2024/wordml/sdtformatlock" xmlns:w16se="http://schemas.microsoft.com/office/word/2015/wordml/symex" xmlns:wpg="http://schemas.microsoft.com/office/word/2010/wordprocessingGroup" xmlns:wpi="http://schemas.microsoft.com/office/word/2010/wordprocessingInk" xmlns:wne="http://schemas.microsoft.com/office/word/2006/wordml" xmlns:wps="http://schemas.microsoft.com/office/word/2010/wordprocessingShape" mc:Ignorable="w14 w15 w16se w16cid w16 w16cex w16sdtdh w16sdtfl w16du wp14">
   <w:body>
     <w:p>
       <w:pPr>
-        <w:spacing w:after="40" w:before="300" w:line="300"/>
+        <w:spacing w:before="300" w:after="40" w:line="300" w:lineRule="auto"/>
         <w:jc w:val="center"/>
       </w:pPr>
       <w:r>
+        <w:rPr>
+          <w:noProof/>
+        </w:rPr>
         <w:drawing>
-          <wp:anchor distT="0" distB="0" distL="0" distR="0" simplePos="0" allowOverlap="1" behindDoc="1" locked="0" layoutInCell="1" relativeHeight="0">
+          <wp:anchor distT="0" distB="0" distL="0" distR="0" simplePos="0" relativeHeight="251658240" behindDoc="1" locked="0" layoutInCell="1" allowOverlap="1" wp14:anchorId="129FF373" wp14:editId="1D4B3C53">
             <wp:simplePos x="0" y="0"/>
             <wp:positionH relativeFrom="page">
               <wp:posOffset>200000</wp:posOffset>
@@ -18,9 +21,9 @@
               <wp:posOffset>200000</wp:posOffset>
             </wp:positionV>
             <wp:extent cx="7162800" cy="10267950"/>
-            <wp:effectExtent t="0" r="0" b="0" l="0"/>
+            <wp:effectExtent l="0" t="0" r="0" b="0"/>
             <wp:wrapNone/>
-            <wp:docPr id="1" name="" descr="" title=""/>
+            <wp:docPr id="1" name="Picture 1"/>
             <wp:cNvGraphicFramePr>
               <a:graphicFrameLocks xmlns:a="http://schemas.openxmlformats.org/drawingml/2006/main" noChangeAspect="1"/>
             </wp:cNvGraphicFramePr>
@@ -28,13 +31,13 @@
               <a:graphicData uri="http://schemas.openxmlformats.org/drawingml/2006/picture">
                 <pic:pic xmlns:pic="http://schemas.openxmlformats.org/drawingml/2006/picture">
                   <pic:nvPicPr>
-                    <pic:cNvPr id="0" name="" descr=""/>
+                    <pic:cNvPr id="0" name=""/>
                     <pic:cNvPicPr>
                       <a:picLocks noChangeAspect="1" noChangeArrowheads="1"/>
                     </pic:cNvPicPr>
                   </pic:nvPicPr>
                   <pic:blipFill>
-                    <a:blip r:embed="rId9" cstate="none"/>
+                    <a:blip r:embed="rId7"/>
                     <a:srcRect/>
                     <a:stretch>
                       <a:fillRect/>
@@ -57,60 +60,54 @@
       </w:r>
       <w:r>
         <w:rPr>
-          <w:rFonts w:ascii="Times New Roman" w:cs="Times New Roman" w:eastAsia="Times New Roman" w:hAnsi="Times New Roman"/>
           <w:b/>
           <w:bCs/>
-          <w:sz w:val="26"/>
-          <w:szCs w:val="26"/>
-        </w:rPr>
-        <w:t xml:space="preserve">TRƯỜNG ĐẠI HỌC SƯ PHẠM KỸ THUẬT TP. HỒ CHÍ MINH</w:t>
-      </w:r>
-    </w:p>
-    <w:p>
-      <w:pPr>
-        <w:spacing w:after="60" w:line="300"/>
+        </w:rPr>
+        <w:t>TRƯỜNG ĐẠI HỌC SƯ PHẠM KỸ THUẬT TP. HỒ CHÍ MINH</w:t>
+      </w:r>
+    </w:p>
+    <w:p>
+      <w:pPr>
+        <w:spacing w:after="60" w:line="300" w:lineRule="auto"/>
         <w:jc w:val="center"/>
       </w:pPr>
       <w:r>
         <w:rPr>
-          <w:rFonts w:ascii="Times New Roman" w:cs="Times New Roman" w:eastAsia="Times New Roman" w:hAnsi="Times New Roman"/>
           <w:b/>
           <w:bCs/>
           <w:color w:val="000000"/>
-          <w:sz w:val="26"/>
-          <w:szCs w:val="26"/>
-        </w:rPr>
-        <w:t xml:space="preserve">KHOA CÔNG NGHỆ THÔNG TIN</w:t>
-      </w:r>
-    </w:p>
-    <w:p>
-      <w:pPr>
-        <w:spacing w:after="60" w:line="300"/>
+        </w:rPr>
+        <w:t>KHOA CÔNG NGHỆ THÔNG TIN</w:t>
+      </w:r>
+    </w:p>
+    <w:p>
+      <w:pPr>
+        <w:spacing w:after="60" w:line="300" w:lineRule="auto"/>
         <w:jc w:val="center"/>
       </w:pPr>
       <w:r>
         <w:rPr>
-          <w:rFonts w:ascii="Times New Roman" w:cs="Times New Roman" w:eastAsia="Times New Roman" w:hAnsi="Times New Roman"/>
           <w:b/>
           <w:bCs/>
           <w:color w:val="000000"/>
-          <w:sz w:val="26"/>
-          <w:szCs w:val="26"/>
-        </w:rPr>
-        <w:t xml:space="preserve">MÔN: HỌC MÁY NÂNG CAO</w:t>
-      </w:r>
-    </w:p>
-    <w:p>
-      <w:pPr>
-        <w:spacing w:after="100" w:before="140"/>
+        </w:rPr>
+        <w:t>MÔN: HỌC MÁY NÂNG CAO</w:t>
+      </w:r>
+    </w:p>
+    <w:p>
+      <w:pPr>
+        <w:spacing w:before="140" w:after="100"/>
         <w:jc w:val="center"/>
       </w:pPr>
       <w:r>
+        <w:rPr>
+          <w:noProof/>
+        </w:rPr>
         <w:drawing>
-          <wp:inline distT="0" distB="0" distL="0" distR="0">
+          <wp:inline distT="0" distB="0" distL="0" distR="0" wp14:anchorId="016D76D5" wp14:editId="5F748792">
             <wp:extent cx="1428750" cy="1171575"/>
-            <wp:effectExtent t="0" r="0" b="0" l="0"/>
-            <wp:docPr id="1" name="" descr="" title=""/>
+            <wp:effectExtent l="0" t="0" r="0" b="0"/>
+            <wp:docPr id="1196644487" name="logo" descr="logo" title="logo"/>
             <wp:cNvGraphicFramePr>
               <a:graphicFrameLocks xmlns:a="http://schemas.openxmlformats.org/drawingml/2006/main" noChangeAspect="1"/>
             </wp:cNvGraphicFramePr>
@@ -118,13 +115,13 @@
               <a:graphicData uri="http://schemas.openxmlformats.org/drawingml/2006/picture">
                 <pic:pic xmlns:pic="http://schemas.openxmlformats.org/drawingml/2006/picture">
                   <pic:nvPicPr>
-                    <pic:cNvPr id="0" name="" descr=""/>
+                    <pic:cNvPr id="0" name=""/>
                     <pic:cNvPicPr>
                       <a:picLocks noChangeAspect="1" noChangeArrowheads="1"/>
                     </pic:cNvPicPr>
                   </pic:nvPicPr>
                   <pic:blipFill>
-                    <a:blip r:embed="rId10" cstate="none"/>
+                    <a:blip r:embed="rId8"/>
                     <a:srcRect/>
                     <a:stretch>
                       <a:fillRect/>
@@ -148,19 +145,16 @@
     </w:p>
     <w:p>
       <w:pPr>
-        <w:spacing w:after="60" w:line="300"/>
+        <w:spacing w:after="60" w:line="300" w:lineRule="auto"/>
         <w:jc w:val="center"/>
       </w:pPr>
       <w:r>
         <w:rPr>
-          <w:rFonts w:ascii="Times New Roman" w:cs="Times New Roman" w:eastAsia="Times New Roman" w:hAnsi="Times New Roman"/>
           <w:b/>
           <w:bCs/>
           <w:color w:val="000000"/>
-          <w:sz w:val="26"/>
-          <w:szCs w:val="26"/>
-        </w:rPr>
-        <w:t xml:space="preserve">----------</w:t>
+        </w:rPr>
+        <w:t>----------</w:t>
       </w:r>
     </w:p>
     <w:p>
@@ -170,53 +164,44 @@
     </w:p>
     <w:p>
       <w:pPr>
-        <w:spacing w:after="60" w:line="300"/>
+        <w:spacing w:after="60" w:line="300" w:lineRule="auto"/>
         <w:jc w:val="center"/>
       </w:pPr>
       <w:r>
         <w:rPr>
-          <w:rFonts w:ascii="Times New Roman" w:cs="Times New Roman" w:eastAsia="Times New Roman" w:hAnsi="Times New Roman"/>
           <w:b/>
           <w:bCs/>
           <w:color w:val="000000"/>
-          <w:sz w:val="26"/>
-          <w:szCs w:val="26"/>
-        </w:rPr>
-        <w:t xml:space="preserve">LÊ PHÚ NHÂN – 2591317</w:t>
-      </w:r>
-    </w:p>
-    <w:p>
-      <w:pPr>
-        <w:spacing w:after="60" w:line="300"/>
+        </w:rPr>
+        <w:t>LÊ PHÚ NHÂN – 2591317</w:t>
+      </w:r>
+    </w:p>
+    <w:p>
+      <w:pPr>
+        <w:spacing w:after="60" w:line="300" w:lineRule="auto"/>
         <w:jc w:val="center"/>
       </w:pPr>
       <w:r>
         <w:rPr>
-          <w:rFonts w:ascii="Times New Roman" w:cs="Times New Roman" w:eastAsia="Times New Roman" w:hAnsi="Times New Roman"/>
           <w:b/>
           <w:bCs/>
           <w:color w:val="000000"/>
-          <w:sz w:val="26"/>
-          <w:szCs w:val="26"/>
-        </w:rPr>
-        <w:t xml:space="preserve">PHẠM TRUNG KIÊN – 2591310</w:t>
-      </w:r>
-    </w:p>
-    <w:p>
-      <w:pPr>
-        <w:spacing w:after="60" w:line="300"/>
+        </w:rPr>
+        <w:t>PHẠM TRUNG KIÊN – 2591310</w:t>
+      </w:r>
+    </w:p>
+    <w:p>
+      <w:pPr>
+        <w:spacing w:after="60" w:line="300" w:lineRule="auto"/>
         <w:jc w:val="center"/>
       </w:pPr>
       <w:r>
         <w:rPr>
-          <w:rFonts w:ascii="Times New Roman" w:cs="Times New Roman" w:eastAsia="Times New Roman" w:hAnsi="Times New Roman"/>
           <w:b/>
           <w:bCs/>
           <w:color w:val="000000"/>
-          <w:sz w:val="26"/>
-          <w:szCs w:val="26"/>
-        </w:rPr>
-        <w:t xml:space="preserve">NGUYỄN MINH TUẤN – 2591325</w:t>
+        </w:rPr>
+        <w:t>NGUYỄN MINH TUẤN – 2591325</w:t>
       </w:r>
     </w:p>
     <w:p>
@@ -226,68 +211,62 @@
     </w:p>
     <w:p>
       <w:pPr>
-        <w:spacing w:after="60" w:line="300"/>
+        <w:spacing w:after="60" w:line="300" w:lineRule="auto"/>
         <w:jc w:val="center"/>
       </w:pPr>
       <w:r>
         <w:rPr>
-          <w:rFonts w:ascii="Times New Roman" w:cs="Times New Roman" w:eastAsia="Times New Roman" w:hAnsi="Times New Roman"/>
-          <w:color w:val="000000"/>
-          <w:sz w:val="26"/>
-          <w:szCs w:val="26"/>
-        </w:rPr>
-        <w:t xml:space="preserve">Đề tài:</w:t>
-      </w:r>
-    </w:p>
-    <w:p>
-      <w:pPr>
-        <w:spacing w:after="60" w:line="300"/>
+          <w:color w:val="000000"/>
+        </w:rPr>
+        <w:t>Đề tài:</w:t>
+      </w:r>
+    </w:p>
+    <w:p>
+      <w:pPr>
+        <w:spacing w:after="60" w:line="300" w:lineRule="auto"/>
         <w:jc w:val="center"/>
       </w:pPr>
       <w:r>
         <w:rPr>
-          <w:rFonts w:ascii="Times New Roman" w:cs="Times New Roman" w:eastAsia="Times New Roman" w:hAnsi="Times New Roman"/>
           <w:b/>
           <w:bCs/>
           <w:color w:val="000000"/>
           <w:sz w:val="36"/>
           <w:szCs w:val="36"/>
         </w:rPr>
-        <w:t xml:space="preserve">ỨNG DỤNG MẠNG NƠ-RON ĐA TẦNG (MLP) KẾT HỢP</w:t>
-      </w:r>
-    </w:p>
-    <w:p>
-      <w:pPr>
-        <w:spacing w:after="60" w:line="300"/>
+        <w:t>ỨNG DỤNG MẠNG NƠ-RON ĐA TẦNG (MLP) KẾT HỢP</w:t>
+      </w:r>
+    </w:p>
+    <w:p>
+      <w:pPr>
+        <w:spacing w:after="60" w:line="300" w:lineRule="auto"/>
         <w:jc w:val="center"/>
       </w:pPr>
       <w:r>
         <w:rPr>
-          <w:rFonts w:ascii="Times New Roman" w:cs="Times New Roman" w:eastAsia="Times New Roman" w:hAnsi="Times New Roman"/>
           <w:b/>
           <w:bCs/>
           <w:color w:val="000000"/>
           <w:sz w:val="36"/>
           <w:szCs w:val="36"/>
         </w:rPr>
-        <w:t xml:space="preserve">HỆ SUY DIỄN MỜ MAMDANI TRONG PHÁT HIỆN</w:t>
-      </w:r>
-    </w:p>
-    <w:p>
-      <w:pPr>
-        <w:spacing w:after="60" w:line="300"/>
+        <w:t>HỆ SUY DIỄN MỜ MAMDANI TRONG PHÁT HIỆN</w:t>
+      </w:r>
+    </w:p>
+    <w:p>
+      <w:pPr>
+        <w:spacing w:after="60" w:line="300" w:lineRule="auto"/>
         <w:jc w:val="center"/>
       </w:pPr>
       <w:r>
         <w:rPr>
-          <w:rFonts w:ascii="Times New Roman" w:cs="Times New Roman" w:eastAsia="Times New Roman" w:hAnsi="Times New Roman"/>
           <w:b/>
           <w:bCs/>
           <w:color w:val="000000"/>
           <w:sz w:val="36"/>
           <w:szCs w:val="36"/>
         </w:rPr>
-        <w:t xml:space="preserve">ĐĂNG NHẬP RỦI RO (RBA)</w:t>
+        <w:t>ĐĂNG NHẬP RỦI RO (RBA)</w:t>
       </w:r>
     </w:p>
     <w:p>
@@ -297,36 +276,30 @@
     </w:p>
     <w:p>
       <w:pPr>
-        <w:spacing w:after="60" w:line="300"/>
+        <w:spacing w:after="60" w:line="300" w:lineRule="auto"/>
         <w:jc w:val="center"/>
       </w:pPr>
       <w:r>
         <w:rPr>
-          <w:rFonts w:ascii="Times New Roman" w:cs="Times New Roman" w:eastAsia="Times New Roman" w:hAnsi="Times New Roman"/>
           <w:b/>
           <w:bCs/>
           <w:color w:val="000000"/>
-          <w:sz w:val="26"/>
-          <w:szCs w:val="26"/>
-        </w:rPr>
-        <w:t xml:space="preserve">GIẢNG VIÊN HƯỚNG DẪN</w:t>
-      </w:r>
-    </w:p>
-    <w:p>
-      <w:pPr>
-        <w:spacing w:after="60" w:line="300"/>
+        </w:rPr>
+        <w:t>GIẢNG VIÊN HƯỚNG DẪN</w:t>
+      </w:r>
+    </w:p>
+    <w:p>
+      <w:pPr>
+        <w:spacing w:after="60" w:line="300" w:lineRule="auto"/>
         <w:jc w:val="center"/>
       </w:pPr>
       <w:r>
         <w:rPr>
-          <w:rFonts w:ascii="Times New Roman" w:cs="Times New Roman" w:eastAsia="Times New Roman" w:hAnsi="Times New Roman"/>
           <w:b/>
           <w:bCs/>
           <w:color w:val="000000"/>
-          <w:sz w:val="26"/>
-          <w:szCs w:val="26"/>
-        </w:rPr>
-        <w:t xml:space="preserve">TS. HOÀNG VĂN DŨNG</w:t>
+        </w:rPr>
+        <w:t>TS. HOÀNG VĂN DŨNG</w:t>
       </w:r>
     </w:p>
     <w:p>
@@ -336,19 +309,16 @@
     </w:p>
     <w:p>
       <w:pPr>
-        <w:spacing w:after="60" w:line="300"/>
+        <w:spacing w:after="60" w:line="300" w:lineRule="auto"/>
         <w:jc w:val="center"/>
       </w:pPr>
       <w:r>
         <w:rPr>
-          <w:rFonts w:ascii="Times New Roman" w:cs="Times New Roman" w:eastAsia="Times New Roman" w:hAnsi="Times New Roman"/>
           <w:b/>
           <w:bCs/>
           <w:color w:val="000000"/>
-          <w:sz w:val="26"/>
-          <w:szCs w:val="26"/>
-        </w:rPr>
-        <w:t xml:space="preserve">KHÓA 2025 - 2027</w:t>
+        </w:rPr>
+        <w:t>KHÓA 2025 - 2027</w:t>
       </w:r>
     </w:p>
     <w:p>
@@ -358,17 +328,19 @@
         <w:spacing w:after="160" w:line="360" w:lineRule="auto"/>
         <w:jc w:val="center"/>
       </w:pPr>
-      <w:r>
-        <w:rPr>
-          <w:rFonts w:ascii="Times New Roman" w:cs="Times New Roman" w:eastAsia="Times New Roman" w:hAnsi="Times New Roman"/>
+      <w:bookmarkStart w:id="0" w:name="_Toc235689899"/>
+      <w:r>
+        <w:rPr>
           <w:b/>
           <w:bCs/>
           <w:color w:val="000000"/>
           <w:sz w:val="28"/>
           <w:szCs w:val="28"/>
         </w:rPr>
-        <w:t xml:space="preserve">LỜI CẢM ƠN</w:t>
-      </w:r>
+        <w:lastRenderedPageBreak/>
+        <w:t>LỜI CẢM ƠN</w:t>
+      </w:r>
+      <w:bookmarkEnd w:id="0"/>
     </w:p>
     <w:p>
       <w:pPr>
@@ -378,14 +350,11 @@
       </w:pPr>
       <w:r>
         <w:rPr>
-          <w:rFonts w:ascii="Times New Roman" w:cs="Times New Roman" w:eastAsia="Times New Roman" w:hAnsi="Times New Roman"/>
-          <w:b w:val="1"/>
-          <w:bCs w:val="1"/>
-          <w:color w:val="000000"/>
-          <w:sz w:val="26"/>
-          <w:szCs w:val="26"/>
-        </w:rPr>
-        <w:t xml:space="preserve">Nhóm thực hiện xin gửi lời cảm ơn chân thành đến TS. Hoàng Văn Dũng đã tận tình hướng dẫn trong suốt quá trình thực hiện đồ án môn Học Máy Nâng Cao. Báo cáo trình bày việc xây dựng một hệ thống lai kết hợp mạng nơ-ron đa tầng (MLP) với hệ suy diễn mờ Mamdani cho bài toán phát hiện đăng nhập rủi ro. Do thời gian và kiến thức còn hạn chế, báo cáo khó tránh khỏi thiếu sót; nhóm rất mong nhận được góp ý của quý thầy cô.</w:t>
+          <w:b w:val="0"/>
+          <w:bCs/>
+          <w:color w:val="000000"/>
+        </w:rPr>
+        <w:t>Nhóm thực hiện xin gửi lời cảm ơn chân thành đến TS. Hoàng Văn Dũng đã tận tình hướng dẫn trong suốt quá trình thực hiện đồ án môn Học Máy Nâng Cao. Báo cáo trình bày việc xây dựng một hệ thống lai kết hợp mạng nơ-ron đa tầng (MLP) với hệ suy diễn mờ Mamdani cho bài toán phát hiện đăng nhập rủi ro. Do thời gian và kiến thức còn hạn chế, báo cáo khó tránh khỏi thiếu sót; nhóm rất mong nhận được góp ý của quý thầy cô.</w:t>
       </w:r>
     </w:p>
     <w:p>
@@ -395,13 +364,10 @@
       </w:pPr>
       <w:r>
         <w:rPr>
-          <w:rFonts w:ascii="Times New Roman" w:cs="Times New Roman" w:eastAsia="Times New Roman" w:hAnsi="Times New Roman"/>
           <w:i/>
           <w:iCs/>
-          <w:sz w:val="26"/>
-          <w:szCs w:val="26"/>
-        </w:rPr>
-        <w:t xml:space="preserve">Nhóm thực hiện</w:t>
+        </w:rPr>
+        <w:t>Nhóm thực hiện</w:t>
       </w:r>
     </w:p>
     <w:p>
@@ -411,29 +377,1739 @@
         <w:spacing w:after="160" w:line="360" w:lineRule="auto"/>
         <w:jc w:val="center"/>
       </w:pPr>
-      <w:r>
-        <w:rPr>
-          <w:rFonts w:ascii="Times New Roman" w:cs="Times New Roman" w:eastAsia="Times New Roman" w:hAnsi="Times New Roman"/>
+      <w:bookmarkStart w:id="1" w:name="_Toc235689900"/>
+      <w:r>
+        <w:rPr>
           <w:b/>
           <w:bCs/>
           <w:color w:val="000000"/>
           <w:sz w:val="28"/>
           <w:szCs w:val="28"/>
         </w:rPr>
-        <w:t xml:space="preserve">MỤC LỤC</w:t>
-      </w:r>
+        <w:lastRenderedPageBreak/>
+        <w:t>MỤC LỤC</w:t>
+      </w:r>
+      <w:bookmarkEnd w:id="1"/>
     </w:p>
     <w:sdt>
       <w:sdtPr>
         <w:alias w:val="Mục lục"/>
+        <w:id w:val="1295947824"/>
       </w:sdtPr>
       <w:sdtContent>
         <w:p>
+          <w:pPr>
+            <w:pStyle w:val="TOC1"/>
+            <w:tabs>
+              <w:tab w:val="right" w:leader="dot" w:pos="9061"/>
+            </w:tabs>
+            <w:rPr>
+              <w:noProof/>
+            </w:rPr>
+          </w:pPr>
           <w:r>
-            <w:fldChar w:fldCharType="begin" w:dirty="true"/>
-            <w:instrText xml:space="preserve">TOC \h \o "1-3"</w:instrText>
+            <w:fldChar w:fldCharType="begin"/>
+          </w:r>
+          <w:r>
+            <w:instrText>TOC \h \o "1-3"</w:instrText>
+          </w:r>
+          <w:r>
             <w:fldChar w:fldCharType="separate"/>
           </w:r>
+          <w:hyperlink w:anchor="_Toc235689899" w:history="1">
+            <w:r>
+              <w:rPr>
+                <w:rStyle w:val="Hyperlink"/>
+                <w:b/>
+                <w:bCs/>
+                <w:noProof/>
+              </w:rPr>
+              <w:t>LỜI CẢM ƠN</w:t>
+            </w:r>
+            <w:r>
+              <w:rPr>
+                <w:noProof/>
+              </w:rPr>
+              <w:tab/>
+            </w:r>
+            <w:r>
+              <w:rPr>
+                <w:noProof/>
+              </w:rPr>
+              <w:fldChar w:fldCharType="begin"/>
+            </w:r>
+            <w:r>
+              <w:rPr>
+                <w:noProof/>
+              </w:rPr>
+              <w:instrText xml:space="preserve"> PAGEREF _Toc235689899 \h </w:instrText>
+            </w:r>
+            <w:r>
+              <w:rPr>
+                <w:noProof/>
+              </w:rPr>
+            </w:r>
+            <w:r>
+              <w:rPr>
+                <w:noProof/>
+              </w:rPr>
+              <w:fldChar w:fldCharType="separate"/>
+            </w:r>
+            <w:r>
+              <w:rPr>
+                <w:noProof/>
+              </w:rPr>
+              <w:t>2</w:t>
+            </w:r>
+            <w:r>
+              <w:rPr>
+                <w:noProof/>
+              </w:rPr>
+              <w:fldChar w:fldCharType="end"/>
+            </w:r>
+          </w:hyperlink>
+        </w:p>
+        <w:p>
+          <w:pPr>
+            <w:pStyle w:val="TOC1"/>
+            <w:tabs>
+              <w:tab w:val="right" w:leader="dot" w:pos="9061"/>
+            </w:tabs>
+            <w:rPr>
+              <w:noProof/>
+            </w:rPr>
+          </w:pPr>
+          <w:hyperlink w:anchor="_Toc235689900" w:history="1">
+            <w:r>
+              <w:rPr>
+                <w:rStyle w:val="Hyperlink"/>
+                <w:b/>
+                <w:bCs/>
+                <w:noProof/>
+              </w:rPr>
+              <w:t>MỤC LỤC</w:t>
+            </w:r>
+            <w:r>
+              <w:rPr>
+                <w:noProof/>
+              </w:rPr>
+              <w:tab/>
+            </w:r>
+            <w:r>
+              <w:rPr>
+                <w:noProof/>
+              </w:rPr>
+              <w:fldChar w:fldCharType="begin"/>
+            </w:r>
+            <w:r>
+              <w:rPr>
+                <w:noProof/>
+              </w:rPr>
+              <w:instrText xml:space="preserve"> PAGEREF _Toc235689900 \h </w:instrText>
+            </w:r>
+            <w:r>
+              <w:rPr>
+                <w:noProof/>
+              </w:rPr>
+            </w:r>
+            <w:r>
+              <w:rPr>
+                <w:noProof/>
+              </w:rPr>
+              <w:fldChar w:fldCharType="separate"/>
+            </w:r>
+            <w:r>
+              <w:rPr>
+                <w:noProof/>
+              </w:rPr>
+              <w:t>3</w:t>
+            </w:r>
+            <w:r>
+              <w:rPr>
+                <w:noProof/>
+              </w:rPr>
+              <w:fldChar w:fldCharType="end"/>
+            </w:r>
+          </w:hyperlink>
+        </w:p>
+        <w:p>
+          <w:pPr>
+            <w:pStyle w:val="TOC1"/>
+            <w:tabs>
+              <w:tab w:val="right" w:leader="dot" w:pos="9061"/>
+            </w:tabs>
+            <w:rPr>
+              <w:noProof/>
+            </w:rPr>
+          </w:pPr>
+          <w:hyperlink w:anchor="_Toc235689901" w:history="1">
+            <w:r>
+              <w:rPr>
+                <w:rStyle w:val="Hyperlink"/>
+                <w:b/>
+                <w:bCs/>
+                <w:noProof/>
+              </w:rPr>
+              <w:t>PHẦN MỞ ĐẦU</w:t>
+            </w:r>
+            <w:r>
+              <w:rPr>
+                <w:noProof/>
+              </w:rPr>
+              <w:tab/>
+            </w:r>
+            <w:r>
+              <w:rPr>
+                <w:noProof/>
+              </w:rPr>
+              <w:fldChar w:fldCharType="begin"/>
+            </w:r>
+            <w:r>
+              <w:rPr>
+                <w:noProof/>
+              </w:rPr>
+              <w:instrText xml:space="preserve"> PAGEREF _Toc235689901 \h </w:instrText>
+            </w:r>
+            <w:r>
+              <w:rPr>
+                <w:noProof/>
+              </w:rPr>
+            </w:r>
+            <w:r>
+              <w:rPr>
+                <w:noProof/>
+              </w:rPr>
+              <w:fldChar w:fldCharType="separate"/>
+            </w:r>
+            <w:r>
+              <w:rPr>
+                <w:noProof/>
+              </w:rPr>
+              <w:t>4</w:t>
+            </w:r>
+            <w:r>
+              <w:rPr>
+                <w:noProof/>
+              </w:rPr>
+              <w:fldChar w:fldCharType="end"/>
+            </w:r>
+          </w:hyperlink>
+        </w:p>
+        <w:p>
+          <w:pPr>
+            <w:pStyle w:val="TOC2"/>
+            <w:tabs>
+              <w:tab w:val="right" w:leader="dot" w:pos="9061"/>
+            </w:tabs>
+            <w:rPr>
+              <w:noProof/>
+            </w:rPr>
+          </w:pPr>
+          <w:hyperlink w:anchor="_Toc235689902" w:history="1">
+            <w:r>
+              <w:rPr>
+                <w:rStyle w:val="Hyperlink"/>
+                <w:b/>
+                <w:bCs/>
+                <w:noProof/>
+              </w:rPr>
+              <w:t>1. Lý do chọn đề tài</w:t>
+            </w:r>
+            <w:r>
+              <w:rPr>
+                <w:noProof/>
+              </w:rPr>
+              <w:tab/>
+            </w:r>
+            <w:r>
+              <w:rPr>
+                <w:noProof/>
+              </w:rPr>
+              <w:fldChar w:fldCharType="begin"/>
+            </w:r>
+            <w:r>
+              <w:rPr>
+                <w:noProof/>
+              </w:rPr>
+              <w:instrText xml:space="preserve"> PAGEREF _Toc235689902 \h </w:instrText>
+            </w:r>
+            <w:r>
+              <w:rPr>
+                <w:noProof/>
+              </w:rPr>
+            </w:r>
+            <w:r>
+              <w:rPr>
+                <w:noProof/>
+              </w:rPr>
+              <w:fldChar w:fldCharType="separate"/>
+            </w:r>
+            <w:r>
+              <w:rPr>
+                <w:noProof/>
+              </w:rPr>
+              <w:t>4</w:t>
+            </w:r>
+            <w:r>
+              <w:rPr>
+                <w:noProof/>
+              </w:rPr>
+              <w:fldChar w:fldCharType="end"/>
+            </w:r>
+          </w:hyperlink>
+        </w:p>
+        <w:p>
+          <w:pPr>
+            <w:pStyle w:val="TOC2"/>
+            <w:tabs>
+              <w:tab w:val="right" w:leader="dot" w:pos="9061"/>
+            </w:tabs>
+            <w:rPr>
+              <w:noProof/>
+            </w:rPr>
+          </w:pPr>
+          <w:hyperlink w:anchor="_Toc235689903" w:history="1">
+            <w:r>
+              <w:rPr>
+                <w:rStyle w:val="Hyperlink"/>
+                <w:b/>
+                <w:bCs/>
+                <w:noProof/>
+              </w:rPr>
+              <w:t>2. Mục tiêu và phạm vi</w:t>
+            </w:r>
+            <w:r>
+              <w:rPr>
+                <w:noProof/>
+              </w:rPr>
+              <w:tab/>
+            </w:r>
+            <w:r>
+              <w:rPr>
+                <w:noProof/>
+              </w:rPr>
+              <w:fldChar w:fldCharType="begin"/>
+            </w:r>
+            <w:r>
+              <w:rPr>
+                <w:noProof/>
+              </w:rPr>
+              <w:instrText xml:space="preserve"> PAGEREF _Toc235689903 \h </w:instrText>
+            </w:r>
+            <w:r>
+              <w:rPr>
+                <w:noProof/>
+              </w:rPr>
+            </w:r>
+            <w:r>
+              <w:rPr>
+                <w:noProof/>
+              </w:rPr>
+              <w:fldChar w:fldCharType="separate"/>
+            </w:r>
+            <w:r>
+              <w:rPr>
+                <w:noProof/>
+              </w:rPr>
+              <w:t>4</w:t>
+            </w:r>
+            <w:r>
+              <w:rPr>
+                <w:noProof/>
+              </w:rPr>
+              <w:fldChar w:fldCharType="end"/>
+            </w:r>
+          </w:hyperlink>
+        </w:p>
+        <w:p>
+          <w:pPr>
+            <w:pStyle w:val="TOC1"/>
+            <w:tabs>
+              <w:tab w:val="right" w:leader="dot" w:pos="9061"/>
+            </w:tabs>
+            <w:rPr>
+              <w:noProof/>
+            </w:rPr>
+          </w:pPr>
+          <w:hyperlink w:anchor="_Toc235689904" w:history="1">
+            <w:r>
+              <w:rPr>
+                <w:rStyle w:val="Hyperlink"/>
+                <w:b/>
+                <w:bCs/>
+                <w:noProof/>
+              </w:rPr>
+              <w:t>PHẦN NỘI DUNG</w:t>
+            </w:r>
+            <w:r>
+              <w:rPr>
+                <w:noProof/>
+              </w:rPr>
+              <w:tab/>
+            </w:r>
+            <w:r>
+              <w:rPr>
+                <w:noProof/>
+              </w:rPr>
+              <w:fldChar w:fldCharType="begin"/>
+            </w:r>
+            <w:r>
+              <w:rPr>
+                <w:noProof/>
+              </w:rPr>
+              <w:instrText xml:space="preserve"> PAGEREF _Toc235689904 \h </w:instrText>
+            </w:r>
+            <w:r>
+              <w:rPr>
+                <w:noProof/>
+              </w:rPr>
+            </w:r>
+            <w:r>
+              <w:rPr>
+                <w:noProof/>
+              </w:rPr>
+              <w:fldChar w:fldCharType="separate"/>
+            </w:r>
+            <w:r>
+              <w:rPr>
+                <w:noProof/>
+              </w:rPr>
+              <w:t>5</w:t>
+            </w:r>
+            <w:r>
+              <w:rPr>
+                <w:noProof/>
+              </w:rPr>
+              <w:fldChar w:fldCharType="end"/>
+            </w:r>
+          </w:hyperlink>
+        </w:p>
+        <w:p>
+          <w:pPr>
+            <w:pStyle w:val="TOC1"/>
+            <w:tabs>
+              <w:tab w:val="right" w:leader="dot" w:pos="9061"/>
+            </w:tabs>
+            <w:rPr>
+              <w:noProof/>
+            </w:rPr>
+          </w:pPr>
+          <w:hyperlink w:anchor="_Toc235689905" w:history="1">
+            <w:r>
+              <w:rPr>
+                <w:rStyle w:val="Hyperlink"/>
+                <w:b/>
+                <w:bCs/>
+                <w:noProof/>
+              </w:rPr>
+              <w:t>CHƯƠNG 1: CƠ SỞ LÝ THUYẾT</w:t>
+            </w:r>
+            <w:r>
+              <w:rPr>
+                <w:noProof/>
+              </w:rPr>
+              <w:tab/>
+            </w:r>
+            <w:r>
+              <w:rPr>
+                <w:noProof/>
+              </w:rPr>
+              <w:fldChar w:fldCharType="begin"/>
+            </w:r>
+            <w:r>
+              <w:rPr>
+                <w:noProof/>
+              </w:rPr>
+              <w:instrText xml:space="preserve"> PAGEREF _Toc235689905 \h </w:instrText>
+            </w:r>
+            <w:r>
+              <w:rPr>
+                <w:noProof/>
+              </w:rPr>
+            </w:r>
+            <w:r>
+              <w:rPr>
+                <w:noProof/>
+              </w:rPr>
+              <w:fldChar w:fldCharType="separate"/>
+            </w:r>
+            <w:r>
+              <w:rPr>
+                <w:noProof/>
+              </w:rPr>
+              <w:t>6</w:t>
+            </w:r>
+            <w:r>
+              <w:rPr>
+                <w:noProof/>
+              </w:rPr>
+              <w:fldChar w:fldCharType="end"/>
+            </w:r>
+          </w:hyperlink>
+        </w:p>
+        <w:p>
+          <w:pPr>
+            <w:pStyle w:val="TOC2"/>
+            <w:tabs>
+              <w:tab w:val="right" w:leader="dot" w:pos="9061"/>
+            </w:tabs>
+            <w:rPr>
+              <w:noProof/>
+            </w:rPr>
+          </w:pPr>
+          <w:hyperlink w:anchor="_Toc235689906" w:history="1">
+            <w:r>
+              <w:rPr>
+                <w:rStyle w:val="Hyperlink"/>
+                <w:b/>
+                <w:bCs/>
+                <w:noProof/>
+              </w:rPr>
+              <w:t>1.1. Bài toán phát hiện đăng nhập rủi ro (RBA)</w:t>
+            </w:r>
+            <w:r>
+              <w:rPr>
+                <w:noProof/>
+              </w:rPr>
+              <w:tab/>
+            </w:r>
+            <w:r>
+              <w:rPr>
+                <w:noProof/>
+              </w:rPr>
+              <w:fldChar w:fldCharType="begin"/>
+            </w:r>
+            <w:r>
+              <w:rPr>
+                <w:noProof/>
+              </w:rPr>
+              <w:instrText xml:space="preserve"> PAGEREF _Toc235689906 \h </w:instrText>
+            </w:r>
+            <w:r>
+              <w:rPr>
+                <w:noProof/>
+              </w:rPr>
+            </w:r>
+            <w:r>
+              <w:rPr>
+                <w:noProof/>
+              </w:rPr>
+              <w:fldChar w:fldCharType="separate"/>
+            </w:r>
+            <w:r>
+              <w:rPr>
+                <w:noProof/>
+              </w:rPr>
+              <w:t>6</w:t>
+            </w:r>
+            <w:r>
+              <w:rPr>
+                <w:noProof/>
+              </w:rPr>
+              <w:fldChar w:fldCharType="end"/>
+            </w:r>
+          </w:hyperlink>
+        </w:p>
+        <w:p>
+          <w:pPr>
+            <w:pStyle w:val="TOC2"/>
+            <w:tabs>
+              <w:tab w:val="right" w:leader="dot" w:pos="9061"/>
+            </w:tabs>
+            <w:rPr>
+              <w:noProof/>
+            </w:rPr>
+          </w:pPr>
+          <w:hyperlink w:anchor="_Toc235689907" w:history="1">
+            <w:r>
+              <w:rPr>
+                <w:rStyle w:val="Hyperlink"/>
+                <w:b/>
+                <w:bCs/>
+                <w:noProof/>
+              </w:rPr>
+              <w:t>1.2. Perceptron và mạng nơ-ron đa tầng (MLP)</w:t>
+            </w:r>
+            <w:r>
+              <w:rPr>
+                <w:noProof/>
+              </w:rPr>
+              <w:tab/>
+            </w:r>
+            <w:r>
+              <w:rPr>
+                <w:noProof/>
+              </w:rPr>
+              <w:fldChar w:fldCharType="begin"/>
+            </w:r>
+            <w:r>
+              <w:rPr>
+                <w:noProof/>
+              </w:rPr>
+              <w:instrText xml:space="preserve"> PAGEREF _Toc235689907 \h </w:instrText>
+            </w:r>
+            <w:r>
+              <w:rPr>
+                <w:noProof/>
+              </w:rPr>
+            </w:r>
+            <w:r>
+              <w:rPr>
+                <w:noProof/>
+              </w:rPr>
+              <w:fldChar w:fldCharType="separate"/>
+            </w:r>
+            <w:r>
+              <w:rPr>
+                <w:noProof/>
+              </w:rPr>
+              <w:t>6</w:t>
+            </w:r>
+            <w:r>
+              <w:rPr>
+                <w:noProof/>
+              </w:rPr>
+              <w:fldChar w:fldCharType="end"/>
+            </w:r>
+          </w:hyperlink>
+        </w:p>
+        <w:p>
+          <w:pPr>
+            <w:pStyle w:val="TOC2"/>
+            <w:tabs>
+              <w:tab w:val="right" w:leader="dot" w:pos="9061"/>
+            </w:tabs>
+            <w:rPr>
+              <w:noProof/>
+            </w:rPr>
+          </w:pPr>
+          <w:hyperlink w:anchor="_Toc235689908" w:history="1">
+            <w:r>
+              <w:rPr>
+                <w:rStyle w:val="Hyperlink"/>
+                <w:b/>
+                <w:bCs/>
+                <w:noProof/>
+              </w:rPr>
+              <w:t>1.3. Logic mờ và hệ suy diễn Mamdani</w:t>
+            </w:r>
+            <w:r>
+              <w:rPr>
+                <w:noProof/>
+              </w:rPr>
+              <w:tab/>
+            </w:r>
+            <w:r>
+              <w:rPr>
+                <w:noProof/>
+              </w:rPr>
+              <w:fldChar w:fldCharType="begin"/>
+            </w:r>
+            <w:r>
+              <w:rPr>
+                <w:noProof/>
+              </w:rPr>
+              <w:instrText xml:space="preserve"> PAGEREF _Toc235689908 \h </w:instrText>
+            </w:r>
+            <w:r>
+              <w:rPr>
+                <w:noProof/>
+              </w:rPr>
+            </w:r>
+            <w:r>
+              <w:rPr>
+                <w:noProof/>
+              </w:rPr>
+              <w:fldChar w:fldCharType="separate"/>
+            </w:r>
+            <w:r>
+              <w:rPr>
+                <w:noProof/>
+              </w:rPr>
+              <w:t>6</w:t>
+            </w:r>
+            <w:r>
+              <w:rPr>
+                <w:noProof/>
+              </w:rPr>
+              <w:fldChar w:fldCharType="end"/>
+            </w:r>
+          </w:hyperlink>
+        </w:p>
+        <w:p>
+          <w:pPr>
+            <w:pStyle w:val="TOC2"/>
+            <w:tabs>
+              <w:tab w:val="right" w:leader="dot" w:pos="9061"/>
+            </w:tabs>
+            <w:rPr>
+              <w:noProof/>
+            </w:rPr>
+          </w:pPr>
+          <w:hyperlink w:anchor="_Toc235689909" w:history="1">
+            <w:r>
+              <w:rPr>
+                <w:rStyle w:val="Hyperlink"/>
+                <w:b/>
+                <w:bCs/>
+                <w:noProof/>
+              </w:rPr>
+              <w:t>1.4. Mô hình lai MLP + Mamdani Fuzzy</w:t>
+            </w:r>
+            <w:r>
+              <w:rPr>
+                <w:noProof/>
+              </w:rPr>
+              <w:tab/>
+            </w:r>
+            <w:r>
+              <w:rPr>
+                <w:noProof/>
+              </w:rPr>
+              <w:fldChar w:fldCharType="begin"/>
+            </w:r>
+            <w:r>
+              <w:rPr>
+                <w:noProof/>
+              </w:rPr>
+              <w:instrText xml:space="preserve"> PAGEREF _Toc235689909 \h </w:instrText>
+            </w:r>
+            <w:r>
+              <w:rPr>
+                <w:noProof/>
+              </w:rPr>
+            </w:r>
+            <w:r>
+              <w:rPr>
+                <w:noProof/>
+              </w:rPr>
+              <w:fldChar w:fldCharType="separate"/>
+            </w:r>
+            <w:r>
+              <w:rPr>
+                <w:noProof/>
+              </w:rPr>
+              <w:t>6</w:t>
+            </w:r>
+            <w:r>
+              <w:rPr>
+                <w:noProof/>
+              </w:rPr>
+              <w:fldChar w:fldCharType="end"/>
+            </w:r>
+          </w:hyperlink>
+        </w:p>
+        <w:p>
+          <w:pPr>
+            <w:pStyle w:val="TOC1"/>
+            <w:tabs>
+              <w:tab w:val="right" w:leader="dot" w:pos="9061"/>
+            </w:tabs>
+            <w:rPr>
+              <w:noProof/>
+            </w:rPr>
+          </w:pPr>
+          <w:hyperlink w:anchor="_Toc235689910" w:history="1">
+            <w:r>
+              <w:rPr>
+                <w:rStyle w:val="Hyperlink"/>
+                <w:b/>
+                <w:bCs/>
+                <w:noProof/>
+              </w:rPr>
+              <w:t>CHƯƠNG 2: PHƯƠNG PHÁP VÀ TRIỂN KHAI</w:t>
+            </w:r>
+            <w:r>
+              <w:rPr>
+                <w:noProof/>
+              </w:rPr>
+              <w:tab/>
+            </w:r>
+            <w:r>
+              <w:rPr>
+                <w:noProof/>
+              </w:rPr>
+              <w:fldChar w:fldCharType="begin"/>
+            </w:r>
+            <w:r>
+              <w:rPr>
+                <w:noProof/>
+              </w:rPr>
+              <w:instrText xml:space="preserve"> PAGEREF _Toc235689910 \h </w:instrText>
+            </w:r>
+            <w:r>
+              <w:rPr>
+                <w:noProof/>
+              </w:rPr>
+            </w:r>
+            <w:r>
+              <w:rPr>
+                <w:noProof/>
+              </w:rPr>
+              <w:fldChar w:fldCharType="separate"/>
+            </w:r>
+            <w:r>
+              <w:rPr>
+                <w:noProof/>
+              </w:rPr>
+              <w:t>8</w:t>
+            </w:r>
+            <w:r>
+              <w:rPr>
+                <w:noProof/>
+              </w:rPr>
+              <w:fldChar w:fldCharType="end"/>
+            </w:r>
+          </w:hyperlink>
+        </w:p>
+        <w:p>
+          <w:pPr>
+            <w:pStyle w:val="TOC2"/>
+            <w:tabs>
+              <w:tab w:val="right" w:leader="dot" w:pos="9061"/>
+            </w:tabs>
+            <w:rPr>
+              <w:noProof/>
+            </w:rPr>
+          </w:pPr>
+          <w:hyperlink w:anchor="_Toc235689911" w:history="1">
+            <w:r>
+              <w:rPr>
+                <w:rStyle w:val="Hyperlink"/>
+                <w:b/>
+                <w:bCs/>
+                <w:noProof/>
+              </w:rPr>
+              <w:t>2.1. Dữ liệu và trích xuất đặc trưng</w:t>
+            </w:r>
+            <w:r>
+              <w:rPr>
+                <w:noProof/>
+              </w:rPr>
+              <w:tab/>
+            </w:r>
+            <w:r>
+              <w:rPr>
+                <w:noProof/>
+              </w:rPr>
+              <w:fldChar w:fldCharType="begin"/>
+            </w:r>
+            <w:r>
+              <w:rPr>
+                <w:noProof/>
+              </w:rPr>
+              <w:instrText xml:space="preserve"> PAGEREF _Toc235689911 \h </w:instrText>
+            </w:r>
+            <w:r>
+              <w:rPr>
+                <w:noProof/>
+              </w:rPr>
+            </w:r>
+            <w:r>
+              <w:rPr>
+                <w:noProof/>
+              </w:rPr>
+              <w:fldChar w:fldCharType="separate"/>
+            </w:r>
+            <w:r>
+              <w:rPr>
+                <w:noProof/>
+              </w:rPr>
+              <w:t>8</w:t>
+            </w:r>
+            <w:r>
+              <w:rPr>
+                <w:noProof/>
+              </w:rPr>
+              <w:fldChar w:fldCharType="end"/>
+            </w:r>
+          </w:hyperlink>
+        </w:p>
+        <w:p>
+          <w:pPr>
+            <w:pStyle w:val="TOC2"/>
+            <w:tabs>
+              <w:tab w:val="right" w:leader="dot" w:pos="9061"/>
+            </w:tabs>
+            <w:rPr>
+              <w:noProof/>
+            </w:rPr>
+          </w:pPr>
+          <w:hyperlink w:anchor="_Toc235689912" w:history="1">
+            <w:r>
+              <w:rPr>
+                <w:rStyle w:val="Hyperlink"/>
+                <w:b/>
+                <w:bCs/>
+                <w:noProof/>
+              </w:rPr>
+              <w:t>2.2. Hệ suy diễn mờ Mamdani</w:t>
+            </w:r>
+            <w:r>
+              <w:rPr>
+                <w:noProof/>
+              </w:rPr>
+              <w:tab/>
+            </w:r>
+            <w:r>
+              <w:rPr>
+                <w:noProof/>
+              </w:rPr>
+              <w:fldChar w:fldCharType="begin"/>
+            </w:r>
+            <w:r>
+              <w:rPr>
+                <w:noProof/>
+              </w:rPr>
+              <w:instrText xml:space="preserve"> PAGEREF _Toc235689912 \h </w:instrText>
+            </w:r>
+            <w:r>
+              <w:rPr>
+                <w:noProof/>
+              </w:rPr>
+            </w:r>
+            <w:r>
+              <w:rPr>
+                <w:noProof/>
+              </w:rPr>
+              <w:fldChar w:fldCharType="separate"/>
+            </w:r>
+            <w:r>
+              <w:rPr>
+                <w:noProof/>
+              </w:rPr>
+              <w:t>8</w:t>
+            </w:r>
+            <w:r>
+              <w:rPr>
+                <w:noProof/>
+              </w:rPr>
+              <w:fldChar w:fldCharType="end"/>
+            </w:r>
+          </w:hyperlink>
+        </w:p>
+        <w:p>
+          <w:pPr>
+            <w:pStyle w:val="TOC3"/>
+            <w:tabs>
+              <w:tab w:val="right" w:leader="dot" w:pos="9061"/>
+            </w:tabs>
+            <w:rPr>
+              <w:noProof/>
+            </w:rPr>
+          </w:pPr>
+          <w:hyperlink w:anchor="_Toc235689913" w:history="1">
+            <w:r>
+              <w:rPr>
+                <w:rStyle w:val="Hyperlink"/>
+                <w:b/>
+                <w:bCs/>
+                <w:i/>
+                <w:iCs/>
+                <w:noProof/>
+              </w:rPr>
+              <w:t>2.2.1. Tám luật mờ IF-THEN</w:t>
+            </w:r>
+            <w:r>
+              <w:rPr>
+                <w:noProof/>
+              </w:rPr>
+              <w:tab/>
+            </w:r>
+            <w:r>
+              <w:rPr>
+                <w:noProof/>
+              </w:rPr>
+              <w:fldChar w:fldCharType="begin"/>
+            </w:r>
+            <w:r>
+              <w:rPr>
+                <w:noProof/>
+              </w:rPr>
+              <w:instrText xml:space="preserve"> PAGEREF _Toc235689913 \h </w:instrText>
+            </w:r>
+            <w:r>
+              <w:rPr>
+                <w:noProof/>
+              </w:rPr>
+            </w:r>
+            <w:r>
+              <w:rPr>
+                <w:noProof/>
+              </w:rPr>
+              <w:fldChar w:fldCharType="separate"/>
+            </w:r>
+            <w:r>
+              <w:rPr>
+                <w:noProof/>
+              </w:rPr>
+              <w:t>8</w:t>
+            </w:r>
+            <w:r>
+              <w:rPr>
+                <w:noProof/>
+              </w:rPr>
+              <w:fldChar w:fldCharType="end"/>
+            </w:r>
+          </w:hyperlink>
+        </w:p>
+        <w:p>
+          <w:pPr>
+            <w:pStyle w:val="TOC3"/>
+            <w:tabs>
+              <w:tab w:val="right" w:leader="dot" w:pos="9061"/>
+            </w:tabs>
+            <w:rPr>
+              <w:noProof/>
+            </w:rPr>
+          </w:pPr>
+          <w:hyperlink w:anchor="_Toc235689914" w:history="1">
+            <w:r>
+              <w:rPr>
+                <w:rStyle w:val="Hyperlink"/>
+                <w:b/>
+                <w:bCs/>
+                <w:i/>
+                <w:iCs/>
+                <w:noProof/>
+              </w:rPr>
+              <w:t>2.2.2. Bốn bước suy diễn và ví dụ ra điểm 0.8391</w:t>
+            </w:r>
+            <w:r>
+              <w:rPr>
+                <w:noProof/>
+              </w:rPr>
+              <w:tab/>
+            </w:r>
+            <w:r>
+              <w:rPr>
+                <w:noProof/>
+              </w:rPr>
+              <w:fldChar w:fldCharType="begin"/>
+            </w:r>
+            <w:r>
+              <w:rPr>
+                <w:noProof/>
+              </w:rPr>
+              <w:instrText xml:space="preserve"> PAGEREF _Toc235689914 \h </w:instrText>
+            </w:r>
+            <w:r>
+              <w:rPr>
+                <w:noProof/>
+              </w:rPr>
+            </w:r>
+            <w:r>
+              <w:rPr>
+                <w:noProof/>
+              </w:rPr>
+              <w:fldChar w:fldCharType="separate"/>
+            </w:r>
+            <w:r>
+              <w:rPr>
+                <w:noProof/>
+              </w:rPr>
+              <w:t>9</w:t>
+            </w:r>
+            <w:r>
+              <w:rPr>
+                <w:noProof/>
+              </w:rPr>
+              <w:fldChar w:fldCharType="end"/>
+            </w:r>
+          </w:hyperlink>
+        </w:p>
+        <w:p>
+          <w:pPr>
+            <w:pStyle w:val="TOC2"/>
+            <w:tabs>
+              <w:tab w:val="right" w:leader="dot" w:pos="9061"/>
+            </w:tabs>
+            <w:rPr>
+              <w:noProof/>
+            </w:rPr>
+          </w:pPr>
+          <w:hyperlink w:anchor="_Toc235689915" w:history="1">
+            <w:r>
+              <w:rPr>
+                <w:rStyle w:val="Hyperlink"/>
+                <w:b/>
+                <w:bCs/>
+                <w:noProof/>
+              </w:rPr>
+              <w:t>2.3. Kiến trúc mạng MLP</w:t>
+            </w:r>
+            <w:r>
+              <w:rPr>
+                <w:noProof/>
+              </w:rPr>
+              <w:tab/>
+            </w:r>
+            <w:r>
+              <w:rPr>
+                <w:noProof/>
+              </w:rPr>
+              <w:fldChar w:fldCharType="begin"/>
+            </w:r>
+            <w:r>
+              <w:rPr>
+                <w:noProof/>
+              </w:rPr>
+              <w:instrText xml:space="preserve"> PAGEREF _Toc235689915 \h </w:instrText>
+            </w:r>
+            <w:r>
+              <w:rPr>
+                <w:noProof/>
+              </w:rPr>
+            </w:r>
+            <w:r>
+              <w:rPr>
+                <w:noProof/>
+              </w:rPr>
+              <w:fldChar w:fldCharType="separate"/>
+            </w:r>
+            <w:r>
+              <w:rPr>
+                <w:noProof/>
+              </w:rPr>
+              <w:t>10</w:t>
+            </w:r>
+            <w:r>
+              <w:rPr>
+                <w:noProof/>
+              </w:rPr>
+              <w:fldChar w:fldCharType="end"/>
+            </w:r>
+          </w:hyperlink>
+        </w:p>
+        <w:p>
+          <w:pPr>
+            <w:pStyle w:val="TOC2"/>
+            <w:tabs>
+              <w:tab w:val="right" w:leader="dot" w:pos="9061"/>
+            </w:tabs>
+            <w:rPr>
+              <w:noProof/>
+            </w:rPr>
+          </w:pPr>
+          <w:hyperlink w:anchor="_Toc235689916" w:history="1">
+            <w:r>
+              <w:rPr>
+                <w:rStyle w:val="Hyperlink"/>
+                <w:b/>
+                <w:bCs/>
+                <w:noProof/>
+              </w:rPr>
+              <w:t>2.4. Thuật toán huấn luyện: Forward &amp; Backpropagation</w:t>
+            </w:r>
+            <w:r>
+              <w:rPr>
+                <w:noProof/>
+              </w:rPr>
+              <w:tab/>
+            </w:r>
+            <w:r>
+              <w:rPr>
+                <w:noProof/>
+              </w:rPr>
+              <w:fldChar w:fldCharType="begin"/>
+            </w:r>
+            <w:r>
+              <w:rPr>
+                <w:noProof/>
+              </w:rPr>
+              <w:instrText xml:space="preserve"> PAGEREF _Toc235689916 \h </w:instrText>
+            </w:r>
+            <w:r>
+              <w:rPr>
+                <w:noProof/>
+              </w:rPr>
+            </w:r>
+            <w:r>
+              <w:rPr>
+                <w:noProof/>
+              </w:rPr>
+              <w:fldChar w:fldCharType="separate"/>
+            </w:r>
+            <w:r>
+              <w:rPr>
+                <w:noProof/>
+              </w:rPr>
+              <w:t>10</w:t>
+            </w:r>
+            <w:r>
+              <w:rPr>
+                <w:noProof/>
+              </w:rPr>
+              <w:fldChar w:fldCharType="end"/>
+            </w:r>
+          </w:hyperlink>
+        </w:p>
+        <w:p>
+          <w:pPr>
+            <w:pStyle w:val="TOC2"/>
+            <w:tabs>
+              <w:tab w:val="right" w:leader="dot" w:pos="9061"/>
+            </w:tabs>
+            <w:rPr>
+              <w:noProof/>
+            </w:rPr>
+          </w:pPr>
+          <w:hyperlink w:anchor="_Toc235689917" w:history="1">
+            <w:r>
+              <w:rPr>
+                <w:rStyle w:val="Hyperlink"/>
+                <w:b/>
+                <w:bCs/>
+                <w:noProof/>
+              </w:rPr>
+              <w:t>2.5. Quy trình chạy</w:t>
+            </w:r>
+            <w:r>
+              <w:rPr>
+                <w:noProof/>
+              </w:rPr>
+              <w:tab/>
+            </w:r>
+            <w:r>
+              <w:rPr>
+                <w:noProof/>
+              </w:rPr>
+              <w:fldChar w:fldCharType="begin"/>
+            </w:r>
+            <w:r>
+              <w:rPr>
+                <w:noProof/>
+              </w:rPr>
+              <w:instrText xml:space="preserve"> PAGEREF _Toc235689917 \h </w:instrText>
+            </w:r>
+            <w:r>
+              <w:rPr>
+                <w:noProof/>
+              </w:rPr>
+            </w:r>
+            <w:r>
+              <w:rPr>
+                <w:noProof/>
+              </w:rPr>
+              <w:fldChar w:fldCharType="separate"/>
+            </w:r>
+            <w:r>
+              <w:rPr>
+                <w:noProof/>
+              </w:rPr>
+              <w:t>11</w:t>
+            </w:r>
+            <w:r>
+              <w:rPr>
+                <w:noProof/>
+              </w:rPr>
+              <w:fldChar w:fldCharType="end"/>
+            </w:r>
+          </w:hyperlink>
+        </w:p>
+        <w:p>
+          <w:pPr>
+            <w:pStyle w:val="TOC1"/>
+            <w:tabs>
+              <w:tab w:val="right" w:leader="dot" w:pos="9061"/>
+            </w:tabs>
+            <w:rPr>
+              <w:noProof/>
+            </w:rPr>
+          </w:pPr>
+          <w:hyperlink w:anchor="_Toc235689918" w:history="1">
+            <w:r>
+              <w:rPr>
+                <w:rStyle w:val="Hyperlink"/>
+                <w:b/>
+                <w:bCs/>
+                <w:noProof/>
+              </w:rPr>
+              <w:t>CHƯƠNG 3: THỰC NGHIỆM VÀ KẾT QUẢ</w:t>
+            </w:r>
+            <w:r>
+              <w:rPr>
+                <w:noProof/>
+              </w:rPr>
+              <w:tab/>
+            </w:r>
+            <w:r>
+              <w:rPr>
+                <w:noProof/>
+              </w:rPr>
+              <w:fldChar w:fldCharType="begin"/>
+            </w:r>
+            <w:r>
+              <w:rPr>
+                <w:noProof/>
+              </w:rPr>
+              <w:instrText xml:space="preserve"> PAGEREF _Toc235689918 \h </w:instrText>
+            </w:r>
+            <w:r>
+              <w:rPr>
+                <w:noProof/>
+              </w:rPr>
+            </w:r>
+            <w:r>
+              <w:rPr>
+                <w:noProof/>
+              </w:rPr>
+              <w:fldChar w:fldCharType="separate"/>
+            </w:r>
+            <w:r>
+              <w:rPr>
+                <w:noProof/>
+              </w:rPr>
+              <w:t>12</w:t>
+            </w:r>
+            <w:r>
+              <w:rPr>
+                <w:noProof/>
+              </w:rPr>
+              <w:fldChar w:fldCharType="end"/>
+            </w:r>
+          </w:hyperlink>
+        </w:p>
+        <w:p>
+          <w:pPr>
+            <w:pStyle w:val="TOC2"/>
+            <w:tabs>
+              <w:tab w:val="right" w:leader="dot" w:pos="9061"/>
+            </w:tabs>
+            <w:rPr>
+              <w:noProof/>
+            </w:rPr>
+          </w:pPr>
+          <w:hyperlink w:anchor="_Toc235689919" w:history="1">
+            <w:r>
+              <w:rPr>
+                <w:rStyle w:val="Hyperlink"/>
+                <w:b/>
+                <w:bCs/>
+                <w:noProof/>
+              </w:rPr>
+              <w:t>3.1. Kết quả trên tập Test (75.000 dòng)</w:t>
+            </w:r>
+            <w:r>
+              <w:rPr>
+                <w:noProof/>
+              </w:rPr>
+              <w:tab/>
+            </w:r>
+            <w:r>
+              <w:rPr>
+                <w:noProof/>
+              </w:rPr>
+              <w:fldChar w:fldCharType="begin"/>
+            </w:r>
+            <w:r>
+              <w:rPr>
+                <w:noProof/>
+              </w:rPr>
+              <w:instrText xml:space="preserve"> PAGEREF _Toc235689919 \h </w:instrText>
+            </w:r>
+            <w:r>
+              <w:rPr>
+                <w:noProof/>
+              </w:rPr>
+            </w:r>
+            <w:r>
+              <w:rPr>
+                <w:noProof/>
+              </w:rPr>
+              <w:fldChar w:fldCharType="separate"/>
+            </w:r>
+            <w:r>
+              <w:rPr>
+                <w:noProof/>
+              </w:rPr>
+              <w:t>12</w:t>
+            </w:r>
+            <w:r>
+              <w:rPr>
+                <w:noProof/>
+              </w:rPr>
+              <w:fldChar w:fldCharType="end"/>
+            </w:r>
+          </w:hyperlink>
+        </w:p>
+        <w:p>
+          <w:pPr>
+            <w:pStyle w:val="TOC2"/>
+            <w:tabs>
+              <w:tab w:val="right" w:leader="dot" w:pos="9061"/>
+            </w:tabs>
+            <w:rPr>
+              <w:noProof/>
+            </w:rPr>
+          </w:pPr>
+          <w:hyperlink w:anchor="_Toc235689920" w:history="1">
+            <w:r>
+              <w:rPr>
+                <w:rStyle w:val="Hyperlink"/>
+                <w:b/>
+                <w:bCs/>
+                <w:noProof/>
+              </w:rPr>
+              <w:t>3.2. Phân tích kết quả</w:t>
+            </w:r>
+            <w:r>
+              <w:rPr>
+                <w:noProof/>
+              </w:rPr>
+              <w:tab/>
+            </w:r>
+            <w:r>
+              <w:rPr>
+                <w:noProof/>
+              </w:rPr>
+              <w:fldChar w:fldCharType="begin"/>
+            </w:r>
+            <w:r>
+              <w:rPr>
+                <w:noProof/>
+              </w:rPr>
+              <w:instrText xml:space="preserve"> PAGEREF _Toc235689920 \h </w:instrText>
+            </w:r>
+            <w:r>
+              <w:rPr>
+                <w:noProof/>
+              </w:rPr>
+            </w:r>
+            <w:r>
+              <w:rPr>
+                <w:noProof/>
+              </w:rPr>
+              <w:fldChar w:fldCharType="separate"/>
+            </w:r>
+            <w:r>
+              <w:rPr>
+                <w:noProof/>
+              </w:rPr>
+              <w:t>13</w:t>
+            </w:r>
+            <w:r>
+              <w:rPr>
+                <w:noProof/>
+              </w:rPr>
+              <w:fldChar w:fldCharType="end"/>
+            </w:r>
+          </w:hyperlink>
+        </w:p>
+        <w:p>
+          <w:pPr>
+            <w:pStyle w:val="TOC1"/>
+            <w:tabs>
+              <w:tab w:val="right" w:leader="dot" w:pos="9061"/>
+            </w:tabs>
+            <w:rPr>
+              <w:noProof/>
+            </w:rPr>
+          </w:pPr>
+          <w:hyperlink w:anchor="_Toc235689921" w:history="1">
+            <w:r>
+              <w:rPr>
+                <w:rStyle w:val="Hyperlink"/>
+                <w:b/>
+                <w:bCs/>
+                <w:noProof/>
+              </w:rPr>
+              <w:t>PHẦN KẾT LUẬN</w:t>
+            </w:r>
+            <w:r>
+              <w:rPr>
+                <w:noProof/>
+              </w:rPr>
+              <w:tab/>
+            </w:r>
+            <w:r>
+              <w:rPr>
+                <w:noProof/>
+              </w:rPr>
+              <w:fldChar w:fldCharType="begin"/>
+            </w:r>
+            <w:r>
+              <w:rPr>
+                <w:noProof/>
+              </w:rPr>
+              <w:instrText xml:space="preserve"> PAGEREF _Toc235689921 \h </w:instrText>
+            </w:r>
+            <w:r>
+              <w:rPr>
+                <w:noProof/>
+              </w:rPr>
+            </w:r>
+            <w:r>
+              <w:rPr>
+                <w:noProof/>
+              </w:rPr>
+              <w:fldChar w:fldCharType="separate"/>
+            </w:r>
+            <w:r>
+              <w:rPr>
+                <w:noProof/>
+              </w:rPr>
+              <w:t>14</w:t>
+            </w:r>
+            <w:r>
+              <w:rPr>
+                <w:noProof/>
+              </w:rPr>
+              <w:fldChar w:fldCharType="end"/>
+            </w:r>
+          </w:hyperlink>
+        </w:p>
+        <w:p>
+          <w:pPr>
+            <w:pStyle w:val="TOC2"/>
+            <w:tabs>
+              <w:tab w:val="right" w:leader="dot" w:pos="9061"/>
+            </w:tabs>
+            <w:rPr>
+              <w:noProof/>
+            </w:rPr>
+          </w:pPr>
+          <w:hyperlink w:anchor="_Toc235689922" w:history="1">
+            <w:r>
+              <w:rPr>
+                <w:rStyle w:val="Hyperlink"/>
+                <w:b/>
+                <w:bCs/>
+                <w:noProof/>
+              </w:rPr>
+              <w:t>1. Kết quả đạt được</w:t>
+            </w:r>
+            <w:r>
+              <w:rPr>
+                <w:noProof/>
+              </w:rPr>
+              <w:tab/>
+            </w:r>
+            <w:r>
+              <w:rPr>
+                <w:noProof/>
+              </w:rPr>
+              <w:fldChar w:fldCharType="begin"/>
+            </w:r>
+            <w:r>
+              <w:rPr>
+                <w:noProof/>
+              </w:rPr>
+              <w:instrText xml:space="preserve"> PAGEREF _Toc235689922 \h </w:instrText>
+            </w:r>
+            <w:r>
+              <w:rPr>
+                <w:noProof/>
+              </w:rPr>
+            </w:r>
+            <w:r>
+              <w:rPr>
+                <w:noProof/>
+              </w:rPr>
+              <w:fldChar w:fldCharType="separate"/>
+            </w:r>
+            <w:r>
+              <w:rPr>
+                <w:noProof/>
+              </w:rPr>
+              <w:t>14</w:t>
+            </w:r>
+            <w:r>
+              <w:rPr>
+                <w:noProof/>
+              </w:rPr>
+              <w:fldChar w:fldCharType="end"/>
+            </w:r>
+          </w:hyperlink>
+        </w:p>
+        <w:p>
+          <w:pPr>
+            <w:pStyle w:val="TOC2"/>
+            <w:tabs>
+              <w:tab w:val="right" w:leader="dot" w:pos="9061"/>
+            </w:tabs>
+            <w:rPr>
+              <w:noProof/>
+            </w:rPr>
+          </w:pPr>
+          <w:hyperlink w:anchor="_Toc235689923" w:history="1">
+            <w:r>
+              <w:rPr>
+                <w:rStyle w:val="Hyperlink"/>
+                <w:b/>
+                <w:bCs/>
+                <w:noProof/>
+              </w:rPr>
+              <w:t>2. Hạn chế</w:t>
+            </w:r>
+            <w:r>
+              <w:rPr>
+                <w:noProof/>
+              </w:rPr>
+              <w:tab/>
+            </w:r>
+            <w:r>
+              <w:rPr>
+                <w:noProof/>
+              </w:rPr>
+              <w:fldChar w:fldCharType="begin"/>
+            </w:r>
+            <w:r>
+              <w:rPr>
+                <w:noProof/>
+              </w:rPr>
+              <w:instrText xml:space="preserve"> PAGEREF _Toc235689923 \h </w:instrText>
+            </w:r>
+            <w:r>
+              <w:rPr>
+                <w:noProof/>
+              </w:rPr>
+            </w:r>
+            <w:r>
+              <w:rPr>
+                <w:noProof/>
+              </w:rPr>
+              <w:fldChar w:fldCharType="separate"/>
+            </w:r>
+            <w:r>
+              <w:rPr>
+                <w:noProof/>
+              </w:rPr>
+              <w:t>14</w:t>
+            </w:r>
+            <w:r>
+              <w:rPr>
+                <w:noProof/>
+              </w:rPr>
+              <w:fldChar w:fldCharType="end"/>
+            </w:r>
+          </w:hyperlink>
+        </w:p>
+        <w:p>
+          <w:pPr>
+            <w:pStyle w:val="TOC2"/>
+            <w:tabs>
+              <w:tab w:val="right" w:leader="dot" w:pos="9061"/>
+            </w:tabs>
+            <w:rPr>
+              <w:noProof/>
+            </w:rPr>
+          </w:pPr>
+          <w:hyperlink w:anchor="_Toc235689924" w:history="1">
+            <w:r>
+              <w:rPr>
+                <w:rStyle w:val="Hyperlink"/>
+                <w:b/>
+                <w:bCs/>
+                <w:noProof/>
+              </w:rPr>
+              <w:t>3. Hướng phát triển</w:t>
+            </w:r>
+            <w:r>
+              <w:rPr>
+                <w:noProof/>
+              </w:rPr>
+              <w:tab/>
+            </w:r>
+            <w:r>
+              <w:rPr>
+                <w:noProof/>
+              </w:rPr>
+              <w:fldChar w:fldCharType="begin"/>
+            </w:r>
+            <w:r>
+              <w:rPr>
+                <w:noProof/>
+              </w:rPr>
+              <w:instrText xml:space="preserve"> PAGEREF _Toc235689924 \h </w:instrText>
+            </w:r>
+            <w:r>
+              <w:rPr>
+                <w:noProof/>
+              </w:rPr>
+            </w:r>
+            <w:r>
+              <w:rPr>
+                <w:noProof/>
+              </w:rPr>
+              <w:fldChar w:fldCharType="separate"/>
+            </w:r>
+            <w:r>
+              <w:rPr>
+                <w:noProof/>
+              </w:rPr>
+              <w:t>14</w:t>
+            </w:r>
+            <w:r>
+              <w:rPr>
+                <w:noProof/>
+              </w:rPr>
+              <w:fldChar w:fldCharType="end"/>
+            </w:r>
+          </w:hyperlink>
+        </w:p>
+        <w:p>
+          <w:pPr>
+            <w:pStyle w:val="TOC1"/>
+            <w:tabs>
+              <w:tab w:val="right" w:leader="dot" w:pos="9061"/>
+            </w:tabs>
+            <w:rPr>
+              <w:noProof/>
+            </w:rPr>
+          </w:pPr>
+          <w:hyperlink w:anchor="_Toc235689925" w:history="1">
+            <w:r>
+              <w:rPr>
+                <w:rStyle w:val="Hyperlink"/>
+                <w:b/>
+                <w:bCs/>
+                <w:noProof/>
+              </w:rPr>
+              <w:t>TÀI LIỆU THAM KHẢO</w:t>
+            </w:r>
+            <w:r>
+              <w:rPr>
+                <w:noProof/>
+              </w:rPr>
+              <w:tab/>
+            </w:r>
+            <w:r>
+              <w:rPr>
+                <w:noProof/>
+              </w:rPr>
+              <w:fldChar w:fldCharType="begin"/>
+            </w:r>
+            <w:r>
+              <w:rPr>
+                <w:noProof/>
+              </w:rPr>
+              <w:instrText xml:space="preserve"> PAGEREF _Toc235689925 \h </w:instrText>
+            </w:r>
+            <w:r>
+              <w:rPr>
+                <w:noProof/>
+              </w:rPr>
+            </w:r>
+            <w:r>
+              <w:rPr>
+                <w:noProof/>
+              </w:rPr>
+              <w:fldChar w:fldCharType="separate"/>
+            </w:r>
+            <w:r>
+              <w:rPr>
+                <w:noProof/>
+              </w:rPr>
+              <w:t>15</w:t>
+            </w:r>
+            <w:r>
+              <w:rPr>
+                <w:noProof/>
+              </w:rPr>
+              <w:fldChar w:fldCharType="end"/>
+            </w:r>
+          </w:hyperlink>
         </w:p>
         <w:p>
           <w:r>
@@ -449,34 +2125,35 @@
         <w:spacing w:after="160" w:line="360" w:lineRule="auto"/>
         <w:jc w:val="center"/>
       </w:pPr>
-      <w:r>
-        <w:rPr>
-          <w:rFonts w:ascii="Times New Roman" w:cs="Times New Roman" w:eastAsia="Times New Roman" w:hAnsi="Times New Roman"/>
+      <w:bookmarkStart w:id="2" w:name="_Toc235689901"/>
+      <w:r>
+        <w:rPr>
           <w:b/>
           <w:bCs/>
           <w:color w:val="000000"/>
           <w:sz w:val="28"/>
           <w:szCs w:val="28"/>
         </w:rPr>
-        <w:t xml:space="preserve">PHẦN MỞ ĐẦU</w:t>
-      </w:r>
+        <w:lastRenderedPageBreak/>
+        <w:t>PHẦN MỞ ĐẦU</w:t>
+      </w:r>
+      <w:bookmarkEnd w:id="2"/>
     </w:p>
     <w:p>
       <w:pPr>
         <w:pStyle w:val="Heading2"/>
-        <w:spacing w:after="100" w:before="200" w:line="360" w:lineRule="auto"/>
-      </w:pPr>
-      <w:r>
-        <w:rPr>
-          <w:rFonts w:ascii="Times New Roman" w:cs="Times New Roman" w:eastAsia="Times New Roman" w:hAnsi="Times New Roman"/>
+        <w:spacing w:before="200" w:after="100" w:line="360" w:lineRule="auto"/>
+      </w:pPr>
+      <w:bookmarkStart w:id="3" w:name="_Toc235689902"/>
+      <w:r>
+        <w:rPr>
           <w:b/>
           <w:bCs/>
           <w:color w:val="000000"/>
-          <w:sz w:val="26"/>
-          <w:szCs w:val="26"/>
-        </w:rPr>
-        <w:t xml:space="preserve">1. Lý do chọn đề tài</w:t>
-      </w:r>
+        </w:rPr>
+        <w:t>1. Lý do chọn đề tài</w:t>
+      </w:r>
+      <w:bookmarkEnd w:id="3"/>
     </w:p>
     <w:p>
       <w:pPr>
@@ -486,32 +2163,28 @@
       </w:pPr>
       <w:r>
         <w:rPr>
-          <w:rFonts w:ascii="Times New Roman" w:cs="Times New Roman" w:eastAsia="Times New Roman" w:hAnsi="Times New Roman"/>
-          <w:b w:val="1"/>
-          <w:bCs w:val="1"/>
-          <w:color w:val="000000"/>
-          <w:sz w:val="26"/>
-          <w:szCs w:val="26"/>
-        </w:rPr>
-        <w:t xml:space="preserve">Xác thực dựa trên rủi ro (Risk-Based Authentication — RBA) là cơ chế bảo mật hiện đại: thay vì chỉ kiểm tra “đúng mật khẩu là cho vào”, hệ thống chấm một điểm rủi ro cho mỗi lượt đăng nhập dựa trên ngữ cảnh (vị trí, nhà mạng, thiết bị, thời điểm, hành vi lịch sử). Rủi ro cao thì yêu cầu xác thực bổ sung (OTP/2FA), rủi ro thấp thì cho qua — cân bằng giữa an toàn và trải nghiệm người dùng. Đề tài kết hợp MLP (học từ dữ liệu) với hệ mờ Mamdani (mã hóa tri thức chuyên gia) để vừa tận dụng khả năng học phi tuyến, vừa tăng tính giải thích cho mô hình.</w:t>
+          <w:b w:val="0"/>
+          <w:bCs/>
+          <w:color w:val="000000"/>
+        </w:rPr>
+        <w:t>Xác thực dựa trên rủi ro (Risk-Based Authentication — RBA) là cơ chế bảo mật hiện đại: thay vì chỉ kiểm tra “đúng mật khẩu là cho vào”, hệ thống chấm một điểm rủi ro cho mỗi lượt đăng nhập dựa trên ngữ cảnh (vị trí, nhà mạng, thiết bị, thời điểm, hành vi lịch sử). Rủi ro cao thì yêu cầu xác thực bổ sung (OTP/2FA), rủi ro thấp thì cho qua — cân bằng giữa an toàn và trải nghiệm người dùng. Đề tài kết hợp MLP (học từ dữ liệu) với hệ mờ Mamdani (mã hóa tri thức chuyên gia) để vừa tận dụng khả năng học phi tuyến, vừa tăng tính giải thích cho mô hình.</w:t>
       </w:r>
     </w:p>
     <w:p>
       <w:pPr>
         <w:pStyle w:val="Heading2"/>
-        <w:spacing w:after="100" w:before="200" w:line="360" w:lineRule="auto"/>
-      </w:pPr>
-      <w:r>
-        <w:rPr>
-          <w:rFonts w:ascii="Times New Roman" w:cs="Times New Roman" w:eastAsia="Times New Roman" w:hAnsi="Times New Roman"/>
+        <w:spacing w:before="200" w:after="100" w:line="360" w:lineRule="auto"/>
+      </w:pPr>
+      <w:bookmarkStart w:id="4" w:name="_Toc235689903"/>
+      <w:r>
+        <w:rPr>
           <w:b/>
           <w:bCs/>
           <w:color w:val="000000"/>
-          <w:sz w:val="26"/>
-          <w:szCs w:val="26"/>
-        </w:rPr>
-        <w:t xml:space="preserve">2. Mục tiêu và phạm vi</w:t>
-      </w:r>
+        </w:rPr>
+        <w:t>2. Mục tiêu và phạm vi</w:t>
+      </w:r>
+      <w:bookmarkEnd w:id="4"/>
     </w:p>
     <w:p>
       <w:pPr>
@@ -525,14 +2198,11 @@
       </w:pPr>
       <w:r>
         <w:rPr>
-          <w:rFonts w:ascii="Times New Roman" w:cs="Times New Roman" w:eastAsia="Times New Roman" w:hAnsi="Times New Roman"/>
-          <w:b w:val="1"/>
-          <w:bCs w:val="1"/>
-          <w:color w:val="000000"/>
-          <w:sz w:val="26"/>
-          <w:szCs w:val="26"/>
-        </w:rPr>
-        <w:t xml:space="preserve">Xây dựng mô hình lai MLP + Mamdani Fuzzy phân loại lượt đăng nhập là tấn công hay bình thường.</w:t>
+          <w:b w:val="0"/>
+          <w:bCs/>
+          <w:color w:val="000000"/>
+        </w:rPr>
+        <w:t>Xây dựng mô hình lai MLP + Mamdani Fuzzy phân loại lượt đăng nhập là tấn công hay bình thường.</w:t>
       </w:r>
     </w:p>
     <w:p>
@@ -547,14 +2217,11 @@
       </w:pPr>
       <w:r>
         <w:rPr>
-          <w:rFonts w:ascii="Times New Roman" w:cs="Times New Roman" w:eastAsia="Times New Roman" w:hAnsi="Times New Roman"/>
-          <w:b w:val="1"/>
-          <w:bCs w:val="1"/>
-          <w:color w:val="000000"/>
-          <w:sz w:val="26"/>
-          <w:szCs w:val="26"/>
-        </w:rPr>
-        <w:t xml:space="preserve">Trình bày, minh họa và giải thích rõ hai thuật toán cốt lõi: suy diễn mờ Mamdani và huấn luyện MLP (forward/backpropagation).</w:t>
+          <w:b w:val="0"/>
+          <w:bCs/>
+          <w:color w:val="000000"/>
+        </w:rPr>
+        <w:t>Trình bày, minh họa và giải thích rõ hai thuật toán cốt lõi: suy diễn mờ Mamdani và huấn luyện MLP (forward/backpropagation).</w:t>
       </w:r>
     </w:p>
     <w:p>
@@ -569,14 +2236,11 @@
       </w:pPr>
       <w:r>
         <w:rPr>
-          <w:rFonts w:ascii="Times New Roman" w:cs="Times New Roman" w:eastAsia="Times New Roman" w:hAnsi="Times New Roman"/>
-          <w:b w:val="1"/>
-          <w:bCs w:val="1"/>
-          <w:color w:val="000000"/>
-          <w:sz w:val="26"/>
-          <w:szCs w:val="26"/>
-        </w:rPr>
-        <w:t xml:space="preserve">Đánh giá thực nghiệm trên bộ dữ liệu RBA khoảng 500.000 lượt đăng nhập và phân tích kết quả.</w:t>
+          <w:b w:val="0"/>
+          <w:bCs/>
+          <w:color w:val="000000"/>
+        </w:rPr>
+        <w:t>Đánh giá thực nghiệm trên bộ dữ liệu RBA khoảng 500.000 lượt đăng nhập và phân tích kết quả.</w:t>
       </w:r>
     </w:p>
     <w:p>
@@ -586,52 +2250,55 @@
         <w:spacing w:after="160" w:line="360" w:lineRule="auto"/>
         <w:jc w:val="center"/>
       </w:pPr>
-      <w:r>
-        <w:rPr>
-          <w:rFonts w:ascii="Times New Roman" w:cs="Times New Roman" w:eastAsia="Times New Roman" w:hAnsi="Times New Roman"/>
+      <w:bookmarkStart w:id="5" w:name="_Toc235689904"/>
+      <w:r>
+        <w:rPr>
           <w:b/>
           <w:bCs/>
           <w:color w:val="000000"/>
           <w:sz w:val="28"/>
           <w:szCs w:val="28"/>
         </w:rPr>
-        <w:t xml:space="preserve">PHẦN NỘI DUNG</w:t>
-      </w:r>
+        <w:lastRenderedPageBreak/>
+        <w:t>PHẦN NỘI DUNG</w:t>
+      </w:r>
+      <w:bookmarkEnd w:id="5"/>
     </w:p>
     <w:p>
       <w:pPr>
         <w:pStyle w:val="Heading1"/>
         <w:pageBreakBefore/>
-        <w:spacing w:after="160" w:before="120" w:line="360" w:lineRule="auto"/>
-      </w:pPr>
-      <w:r>
-        <w:rPr>
-          <w:rFonts w:ascii="Times New Roman" w:cs="Times New Roman" w:eastAsia="Times New Roman" w:hAnsi="Times New Roman"/>
+        <w:spacing w:before="120" w:after="160" w:line="360" w:lineRule="auto"/>
+      </w:pPr>
+      <w:bookmarkStart w:id="6" w:name="_Toc235689905"/>
+      <w:r>
+        <w:rPr>
           <w:b/>
           <w:bCs/>
           <w:color w:val="000000"/>
           <w:sz w:val="28"/>
           <w:szCs w:val="28"/>
         </w:rPr>
-        <w:t xml:space="preserve">CHƯƠNG 1: CƠ SỞ LÝ THUYẾT</w:t>
-      </w:r>
+        <w:lastRenderedPageBreak/>
+        <w:t>CHƯƠNG 1: CƠ SỞ LÝ THUYẾT</w:t>
+      </w:r>
+      <w:bookmarkEnd w:id="6"/>
     </w:p>
     <w:p>
       <w:pPr>
         <w:pStyle w:val="Heading2"/>
-        <w:spacing w:after="100" w:before="200" w:line="360" w:lineRule="auto"/>
-      </w:pPr>
-      <w:r>
-        <w:rPr>
-          <w:rFonts w:ascii="Times New Roman" w:cs="Times New Roman" w:eastAsia="Times New Roman" w:hAnsi="Times New Roman"/>
+        <w:spacing w:before="200" w:after="100" w:line="360" w:lineRule="auto"/>
+      </w:pPr>
+      <w:bookmarkStart w:id="7" w:name="_Toc235689906"/>
+      <w:r>
+        <w:rPr>
           <w:b/>
           <w:bCs/>
           <w:color w:val="000000"/>
-          <w:sz w:val="26"/>
-          <w:szCs w:val="26"/>
-        </w:rPr>
-        <w:t xml:space="preserve">1.1. Bài toán phát hiện đăng nhập rủi ro (RBA)</w:t>
-      </w:r>
+        </w:rPr>
+        <w:t>1.1. Bài toán phát hiện đăng nhập rủi ro (RBA)</w:t>
+      </w:r>
+      <w:bookmarkEnd w:id="7"/>
     </w:p>
     <w:p>
       <w:pPr>
@@ -641,32 +2308,28 @@
       </w:pPr>
       <w:r>
         <w:rPr>
-          <w:rFonts w:ascii="Times New Roman" w:cs="Times New Roman" w:eastAsia="Times New Roman" w:hAnsi="Times New Roman"/>
-          <w:b w:val="1"/>
-          <w:bCs w:val="1"/>
-          <w:color w:val="000000"/>
-          <w:sz w:val="26"/>
-          <w:szCs w:val="26"/>
-        </w:rPr>
-        <w:t xml:space="preserve">Mỗi lượt đăng nhập được biểu diễn bởi các thuộc tính ngữ cảnh và được gán nhãn nhị phân: 1 = đến từ IP tấn công, 0 = bình thường. Mô hình trả về xác suất tấn công (số thực trong [0,1]) và nhãn dự đoán theo ngưỡng 0.5. Đây là bài toán phân loại nhị phân mất cân bằng nặng (tỉ lệ dương chỉ khoảng 3%).</w:t>
+          <w:b w:val="0"/>
+          <w:bCs/>
+          <w:color w:val="000000"/>
+        </w:rPr>
+        <w:t>Mỗi lượt đăng nhập được biểu diễn bởi các thuộc tính ngữ cảnh và được gán nhãn nhị phân: 1 = đến từ IP tấn công, 0 = bình thường. Mô hình trả về xác suất tấn công (số thực trong [0,1]) và nhãn dự đoán theo ngưỡng 0.5. Đây là bài toán phân loại nhị phân mất cân bằng nặng (tỉ lệ dương chỉ khoảng 3%).</w:t>
       </w:r>
     </w:p>
     <w:p>
       <w:pPr>
         <w:pStyle w:val="Heading2"/>
-        <w:spacing w:after="100" w:before="200" w:line="360" w:lineRule="auto"/>
-      </w:pPr>
-      <w:r>
-        <w:rPr>
-          <w:rFonts w:ascii="Times New Roman" w:cs="Times New Roman" w:eastAsia="Times New Roman" w:hAnsi="Times New Roman"/>
+        <w:spacing w:before="200" w:after="100" w:line="360" w:lineRule="auto"/>
+      </w:pPr>
+      <w:bookmarkStart w:id="8" w:name="_Toc235689907"/>
+      <w:r>
+        <w:rPr>
           <w:b/>
           <w:bCs/>
           <w:color w:val="000000"/>
-          <w:sz w:val="26"/>
-          <w:szCs w:val="26"/>
-        </w:rPr>
-        <w:t xml:space="preserve">1.2. Perceptron và mạng nơ-ron đa tầng (MLP)</w:t>
-      </w:r>
+        </w:rPr>
+        <w:t>1.2. Perceptron và mạng nơ-ron đa tầng (MLP)</w:t>
+      </w:r>
+      <w:bookmarkEnd w:id="8"/>
     </w:p>
     <w:p>
       <w:pPr>
@@ -676,29 +2339,24 @@
       </w:pPr>
       <w:r>
         <w:rPr>
-          <w:rFonts w:ascii="Times New Roman" w:cs="Times New Roman" w:eastAsia="Times New Roman" w:hAnsi="Times New Roman"/>
-          <w:b w:val="1"/>
-          <w:bCs w:val="1"/>
-          <w:color w:val="000000"/>
-          <w:sz w:val="26"/>
-          <w:szCs w:val="26"/>
-        </w:rPr>
-        <w:t xml:space="preserve">Perceptron là đơn vị tính toán cơ bản của mạng nơ-ron: nhận nhiều đầu vào, tính tổng có trọng số cộng bias rồi đưa qua hàm kích hoạt để ra một đầu ra:</w:t>
-      </w:r>
-    </w:p>
-    <w:p>
-      <w:pPr>
-        <w:spacing w:after="100" w:before="60" w:line="360" w:lineRule="auto"/>
+          <w:b w:val="0"/>
+          <w:bCs/>
+          <w:color w:val="000000"/>
+        </w:rPr>
+        <w:t>Perceptron là đơn vị tính toán cơ bản của mạng nơ-ron: nhận nhiều đầu vào, tính tổng có trọng số cộng bias rồi đưa qua hàm kích hoạt để ra một đầu ra:</w:t>
+      </w:r>
+    </w:p>
+    <w:p>
+      <w:pPr>
+        <w:spacing w:before="60" w:after="100" w:line="360" w:lineRule="auto"/>
         <w:jc w:val="center"/>
       </w:pPr>
       <w:r>
         <w:rPr>
-          <w:rFonts w:ascii="Cambria Math" w:cs="Cambria Math" w:eastAsia="Cambria Math" w:hAnsi="Cambria Math"/>
-          <w:color w:val="000000"/>
-          <w:sz w:val="26"/>
-          <w:szCs w:val="26"/>
-        </w:rPr>
-        <w:t xml:space="preserve">z = w·x + b ;   ŷ = f(z)</w:t>
+          <w:rFonts w:ascii="Cambria Math" w:eastAsia="Cambria Math" w:hAnsi="Cambria Math" w:cs="Cambria Math"/>
+          <w:color w:val="000000"/>
+        </w:rPr>
+        <w:t>z = w·x + b ;   ŷ = f(z)</w:t>
       </w:r>
     </w:p>
     <w:p>
@@ -709,32 +2367,28 @@
       </w:pPr>
       <w:r>
         <w:rPr>
-          <w:rFonts w:ascii="Times New Roman" w:cs="Times New Roman" w:eastAsia="Times New Roman" w:hAnsi="Times New Roman"/>
-          <w:b w:val="1"/>
-          <w:bCs w:val="1"/>
-          <w:color w:val="000000"/>
-          <w:sz w:val="26"/>
-          <w:szCs w:val="26"/>
-        </w:rPr>
-        <w:t xml:space="preserve">MLP (Multi-Layer Perceptron) là nhiều perceptron xếp thành lớp và nhiều lớp nối tiếp nhau. Nhờ hàm kích hoạt phi tuyến (ReLU) và nhiều tầng, MLP học được quan hệ phức tạp mà mô hình tuyến tính không nắm được. MLP được coi là nền tảng của học sâu.</w:t>
+          <w:b w:val="0"/>
+          <w:bCs/>
+          <w:color w:val="000000"/>
+        </w:rPr>
+        <w:t>MLP (Multi-Layer Perceptron) là nhiều perceptron xếp thành lớp và nhiều lớp nối tiếp nhau. Nhờ hàm kích hoạt phi tuyến (ReLU) và nhiều tầng, MLP học được quan hệ phức tạp mà mô hình tuyến tính không nắm được. MLP được coi là nền tảng của học sâu.</w:t>
       </w:r>
     </w:p>
     <w:p>
       <w:pPr>
         <w:pStyle w:val="Heading2"/>
-        <w:spacing w:after="100" w:before="200" w:line="360" w:lineRule="auto"/>
-      </w:pPr>
-      <w:r>
-        <w:rPr>
-          <w:rFonts w:ascii="Times New Roman" w:cs="Times New Roman" w:eastAsia="Times New Roman" w:hAnsi="Times New Roman"/>
+        <w:spacing w:before="200" w:after="100" w:line="360" w:lineRule="auto"/>
+      </w:pPr>
+      <w:bookmarkStart w:id="9" w:name="_Toc235689908"/>
+      <w:r>
+        <w:rPr>
           <w:b/>
           <w:bCs/>
           <w:color w:val="000000"/>
-          <w:sz w:val="26"/>
-          <w:szCs w:val="26"/>
-        </w:rPr>
-        <w:t xml:space="preserve">1.3. Logic mờ và hệ suy diễn Mamdani</w:t>
-      </w:r>
+        </w:rPr>
+        <w:t>1.3. Logic mờ và hệ suy diễn Mamdani</w:t>
+      </w:r>
+      <w:bookmarkEnd w:id="9"/>
     </w:p>
     <w:p>
       <w:pPr>
@@ -744,32 +2398,28 @@
       </w:pPr>
       <w:r>
         <w:rPr>
-          <w:rFonts w:ascii="Times New Roman" w:cs="Times New Roman" w:eastAsia="Times New Roman" w:hAnsi="Times New Roman"/>
-          <w:b w:val="1"/>
-          <w:bCs w:val="1"/>
-          <w:color w:val="000000"/>
-          <w:sz w:val="26"/>
-          <w:szCs w:val="26"/>
-        </w:rPr>
-        <w:t xml:space="preserve">Logic mờ cho phép một giá trị thuộc về một tập với “mức độ thuộc” trong [0,1] thay vì chỉ đúng/sai. Hệ suy diễn mờ Mamdani biến tri thức chuyên gia thành các luật IF-THEN và suy ra kết luận qua 4 bước: mờ hóa → đánh giá luật → gộp → giải mờ. Đây là cách đưa kiến thức miền vào mô hình một cách minh bạch, dễ giải thích.</w:t>
+          <w:b w:val="0"/>
+          <w:bCs/>
+          <w:color w:val="000000"/>
+        </w:rPr>
+        <w:t>Logic mờ cho phép một giá trị thuộc về một tập với “mức độ thuộc” trong [0,1] thay vì chỉ đúng/sai. Hệ suy diễn mờ Mamdani biến tri thức chuyên gia thành các luật IF-THEN và suy ra kết luận qua 4 bước: mờ hóa → đánh giá luật → gộp → giải mờ. Đây là cách đưa kiến thức miền vào mô hình một cách minh bạch, dễ giải thích.</w:t>
       </w:r>
     </w:p>
     <w:p>
       <w:pPr>
         <w:pStyle w:val="Heading2"/>
-        <w:spacing w:after="100" w:before="200" w:line="360" w:lineRule="auto"/>
-      </w:pPr>
-      <w:r>
-        <w:rPr>
-          <w:rFonts w:ascii="Times New Roman" w:cs="Times New Roman" w:eastAsia="Times New Roman" w:hAnsi="Times New Roman"/>
+        <w:spacing w:before="200" w:after="100" w:line="360" w:lineRule="auto"/>
+      </w:pPr>
+      <w:bookmarkStart w:id="10" w:name="_Toc235689909"/>
+      <w:r>
+        <w:rPr>
           <w:b/>
           <w:bCs/>
           <w:color w:val="000000"/>
-          <w:sz w:val="26"/>
-          <w:szCs w:val="26"/>
-        </w:rPr>
-        <w:t xml:space="preserve">1.4. Mô hình lai MLP + Mamdani Fuzzy</w:t>
-      </w:r>
+        </w:rPr>
+        <w:t>1.4. Mô hình lai MLP + Mamdani Fuzzy</w:t>
+      </w:r>
+      <w:bookmarkEnd w:id="10"/>
     </w:p>
     <w:p>
       <w:pPr>
@@ -779,27 +2429,28 @@
       </w:pPr>
       <w:r>
         <w:rPr>
-          <w:rFonts w:ascii="Times New Roman" w:cs="Times New Roman" w:eastAsia="Times New Roman" w:hAnsi="Times New Roman"/>
-          <w:b w:val="1"/>
-          <w:bCs w:val="1"/>
-          <w:color w:val="000000"/>
-          <w:sz w:val="26"/>
-          <w:szCs w:val="26"/>
-        </w:rPr>
-        <w:t xml:space="preserve">Đề tài kết hợp ở tầng đặc trưng (feature-level fusion): hệ mờ Mamdani sinh ra các đặc trưng rủi ro (mức độ thuộc + điểm rủi ro tổng hợp), ghép chung với đặc trưng số và đặc trưng phân loại làm đầu vào cho MLP. Hệ mờ đóng vai trò “bộ trích xuất tri thức”, MLP là bộ phân loại chính; hai thành phần bổ trợ lẫn nhau chứ không chạy song song để so sánh.</w:t>
-      </w:r>
-    </w:p>
-    <w:p>
-      <w:pPr>
-        <w:spacing w:after="40" w:before="120"/>
+          <w:b w:val="0"/>
+          <w:bCs/>
+          <w:color w:val="000000"/>
+        </w:rPr>
+        <w:t>Đề tài kết hợp ở tầng đặc trưng (feature-level fusion): hệ mờ Mamdani sinh ra các đặc trưng rủi ro (mức độ thuộc + điểm rủi ro tổng hợp), ghép chung với đặc trưng số và đặc trưng phân loại làm đầu vào cho MLP. Hệ mờ đóng vai trò “bộ trích xuất tri thức”, MLP là bộ phân loại chính; hai thành phần bổ trợ lẫn nhau chứ không chạy song song để so sánh.</w:t>
+      </w:r>
+    </w:p>
+    <w:p>
+      <w:pPr>
+        <w:spacing w:before="120" w:after="40"/>
         <w:jc w:val="center"/>
       </w:pPr>
       <w:r>
+        <w:rPr>
+          <w:noProof/>
+        </w:rPr>
+        <w:lastRenderedPageBreak/>
         <w:drawing>
-          <wp:inline distT="0" distB="0" distL="0" distR="0">
+          <wp:inline distT="0" distB="0" distL="0" distR="0" wp14:anchorId="79C0734A" wp14:editId="6713E5A7">
             <wp:extent cx="4476750" cy="3362325"/>
-            <wp:effectExtent t="0" r="0" b="0" l="0"/>
-            <wp:docPr id="1" name="" descr="" title=""/>
+            <wp:effectExtent l="0" t="0" r="0" b="0"/>
+            <wp:docPr id="1166690576" name="Picture 1166690576"/>
             <wp:cNvGraphicFramePr>
               <a:graphicFrameLocks xmlns:a="http://schemas.openxmlformats.org/drawingml/2006/main" noChangeAspect="1"/>
             </wp:cNvGraphicFramePr>
@@ -807,13 +2458,13 @@
               <a:graphicData uri="http://schemas.openxmlformats.org/drawingml/2006/picture">
                 <pic:pic xmlns:pic="http://schemas.openxmlformats.org/drawingml/2006/picture">
                   <pic:nvPicPr>
-                    <pic:cNvPr id="0" name="" descr=""/>
+                    <pic:cNvPr id="0" name=""/>
                     <pic:cNvPicPr>
                       <a:picLocks noChangeAspect="1" noChangeArrowheads="1"/>
                     </pic:cNvPicPr>
                   </pic:nvPicPr>
                   <pic:blipFill>
-                    <a:blip r:embed="rId11" cstate="none"/>
+                    <a:blip r:embed="rId9"/>
                     <a:srcRect/>
                     <a:stretch>
                       <a:fillRect/>
@@ -842,48 +2493,46 @@
       </w:pPr>
       <w:r>
         <w:rPr>
-          <w:rFonts w:ascii="Times New Roman" w:cs="Times New Roman" w:eastAsia="Times New Roman" w:hAnsi="Times New Roman"/>
           <w:color w:val="44546A"/>
-          <w:sz w:val="26"/>
-          <w:szCs w:val="26"/>
-        </w:rPr>
-        <w:t xml:space="preserve">Hình 1.1: Kiến trúc tổng thể hệ lai MLP + Mamdani Fuzzy.</w:t>
+        </w:rPr>
+        <w:t>Hình 1.1: Kiến trúc tổng thể hệ lai MLP + Mamdani Fuzzy.</w:t>
       </w:r>
     </w:p>
     <w:p>
       <w:pPr>
         <w:pStyle w:val="Heading1"/>
         <w:pageBreakBefore/>
-        <w:spacing w:after="160" w:before="120" w:line="360" w:lineRule="auto"/>
-      </w:pPr>
-      <w:r>
-        <w:rPr>
-          <w:rFonts w:ascii="Times New Roman" w:cs="Times New Roman" w:eastAsia="Times New Roman" w:hAnsi="Times New Roman"/>
+        <w:spacing w:before="120" w:after="160" w:line="360" w:lineRule="auto"/>
+      </w:pPr>
+      <w:bookmarkStart w:id="11" w:name="_Toc235689910"/>
+      <w:r>
+        <w:rPr>
           <w:b/>
           <w:bCs/>
           <w:color w:val="000000"/>
           <w:sz w:val="28"/>
           <w:szCs w:val="28"/>
         </w:rPr>
-        <w:t xml:space="preserve">CHƯƠNG 2: PHƯƠNG PHÁP VÀ TRIỂN KHAI</w:t>
-      </w:r>
+        <w:lastRenderedPageBreak/>
+        <w:t>CHƯƠNG 2: PHƯƠNG PHÁP VÀ TRIỂN KHAI</w:t>
+      </w:r>
+      <w:bookmarkEnd w:id="11"/>
     </w:p>
     <w:p>
       <w:pPr>
         <w:pStyle w:val="Heading2"/>
-        <w:spacing w:after="100" w:before="200" w:line="360" w:lineRule="auto"/>
-      </w:pPr>
-      <w:r>
-        <w:rPr>
-          <w:rFonts w:ascii="Times New Roman" w:cs="Times New Roman" w:eastAsia="Times New Roman" w:hAnsi="Times New Roman"/>
+        <w:spacing w:before="200" w:after="100" w:line="360" w:lineRule="auto"/>
+      </w:pPr>
+      <w:bookmarkStart w:id="12" w:name="_Toc235689911"/>
+      <w:r>
+        <w:rPr>
           <w:b/>
           <w:bCs/>
           <w:color w:val="000000"/>
-          <w:sz w:val="26"/>
-          <w:szCs w:val="26"/>
-        </w:rPr>
-        <w:t xml:space="preserve">2.1. Dữ liệu và trích xuất đặc trưng</w:t>
-      </w:r>
+        </w:rPr>
+        <w:t>2.1. Dữ liệu và trích xuất đặc trưng</w:t>
+      </w:r>
+      <w:bookmarkEnd w:id="12"/>
     </w:p>
     <w:p>
       <w:pPr>
@@ -893,14 +2542,11 @@
       </w:pPr>
       <w:r>
         <w:rPr>
-          <w:rFonts w:ascii="Times New Roman" w:cs="Times New Roman" w:eastAsia="Times New Roman" w:hAnsi="Times New Roman"/>
-          <w:b w:val="1"/>
-          <w:bCs w:val="1"/>
-          <w:color w:val="000000"/>
-          <w:sz w:val="26"/>
-          <w:szCs w:val="26"/>
-        </w:rPr>
-        <w:t xml:space="preserve">Bộ dữ liệu gồm khoảng 500.000 lượt đăng nhập (nguồn: Login Data Set for Risk-Based Authentication, Wiefling và cộng sự, IFIP SEC 2019), nhãn “Is Attack IP” (~3% dương). Dữ liệu chia Train/Validation/Test theo tỉ lệ 70/15/15, có phân tầng theo nhãn.</w:t>
+          <w:b w:val="0"/>
+          <w:bCs/>
+          <w:color w:val="000000"/>
+        </w:rPr>
+        <w:t>Bộ dữ liệu gồm khoảng 500.000 lượt đăng nhập (nguồn: Login Data Set for Risk-Based Authentication, Wiefling và cộng sự, IFIP SEC 2019), nhãn “Is Attack IP” (~3% dương). Dữ liệu chia Train/Validation/Test theo tỉ lệ 70/15/15, có phân tầng theo nhãn.</w:t>
       </w:r>
     </w:p>
     <w:p>
@@ -911,14 +2557,11 @@
       </w:pPr>
       <w:r>
         <w:rPr>
-          <w:rFonts w:ascii="Times New Roman" w:cs="Times New Roman" w:eastAsia="Times New Roman" w:hAnsi="Times New Roman"/>
-          <w:b w:val="1"/>
-          <w:bCs w:val="1"/>
-          <w:color w:val="000000"/>
-          <w:sz w:val="26"/>
-          <w:szCs w:val="26"/>
-        </w:rPr>
-        <w:t xml:space="preserve">Từ các cột thô, nhóm tạo 19 đặc trưng số gồm: nhóm thời gian (giờ, thứ, cuối tuần, giờ lạ), độ trễ mạng (RTT), độ hiếm quốc gia/ASN, và nhóm hành vi lịch sử theo người dùng (thời gian từ lần đăng nhập trước, có đổi quốc gia/thành phố/ASN/thiết bị/trình duyệt/OS không, tỉ lệ đăng nhập thành công tích lũy, số thay đổi).</w:t>
+          <w:b w:val="0"/>
+          <w:bCs/>
+          <w:color w:val="000000"/>
+        </w:rPr>
+        <w:t>Từ các cột thô, nhóm tạo 19 đặc trưng số gồm: nhóm thời gian (giờ, thứ, cuối tuần, giờ lạ), độ trễ mạng (RTT), độ hiếm quốc gia/ASN, và nhóm hành vi lịch sử theo người dùng (thời gian từ lần đăng nhập trước, có đổi quốc gia/thành phố/ASN/thiết bị/trình duyệt/OS không, tỉ lệ đăng nhập thành công tích lũy, số thay đổi).</w:t>
       </w:r>
     </w:p>
     <w:p>
@@ -933,41 +2576,34 @@
       </w:pPr>
       <w:r>
         <w:rPr>
-          <w:rFonts w:ascii="Times New Roman" w:cs="Times New Roman" w:eastAsia="Times New Roman" w:hAnsi="Times New Roman"/>
           <w:b/>
           <w:bCs/>
           <w:color w:val="000000"/>
-          <w:sz w:val="26"/>
-          <w:szCs w:val="26"/>
         </w:rPr>
         <w:t xml:space="preserve">Chống rò rỉ dữ liệu (data leakage): </w:t>
       </w:r>
       <w:r>
         <w:rPr>
-          <w:rFonts w:ascii="Times New Roman" w:cs="Times New Roman" w:eastAsia="Times New Roman" w:hAnsi="Times New Roman"/>
-          <w:color w:val="000000"/>
-          <w:sz w:val="26"/>
-          <w:szCs w:val="26"/>
-        </w:rPr>
-        <w:t xml:space="preserve">đặc trưng lịch sử chỉ dùng thông tin quá khứ của người dùng; các thống kê toàn cục (median RTT, độ hiếm Country/ASN) chỉ tính trên tập train rồi áp cho val/test.</w:t>
+          <w:color w:val="000000"/>
+        </w:rPr>
+        <w:t>đặc trưng lịch sử chỉ dùng thông tin quá khứ của người dùng; các thống kê toàn cục (median RTT, độ hiếm Country/ASN) chỉ tính trên tập train rồi áp cho val/test.</w:t>
       </w:r>
     </w:p>
     <w:p>
       <w:pPr>
         <w:pStyle w:val="Heading2"/>
-        <w:spacing w:after="100" w:before="200" w:line="360" w:lineRule="auto"/>
-      </w:pPr>
-      <w:r>
-        <w:rPr>
-          <w:rFonts w:ascii="Times New Roman" w:cs="Times New Roman" w:eastAsia="Times New Roman" w:hAnsi="Times New Roman"/>
+        <w:spacing w:before="200" w:after="100" w:line="360" w:lineRule="auto"/>
+      </w:pPr>
+      <w:bookmarkStart w:id="13" w:name="_Toc235689912"/>
+      <w:r>
+        <w:rPr>
           <w:b/>
           <w:bCs/>
           <w:color w:val="000000"/>
-          <w:sz w:val="26"/>
-          <w:szCs w:val="26"/>
-        </w:rPr>
-        <w:t xml:space="preserve">2.2. Hệ suy diễn mờ Mamdani</w:t>
-      </w:r>
+        </w:rPr>
+        <w:t>2.2. Hệ suy diễn mờ Mamdani</w:t>
+      </w:r>
+      <w:bookmarkEnd w:id="13"/>
     </w:p>
     <w:p>
       <w:pPr>
@@ -977,27 +2613,27 @@
       </w:pPr>
       <w:r>
         <w:rPr>
-          <w:rFonts w:ascii="Times New Roman" w:cs="Times New Roman" w:eastAsia="Times New Roman" w:hAnsi="Times New Roman"/>
-          <w:b w:val="1"/>
-          <w:bCs w:val="1"/>
-          <w:color w:val="000000"/>
-          <w:sz w:val="26"/>
-          <w:szCs w:val="26"/>
-        </w:rPr>
-        <w:t xml:space="preserve">Hệ mờ dùng 5 biến liên tục (thời gian từ lần đăng nhập trước, độ hiếm quốc gia, độ hiếm ASN, tỉ lệ thành công, số thay đổi), mỗi biến mờ hóa thành 3 mức Low/Medium/High bằng hàm tam giác với ngưỡng học từ phân vị 20/50/80 trên tập train.</w:t>
-      </w:r>
-    </w:p>
-    <w:p>
-      <w:pPr>
-        <w:spacing w:after="40" w:before="120"/>
+          <w:b w:val="0"/>
+          <w:bCs/>
+          <w:color w:val="000000"/>
+        </w:rPr>
+        <w:t>Hệ mờ dùng 5 biến liên tục (thời gian từ lần đăng nhập trước, độ hiếm quốc gia, độ hiếm ASN, tỉ lệ thành công, số thay đổi), mỗi biến mờ hóa thành 3 mức Low/Medium/High bằng hàm tam giác với ngưỡng học từ phân vị 20/50/80 trên tập train.</w:t>
+      </w:r>
+    </w:p>
+    <w:p>
+      <w:pPr>
+        <w:spacing w:before="120" w:after="40"/>
         <w:jc w:val="center"/>
       </w:pPr>
       <w:r>
+        <w:rPr>
+          <w:noProof/>
+        </w:rPr>
         <w:drawing>
-          <wp:inline distT="0" distB="0" distL="0" distR="0">
+          <wp:inline distT="0" distB="0" distL="0" distR="0" wp14:anchorId="015E2225" wp14:editId="13509D31">
             <wp:extent cx="4381500" cy="2428875"/>
-            <wp:effectExtent t="0" r="0" b="0" l="0"/>
-            <wp:docPr id="1" name="" descr="" title=""/>
+            <wp:effectExtent l="0" t="0" r="0" b="0"/>
+            <wp:docPr id="638392575" name="Picture 638392575"/>
             <wp:cNvGraphicFramePr>
               <a:graphicFrameLocks xmlns:a="http://schemas.openxmlformats.org/drawingml/2006/main" noChangeAspect="1"/>
             </wp:cNvGraphicFramePr>
@@ -1005,13 +2641,13 @@
               <a:graphicData uri="http://schemas.openxmlformats.org/drawingml/2006/picture">
                 <pic:pic xmlns:pic="http://schemas.openxmlformats.org/drawingml/2006/picture">
                   <pic:nvPicPr>
-                    <pic:cNvPr id="0" name="" descr=""/>
+                    <pic:cNvPr id="0" name=""/>
                     <pic:cNvPicPr>
                       <a:picLocks noChangeAspect="1" noChangeArrowheads="1"/>
                     </pic:cNvPicPr>
                   </pic:nvPicPr>
                   <pic:blipFill>
-                    <a:blip r:embed="rId12" cstate="none"/>
+                    <a:blip r:embed="rId10"/>
                     <a:srcRect/>
                     <a:stretch>
                       <a:fillRect/>
@@ -1040,32 +2676,30 @@
       </w:pPr>
       <w:r>
         <w:rPr>
-          <w:rFonts w:ascii="Times New Roman" w:cs="Times New Roman" w:eastAsia="Times New Roman" w:hAnsi="Times New Roman"/>
           <w:color w:val="44546A"/>
+        </w:rPr>
+        <w:t>Hình 2.1: Các hàm thuộc Low/Medium/High.</w:t>
+      </w:r>
+    </w:p>
+    <w:p>
+      <w:pPr>
+        <w:pStyle w:val="Heading3"/>
+        <w:spacing w:before="140" w:after="80" w:line="360" w:lineRule="auto"/>
+      </w:pPr>
+      <w:bookmarkStart w:id="14" w:name="_Toc235689913"/>
+      <w:r>
+        <w:rPr>
+          <w:b/>
+          <w:bCs/>
+          <w:i/>
+          <w:iCs/>
+          <w:color w:val="000000"/>
           <w:sz w:val="26"/>
           <w:szCs w:val="26"/>
         </w:rPr>
-        <w:t xml:space="preserve">Hình 2.1: Các hàm thuộc Low/Medium/High.</w:t>
-      </w:r>
-    </w:p>
-    <w:p>
-      <w:pPr>
-        <w:pStyle w:val="Heading3"/>
-        <w:spacing w:after="80" w:before="140" w:line="360" w:lineRule="auto"/>
-      </w:pPr>
-      <w:r>
-        <w:rPr>
-          <w:rFonts w:ascii="Times New Roman" w:cs="Times New Roman" w:eastAsia="Times New Roman" w:hAnsi="Times New Roman"/>
-          <w:b/>
-          <w:bCs/>
-          <w:i/>
-          <w:iCs/>
-          <w:color w:val="000000"/>
-          <w:sz w:val="26"/>
-          <w:szCs w:val="26"/>
-        </w:rPr>
-        <w:t xml:space="preserve">2.2.1. Tám luật mờ IF-THEN</w:t>
-      </w:r>
+        <w:t>2.2.1. Tám luật mờ IF-THEN</w:t>
+      </w:r>
+      <w:bookmarkEnd w:id="14"/>
     </w:p>
     <w:p>
       <w:pPr>
@@ -1074,1237 +2708,1124 @@
       </w:pPr>
       <w:r>
         <w:rPr>
-          <w:rFonts w:ascii="Times New Roman" w:cs="Times New Roman" w:eastAsia="Times New Roman" w:hAnsi="Times New Roman"/>
-          <w:b w:val="1"/>
-          <w:bCs w:val="1"/>
-          <w:color w:val="000000"/>
-          <w:sz w:val="26"/>
-          <w:szCs w:val="26"/>
-        </w:rPr>
-        <w:t xml:space="preserve">Toán tử: AND = min, OR = max, NOT = 1 − μ. Cột “kích hoạt” là ví dụ cho một lượt đăng nhập rủi ro cao:</w:t>
+          <w:b w:val="0"/>
+          <w:bCs/>
+          <w:color w:val="000000"/>
+        </w:rPr>
+        <w:lastRenderedPageBreak/>
+        <w:t>Toán tử: AND = min, OR = max, NOT = 1 − μ. Cột “kích hoạt” là ví dụ cho một lượt đăng nhập rủi ro cao:</w:t>
       </w:r>
     </w:p>
     <w:tbl>
       <w:tblPr>
-        <w:tblW w:type="dxa" w:w="9060"/>
+        <w:tblW w:w="9060" w:type="dxa"/>
         <w:tblBorders>
-          <w:top w:val="single" w:color="AAAAAA" w:sz="4"/>
-          <w:left w:val="single" w:color="AAAAAA" w:sz="4"/>
-          <w:bottom w:val="single" w:color="AAAAAA" w:sz="4"/>
-          <w:right w:val="single" w:color="AAAAAA" w:sz="4"/>
-          <w:insideH w:val="single" w:color="CCCCCC" w:sz="2"/>
-          <w:insideV w:val="single" w:color="CCCCCC" w:sz="2"/>
+          <w:top w:val="single" w:sz="4" w:space="0" w:color="AAAAAA"/>
+          <w:left w:val="single" w:sz="4" w:space="0" w:color="AAAAAA"/>
+          <w:bottom w:val="single" w:sz="4" w:space="0" w:color="AAAAAA"/>
+          <w:right w:val="single" w:sz="4" w:space="0" w:color="AAAAAA"/>
+          <w:insideH w:val="single" w:sz="2" w:space="0" w:color="CCCCCC"/>
+          <w:insideV w:val="single" w:sz="2" w:space="0" w:color="CCCCCC"/>
         </w:tblBorders>
+        <w:tblCellMar>
+          <w:left w:w="10" w:type="dxa"/>
+          <w:right w:w="10" w:type="dxa"/>
+        </w:tblCellMar>
+        <w:tblLook w:val="0000" w:firstRow="0" w:lastRow="0" w:firstColumn="0" w:lastColumn="0" w:noHBand="0" w:noVBand="0"/>
       </w:tblPr>
       <w:tblGrid>
-        <w:gridCol w:w="620"/>
-        <w:gridCol w:w="3700"/>
-        <w:gridCol w:w="1240"/>
-        <w:gridCol w:w="1200"/>
-        <w:gridCol w:w="1300"/>
+        <w:gridCol w:w="711"/>
+        <w:gridCol w:w="4152"/>
+        <w:gridCol w:w="1391"/>
+        <w:gridCol w:w="1347"/>
+        <w:gridCol w:w="1459"/>
       </w:tblGrid>
       <w:tr>
+        <w:tblPrEx>
+          <w:tblCellMar>
+            <w:top w:w="0" w:type="dxa"/>
+            <w:bottom w:w="0" w:type="dxa"/>
+          </w:tblCellMar>
+        </w:tblPrEx>
         <w:trPr>
           <w:tblHeader/>
         </w:trPr>
         <w:tc>
           <w:tcPr>
-            <w:tcW w:type="dxa" w:w="620"/>
-            <w:shd w:fill="44546A" w:val="clear"/>
+            <w:tcW w:w="620" w:type="dxa"/>
+            <w:shd w:val="clear" w:color="auto" w:fill="44546A"/>
             <w:tcMar>
-              <w:top w:type="dxa" w:w="30"/>
-              <w:left w:type="dxa" w:w="70"/>
-              <w:bottom w:type="dxa" w:w="30"/>
-              <w:right w:type="dxa" w:w="70"/>
+              <w:top w:w="30" w:type="dxa"/>
+              <w:left w:w="70" w:type="dxa"/>
+              <w:bottom w:w="30" w:type="dxa"/>
+              <w:right w:w="70" w:type="dxa"/>
             </w:tcMar>
           </w:tcPr>
           <w:p>
             <w:pPr>
-              <w:spacing w:after="0" w:line="240"/>
               <w:jc w:val="center"/>
             </w:pPr>
             <w:r>
               <w:rPr>
-                <w:rFonts w:ascii="Times New Roman" w:cs="Times New Roman" w:eastAsia="Times New Roman" w:hAnsi="Times New Roman"/>
                 <w:b/>
                 <w:bCs/>
                 <w:color w:val="FFFFFF"/>
                 <w:sz w:val="24"/>
                 <w:szCs w:val="24"/>
               </w:rPr>
-              <w:t xml:space="preserve">Luật</w:t>
+              <w:t>Luật</w:t>
             </w:r>
           </w:p>
         </w:tc>
         <w:tc>
           <w:tcPr>
-            <w:tcW w:type="dxa" w:w="3700"/>
-            <w:shd w:fill="44546A" w:val="clear"/>
+            <w:tcW w:w="3700" w:type="dxa"/>
+            <w:shd w:val="clear" w:color="auto" w:fill="44546A"/>
             <w:tcMar>
-              <w:top w:type="dxa" w:w="30"/>
-              <w:left w:type="dxa" w:w="70"/>
-              <w:bottom w:type="dxa" w:w="30"/>
-              <w:right w:type="dxa" w:w="70"/>
+              <w:top w:w="30" w:type="dxa"/>
+              <w:left w:w="70" w:type="dxa"/>
+              <w:bottom w:w="30" w:type="dxa"/>
+              <w:right w:w="70" w:type="dxa"/>
             </w:tcMar>
           </w:tcPr>
           <w:p>
             <w:pPr>
-              <w:spacing w:after="0" w:line="240"/>
               <w:jc w:val="center"/>
             </w:pPr>
             <w:r>
               <w:rPr>
-                <w:rFonts w:ascii="Times New Roman" w:cs="Times New Roman" w:eastAsia="Times New Roman" w:hAnsi="Times New Roman"/>
                 <w:b/>
                 <w:bCs/>
                 <w:color w:val="FFFFFF"/>
                 <w:sz w:val="24"/>
                 <w:szCs w:val="24"/>
               </w:rPr>
-              <w:t xml:space="preserve">Điều kiện (IF)</w:t>
+              <w:t>Điều kiện (IF)</w:t>
             </w:r>
           </w:p>
         </w:tc>
         <w:tc>
           <w:tcPr>
-            <w:tcW w:type="dxa" w:w="1240"/>
-            <w:shd w:fill="44546A" w:val="clear"/>
+            <w:tcW w:w="1240" w:type="dxa"/>
+            <w:shd w:val="clear" w:color="auto" w:fill="44546A"/>
             <w:tcMar>
-              <w:top w:type="dxa" w:w="30"/>
-              <w:left w:type="dxa" w:w="70"/>
-              <w:bottom w:type="dxa" w:w="30"/>
-              <w:right w:type="dxa" w:w="70"/>
+              <w:top w:w="30" w:type="dxa"/>
+              <w:left w:w="70" w:type="dxa"/>
+              <w:bottom w:w="30" w:type="dxa"/>
+              <w:right w:w="70" w:type="dxa"/>
             </w:tcMar>
           </w:tcPr>
           <w:p>
             <w:pPr>
-              <w:spacing w:after="0" w:line="240"/>
               <w:jc w:val="center"/>
             </w:pPr>
             <w:r>
               <w:rPr>
-                <w:rFonts w:ascii="Times New Roman" w:cs="Times New Roman" w:eastAsia="Times New Roman" w:hAnsi="Times New Roman"/>
                 <w:b/>
                 <w:bCs/>
                 <w:color w:val="FFFFFF"/>
                 <w:sz w:val="24"/>
                 <w:szCs w:val="24"/>
               </w:rPr>
-              <w:t xml:space="preserve">Toán tử</w:t>
+              <w:t>Toán tử</w:t>
             </w:r>
           </w:p>
         </w:tc>
         <w:tc>
           <w:tcPr>
-            <w:tcW w:type="dxa" w:w="1200"/>
-            <w:shd w:fill="44546A" w:val="clear"/>
+            <w:tcW w:w="1200" w:type="dxa"/>
+            <w:shd w:val="clear" w:color="auto" w:fill="44546A"/>
             <w:tcMar>
-              <w:top w:type="dxa" w:w="30"/>
-              <w:left w:type="dxa" w:w="70"/>
-              <w:bottom w:type="dxa" w:w="30"/>
-              <w:right w:type="dxa" w:w="70"/>
+              <w:top w:w="30" w:type="dxa"/>
+              <w:left w:w="70" w:type="dxa"/>
+              <w:bottom w:w="30" w:type="dxa"/>
+              <w:right w:w="70" w:type="dxa"/>
             </w:tcMar>
           </w:tcPr>
           <w:p>
             <w:pPr>
-              <w:spacing w:after="0" w:line="240"/>
               <w:jc w:val="center"/>
             </w:pPr>
             <w:r>
               <w:rPr>
-                <w:rFonts w:ascii="Times New Roman" w:cs="Times New Roman" w:eastAsia="Times New Roman" w:hAnsi="Times New Roman"/>
                 <w:b/>
                 <w:bCs/>
                 <w:color w:val="FFFFFF"/>
                 <w:sz w:val="24"/>
                 <w:szCs w:val="24"/>
               </w:rPr>
-              <w:t xml:space="preserve">Kết luận</w:t>
+              <w:t>Kết luận</w:t>
             </w:r>
           </w:p>
         </w:tc>
         <w:tc>
           <w:tcPr>
-            <w:tcW w:type="dxa" w:w="1300"/>
-            <w:shd w:fill="44546A" w:val="clear"/>
+            <w:tcW w:w="1300" w:type="dxa"/>
+            <w:shd w:val="clear" w:color="auto" w:fill="44546A"/>
             <w:tcMar>
-              <w:top w:type="dxa" w:w="30"/>
-              <w:left w:type="dxa" w:w="70"/>
-              <w:bottom w:type="dxa" w:w="30"/>
-              <w:right w:type="dxa" w:w="70"/>
+              <w:top w:w="30" w:type="dxa"/>
+              <w:left w:w="70" w:type="dxa"/>
+              <w:bottom w:w="30" w:type="dxa"/>
+              <w:right w:w="70" w:type="dxa"/>
             </w:tcMar>
           </w:tcPr>
           <w:p>
             <w:pPr>
-              <w:spacing w:after="0" w:line="240"/>
               <w:jc w:val="center"/>
             </w:pPr>
             <w:r>
               <w:rPr>
-                <w:rFonts w:ascii="Times New Roman" w:cs="Times New Roman" w:eastAsia="Times New Roman" w:hAnsi="Times New Roman"/>
                 <w:b/>
                 <w:bCs/>
                 <w:color w:val="FFFFFF"/>
                 <w:sz w:val="24"/>
                 <w:szCs w:val="24"/>
               </w:rPr>
-              <w:t xml:space="preserve">Kích hoạt</w:t>
+              <w:t>Kích hoạt</w:t>
             </w:r>
           </w:p>
         </w:tc>
       </w:tr>
       <w:tr>
+        <w:tblPrEx>
+          <w:tblCellMar>
+            <w:top w:w="0" w:type="dxa"/>
+            <w:bottom w:w="0" w:type="dxa"/>
+          </w:tblCellMar>
+        </w:tblPrEx>
         <w:tc>
           <w:tcPr>
-            <w:tcW w:type="dxa" w:w="620"/>
-            <w:shd w:fill="FFFFFF" w:val="clear"/>
+            <w:tcW w:w="620" w:type="dxa"/>
+            <w:shd w:val="clear" w:color="auto" w:fill="FFFFFF"/>
             <w:tcMar>
-              <w:top w:type="dxa" w:w="30"/>
-              <w:left w:type="dxa" w:w="70"/>
-              <w:bottom w:type="dxa" w:w="30"/>
-              <w:right w:type="dxa" w:w="70"/>
+              <w:top w:w="30" w:type="dxa"/>
+              <w:left w:w="70" w:type="dxa"/>
+              <w:bottom w:w="30" w:type="dxa"/>
+              <w:right w:w="70" w:type="dxa"/>
             </w:tcMar>
           </w:tcPr>
           <w:p>
-            <w:pPr>
-              <w:spacing w:after="0" w:line="240"/>
-            </w:pPr>
-            <w:r>
-              <w:rPr>
-                <w:rFonts w:ascii="Times New Roman" w:cs="Times New Roman" w:eastAsia="Times New Roman" w:hAnsi="Times New Roman"/>
+            <w:r>
+              <w:rPr>
                 <w:color w:val="000000"/>
                 <w:sz w:val="24"/>
                 <w:szCs w:val="24"/>
               </w:rPr>
-              <w:t xml:space="preserve">R1</w:t>
+              <w:t>R1</w:t>
             </w:r>
           </w:p>
         </w:tc>
         <w:tc>
           <w:tcPr>
-            <w:tcW w:type="dxa" w:w="3700"/>
-            <w:shd w:fill="FFFFFF" w:val="clear"/>
+            <w:tcW w:w="3700" w:type="dxa"/>
+            <w:shd w:val="clear" w:color="auto" w:fill="FFFFFF"/>
             <w:tcMar>
-              <w:top w:type="dxa" w:w="30"/>
-              <w:left w:type="dxa" w:w="70"/>
-              <w:bottom w:type="dxa" w:w="30"/>
-              <w:right w:type="dxa" w:w="70"/>
+              <w:top w:w="30" w:type="dxa"/>
+              <w:left w:w="70" w:type="dxa"/>
+              <w:bottom w:w="30" w:type="dxa"/>
+              <w:right w:w="70" w:type="dxa"/>
             </w:tcMar>
           </w:tcPr>
           <w:p>
-            <w:pPr>
-              <w:spacing w:after="0" w:line="240"/>
-            </w:pPr>
-            <w:r>
-              <w:rPr>
-                <w:rFonts w:ascii="Times New Roman" w:cs="Times New Roman" w:eastAsia="Times New Roman" w:hAnsi="Times New Roman"/>
+            <w:r>
+              <w:rPr>
                 <w:color w:val="000000"/>
                 <w:sz w:val="24"/>
                 <w:szCs w:val="24"/>
               </w:rPr>
-              <w:t xml:space="preserve">new_country AND new_asn AND gap_high</w:t>
+              <w:t>new_country AND new_asn AND gap_high</w:t>
             </w:r>
           </w:p>
         </w:tc>
         <w:tc>
           <w:tcPr>
-            <w:tcW w:type="dxa" w:w="1240"/>
-            <w:shd w:fill="FFFFFF" w:val="clear"/>
+            <w:tcW w:w="1240" w:type="dxa"/>
+            <w:shd w:val="clear" w:color="auto" w:fill="FFFFFF"/>
             <w:tcMar>
-              <w:top w:type="dxa" w:w="30"/>
-              <w:left w:type="dxa" w:w="70"/>
-              <w:bottom w:type="dxa" w:w="30"/>
-              <w:right w:type="dxa" w:w="70"/>
+              <w:top w:w="30" w:type="dxa"/>
+              <w:left w:w="70" w:type="dxa"/>
+              <w:bottom w:w="30" w:type="dxa"/>
+              <w:right w:w="70" w:type="dxa"/>
             </w:tcMar>
           </w:tcPr>
           <w:p>
-            <w:pPr>
-              <w:spacing w:after="0" w:line="240"/>
-            </w:pPr>
-            <w:r>
-              <w:rPr>
-                <w:rFonts w:ascii="Times New Roman" w:cs="Times New Roman" w:eastAsia="Times New Roman" w:hAnsi="Times New Roman"/>
+            <w:r>
+              <w:rPr>
                 <w:color w:val="000000"/>
                 <w:sz w:val="24"/>
                 <w:szCs w:val="24"/>
               </w:rPr>
-              <w:t xml:space="preserve">AND</w:t>
+              <w:t>AND</w:t>
             </w:r>
           </w:p>
         </w:tc>
         <w:tc>
           <w:tcPr>
-            <w:tcW w:type="dxa" w:w="1200"/>
-            <w:shd w:fill="FFFFFF" w:val="clear"/>
+            <w:tcW w:w="1200" w:type="dxa"/>
+            <w:shd w:val="clear" w:color="auto" w:fill="FFFFFF"/>
             <w:tcMar>
-              <w:top w:type="dxa" w:w="30"/>
-              <w:left w:type="dxa" w:w="70"/>
-              <w:bottom w:type="dxa" w:w="30"/>
-              <w:right w:type="dxa" w:w="70"/>
+              <w:top w:w="30" w:type="dxa"/>
+              <w:left w:w="70" w:type="dxa"/>
+              <w:bottom w:w="30" w:type="dxa"/>
+              <w:right w:w="70" w:type="dxa"/>
             </w:tcMar>
           </w:tcPr>
           <w:p>
-            <w:pPr>
-              <w:spacing w:after="0" w:line="240"/>
-            </w:pPr>
-            <w:r>
-              <w:rPr>
-                <w:rFonts w:ascii="Times New Roman" w:cs="Times New Roman" w:eastAsia="Times New Roman" w:hAnsi="Times New Roman"/>
+            <w:r>
+              <w:rPr>
                 <w:color w:val="000000"/>
                 <w:sz w:val="24"/>
                 <w:szCs w:val="24"/>
               </w:rPr>
-              <w:t xml:space="preserve">High</w:t>
+              <w:t>High</w:t>
             </w:r>
           </w:p>
         </w:tc>
         <w:tc>
           <w:tcPr>
-            <w:tcW w:type="dxa" w:w="1300"/>
-            <w:shd w:fill="FFFFFF" w:val="clear"/>
+            <w:tcW w:w="1300" w:type="dxa"/>
+            <w:shd w:val="clear" w:color="auto" w:fill="FFFFFF"/>
             <w:tcMar>
-              <w:top w:type="dxa" w:w="30"/>
-              <w:left w:type="dxa" w:w="70"/>
-              <w:bottom w:type="dxa" w:w="30"/>
-              <w:right w:type="dxa" w:w="70"/>
+              <w:top w:w="30" w:type="dxa"/>
+              <w:left w:w="70" w:type="dxa"/>
+              <w:bottom w:w="30" w:type="dxa"/>
+              <w:right w:w="70" w:type="dxa"/>
             </w:tcMar>
           </w:tcPr>
           <w:p>
-            <w:pPr>
-              <w:spacing w:after="0" w:line="240"/>
-            </w:pPr>
-            <w:r>
-              <w:rPr>
-                <w:rFonts w:ascii="Times New Roman" w:cs="Times New Roman" w:eastAsia="Times New Roman" w:hAnsi="Times New Roman"/>
+            <w:r>
+              <w:rPr>
                 <w:color w:val="000000"/>
                 <w:sz w:val="24"/>
                 <w:szCs w:val="24"/>
               </w:rPr>
-              <w:t xml:space="preserve">0.052</w:t>
+              <w:t>0.052</w:t>
             </w:r>
           </w:p>
         </w:tc>
       </w:tr>
       <w:tr>
+        <w:tblPrEx>
+          <w:tblCellMar>
+            <w:top w:w="0" w:type="dxa"/>
+            <w:bottom w:w="0" w:type="dxa"/>
+          </w:tblCellMar>
+        </w:tblPrEx>
         <w:tc>
           <w:tcPr>
-            <w:tcW w:type="dxa" w:w="620"/>
-            <w:shd w:fill="EFF2F7" w:val="clear"/>
+            <w:tcW w:w="620" w:type="dxa"/>
+            <w:shd w:val="clear" w:color="auto" w:fill="EFF2F7"/>
             <w:tcMar>
-              <w:top w:type="dxa" w:w="30"/>
-              <w:left w:type="dxa" w:w="70"/>
-              <w:bottom w:type="dxa" w:w="30"/>
-              <w:right w:type="dxa" w:w="70"/>
+              <w:top w:w="30" w:type="dxa"/>
+              <w:left w:w="70" w:type="dxa"/>
+              <w:bottom w:w="30" w:type="dxa"/>
+              <w:right w:w="70" w:type="dxa"/>
             </w:tcMar>
           </w:tcPr>
           <w:p>
-            <w:pPr>
-              <w:spacing w:after="0" w:line="240"/>
-            </w:pPr>
-            <w:r>
-              <w:rPr>
-                <w:rFonts w:ascii="Times New Roman" w:cs="Times New Roman" w:eastAsia="Times New Roman" w:hAnsi="Times New Roman"/>
+            <w:r>
+              <w:rPr>
                 <w:color w:val="000000"/>
                 <w:sz w:val="24"/>
                 <w:szCs w:val="24"/>
               </w:rPr>
-              <w:t xml:space="preserve">R2</w:t>
+              <w:t>R2</w:t>
             </w:r>
           </w:p>
         </w:tc>
         <w:tc>
           <w:tcPr>
-            <w:tcW w:type="dxa" w:w="3700"/>
-            <w:shd w:fill="EFF2F7" w:val="clear"/>
+            <w:tcW w:w="3700" w:type="dxa"/>
+            <w:shd w:val="clear" w:color="auto" w:fill="EFF2F7"/>
             <w:tcMar>
-              <w:top w:type="dxa" w:w="30"/>
-              <w:left w:type="dxa" w:w="70"/>
-              <w:bottom w:type="dxa" w:w="30"/>
-              <w:right w:type="dxa" w:w="70"/>
+              <w:top w:w="30" w:type="dxa"/>
+              <w:left w:w="70" w:type="dxa"/>
+              <w:bottom w:w="30" w:type="dxa"/>
+              <w:right w:w="70" w:type="dxa"/>
             </w:tcMar>
           </w:tcPr>
           <w:p>
-            <w:pPr>
-              <w:spacing w:after="0" w:line="240"/>
-            </w:pPr>
-            <w:r>
-              <w:rPr>
-                <w:rFonts w:ascii="Times New Roman" w:cs="Times New Roman" w:eastAsia="Times New Roman" w:hAnsi="Times New Roman"/>
+            <w:r>
+              <w:rPr>
                 <w:color w:val="000000"/>
                 <w:sz w:val="24"/>
                 <w:szCs w:val="24"/>
               </w:rPr>
-              <w:t xml:space="preserve">success_rate Low</w:t>
+              <w:t>success_rate Low</w:t>
             </w:r>
           </w:p>
         </w:tc>
         <w:tc>
           <w:tcPr>
-            <w:tcW w:type="dxa" w:w="1240"/>
-            <w:shd w:fill="EFF2F7" w:val="clear"/>
+            <w:tcW w:w="1240" w:type="dxa"/>
+            <w:shd w:val="clear" w:color="auto" w:fill="EFF2F7"/>
             <w:tcMar>
-              <w:top w:type="dxa" w:w="30"/>
-              <w:left w:type="dxa" w:w="70"/>
-              <w:bottom w:type="dxa" w:w="30"/>
-              <w:right w:type="dxa" w:w="70"/>
+              <w:top w:w="30" w:type="dxa"/>
+              <w:left w:w="70" w:type="dxa"/>
+              <w:bottom w:w="30" w:type="dxa"/>
+              <w:right w:w="70" w:type="dxa"/>
             </w:tcMar>
           </w:tcPr>
           <w:p>
-            <w:pPr>
-              <w:spacing w:after="0" w:line="240"/>
-            </w:pPr>
-            <w:r>
-              <w:rPr>
-                <w:rFonts w:ascii="Times New Roman" w:cs="Times New Roman" w:eastAsia="Times New Roman" w:hAnsi="Times New Roman"/>
+            <w:r>
+              <w:rPr>
                 <w:color w:val="000000"/>
                 <w:sz w:val="24"/>
                 <w:szCs w:val="24"/>
               </w:rPr>
-              <w:t xml:space="preserve">–</w:t>
+              <w:t>–</w:t>
             </w:r>
           </w:p>
         </w:tc>
         <w:tc>
           <w:tcPr>
-            <w:tcW w:type="dxa" w:w="1200"/>
-            <w:shd w:fill="EFF2F7" w:val="clear"/>
+            <w:tcW w:w="1200" w:type="dxa"/>
+            <w:shd w:val="clear" w:color="auto" w:fill="EFF2F7"/>
             <w:tcMar>
-              <w:top w:type="dxa" w:w="30"/>
-              <w:left w:type="dxa" w:w="70"/>
-              <w:bottom w:type="dxa" w:w="30"/>
-              <w:right w:type="dxa" w:w="70"/>
+              <w:top w:w="30" w:type="dxa"/>
+              <w:left w:w="70" w:type="dxa"/>
+              <w:bottom w:w="30" w:type="dxa"/>
+              <w:right w:w="70" w:type="dxa"/>
             </w:tcMar>
           </w:tcPr>
           <w:p>
-            <w:pPr>
-              <w:spacing w:after="0" w:line="240"/>
-            </w:pPr>
-            <w:r>
-              <w:rPr>
-                <w:rFonts w:ascii="Times New Roman" w:cs="Times New Roman" w:eastAsia="Times New Roman" w:hAnsi="Times New Roman"/>
+            <w:r>
+              <w:rPr>
                 <w:color w:val="000000"/>
                 <w:sz w:val="24"/>
                 <w:szCs w:val="24"/>
               </w:rPr>
-              <w:t xml:space="preserve">High</w:t>
+              <w:t>High</w:t>
             </w:r>
           </w:p>
         </w:tc>
         <w:tc>
           <w:tcPr>
-            <w:tcW w:type="dxa" w:w="1300"/>
-            <w:shd w:fill="EFF2F7" w:val="clear"/>
+            <w:tcW w:w="1300" w:type="dxa"/>
+            <w:shd w:val="clear" w:color="auto" w:fill="EFF2F7"/>
             <w:tcMar>
-              <w:top w:type="dxa" w:w="30"/>
-              <w:left w:type="dxa" w:w="70"/>
-              <w:bottom w:type="dxa" w:w="30"/>
-              <w:right w:type="dxa" w:w="70"/>
+              <w:top w:w="30" w:type="dxa"/>
+              <w:left w:w="70" w:type="dxa"/>
+              <w:bottom w:w="30" w:type="dxa"/>
+              <w:right w:w="70" w:type="dxa"/>
             </w:tcMar>
           </w:tcPr>
           <w:p>
-            <w:pPr>
-              <w:spacing w:after="0" w:line="240"/>
-            </w:pPr>
-            <w:r>
-              <w:rPr>
-                <w:rFonts w:ascii="Times New Roman" w:cs="Times New Roman" w:eastAsia="Times New Roman" w:hAnsi="Times New Roman"/>
+            <w:r>
+              <w:rPr>
                 <w:color w:val="000000"/>
                 <w:sz w:val="24"/>
                 <w:szCs w:val="24"/>
               </w:rPr>
-              <w:t xml:space="preserve">0.629</w:t>
+              <w:t>0.629</w:t>
             </w:r>
           </w:p>
         </w:tc>
       </w:tr>
       <w:tr>
+        <w:tblPrEx>
+          <w:tblCellMar>
+            <w:top w:w="0" w:type="dxa"/>
+            <w:bottom w:w="0" w:type="dxa"/>
+          </w:tblCellMar>
+        </w:tblPrEx>
         <w:tc>
           <w:tcPr>
-            <w:tcW w:type="dxa" w:w="620"/>
-            <w:shd w:fill="FFFFFF" w:val="clear"/>
+            <w:tcW w:w="620" w:type="dxa"/>
+            <w:shd w:val="clear" w:color="auto" w:fill="FFFFFF"/>
             <w:tcMar>
-              <w:top w:type="dxa" w:w="30"/>
-              <w:left w:type="dxa" w:w="70"/>
-              <w:bottom w:type="dxa" w:w="30"/>
-              <w:right w:type="dxa" w:w="70"/>
+              <w:top w:w="30" w:type="dxa"/>
+              <w:left w:w="70" w:type="dxa"/>
+              <w:bottom w:w="30" w:type="dxa"/>
+              <w:right w:w="70" w:type="dxa"/>
             </w:tcMar>
           </w:tcPr>
           <w:p>
-            <w:pPr>
-              <w:spacing w:after="0" w:line="240"/>
-            </w:pPr>
-            <w:r>
-              <w:rPr>
-                <w:rFonts w:ascii="Times New Roman" w:cs="Times New Roman" w:eastAsia="Times New Roman" w:hAnsi="Times New Roman"/>
+            <w:r>
+              <w:rPr>
                 <w:color w:val="000000"/>
                 <w:sz w:val="24"/>
                 <w:szCs w:val="24"/>
               </w:rPr>
-              <w:t xml:space="preserve">R3</w:t>
+              <w:t>R3</w:t>
             </w:r>
           </w:p>
         </w:tc>
         <w:tc>
           <w:tcPr>
-            <w:tcW w:type="dxa" w:w="3700"/>
-            <w:shd w:fill="FFFFFF" w:val="clear"/>
+            <w:tcW w:w="3700" w:type="dxa"/>
+            <w:shd w:val="clear" w:color="auto" w:fill="FFFFFF"/>
             <w:tcMar>
-              <w:top w:type="dxa" w:w="30"/>
-              <w:left w:type="dxa" w:w="70"/>
-              <w:bottom w:type="dxa" w:w="30"/>
-              <w:right w:type="dxa" w:w="70"/>
+              <w:top w:w="30" w:type="dxa"/>
+              <w:left w:w="70" w:type="dxa"/>
+              <w:bottom w:w="30" w:type="dxa"/>
+              <w:right w:w="70" w:type="dxa"/>
             </w:tcMar>
           </w:tcPr>
           <w:p>
-            <w:pPr>
-              <w:spacing w:after="0" w:line="240"/>
-            </w:pPr>
-            <w:r>
-              <w:rPr>
-                <w:rFonts w:ascii="Times New Roman" w:cs="Times New Roman" w:eastAsia="Times New Roman" w:hAnsi="Times New Roman"/>
+            <w:r>
+              <w:rPr>
                 <w:color w:val="000000"/>
                 <w:sz w:val="24"/>
                 <w:szCs w:val="24"/>
               </w:rPr>
-              <w:t xml:space="preserve">num_changes High</w:t>
+              <w:t>num_changes High</w:t>
             </w:r>
           </w:p>
         </w:tc>
         <w:tc>
           <w:tcPr>
-            <w:tcW w:type="dxa" w:w="1240"/>
-            <w:shd w:fill="FFFFFF" w:val="clear"/>
+            <w:tcW w:w="1240" w:type="dxa"/>
+            <w:shd w:val="clear" w:color="auto" w:fill="FFFFFF"/>
             <w:tcMar>
-              <w:top w:type="dxa" w:w="30"/>
-              <w:left w:type="dxa" w:w="70"/>
-              <w:bottom w:type="dxa" w:w="30"/>
-              <w:right w:type="dxa" w:w="70"/>
+              <w:top w:w="30" w:type="dxa"/>
+              <w:left w:w="70" w:type="dxa"/>
+              <w:bottom w:w="30" w:type="dxa"/>
+              <w:right w:w="70" w:type="dxa"/>
             </w:tcMar>
           </w:tcPr>
           <w:p>
-            <w:pPr>
-              <w:spacing w:after="0" w:line="240"/>
-            </w:pPr>
-            <w:r>
-              <w:rPr>
-                <w:rFonts w:ascii="Times New Roman" w:cs="Times New Roman" w:eastAsia="Times New Roman" w:hAnsi="Times New Roman"/>
+            <w:r>
+              <w:rPr>
                 <w:color w:val="000000"/>
                 <w:sz w:val="24"/>
                 <w:szCs w:val="24"/>
               </w:rPr>
-              <w:t xml:space="preserve">–</w:t>
+              <w:t>–</w:t>
             </w:r>
           </w:p>
         </w:tc>
         <w:tc>
           <w:tcPr>
-            <w:tcW w:type="dxa" w:w="1200"/>
-            <w:shd w:fill="FFFFFF" w:val="clear"/>
+            <w:tcW w:w="1200" w:type="dxa"/>
+            <w:shd w:val="clear" w:color="auto" w:fill="FFFFFF"/>
             <w:tcMar>
-              <w:top w:type="dxa" w:w="30"/>
-              <w:left w:type="dxa" w:w="70"/>
-              <w:bottom w:type="dxa" w:w="30"/>
-              <w:right w:type="dxa" w:w="70"/>
+              <w:top w:w="30" w:type="dxa"/>
+              <w:left w:w="70" w:type="dxa"/>
+              <w:bottom w:w="30" w:type="dxa"/>
+              <w:right w:w="70" w:type="dxa"/>
             </w:tcMar>
           </w:tcPr>
           <w:p>
-            <w:pPr>
-              <w:spacing w:after="0" w:line="240"/>
-            </w:pPr>
-            <w:r>
-              <w:rPr>
-                <w:rFonts w:ascii="Times New Roman" w:cs="Times New Roman" w:eastAsia="Times New Roman" w:hAnsi="Times New Roman"/>
+            <w:r>
+              <w:rPr>
                 <w:color w:val="000000"/>
                 <w:sz w:val="24"/>
                 <w:szCs w:val="24"/>
               </w:rPr>
-              <w:t xml:space="preserve">High</w:t>
+              <w:t>High</w:t>
             </w:r>
           </w:p>
         </w:tc>
         <w:tc>
           <w:tcPr>
-            <w:tcW w:type="dxa" w:w="1300"/>
-            <w:shd w:fill="FFFFFF" w:val="clear"/>
+            <w:tcW w:w="1300" w:type="dxa"/>
+            <w:shd w:val="clear" w:color="auto" w:fill="FFFFFF"/>
             <w:tcMar>
-              <w:top w:type="dxa" w:w="30"/>
-              <w:left w:type="dxa" w:w="70"/>
-              <w:bottom w:type="dxa" w:w="30"/>
-              <w:right w:type="dxa" w:w="70"/>
+              <w:top w:w="30" w:type="dxa"/>
+              <w:left w:w="70" w:type="dxa"/>
+              <w:bottom w:w="30" w:type="dxa"/>
+              <w:right w:w="70" w:type="dxa"/>
             </w:tcMar>
           </w:tcPr>
           <w:p>
-            <w:pPr>
-              <w:spacing w:after="0" w:line="240"/>
-            </w:pPr>
-            <w:r>
-              <w:rPr>
-                <w:rFonts w:ascii="Times New Roman" w:cs="Times New Roman" w:eastAsia="Times New Roman" w:hAnsi="Times New Roman"/>
+            <w:r>
+              <w:rPr>
                 <w:color w:val="000000"/>
                 <w:sz w:val="24"/>
                 <w:szCs w:val="24"/>
               </w:rPr>
-              <w:t xml:space="preserve">0.600</w:t>
+              <w:t>0.600</w:t>
             </w:r>
           </w:p>
         </w:tc>
       </w:tr>
       <w:tr>
+        <w:tblPrEx>
+          <w:tblCellMar>
+            <w:top w:w="0" w:type="dxa"/>
+            <w:bottom w:w="0" w:type="dxa"/>
+          </w:tblCellMar>
+        </w:tblPrEx>
         <w:tc>
           <w:tcPr>
-            <w:tcW w:type="dxa" w:w="620"/>
-            <w:shd w:fill="EFF2F7" w:val="clear"/>
+            <w:tcW w:w="620" w:type="dxa"/>
+            <w:shd w:val="clear" w:color="auto" w:fill="EFF2F7"/>
             <w:tcMar>
-              <w:top w:type="dxa" w:w="30"/>
-              <w:left w:type="dxa" w:w="70"/>
-              <w:bottom w:type="dxa" w:w="30"/>
-              <w:right w:type="dxa" w:w="70"/>
+              <w:top w:w="30" w:type="dxa"/>
+              <w:left w:w="70" w:type="dxa"/>
+              <w:bottom w:w="30" w:type="dxa"/>
+              <w:right w:w="70" w:type="dxa"/>
             </w:tcMar>
           </w:tcPr>
           <w:p>
-            <w:pPr>
-              <w:spacing w:after="0" w:line="240"/>
-            </w:pPr>
-            <w:r>
-              <w:rPr>
-                <w:rFonts w:ascii="Times New Roman" w:cs="Times New Roman" w:eastAsia="Times New Roman" w:hAnsi="Times New Roman"/>
+            <w:r>
+              <w:rPr>
                 <w:color w:val="000000"/>
                 <w:sz w:val="24"/>
                 <w:szCs w:val="24"/>
               </w:rPr>
-              <w:t xml:space="preserve">R4</w:t>
+              <w:t>R4</w:t>
             </w:r>
           </w:p>
         </w:tc>
         <w:tc>
           <w:tcPr>
-            <w:tcW w:type="dxa" w:w="3700"/>
-            <w:shd w:fill="EFF2F7" w:val="clear"/>
+            <w:tcW w:w="3700" w:type="dxa"/>
+            <w:shd w:val="clear" w:color="auto" w:fill="EFF2F7"/>
             <w:tcMar>
-              <w:top w:type="dxa" w:w="30"/>
-              <w:left w:type="dxa" w:w="70"/>
-              <w:bottom w:type="dxa" w:w="30"/>
-              <w:right w:type="dxa" w:w="70"/>
+              <w:top w:w="30" w:type="dxa"/>
+              <w:left w:w="70" w:type="dxa"/>
+              <w:bottom w:w="30" w:type="dxa"/>
+              <w:right w:w="70" w:type="dxa"/>
             </w:tcMar>
           </w:tcPr>
           <w:p>
-            <w:pPr>
-              <w:spacing w:after="0" w:line="240"/>
-            </w:pPr>
-            <w:r>
-              <w:rPr>
-                <w:rFonts w:ascii="Times New Roman" w:cs="Times New Roman" w:eastAsia="Times New Roman" w:hAnsi="Times New Roman"/>
+            <w:r>
+              <w:rPr>
                 <w:color w:val="000000"/>
                 <w:sz w:val="24"/>
                 <w:szCs w:val="24"/>
               </w:rPr>
-              <w:t xml:space="preserve">asn_rarity High</w:t>
+              <w:t>asn_rarity High</w:t>
             </w:r>
           </w:p>
         </w:tc>
         <w:tc>
           <w:tcPr>
-            <w:tcW w:type="dxa" w:w="1240"/>
-            <w:shd w:fill="EFF2F7" w:val="clear"/>
+            <w:tcW w:w="1240" w:type="dxa"/>
+            <w:shd w:val="clear" w:color="auto" w:fill="EFF2F7"/>
             <w:tcMar>
-              <w:top w:type="dxa" w:w="30"/>
-              <w:left w:type="dxa" w:w="70"/>
-              <w:bottom w:type="dxa" w:w="30"/>
-              <w:right w:type="dxa" w:w="70"/>
+              <w:top w:w="30" w:type="dxa"/>
+              <w:left w:w="70" w:type="dxa"/>
+              <w:bottom w:w="30" w:type="dxa"/>
+              <w:right w:w="70" w:type="dxa"/>
             </w:tcMar>
           </w:tcPr>
           <w:p>
-            <w:pPr>
-              <w:spacing w:after="0" w:line="240"/>
-            </w:pPr>
-            <w:r>
-              <w:rPr>
-                <w:rFonts w:ascii="Times New Roman" w:cs="Times New Roman" w:eastAsia="Times New Roman" w:hAnsi="Times New Roman"/>
+            <w:r>
+              <w:rPr>
                 <w:color w:val="000000"/>
                 <w:sz w:val="24"/>
                 <w:szCs w:val="24"/>
               </w:rPr>
-              <w:t xml:space="preserve">–</w:t>
+              <w:t>–</w:t>
             </w:r>
           </w:p>
         </w:tc>
         <w:tc>
           <w:tcPr>
-            <w:tcW w:type="dxa" w:w="1200"/>
-            <w:shd w:fill="EFF2F7" w:val="clear"/>
+            <w:tcW w:w="1200" w:type="dxa"/>
+            <w:shd w:val="clear" w:color="auto" w:fill="EFF2F7"/>
             <w:tcMar>
-              <w:top w:type="dxa" w:w="30"/>
-              <w:left w:type="dxa" w:w="70"/>
-              <w:bottom w:type="dxa" w:w="30"/>
-              <w:right w:type="dxa" w:w="70"/>
+              <w:top w:w="30" w:type="dxa"/>
+              <w:left w:w="70" w:type="dxa"/>
+              <w:bottom w:w="30" w:type="dxa"/>
+              <w:right w:w="70" w:type="dxa"/>
             </w:tcMar>
           </w:tcPr>
           <w:p>
-            <w:pPr>
-              <w:spacing w:after="0" w:line="240"/>
-            </w:pPr>
-            <w:r>
-              <w:rPr>
-                <w:rFonts w:ascii="Times New Roman" w:cs="Times New Roman" w:eastAsia="Times New Roman" w:hAnsi="Times New Roman"/>
+            <w:r>
+              <w:rPr>
                 <w:color w:val="000000"/>
                 <w:sz w:val="24"/>
                 <w:szCs w:val="24"/>
               </w:rPr>
-              <w:t xml:space="preserve">High</w:t>
+              <w:t>High</w:t>
             </w:r>
           </w:p>
         </w:tc>
         <w:tc>
           <w:tcPr>
-            <w:tcW w:type="dxa" w:w="1300"/>
-            <w:shd w:fill="EFF2F7" w:val="clear"/>
+            <w:tcW w:w="1300" w:type="dxa"/>
+            <w:shd w:val="clear" w:color="auto" w:fill="EFF2F7"/>
             <w:tcMar>
-              <w:top w:type="dxa" w:w="30"/>
-              <w:left w:type="dxa" w:w="70"/>
-              <w:bottom w:type="dxa" w:w="30"/>
-              <w:right w:type="dxa" w:w="70"/>
+              <w:top w:w="30" w:type="dxa"/>
+              <w:left w:w="70" w:type="dxa"/>
+              <w:bottom w:w="30" w:type="dxa"/>
+              <w:right w:w="70" w:type="dxa"/>
             </w:tcMar>
           </w:tcPr>
           <w:p>
-            <w:pPr>
-              <w:spacing w:after="0" w:line="240"/>
-            </w:pPr>
-            <w:r>
-              <w:rPr>
-                <w:rFonts w:ascii="Times New Roman" w:cs="Times New Roman" w:eastAsia="Times New Roman" w:hAnsi="Times New Roman"/>
+            <w:r>
+              <w:rPr>
                 <w:color w:val="000000"/>
                 <w:sz w:val="24"/>
                 <w:szCs w:val="24"/>
               </w:rPr>
-              <w:t xml:space="preserve">0.943</w:t>
+              <w:t>0.943</w:t>
             </w:r>
           </w:p>
         </w:tc>
       </w:tr>
       <w:tr>
+        <w:tblPrEx>
+          <w:tblCellMar>
+            <w:top w:w="0" w:type="dxa"/>
+            <w:bottom w:w="0" w:type="dxa"/>
+          </w:tblCellMar>
+        </w:tblPrEx>
         <w:tc>
           <w:tcPr>
-            <w:tcW w:type="dxa" w:w="620"/>
-            <w:shd w:fill="FFFFFF" w:val="clear"/>
+            <w:tcW w:w="620" w:type="dxa"/>
+            <w:shd w:val="clear" w:color="auto" w:fill="FFFFFF"/>
             <w:tcMar>
-              <w:top w:type="dxa" w:w="30"/>
-              <w:left w:type="dxa" w:w="70"/>
-              <w:bottom w:type="dxa" w:w="30"/>
-              <w:right w:type="dxa" w:w="70"/>
+              <w:top w:w="30" w:type="dxa"/>
+              <w:left w:w="70" w:type="dxa"/>
+              <w:bottom w:w="30" w:type="dxa"/>
+              <w:right w:w="70" w:type="dxa"/>
             </w:tcMar>
           </w:tcPr>
           <w:p>
-            <w:pPr>
-              <w:spacing w:after="0" w:line="240"/>
-            </w:pPr>
-            <w:r>
-              <w:rPr>
-                <w:rFonts w:ascii="Times New Roman" w:cs="Times New Roman" w:eastAsia="Times New Roman" w:hAnsi="Times New Roman"/>
+            <w:r>
+              <w:rPr>
                 <w:color w:val="000000"/>
                 <w:sz w:val="24"/>
                 <w:szCs w:val="24"/>
               </w:rPr>
-              <w:t xml:space="preserve">R5</w:t>
+              <w:t>R5</w:t>
             </w:r>
           </w:p>
         </w:tc>
         <w:tc>
           <w:tcPr>
-            <w:tcW w:type="dxa" w:w="3700"/>
-            <w:shd w:fill="FFFFFF" w:val="clear"/>
+            <w:tcW w:w="3700" w:type="dxa"/>
+            <w:shd w:val="clear" w:color="auto" w:fill="FFFFFF"/>
             <w:tcMar>
-              <w:top w:type="dxa" w:w="30"/>
-              <w:left w:type="dxa" w:w="70"/>
-              <w:bottom w:type="dxa" w:w="30"/>
-              <w:right w:type="dxa" w:w="70"/>
+              <w:top w:w="30" w:type="dxa"/>
+              <w:left w:w="70" w:type="dxa"/>
+              <w:bottom w:w="30" w:type="dxa"/>
+              <w:right w:w="70" w:type="dxa"/>
             </w:tcMar>
           </w:tcPr>
           <w:p>
-            <w:pPr>
-              <w:spacing w:after="0" w:line="240"/>
-            </w:pPr>
-            <w:r>
-              <w:rPr>
-                <w:rFonts w:ascii="Times New Roman" w:cs="Times New Roman" w:eastAsia="Times New Roman" w:hAnsi="Times New Roman"/>
+            <w:r>
+              <w:rPr>
                 <w:color w:val="000000"/>
                 <w:sz w:val="24"/>
                 <w:szCs w:val="24"/>
               </w:rPr>
-              <w:t xml:space="preserve">NOT new_country AND NOT new_asn AND changes_low AND success_high</w:t>
+              <w:t>NOT new_country AND NOT new_asn AND changes_low AND success_high</w:t>
             </w:r>
           </w:p>
         </w:tc>
         <w:tc>
           <w:tcPr>
-            <w:tcW w:type="dxa" w:w="1240"/>
-            <w:shd w:fill="FFFFFF" w:val="clear"/>
+            <w:tcW w:w="1240" w:type="dxa"/>
+            <w:shd w:val="clear" w:color="auto" w:fill="FFFFFF"/>
             <w:tcMar>
-              <w:top w:type="dxa" w:w="30"/>
-              <w:left w:type="dxa" w:w="70"/>
-              <w:bottom w:type="dxa" w:w="30"/>
-              <w:right w:type="dxa" w:w="70"/>
+              <w:top w:w="30" w:type="dxa"/>
+              <w:left w:w="70" w:type="dxa"/>
+              <w:bottom w:w="30" w:type="dxa"/>
+              <w:right w:w="70" w:type="dxa"/>
             </w:tcMar>
           </w:tcPr>
           <w:p>
-            <w:pPr>
-              <w:spacing w:after="0" w:line="240"/>
-            </w:pPr>
-            <w:r>
-              <w:rPr>
-                <w:rFonts w:ascii="Times New Roman" w:cs="Times New Roman" w:eastAsia="Times New Roman" w:hAnsi="Times New Roman"/>
+            <w:r>
+              <w:rPr>
                 <w:color w:val="000000"/>
                 <w:sz w:val="24"/>
                 <w:szCs w:val="24"/>
               </w:rPr>
-              <w:t xml:space="preserve">AND</w:t>
+              <w:t>AND</w:t>
             </w:r>
           </w:p>
         </w:tc>
         <w:tc>
           <w:tcPr>
-            <w:tcW w:type="dxa" w:w="1200"/>
-            <w:shd w:fill="FFFFFF" w:val="clear"/>
+            <w:tcW w:w="1200" w:type="dxa"/>
+            <w:shd w:val="clear" w:color="auto" w:fill="FFFFFF"/>
             <w:tcMar>
-              <w:top w:type="dxa" w:w="30"/>
-              <w:left w:type="dxa" w:w="70"/>
-              <w:bottom w:type="dxa" w:w="30"/>
-              <w:right w:type="dxa" w:w="70"/>
+              <w:top w:w="30" w:type="dxa"/>
+              <w:left w:w="70" w:type="dxa"/>
+              <w:bottom w:w="30" w:type="dxa"/>
+              <w:right w:w="70" w:type="dxa"/>
             </w:tcMar>
           </w:tcPr>
           <w:p>
-            <w:pPr>
-              <w:spacing w:after="0" w:line="240"/>
-            </w:pPr>
-            <w:r>
-              <w:rPr>
-                <w:rFonts w:ascii="Times New Roman" w:cs="Times New Roman" w:eastAsia="Times New Roman" w:hAnsi="Times New Roman"/>
+            <w:r>
+              <w:rPr>
                 <w:color w:val="000000"/>
                 <w:sz w:val="24"/>
                 <w:szCs w:val="24"/>
               </w:rPr>
-              <w:t xml:space="preserve">Low</w:t>
+              <w:t>Low</w:t>
             </w:r>
           </w:p>
         </w:tc>
         <w:tc>
           <w:tcPr>
-            <w:tcW w:type="dxa" w:w="1300"/>
-            <w:shd w:fill="FFFFFF" w:val="clear"/>
+            <w:tcW w:w="1300" w:type="dxa"/>
+            <w:shd w:val="clear" w:color="auto" w:fill="FFFFFF"/>
             <w:tcMar>
-              <w:top w:type="dxa" w:w="30"/>
-              <w:left w:type="dxa" w:w="70"/>
-              <w:bottom w:type="dxa" w:w="30"/>
-              <w:right w:type="dxa" w:w="70"/>
+              <w:top w:w="30" w:type="dxa"/>
+              <w:left w:w="70" w:type="dxa"/>
+              <w:bottom w:w="30" w:type="dxa"/>
+              <w:right w:w="70" w:type="dxa"/>
             </w:tcMar>
           </w:tcPr>
           <w:p>
-            <w:pPr>
-              <w:spacing w:after="0" w:line="240"/>
-            </w:pPr>
-            <w:r>
-              <w:rPr>
-                <w:rFonts w:ascii="Times New Roman" w:cs="Times New Roman" w:eastAsia="Times New Roman" w:hAnsi="Times New Roman"/>
+            <w:r>
+              <w:rPr>
                 <w:color w:val="000000"/>
                 <w:sz w:val="24"/>
                 <w:szCs w:val="24"/>
               </w:rPr>
-              <w:t xml:space="preserve">0.000</w:t>
+              <w:t>0.000</w:t>
             </w:r>
           </w:p>
         </w:tc>
       </w:tr>
       <w:tr>
+        <w:tblPrEx>
+          <w:tblCellMar>
+            <w:top w:w="0" w:type="dxa"/>
+            <w:bottom w:w="0" w:type="dxa"/>
+          </w:tblCellMar>
+        </w:tblPrEx>
         <w:tc>
           <w:tcPr>
-            <w:tcW w:type="dxa" w:w="620"/>
-            <w:shd w:fill="EFF2F7" w:val="clear"/>
+            <w:tcW w:w="620" w:type="dxa"/>
+            <w:shd w:val="clear" w:color="auto" w:fill="EFF2F7"/>
             <w:tcMar>
-              <w:top w:type="dxa" w:w="30"/>
-              <w:left w:type="dxa" w:w="70"/>
-              <w:bottom w:type="dxa" w:w="30"/>
-              <w:right w:type="dxa" w:w="70"/>
+              <w:top w:w="30" w:type="dxa"/>
+              <w:left w:w="70" w:type="dxa"/>
+              <w:bottom w:w="30" w:type="dxa"/>
+              <w:right w:w="70" w:type="dxa"/>
             </w:tcMar>
           </w:tcPr>
           <w:p>
-            <w:pPr>
-              <w:spacing w:after="0" w:line="240"/>
-            </w:pPr>
-            <w:r>
-              <w:rPr>
-                <w:rFonts w:ascii="Times New Roman" w:cs="Times New Roman" w:eastAsia="Times New Roman" w:hAnsi="Times New Roman"/>
+            <w:r>
+              <w:rPr>
                 <w:color w:val="000000"/>
                 <w:sz w:val="24"/>
                 <w:szCs w:val="24"/>
               </w:rPr>
-              <w:t xml:space="preserve">R6</w:t>
+              <w:t>R6</w:t>
             </w:r>
           </w:p>
         </w:tc>
         <w:tc>
           <w:tcPr>
-            <w:tcW w:type="dxa" w:w="3700"/>
-            <w:shd w:fill="EFF2F7" w:val="clear"/>
+            <w:tcW w:w="3700" w:type="dxa"/>
+            <w:shd w:val="clear" w:color="auto" w:fill="EFF2F7"/>
             <w:tcMar>
-              <w:top w:type="dxa" w:w="30"/>
-              <w:left w:type="dxa" w:w="70"/>
-              <w:bottom w:type="dxa" w:w="30"/>
-              <w:right w:type="dxa" w:w="70"/>
+              <w:top w:w="30" w:type="dxa"/>
+              <w:left w:w="70" w:type="dxa"/>
+              <w:bottom w:w="30" w:type="dxa"/>
+              <w:right w:w="70" w:type="dxa"/>
             </w:tcMar>
           </w:tcPr>
           <w:p>
-            <w:pPr>
-              <w:spacing w:after="0" w:line="240"/>
-            </w:pPr>
-            <w:r>
-              <w:rPr>
-                <w:rFonts w:ascii="Times New Roman" w:cs="Times New Roman" w:eastAsia="Times New Roman" w:hAnsi="Times New Roman"/>
+            <w:r>
+              <w:rPr>
                 <w:color w:val="000000"/>
                 <w:sz w:val="24"/>
                 <w:szCs w:val="24"/>
               </w:rPr>
-              <w:t xml:space="preserve">gap_low AND country_rarity_low</w:t>
+              <w:t>gap_low AND country_rarity_low</w:t>
             </w:r>
           </w:p>
         </w:tc>
         <w:tc>
           <w:tcPr>
-            <w:tcW w:type="dxa" w:w="1240"/>
-            <w:shd w:fill="EFF2F7" w:val="clear"/>
+            <w:tcW w:w="1240" w:type="dxa"/>
+            <w:shd w:val="clear" w:color="auto" w:fill="EFF2F7"/>
             <w:tcMar>
-              <w:top w:type="dxa" w:w="30"/>
-              <w:left w:type="dxa" w:w="70"/>
-              <w:bottom w:type="dxa" w:w="30"/>
-              <w:right w:type="dxa" w:w="70"/>
+              <w:top w:w="30" w:type="dxa"/>
+              <w:left w:w="70" w:type="dxa"/>
+              <w:bottom w:w="30" w:type="dxa"/>
+              <w:right w:w="70" w:type="dxa"/>
             </w:tcMar>
           </w:tcPr>
           <w:p>
-            <w:pPr>
-              <w:spacing w:after="0" w:line="240"/>
-            </w:pPr>
-            <w:r>
-              <w:rPr>
-                <w:rFonts w:ascii="Times New Roman" w:cs="Times New Roman" w:eastAsia="Times New Roman" w:hAnsi="Times New Roman"/>
+            <w:r>
+              <w:rPr>
                 <w:color w:val="000000"/>
                 <w:sz w:val="24"/>
                 <w:szCs w:val="24"/>
               </w:rPr>
-              <w:t xml:space="preserve">AND</w:t>
+              <w:t>AND</w:t>
             </w:r>
           </w:p>
         </w:tc>
         <w:tc>
           <w:tcPr>
-            <w:tcW w:type="dxa" w:w="1200"/>
-            <w:shd w:fill="EFF2F7" w:val="clear"/>
+            <w:tcW w:w="1200" w:type="dxa"/>
+            <w:shd w:val="clear" w:color="auto" w:fill="EFF2F7"/>
             <w:tcMar>
-              <w:top w:type="dxa" w:w="30"/>
-              <w:left w:type="dxa" w:w="70"/>
-              <w:bottom w:type="dxa" w:w="30"/>
-              <w:right w:type="dxa" w:w="70"/>
+              <w:top w:w="30" w:type="dxa"/>
+              <w:left w:w="70" w:type="dxa"/>
+              <w:bottom w:w="30" w:type="dxa"/>
+              <w:right w:w="70" w:type="dxa"/>
             </w:tcMar>
           </w:tcPr>
           <w:p>
-            <w:pPr>
-              <w:spacing w:after="0" w:line="240"/>
-            </w:pPr>
-            <w:r>
-              <w:rPr>
-                <w:rFonts w:ascii="Times New Roman" w:cs="Times New Roman" w:eastAsia="Times New Roman" w:hAnsi="Times New Roman"/>
+            <w:r>
+              <w:rPr>
                 <w:color w:val="000000"/>
                 <w:sz w:val="24"/>
                 <w:szCs w:val="24"/>
               </w:rPr>
-              <w:t xml:space="preserve">Low</w:t>
+              <w:t>Low</w:t>
             </w:r>
           </w:p>
         </w:tc>
         <w:tc>
           <w:tcPr>
-            <w:tcW w:type="dxa" w:w="1300"/>
-            <w:shd w:fill="EFF2F7" w:val="clear"/>
+            <w:tcW w:w="1300" w:type="dxa"/>
+            <w:shd w:val="clear" w:color="auto" w:fill="EFF2F7"/>
             <w:tcMar>
-              <w:top w:type="dxa" w:w="30"/>
-              <w:left w:type="dxa" w:w="70"/>
-              <w:bottom w:type="dxa" w:w="30"/>
-              <w:right w:type="dxa" w:w="70"/>
+              <w:top w:w="30" w:type="dxa"/>
+              <w:left w:w="70" w:type="dxa"/>
+              <w:bottom w:w="30" w:type="dxa"/>
+              <w:right w:w="70" w:type="dxa"/>
             </w:tcMar>
           </w:tcPr>
           <w:p>
-            <w:pPr>
-              <w:spacing w:after="0" w:line="240"/>
-            </w:pPr>
-            <w:r>
-              <w:rPr>
-                <w:rFonts w:ascii="Times New Roman" w:cs="Times New Roman" w:eastAsia="Times New Roman" w:hAnsi="Times New Roman"/>
+            <w:r>
+              <w:rPr>
                 <w:color w:val="000000"/>
                 <w:sz w:val="24"/>
                 <w:szCs w:val="24"/>
               </w:rPr>
-              <w:t xml:space="preserve">0.000</w:t>
+              <w:t>0.000</w:t>
             </w:r>
           </w:p>
         </w:tc>
       </w:tr>
       <w:tr>
+        <w:tblPrEx>
+          <w:tblCellMar>
+            <w:top w:w="0" w:type="dxa"/>
+            <w:bottom w:w="0" w:type="dxa"/>
+          </w:tblCellMar>
+        </w:tblPrEx>
         <w:tc>
           <w:tcPr>
-            <w:tcW w:type="dxa" w:w="620"/>
-            <w:shd w:fill="FFFFFF" w:val="clear"/>
+            <w:tcW w:w="620" w:type="dxa"/>
+            <w:shd w:val="clear" w:color="auto" w:fill="FFFFFF"/>
             <w:tcMar>
-              <w:top w:type="dxa" w:w="30"/>
-              <w:left w:type="dxa" w:w="70"/>
-              <w:bottom w:type="dxa" w:w="30"/>
-              <w:right w:type="dxa" w:w="70"/>
+              <w:top w:w="30" w:type="dxa"/>
+              <w:left w:w="70" w:type="dxa"/>
+              <w:bottom w:w="30" w:type="dxa"/>
+              <w:right w:w="70" w:type="dxa"/>
             </w:tcMar>
           </w:tcPr>
           <w:p>
-            <w:pPr>
-              <w:spacing w:after="0" w:line="240"/>
-            </w:pPr>
-            <w:r>
-              <w:rPr>
-                <w:rFonts w:ascii="Times New Roman" w:cs="Times New Roman" w:eastAsia="Times New Roman" w:hAnsi="Times New Roman"/>
+            <w:r>
+              <w:rPr>
                 <w:color w:val="000000"/>
                 <w:sz w:val="24"/>
                 <w:szCs w:val="24"/>
               </w:rPr>
-              <w:t xml:space="preserve">R7</w:t>
+              <w:t>R7</w:t>
             </w:r>
           </w:p>
         </w:tc>
         <w:tc>
           <w:tcPr>
-            <w:tcW w:type="dxa" w:w="3700"/>
-            <w:shd w:fill="FFFFFF" w:val="clear"/>
+            <w:tcW w:w="3700" w:type="dxa"/>
+            <w:shd w:val="clear" w:color="auto" w:fill="FFFFFF"/>
             <w:tcMar>
-              <w:top w:type="dxa" w:w="30"/>
-              <w:left w:type="dxa" w:w="70"/>
-              <w:bottom w:type="dxa" w:w="30"/>
-              <w:right w:type="dxa" w:w="70"/>
+              <w:top w:w="30" w:type="dxa"/>
+              <w:left w:w="70" w:type="dxa"/>
+              <w:bottom w:w="30" w:type="dxa"/>
+              <w:right w:w="70" w:type="dxa"/>
             </w:tcMar>
           </w:tcPr>
           <w:p>
-            <w:pPr>
-              <w:spacing w:after="0" w:line="240"/>
-            </w:pPr>
-            <w:r>
-              <w:rPr>
-                <w:rFonts w:ascii="Times New Roman" w:cs="Times New Roman" w:eastAsia="Times New Roman" w:hAnsi="Times New Roman"/>
+            <w:r>
+              <w:rPr>
                 <w:color w:val="000000"/>
                 <w:sz w:val="24"/>
                 <w:szCs w:val="24"/>
               </w:rPr>
-              <w:t xml:space="preserve">changes_med OR gap_med</w:t>
+              <w:t>changes_med OR gap_med</w:t>
             </w:r>
           </w:p>
         </w:tc>
         <w:tc>
           <w:tcPr>
-            <w:tcW w:type="dxa" w:w="1240"/>
-            <w:shd w:fill="FFFFFF" w:val="clear"/>
+            <w:tcW w:w="1240" w:type="dxa"/>
+            <w:shd w:val="clear" w:color="auto" w:fill="FFFFFF"/>
             <w:tcMar>
-              <w:top w:type="dxa" w:w="30"/>
-              <w:left w:type="dxa" w:w="70"/>
-              <w:bottom w:type="dxa" w:w="30"/>
-              <w:right w:type="dxa" w:w="70"/>
+              <w:top w:w="30" w:type="dxa"/>
+              <w:left w:w="70" w:type="dxa"/>
+              <w:bottom w:w="30" w:type="dxa"/>
+              <w:right w:w="70" w:type="dxa"/>
             </w:tcMar>
           </w:tcPr>
           <w:p>
-            <w:pPr>
-              <w:spacing w:after="0" w:line="240"/>
-            </w:pPr>
-            <w:r>
-              <w:rPr>
-                <w:rFonts w:ascii="Times New Roman" w:cs="Times New Roman" w:eastAsia="Times New Roman" w:hAnsi="Times New Roman"/>
+            <w:r>
+              <w:rPr>
                 <w:color w:val="000000"/>
                 <w:sz w:val="24"/>
                 <w:szCs w:val="24"/>
               </w:rPr>
-              <w:t xml:space="preserve">OR</w:t>
+              <w:t>OR</w:t>
             </w:r>
           </w:p>
         </w:tc>
         <w:tc>
           <w:tcPr>
-            <w:tcW w:type="dxa" w:w="1200"/>
-            <w:shd w:fill="FFFFFF" w:val="clear"/>
+            <w:tcW w:w="1200" w:type="dxa"/>
+            <w:shd w:val="clear" w:color="auto" w:fill="FFFFFF"/>
             <w:tcMar>
-              <w:top w:type="dxa" w:w="30"/>
-              <w:left w:type="dxa" w:w="70"/>
-              <w:bottom w:type="dxa" w:w="30"/>
-              <w:right w:type="dxa" w:w="70"/>
+              <w:top w:w="30" w:type="dxa"/>
+              <w:left w:w="70" w:type="dxa"/>
+              <w:bottom w:w="30" w:type="dxa"/>
+              <w:right w:w="70" w:type="dxa"/>
             </w:tcMar>
           </w:tcPr>
           <w:p>
-            <w:pPr>
-              <w:spacing w:after="0" w:line="240"/>
-            </w:pPr>
-            <w:r>
-              <w:rPr>
-                <w:rFonts w:ascii="Times New Roman" w:cs="Times New Roman" w:eastAsia="Times New Roman" w:hAnsi="Times New Roman"/>
+            <w:r>
+              <w:rPr>
                 <w:color w:val="000000"/>
                 <w:sz w:val="24"/>
                 <w:szCs w:val="24"/>
               </w:rPr>
-              <w:t xml:space="preserve">Medium</w:t>
+              <w:t>Medium</w:t>
             </w:r>
           </w:p>
         </w:tc>
         <w:tc>
           <w:tcPr>
-            <w:tcW w:type="dxa" w:w="1300"/>
-            <w:shd w:fill="FFFFFF" w:val="clear"/>
+            <w:tcW w:w="1300" w:type="dxa"/>
+            <w:shd w:val="clear" w:color="auto" w:fill="FFFFFF"/>
             <w:tcMar>
-              <w:top w:type="dxa" w:w="30"/>
-              <w:left w:type="dxa" w:w="70"/>
-              <w:bottom w:type="dxa" w:w="30"/>
-              <w:right w:type="dxa" w:w="70"/>
+              <w:top w:w="30" w:type="dxa"/>
+              <w:left w:w="70" w:type="dxa"/>
+              <w:bottom w:w="30" w:type="dxa"/>
+              <w:right w:w="70" w:type="dxa"/>
             </w:tcMar>
           </w:tcPr>
           <w:p>
-            <w:pPr>
-              <w:spacing w:after="0" w:line="240"/>
-            </w:pPr>
-            <w:r>
-              <w:rPr>
-                <w:rFonts w:ascii="Times New Roman" w:cs="Times New Roman" w:eastAsia="Times New Roman" w:hAnsi="Times New Roman"/>
+            <w:r>
+              <w:rPr>
                 <w:color w:val="000000"/>
                 <w:sz w:val="24"/>
                 <w:szCs w:val="24"/>
               </w:rPr>
-              <w:t xml:space="preserve">0.000</w:t>
+              <w:t>0.000</w:t>
             </w:r>
           </w:p>
         </w:tc>
       </w:tr>
       <w:tr>
+        <w:tblPrEx>
+          <w:tblCellMar>
+            <w:top w:w="0" w:type="dxa"/>
+            <w:bottom w:w="0" w:type="dxa"/>
+          </w:tblCellMar>
+        </w:tblPrEx>
         <w:tc>
           <w:tcPr>
-            <w:tcW w:type="dxa" w:w="620"/>
-            <w:shd w:fill="EFF2F7" w:val="clear"/>
+            <w:tcW w:w="620" w:type="dxa"/>
+            <w:shd w:val="clear" w:color="auto" w:fill="EFF2F7"/>
             <w:tcMar>
-              <w:top w:type="dxa" w:w="30"/>
-              <w:left w:type="dxa" w:w="70"/>
-              <w:bottom w:type="dxa" w:w="30"/>
-              <w:right w:type="dxa" w:w="70"/>
+              <w:top w:w="30" w:type="dxa"/>
+              <w:left w:w="70" w:type="dxa"/>
+              <w:bottom w:w="30" w:type="dxa"/>
+              <w:right w:w="70" w:type="dxa"/>
             </w:tcMar>
           </w:tcPr>
           <w:p>
-            <w:pPr>
-              <w:spacing w:after="0" w:line="240"/>
-            </w:pPr>
-            <w:r>
-              <w:rPr>
-                <w:rFonts w:ascii="Times New Roman" w:cs="Times New Roman" w:eastAsia="Times New Roman" w:hAnsi="Times New Roman"/>
+            <w:r>
+              <w:rPr>
                 <w:color w:val="000000"/>
                 <w:sz w:val="24"/>
                 <w:szCs w:val="24"/>
               </w:rPr>
-              <w:t xml:space="preserve">R8</w:t>
+              <w:t>R8</w:t>
             </w:r>
           </w:p>
         </w:tc>
         <w:tc>
           <w:tcPr>
-            <w:tcW w:type="dxa" w:w="3700"/>
-            <w:shd w:fill="EFF2F7" w:val="clear"/>
+            <w:tcW w:w="3700" w:type="dxa"/>
+            <w:shd w:val="clear" w:color="auto" w:fill="EFF2F7"/>
             <w:tcMar>
-              <w:top w:type="dxa" w:w="30"/>
-              <w:left w:type="dxa" w:w="70"/>
-              <w:bottom w:type="dxa" w:w="30"/>
-              <w:right w:type="dxa" w:w="70"/>
+              <w:top w:w="30" w:type="dxa"/>
+              <w:left w:w="70" w:type="dxa"/>
+              <w:bottom w:w="30" w:type="dxa"/>
+              <w:right w:w="70" w:type="dxa"/>
             </w:tcMar>
           </w:tcPr>
           <w:p>
-            <w:pPr>
-              <w:spacing w:after="0" w:line="240"/>
-            </w:pPr>
-            <w:r>
-              <w:rPr>
-                <w:rFonts w:ascii="Times New Roman" w:cs="Times New Roman" w:eastAsia="Times New Roman" w:hAnsi="Times New Roman"/>
+            <w:r>
+              <w:rPr>
                 <w:color w:val="000000"/>
                 <w:sz w:val="24"/>
                 <w:szCs w:val="24"/>
               </w:rPr>
-              <w:t xml:space="preserve">success_med AND (NOT new_country OR NOT new_asn)</w:t>
+              <w:t>success_med AND (NOT new_country OR NOT new_asn)</w:t>
             </w:r>
           </w:p>
         </w:tc>
         <w:tc>
           <w:tcPr>
-            <w:tcW w:type="dxa" w:w="1240"/>
-            <w:shd w:fill="EFF2F7" w:val="clear"/>
+            <w:tcW w:w="1240" w:type="dxa"/>
+            <w:shd w:val="clear" w:color="auto" w:fill="EFF2F7"/>
             <w:tcMar>
-              <w:top w:type="dxa" w:w="30"/>
-              <w:left w:type="dxa" w:w="70"/>
-              <w:bottom w:type="dxa" w:w="30"/>
-              <w:right w:type="dxa" w:w="70"/>
+              <w:top w:w="30" w:type="dxa"/>
+              <w:left w:w="70" w:type="dxa"/>
+              <w:bottom w:w="30" w:type="dxa"/>
+              <w:right w:w="70" w:type="dxa"/>
             </w:tcMar>
           </w:tcPr>
           <w:p>
-            <w:pPr>
-              <w:spacing w:after="0" w:line="240"/>
-            </w:pPr>
-            <w:r>
-              <w:rPr>
-                <w:rFonts w:ascii="Times New Roman" w:cs="Times New Roman" w:eastAsia="Times New Roman" w:hAnsi="Times New Roman"/>
+            <w:r>
+              <w:rPr>
                 <w:color w:val="000000"/>
                 <w:sz w:val="24"/>
                 <w:szCs w:val="24"/>
               </w:rPr>
-              <w:t xml:space="preserve">AND/OR</w:t>
+              <w:t>AND/OR</w:t>
             </w:r>
           </w:p>
         </w:tc>
         <w:tc>
           <w:tcPr>
-            <w:tcW w:type="dxa" w:w="1200"/>
-            <w:shd w:fill="EFF2F7" w:val="clear"/>
+            <w:tcW w:w="1200" w:type="dxa"/>
+            <w:shd w:val="clear" w:color="auto" w:fill="EFF2F7"/>
             <w:tcMar>
-              <w:top w:type="dxa" w:w="30"/>
-              <w:left w:type="dxa" w:w="70"/>
-              <w:bottom w:type="dxa" w:w="30"/>
-              <w:right w:type="dxa" w:w="70"/>
+              <w:top w:w="30" w:type="dxa"/>
+              <w:left w:w="70" w:type="dxa"/>
+              <w:bottom w:w="30" w:type="dxa"/>
+              <w:right w:w="70" w:type="dxa"/>
             </w:tcMar>
           </w:tcPr>
           <w:p>
-            <w:pPr>
-              <w:spacing w:after="0" w:line="240"/>
-            </w:pPr>
-            <w:r>
-              <w:rPr>
-                <w:rFonts w:ascii="Times New Roman" w:cs="Times New Roman" w:eastAsia="Times New Roman" w:hAnsi="Times New Roman"/>
+            <w:r>
+              <w:rPr>
                 <w:color w:val="000000"/>
                 <w:sz w:val="24"/>
                 <w:szCs w:val="24"/>
               </w:rPr>
-              <w:t xml:space="preserve">Medium</w:t>
+              <w:t>Medium</w:t>
             </w:r>
           </w:p>
         </w:tc>
         <w:tc>
           <w:tcPr>
-            <w:tcW w:type="dxa" w:w="1300"/>
-            <w:shd w:fill="EFF2F7" w:val="clear"/>
+            <w:tcW w:w="1300" w:type="dxa"/>
+            <w:shd w:val="clear" w:color="auto" w:fill="EFF2F7"/>
             <w:tcMar>
-              <w:top w:type="dxa" w:w="30"/>
-              <w:left w:type="dxa" w:w="70"/>
-              <w:bottom w:type="dxa" w:w="30"/>
-              <w:right w:type="dxa" w:w="70"/>
+              <w:top w:w="30" w:type="dxa"/>
+              <w:left w:w="70" w:type="dxa"/>
+              <w:bottom w:w="30" w:type="dxa"/>
+              <w:right w:w="70" w:type="dxa"/>
             </w:tcMar>
           </w:tcPr>
           <w:p>
-            <w:pPr>
-              <w:spacing w:after="0" w:line="240"/>
-            </w:pPr>
-            <w:r>
-              <w:rPr>
-                <w:rFonts w:ascii="Times New Roman" w:cs="Times New Roman" w:eastAsia="Times New Roman" w:hAnsi="Times New Roman"/>
+            <w:r>
+              <w:rPr>
                 <w:color w:val="000000"/>
                 <w:sz w:val="24"/>
                 <w:szCs w:val="24"/>
               </w:rPr>
-              <w:t xml:space="preserve">0.000</w:t>
+              <w:t>0.000</w:t>
             </w:r>
           </w:p>
         </w:tc>
@@ -2317,34 +3838,32 @@
       </w:pPr>
       <w:r>
         <w:rPr>
-          <w:rFonts w:ascii="Times New Roman" w:cs="Times New Roman" w:eastAsia="Times New Roman" w:hAnsi="Times New Roman"/>
-          <w:b w:val="1"/>
-          <w:bCs w:val="1"/>
+          <w:b w:val="0"/>
+          <w:bCs/>
+          <w:color w:val="000000"/>
+        </w:rPr>
+        <w:t>Thiết kế bất đối xứng có chủ đích: 4 luật đẩy về High, 2 luật kéo về Low, 2 luật giữ Medium — đúng tinh thần bảo mật (ưu tiên phát hiện rủi ro).</w:t>
+      </w:r>
+    </w:p>
+    <w:p>
+      <w:pPr>
+        <w:pStyle w:val="Heading3"/>
+        <w:spacing w:before="140" w:after="80" w:line="360" w:lineRule="auto"/>
+      </w:pPr>
+      <w:bookmarkStart w:id="15" w:name="_Toc235689914"/>
+      <w:r>
+        <w:rPr>
+          <w:b/>
+          <w:bCs/>
+          <w:i/>
+          <w:iCs/>
           <w:color w:val="000000"/>
           <w:sz w:val="26"/>
           <w:szCs w:val="26"/>
         </w:rPr>
-        <w:t xml:space="preserve">Thiết kế bất đối xứng có chủ đích: 4 luật đẩy về High, 2 luật kéo về Low, 2 luật giữ Medium — đúng tinh thần bảo mật (ưu tiên phát hiện rủi ro).</w:t>
-      </w:r>
-    </w:p>
-    <w:p>
-      <w:pPr>
-        <w:pStyle w:val="Heading3"/>
-        <w:spacing w:after="80" w:before="140" w:line="360" w:lineRule="auto"/>
-      </w:pPr>
-      <w:r>
-        <w:rPr>
-          <w:rFonts w:ascii="Times New Roman" w:cs="Times New Roman" w:eastAsia="Times New Roman" w:hAnsi="Times New Roman"/>
-          <w:b/>
-          <w:bCs/>
-          <w:i/>
-          <w:iCs/>
-          <w:color w:val="000000"/>
-          <w:sz w:val="26"/>
-          <w:szCs w:val="26"/>
-        </w:rPr>
-        <w:t xml:space="preserve">2.2.2. Bốn bước suy diễn và ví dụ ra điểm 0.8391</w:t>
-      </w:r>
+        <w:t>2.2.2. Bốn bước suy diễn và ví dụ ra điểm 0.8391</w:t>
+      </w:r>
+      <w:bookmarkEnd w:id="15"/>
     </w:p>
     <w:p>
       <w:pPr>
@@ -2358,23 +3877,17 @@
       </w:pPr>
       <w:r>
         <w:rPr>
-          <w:rFonts w:ascii="Times New Roman" w:cs="Times New Roman" w:eastAsia="Times New Roman" w:hAnsi="Times New Roman"/>
           <w:b/>
           <w:bCs/>
           <w:color w:val="000000"/>
-          <w:sz w:val="26"/>
-          <w:szCs w:val="26"/>
         </w:rPr>
         <w:t xml:space="preserve">Bước 1 — Fuzzification: </w:t>
       </w:r>
       <w:r>
         <w:rPr>
-          <w:rFonts w:ascii="Times New Roman" w:cs="Times New Roman" w:eastAsia="Times New Roman" w:hAnsi="Times New Roman"/>
-          <w:color w:val="000000"/>
-          <w:sz w:val="26"/>
-          <w:szCs w:val="26"/>
-        </w:rPr>
-        <w:t xml:space="preserve">mờ hóa 5 biến (ví dụ asn_rarity High ≈ 0.943).</w:t>
+          <w:color w:val="000000"/>
+        </w:rPr>
+        <w:t>mờ hóa 5 biến (ví dụ asn_rarity High ≈ 0.943).</w:t>
       </w:r>
     </w:p>
     <w:p>
@@ -2389,23 +3902,17 @@
       </w:pPr>
       <w:r>
         <w:rPr>
-          <w:rFonts w:ascii="Times New Roman" w:cs="Times New Roman" w:eastAsia="Times New Roman" w:hAnsi="Times New Roman"/>
           <w:b/>
           <w:bCs/>
           <w:color w:val="000000"/>
-          <w:sz w:val="26"/>
-          <w:szCs w:val="26"/>
         </w:rPr>
         <w:t xml:space="preserve">Bước 2 — Đánh giá luật: </w:t>
       </w:r>
       <w:r>
         <w:rPr>
-          <w:rFonts w:ascii="Times New Roman" w:cs="Times New Roman" w:eastAsia="Times New Roman" w:hAnsi="Times New Roman"/>
-          <w:color w:val="000000"/>
-          <w:sz w:val="26"/>
-          <w:szCs w:val="26"/>
-        </w:rPr>
-        <w:t xml:space="preserve">R1=0.052, R2=0.629, R3=0.600, R4=0.943 (đều → High); R5–R8 = 0.</w:t>
+          <w:color w:val="000000"/>
+        </w:rPr>
+        <w:t>R1=0.052, R2=0.629, R3=0.600, R4=0.943 (đều → High); R5–R8 = 0.</w:t>
       </w:r>
     </w:p>
     <w:p>
@@ -2420,23 +3927,17 @@
       </w:pPr>
       <w:r>
         <w:rPr>
-          <w:rFonts w:ascii="Times New Roman" w:cs="Times New Roman" w:eastAsia="Times New Roman" w:hAnsi="Times New Roman"/>
           <w:b/>
           <w:bCs/>
           <w:color w:val="000000"/>
-          <w:sz w:val="26"/>
-          <w:szCs w:val="26"/>
         </w:rPr>
         <w:t xml:space="preserve">Bước 3 — Aggregation (max): </w:t>
       </w:r>
       <w:r>
         <w:rPr>
-          <w:rFonts w:ascii="Times New Roman" w:cs="Times New Roman" w:eastAsia="Times New Roman" w:hAnsi="Times New Roman"/>
-          <w:color w:val="000000"/>
-          <w:sz w:val="26"/>
-          <w:szCs w:val="26"/>
-        </w:rPr>
-        <w:t xml:space="preserve">cắt tập mờ hệ quả tại độ kích hoạt rồi gộp bằng max; tập High bị cắt tại 0.943.</w:t>
+          <w:color w:val="000000"/>
+        </w:rPr>
+        <w:t>cắt tập mờ hệ quả tại độ kích hoạt rồi gộp bằng max; tập High bị cắt tại 0.943.</w:t>
       </w:r>
     </w:p>
     <w:p>
@@ -2451,51 +3952,47 @@
       </w:pPr>
       <w:r>
         <w:rPr>
-          <w:rFonts w:ascii="Times New Roman" w:cs="Times New Roman" w:eastAsia="Times New Roman" w:hAnsi="Times New Roman"/>
           <w:b/>
           <w:bCs/>
           <w:color w:val="000000"/>
-          <w:sz w:val="26"/>
-          <w:szCs w:val="26"/>
         </w:rPr>
         <w:t xml:space="preserve">Bước 4 — Defuzzification (Centroid): </w:t>
       </w:r>
       <w:r>
         <w:rPr>
-          <w:rFonts w:ascii="Times New Roman" w:cs="Times New Roman" w:eastAsia="Times New Roman" w:hAnsi="Times New Roman"/>
-          <w:color w:val="000000"/>
-          <w:sz w:val="26"/>
-          <w:szCs w:val="26"/>
-        </w:rPr>
-        <w:t xml:space="preserve">lấy trọng tâm hình đã gộp trên lưới 51 điểm.</w:t>
-      </w:r>
-    </w:p>
-    <w:p>
-      <w:pPr>
-        <w:spacing w:after="100" w:before="60" w:line="360" w:lineRule="auto"/>
+          <w:color w:val="000000"/>
+        </w:rPr>
+        <w:t>lấy trọng tâm hình đã gộp trên lưới 51 điểm.</w:t>
+      </w:r>
+    </w:p>
+    <w:p>
+      <w:pPr>
+        <w:spacing w:before="60" w:after="100" w:line="360" w:lineRule="auto"/>
         <w:jc w:val="center"/>
       </w:pPr>
       <w:r>
         <w:rPr>
-          <w:rFonts w:ascii="Cambria Math" w:cs="Cambria Math" w:eastAsia="Cambria Math" w:hAnsi="Cambria Math"/>
-          <w:color w:val="000000"/>
-          <w:sz w:val="26"/>
-          <w:szCs w:val="26"/>
-        </w:rPr>
-        <w:t xml:space="preserve">mamdani_risk_score = Σ(μ(y)·y) / Σ(μ(y)) = 0.8391  (rủi ro cao)</w:t>
-      </w:r>
-    </w:p>
-    <w:p>
-      <w:pPr>
-        <w:spacing w:after="40" w:before="120"/>
+          <w:rFonts w:ascii="Cambria Math" w:eastAsia="Cambria Math" w:hAnsi="Cambria Math" w:cs="Cambria Math"/>
+          <w:color w:val="000000"/>
+        </w:rPr>
+        <w:t>mamdani_risk_score = Σ(μ(y)·y) / Σ(μ(y)) = 0.8391  (rủi ro cao)</w:t>
+      </w:r>
+    </w:p>
+    <w:p>
+      <w:pPr>
+        <w:spacing w:before="120" w:after="40"/>
         <w:jc w:val="center"/>
       </w:pPr>
       <w:r>
+        <w:rPr>
+          <w:noProof/>
+        </w:rPr>
+        <w:lastRenderedPageBreak/>
         <w:drawing>
-          <wp:inline distT="0" distB="0" distL="0" distR="0">
+          <wp:inline distT="0" distB="0" distL="0" distR="0" wp14:anchorId="16AB19AD" wp14:editId="3D04BBA8">
             <wp:extent cx="4667250" cy="3600450"/>
-            <wp:effectExtent t="0" r="0" b="0" l="0"/>
-            <wp:docPr id="1" name="" descr="" title=""/>
+            <wp:effectExtent l="0" t="0" r="0" b="0"/>
+            <wp:docPr id="773696968" name="Picture 773696968"/>
             <wp:cNvGraphicFramePr>
               <a:graphicFrameLocks xmlns:a="http://schemas.openxmlformats.org/drawingml/2006/main" noChangeAspect="1"/>
             </wp:cNvGraphicFramePr>
@@ -2503,13 +4000,13 @@
               <a:graphicData uri="http://schemas.openxmlformats.org/drawingml/2006/picture">
                 <pic:pic xmlns:pic="http://schemas.openxmlformats.org/drawingml/2006/picture">
                   <pic:nvPicPr>
-                    <pic:cNvPr id="0" name="" descr=""/>
+                    <pic:cNvPr id="0" name=""/>
                     <pic:cNvPicPr>
                       <a:picLocks noChangeAspect="1" noChangeArrowheads="1"/>
                     </pic:cNvPicPr>
                   </pic:nvPicPr>
                   <pic:blipFill>
-                    <a:blip r:embed="rId13" cstate="none"/>
+                    <a:blip r:embed="rId11"/>
                     <a:srcRect/>
                     <a:stretch>
                       <a:fillRect/>
@@ -2538,30 +4035,26 @@
       </w:pPr>
       <w:r>
         <w:rPr>
-          <w:rFonts w:ascii="Times New Roman" w:cs="Times New Roman" w:eastAsia="Times New Roman" w:hAnsi="Times New Roman"/>
           <w:color w:val="44546A"/>
-          <w:sz w:val="26"/>
-          <w:szCs w:val="26"/>
-        </w:rPr>
-        <w:t xml:space="preserve">Hình 2.2: Minh họa 4 bước Mamdani trên một mẫu rủi ro cao (centroid = 0.839).</w:t>
+        </w:rPr>
+        <w:t>Hình 2.2: Minh họa 4 bước Mamdani trên một mẫu rủi ro cao (centroid = 0.839).</w:t>
       </w:r>
     </w:p>
     <w:p>
       <w:pPr>
         <w:pStyle w:val="Heading2"/>
-        <w:spacing w:after="100" w:before="200" w:line="360" w:lineRule="auto"/>
-      </w:pPr>
-      <w:r>
-        <w:rPr>
-          <w:rFonts w:ascii="Times New Roman" w:cs="Times New Roman" w:eastAsia="Times New Roman" w:hAnsi="Times New Roman"/>
+        <w:spacing w:before="200" w:after="100" w:line="360" w:lineRule="auto"/>
+      </w:pPr>
+      <w:bookmarkStart w:id="16" w:name="_Toc235689915"/>
+      <w:r>
+        <w:rPr>
           <w:b/>
           <w:bCs/>
           <w:color w:val="000000"/>
-          <w:sz w:val="26"/>
-          <w:szCs w:val="26"/>
-        </w:rPr>
-        <w:t xml:space="preserve">2.3. Kiến trúc mạng MLP</w:t>
-      </w:r>
+        </w:rPr>
+        <w:t>2.3. Kiến trúc mạng MLP</w:t>
+      </w:r>
+      <w:bookmarkEnd w:id="16"/>
     </w:p>
     <w:p>
       <w:pPr>
@@ -2571,27 +4064,27 @@
       </w:pPr>
       <w:r>
         <w:rPr>
-          <w:rFonts w:ascii="Times New Roman" w:cs="Times New Roman" w:eastAsia="Times New Roman" w:hAnsi="Times New Roman"/>
-          <w:b w:val="1"/>
-          <w:bCs w:val="1"/>
-          <w:color w:val="000000"/>
-          <w:sz w:val="26"/>
-          <w:szCs w:val="26"/>
-        </w:rPr>
-        <w:t xml:space="preserve">MLP (cài đặt bằng PyTorch) gồm 3 tầng ẩn 128 → 64 → 32, mỗi tầng theo thứ tự: Linear → ReLU → BatchNorm → Dropout(0.3); tầng ra 1 nơ-ron cho logit rồi qua sigmoid. Đầu vào là ma trận ghép: 19 đặc trưng số (chuẩn hóa) + one-hot Device Type + 16 đặc trưng mờ (khoảng 39 chiều).</w:t>
-      </w:r>
-    </w:p>
-    <w:p>
-      <w:pPr>
-        <w:spacing w:after="40" w:before="120"/>
+          <w:b w:val="0"/>
+          <w:bCs/>
+          <w:color w:val="000000"/>
+        </w:rPr>
+        <w:t>MLP (cài đặt bằng PyTorch) gồm 3 tầng ẩn 128 → 64 → 32, mỗi tầng theo thứ tự: Linear → ReLU → BatchNorm → Dropout(0.3); tầng ra 1 nơ-ron cho logit rồi qua sigmoid. Đầu vào là ma trận ghép: 19 đặc trưng số (chuẩn hóa) + one-hot Device Type + 16 đặc trưng mờ (khoảng 39 chiều).</w:t>
+      </w:r>
+    </w:p>
+    <w:p>
+      <w:pPr>
+        <w:spacing w:before="120" w:after="40"/>
         <w:jc w:val="center"/>
       </w:pPr>
       <w:r>
+        <w:rPr>
+          <w:noProof/>
+        </w:rPr>
         <w:drawing>
-          <wp:inline distT="0" distB="0" distL="0" distR="0">
+          <wp:inline distT="0" distB="0" distL="0" distR="0" wp14:anchorId="799FE7E5" wp14:editId="069025D8">
             <wp:extent cx="4381500" cy="2476500"/>
-            <wp:effectExtent t="0" r="0" b="0" l="0"/>
-            <wp:docPr id="1" name="" descr="" title=""/>
+            <wp:effectExtent l="0" t="0" r="0" b="0"/>
+            <wp:docPr id="2000161264" name="Picture 2000161264"/>
             <wp:cNvGraphicFramePr>
               <a:graphicFrameLocks xmlns:a="http://schemas.openxmlformats.org/drawingml/2006/main" noChangeAspect="1"/>
             </wp:cNvGraphicFramePr>
@@ -2599,13 +4092,13 @@
               <a:graphicData uri="http://schemas.openxmlformats.org/drawingml/2006/picture">
                 <pic:pic xmlns:pic="http://schemas.openxmlformats.org/drawingml/2006/picture">
                   <pic:nvPicPr>
-                    <pic:cNvPr id="0" name="" descr=""/>
+                    <pic:cNvPr id="0" name=""/>
                     <pic:cNvPicPr>
                       <a:picLocks noChangeAspect="1" noChangeArrowheads="1"/>
                     </pic:cNvPicPr>
                   </pic:nvPicPr>
                   <pic:blipFill>
-                    <a:blip r:embed="rId14" cstate="none"/>
+                    <a:blip r:embed="rId12"/>
                     <a:srcRect/>
                     <a:stretch>
                       <a:fillRect/>
@@ -2634,30 +4127,26 @@
       </w:pPr>
       <w:r>
         <w:rPr>
-          <w:rFonts w:ascii="Times New Roman" w:cs="Times New Roman" w:eastAsia="Times New Roman" w:hAnsi="Times New Roman"/>
           <w:color w:val="44546A"/>
-          <w:sz w:val="26"/>
-          <w:szCs w:val="26"/>
-        </w:rPr>
-        <w:t xml:space="preserve">Hình 2.3: Kiến trúc mạng MLP.</w:t>
+        </w:rPr>
+        <w:t>Hình 2.3: Kiến trúc mạng MLP.</w:t>
       </w:r>
     </w:p>
     <w:p>
       <w:pPr>
         <w:pStyle w:val="Heading2"/>
-        <w:spacing w:after="100" w:before="200" w:line="360" w:lineRule="auto"/>
-      </w:pPr>
-      <w:r>
-        <w:rPr>
-          <w:rFonts w:ascii="Times New Roman" w:cs="Times New Roman" w:eastAsia="Times New Roman" w:hAnsi="Times New Roman"/>
+        <w:spacing w:before="200" w:after="100" w:line="360" w:lineRule="auto"/>
+      </w:pPr>
+      <w:bookmarkStart w:id="17" w:name="_Toc235689916"/>
+      <w:r>
+        <w:rPr>
           <w:b/>
           <w:bCs/>
           <w:color w:val="000000"/>
-          <w:sz w:val="26"/>
-          <w:szCs w:val="26"/>
-        </w:rPr>
-        <w:t xml:space="preserve">2.4. Thuật toán huấn luyện: Forward &amp; Backpropagation</w:t>
-      </w:r>
+        </w:rPr>
+        <w:t>2.4. Thuật toán huấn luyện: Forward &amp; Backpropagation</w:t>
+      </w:r>
+      <w:bookmarkEnd w:id="17"/>
     </w:p>
     <w:p>
       <w:pPr>
@@ -2667,14 +4156,11 @@
       </w:pPr>
       <w:r>
         <w:rPr>
-          <w:rFonts w:ascii="Times New Roman" w:cs="Times New Roman" w:eastAsia="Times New Roman" w:hAnsi="Times New Roman"/>
-          <w:b w:val="1"/>
-          <w:bCs w:val="1"/>
-          <w:color w:val="000000"/>
-          <w:sz w:val="26"/>
-          <w:szCs w:val="26"/>
-        </w:rPr>
-        <w:t xml:space="preserve">MLP được huấn luyện theo 4 bước, lặp qua nhiều epoch:</w:t>
+          <w:b/>
+          <w:bCs/>
+          <w:color w:val="000000"/>
+        </w:rPr>
+        <w:t>MLP được huấn luyện theo 4 bước, lặp qua nhiều epoch:</w:t>
       </w:r>
     </w:p>
     <w:p>
@@ -2689,23 +4175,18 @@
       </w:pPr>
       <w:r>
         <w:rPr>
-          <w:rFonts w:ascii="Times New Roman" w:cs="Times New Roman" w:eastAsia="Times New Roman" w:hAnsi="Times New Roman"/>
           <w:b/>
           <w:bCs/>
           <w:color w:val="000000"/>
-          <w:sz w:val="26"/>
-          <w:szCs w:val="26"/>
-        </w:rPr>
+        </w:rPr>
+        <w:lastRenderedPageBreak/>
         <w:t xml:space="preserve">B1 — Khởi tạo: </w:t>
       </w:r>
       <w:r>
         <w:rPr>
-          <w:rFonts w:ascii="Times New Roman" w:cs="Times New Roman" w:eastAsia="Times New Roman" w:hAnsi="Times New Roman"/>
-          <w:color w:val="000000"/>
-          <w:sz w:val="26"/>
-          <w:szCs w:val="26"/>
-        </w:rPr>
-        <w:t xml:space="preserve">trọng số W, bias b của các tầng và chọn learning rate.</w:t>
+          <w:color w:val="000000"/>
+        </w:rPr>
+        <w:t>trọng số W, bias b của các tầng và chọn learning rate.</w:t>
       </w:r>
     </w:p>
     <w:p>
@@ -2720,23 +4201,17 @@
       </w:pPr>
       <w:r>
         <w:rPr>
-          <w:rFonts w:ascii="Times New Roman" w:cs="Times New Roman" w:eastAsia="Times New Roman" w:hAnsi="Times New Roman"/>
           <w:b/>
           <w:bCs/>
           <w:color w:val="000000"/>
-          <w:sz w:val="26"/>
-          <w:szCs w:val="26"/>
         </w:rPr>
         <w:t xml:space="preserve">B2 — Forward Propagation: </w:t>
       </w:r>
       <w:r>
         <w:rPr>
-          <w:rFonts w:ascii="Times New Roman" w:cs="Times New Roman" w:eastAsia="Times New Roman" w:hAnsi="Times New Roman"/>
-          <w:color w:val="000000"/>
-          <w:sz w:val="26"/>
-          <w:szCs w:val="26"/>
-        </w:rPr>
-        <w:t xml:space="preserve">dữ liệu đi xuôi qua từng tầng: z = W·x + b → ReLU → BatchNorm → Dropout; tầng cuối ra logit; ŷ = sigmoid(logit).</w:t>
+          <w:color w:val="000000"/>
+        </w:rPr>
+        <w:t>dữ liệu đi xuôi qua từng tầng: z = W·x + b → ReLU → BatchNorm → Dropout; tầng cuối ra logit; ŷ = sigmoid(logit).</w:t>
       </w:r>
     </w:p>
     <w:p>
@@ -2751,38 +4226,30 @@
       </w:pPr>
       <w:r>
         <w:rPr>
-          <w:rFonts w:ascii="Times New Roman" w:cs="Times New Roman" w:eastAsia="Times New Roman" w:hAnsi="Times New Roman"/>
           <w:b/>
           <w:bCs/>
           <w:color w:val="000000"/>
-          <w:sz w:val="26"/>
-          <w:szCs w:val="26"/>
         </w:rPr>
         <w:t xml:space="preserve">B3 — Loss &amp; Backpropagation: </w:t>
       </w:r>
       <w:r>
         <w:rPr>
-          <w:rFonts w:ascii="Times New Roman" w:cs="Times New Roman" w:eastAsia="Times New Roman" w:hAnsi="Times New Roman"/>
-          <w:color w:val="000000"/>
-          <w:sz w:val="26"/>
-          <w:szCs w:val="26"/>
-        </w:rPr>
-        <w:t xml:space="preserve">tính Loss (Binary Cross-Entropy có pos_weight cho lớp dương), rồi tính đạo hàm Loss theo mọi W, b bằng quy tắc chuỗi lan truyền ngược từ tầng ra về tầng đầu.</w:t>
-      </w:r>
-    </w:p>
-    <w:p>
-      <w:pPr>
-        <w:spacing w:after="100" w:before="60" w:line="360" w:lineRule="auto"/>
+          <w:color w:val="000000"/>
+        </w:rPr>
+        <w:t>tính Loss (Binary Cross-Entropy có pos_weight cho lớp dương), rồi tính đạo hàm Loss theo mọi W, b bằng quy tắc chuỗi lan truyền ngược từ tầng ra về tầng đầu.</w:t>
+      </w:r>
+    </w:p>
+    <w:p>
+      <w:pPr>
+        <w:spacing w:before="60" w:after="100" w:line="360" w:lineRule="auto"/>
         <w:jc w:val="center"/>
       </w:pPr>
       <w:r>
         <w:rPr>
-          <w:rFonts w:ascii="Cambria Math" w:cs="Cambria Math" w:eastAsia="Cambria Math" w:hAnsi="Cambria Math"/>
-          <w:color w:val="000000"/>
-          <w:sz w:val="26"/>
-          <w:szCs w:val="26"/>
-        </w:rPr>
-        <w:t xml:space="preserve">Loss = −[ y·ln(ŷ) + (1−y)·ln(1−ŷ) ] × pos_weight ;   ∂L/∂logit = ŷ − y</w:t>
+          <w:rFonts w:ascii="Cambria Math" w:eastAsia="Cambria Math" w:hAnsi="Cambria Math" w:cs="Cambria Math"/>
+          <w:color w:val="000000"/>
+        </w:rPr>
+        <w:t>Loss = −[ y·ln(ŷ) + (1−y)·ln(1−ŷ) ] × pos_weight ;   ∂L/∂logit = ŷ − y</w:t>
       </w:r>
     </w:p>
     <w:p>
@@ -2797,23 +4264,17 @@
       </w:pPr>
       <w:r>
         <w:rPr>
-          <w:rFonts w:ascii="Times New Roman" w:cs="Times New Roman" w:eastAsia="Times New Roman" w:hAnsi="Times New Roman"/>
           <w:b/>
           <w:bCs/>
           <w:color w:val="000000"/>
-          <w:sz w:val="26"/>
-          <w:szCs w:val="26"/>
         </w:rPr>
         <w:t xml:space="preserve">B4 — Cập nhật (Adam): </w:t>
       </w:r>
       <w:r>
         <w:rPr>
-          <w:rFonts w:ascii="Times New Roman" w:cs="Times New Roman" w:eastAsia="Times New Roman" w:hAnsi="Times New Roman"/>
-          <w:color w:val="000000"/>
-          <w:sz w:val="26"/>
-          <w:szCs w:val="26"/>
-        </w:rPr>
-        <w:t xml:space="preserve">W = W − lr·∂L/∂W ; b = b − lr·∂L/∂b.</w:t>
+          <w:color w:val="000000"/>
+        </w:rPr>
+        <w:t>W = W − lr·∂L/∂W ; b = b − lr·∂L/∂b.</w:t>
       </w:r>
     </w:p>
     <w:p>
@@ -2823,32 +4284,28 @@
       </w:pPr>
       <w:r>
         <w:rPr>
-          <w:rFonts w:ascii="Times New Roman" w:cs="Times New Roman" w:eastAsia="Times New Roman" w:hAnsi="Times New Roman"/>
-          <w:b w:val="1"/>
-          <w:bCs w:val="1"/>
-          <w:color w:val="000000"/>
-          <w:sz w:val="26"/>
-          <w:szCs w:val="26"/>
-        </w:rPr>
-        <w:t xml:space="preserve">Xử lý mất cân bằng bằng pos_weight = n_âm/n_dương; chọn mô hình tốt nhất theo AUPRC trên validation; early stopping (patience 5); tối đa 30 epoch, batch 4096, Adam lr = 1e-3.</w:t>
+          <w:b w:val="0"/>
+          <w:bCs/>
+          <w:color w:val="000000"/>
+        </w:rPr>
+        <w:t>Xử lý mất cân bằng bằng pos_weight = n_âm/n_dương; chọn mô hình tốt nhất theo AUPRC trên validation; early stopping (patience 5); tối đa 30 epoch, batch 4096, Adam lr = 1e-3.</w:t>
       </w:r>
     </w:p>
     <w:p>
       <w:pPr>
         <w:pStyle w:val="Heading2"/>
-        <w:spacing w:after="100" w:before="200" w:line="360" w:lineRule="auto"/>
-      </w:pPr>
-      <w:r>
-        <w:rPr>
-          <w:rFonts w:ascii="Times New Roman" w:cs="Times New Roman" w:eastAsia="Times New Roman" w:hAnsi="Times New Roman"/>
+        <w:spacing w:before="200" w:after="100" w:line="360" w:lineRule="auto"/>
+      </w:pPr>
+      <w:bookmarkStart w:id="18" w:name="_Toc235689917"/>
+      <w:r>
+        <w:rPr>
           <w:b/>
           <w:bCs/>
           <w:color w:val="000000"/>
-          <w:sz w:val="26"/>
-          <w:szCs w:val="26"/>
-        </w:rPr>
-        <w:t xml:space="preserve">2.5. Quy trình chạy</w:t>
-      </w:r>
+        </w:rPr>
+        <w:t>2.5. Quy trình chạy</w:t>
+      </w:r>
+      <w:bookmarkEnd w:id="18"/>
     </w:p>
     <w:p>
       <w:pPr>
@@ -2858,62 +4315,65 @@
       </w:pPr>
       <w:r>
         <w:rPr>
-          <w:rFonts w:ascii="Times New Roman" w:cs="Times New Roman" w:eastAsia="Times New Roman" w:hAnsi="Times New Roman"/>
-          <w:b w:val="1"/>
-          <w:bCs w:val="1"/>
-          <w:color w:val="000000"/>
-          <w:sz w:val="26"/>
-          <w:szCs w:val="26"/>
-        </w:rPr>
-        <w:t xml:space="preserve">Đặt dataset vào thư mục data/ rồi chạy train.py để huấn luyện (tự động: đọc dữ liệu → tạo đặc trưng → chia tập → fit hệ mờ/scaler/one-hot trên train → huấn luyện MLP → lưu model, chỉ số, biểu đồ). Chạy inference.py để dự đoán cho lượt đăng nhập mới mà không cần huấn luyện lại.</w:t>
+          <w:b w:val="0"/>
+          <w:bCs/>
+          <w:color w:val="000000"/>
+        </w:rPr>
+        <w:t>Đặt dataset vào thư mục data/ rồi chạy train.py để huấn luyện (tự động: đọc dữ liệu → tạo đặc trưng → chia tập → fit hệ mờ/scaler/one-hot trên train → huấn luyện MLP → lưu model, chỉ số, biểu đồ). Chạy inference.py để dự đoán cho lượt đăng nhập mới mà không cần huấn luyện lại.</w:t>
       </w:r>
     </w:p>
     <w:p>
       <w:pPr>
         <w:pStyle w:val="Heading1"/>
         <w:pageBreakBefore/>
-        <w:spacing w:after="160" w:before="120" w:line="360" w:lineRule="auto"/>
-      </w:pPr>
-      <w:r>
-        <w:rPr>
-          <w:rFonts w:ascii="Times New Roman" w:cs="Times New Roman" w:eastAsia="Times New Roman" w:hAnsi="Times New Roman"/>
+        <w:spacing w:before="120" w:after="160" w:line="360" w:lineRule="auto"/>
+      </w:pPr>
+      <w:bookmarkStart w:id="19" w:name="_Toc235689918"/>
+      <w:r>
+        <w:rPr>
           <w:b/>
           <w:bCs/>
           <w:color w:val="000000"/>
           <w:sz w:val="28"/>
           <w:szCs w:val="28"/>
         </w:rPr>
-        <w:t xml:space="preserve">CHƯƠNG 3: THỰC NGHIỆM VÀ KẾT QUẢ</w:t>
-      </w:r>
+        <w:lastRenderedPageBreak/>
+        <w:t>CHƯƠNG 3: THỰC NGHIỆM VÀ KẾT QUẢ</w:t>
+      </w:r>
+      <w:bookmarkEnd w:id="19"/>
     </w:p>
     <w:p>
       <w:pPr>
         <w:pStyle w:val="Heading2"/>
-        <w:spacing w:after="100" w:before="200" w:line="360" w:lineRule="auto"/>
-      </w:pPr>
-      <w:r>
-        <w:rPr>
-          <w:rFonts w:ascii="Times New Roman" w:cs="Times New Roman" w:eastAsia="Times New Roman" w:hAnsi="Times New Roman"/>
+        <w:spacing w:before="200" w:after="100" w:line="360" w:lineRule="auto"/>
+      </w:pPr>
+      <w:bookmarkStart w:id="20" w:name="_Toc235689919"/>
+      <w:r>
+        <w:rPr>
           <w:b/>
           <w:bCs/>
           <w:color w:val="000000"/>
-          <w:sz w:val="26"/>
-          <w:szCs w:val="26"/>
-        </w:rPr>
-        <w:t xml:space="preserve">3.1. Kết quả trên tập Test (75.000 dòng)</w:t>
-      </w:r>
+        </w:rPr>
+        <w:t>3.1. Kết quả trên tập Test (75.000 dòng)</w:t>
+      </w:r>
+      <w:bookmarkEnd w:id="20"/>
     </w:p>
     <w:tbl>
       <w:tblPr>
-        <w:tblW w:type="dxa" w:w="9060"/>
+        <w:tblW w:w="9060" w:type="dxa"/>
         <w:tblBorders>
-          <w:top w:val="single" w:color="AAAAAA" w:sz="4"/>
-          <w:left w:val="single" w:color="AAAAAA" w:sz="4"/>
-          <w:bottom w:val="single" w:color="AAAAAA" w:sz="4"/>
-          <w:right w:val="single" w:color="AAAAAA" w:sz="4"/>
-          <w:insideH w:val="single" w:color="CCCCCC" w:sz="2"/>
-          <w:insideV w:val="single" w:color="CCCCCC" w:sz="2"/>
+          <w:top w:val="single" w:sz="4" w:space="0" w:color="AAAAAA"/>
+          <w:left w:val="single" w:sz="4" w:space="0" w:color="AAAAAA"/>
+          <w:bottom w:val="single" w:sz="4" w:space="0" w:color="AAAAAA"/>
+          <w:right w:val="single" w:sz="4" w:space="0" w:color="AAAAAA"/>
+          <w:insideH w:val="single" w:sz="2" w:space="0" w:color="CCCCCC"/>
+          <w:insideV w:val="single" w:sz="2" w:space="0" w:color="CCCCCC"/>
         </w:tblBorders>
+        <w:tblCellMar>
+          <w:left w:w="10" w:type="dxa"/>
+          <w:right w:w="10" w:type="dxa"/>
+        </w:tblCellMar>
+        <w:tblLook w:val="0000" w:firstRow="0" w:lastRow="0" w:firstColumn="0" w:lastColumn="0" w:noHBand="0" w:noVBand="0"/>
       </w:tblPr>
       <w:tblGrid>
         <w:gridCol w:w="2600"/>
@@ -2921,573 +4381,537 @@
         <w:gridCol w:w="4260"/>
       </w:tblGrid>
       <w:tr>
+        <w:tblPrEx>
+          <w:tblCellMar>
+            <w:top w:w="0" w:type="dxa"/>
+            <w:bottom w:w="0" w:type="dxa"/>
+          </w:tblCellMar>
+        </w:tblPrEx>
         <w:trPr>
           <w:tblHeader/>
         </w:trPr>
         <w:tc>
           <w:tcPr>
-            <w:tcW w:type="dxa" w:w="2600"/>
-            <w:shd w:fill="44546A" w:val="clear"/>
+            <w:tcW w:w="2600" w:type="dxa"/>
+            <w:shd w:val="clear" w:color="auto" w:fill="44546A"/>
             <w:tcMar>
-              <w:top w:type="dxa" w:w="30"/>
-              <w:left w:type="dxa" w:w="70"/>
-              <w:bottom w:type="dxa" w:w="30"/>
-              <w:right w:type="dxa" w:w="70"/>
+              <w:top w:w="30" w:type="dxa"/>
+              <w:left w:w="70" w:type="dxa"/>
+              <w:bottom w:w="30" w:type="dxa"/>
+              <w:right w:w="70" w:type="dxa"/>
             </w:tcMar>
           </w:tcPr>
           <w:p>
             <w:pPr>
-              <w:spacing w:after="0" w:line="240"/>
               <w:jc w:val="center"/>
             </w:pPr>
             <w:r>
               <w:rPr>
-                <w:rFonts w:ascii="Times New Roman" w:cs="Times New Roman" w:eastAsia="Times New Roman" w:hAnsi="Times New Roman"/>
                 <w:b/>
                 <w:bCs/>
                 <w:color w:val="FFFFFF"/>
                 <w:sz w:val="24"/>
                 <w:szCs w:val="24"/>
               </w:rPr>
-              <w:t xml:space="preserve">Chỉ số</w:t>
+              <w:t>Chỉ số</w:t>
             </w:r>
           </w:p>
         </w:tc>
         <w:tc>
           <w:tcPr>
-            <w:tcW w:type="dxa" w:w="2200"/>
-            <w:shd w:fill="44546A" w:val="clear"/>
+            <w:tcW w:w="2200" w:type="dxa"/>
+            <w:shd w:val="clear" w:color="auto" w:fill="44546A"/>
             <w:tcMar>
-              <w:top w:type="dxa" w:w="30"/>
-              <w:left w:type="dxa" w:w="70"/>
-              <w:bottom w:type="dxa" w:w="30"/>
-              <w:right w:type="dxa" w:w="70"/>
+              <w:top w:w="30" w:type="dxa"/>
+              <w:left w:w="70" w:type="dxa"/>
+              <w:bottom w:w="30" w:type="dxa"/>
+              <w:right w:w="70" w:type="dxa"/>
             </w:tcMar>
           </w:tcPr>
           <w:p>
             <w:pPr>
-              <w:spacing w:after="0" w:line="240"/>
               <w:jc w:val="center"/>
             </w:pPr>
             <w:r>
               <w:rPr>
-                <w:rFonts w:ascii="Times New Roman" w:cs="Times New Roman" w:eastAsia="Times New Roman" w:hAnsi="Times New Roman"/>
                 <w:b/>
                 <w:bCs/>
                 <w:color w:val="FFFFFF"/>
                 <w:sz w:val="24"/>
                 <w:szCs w:val="24"/>
               </w:rPr>
-              <w:t xml:space="preserve">Giá trị</w:t>
+              <w:t>Giá trị</w:t>
             </w:r>
           </w:p>
         </w:tc>
         <w:tc>
           <w:tcPr>
-            <w:tcW w:type="dxa" w:w="4260"/>
-            <w:shd w:fill="44546A" w:val="clear"/>
+            <w:tcW w:w="4260" w:type="dxa"/>
+            <w:shd w:val="clear" w:color="auto" w:fill="44546A"/>
             <w:tcMar>
-              <w:top w:type="dxa" w:w="30"/>
-              <w:left w:type="dxa" w:w="70"/>
-              <w:bottom w:type="dxa" w:w="30"/>
-              <w:right w:type="dxa" w:w="70"/>
+              <w:top w:w="30" w:type="dxa"/>
+              <w:left w:w="70" w:type="dxa"/>
+              <w:bottom w:w="30" w:type="dxa"/>
+              <w:right w:w="70" w:type="dxa"/>
             </w:tcMar>
           </w:tcPr>
           <w:p>
             <w:pPr>
-              <w:spacing w:after="0" w:line="240"/>
               <w:jc w:val="center"/>
             </w:pPr>
             <w:r>
               <w:rPr>
-                <w:rFonts w:ascii="Times New Roman" w:cs="Times New Roman" w:eastAsia="Times New Roman" w:hAnsi="Times New Roman"/>
                 <w:b/>
                 <w:bCs/>
                 <w:color w:val="FFFFFF"/>
                 <w:sz w:val="24"/>
                 <w:szCs w:val="24"/>
               </w:rPr>
-              <w:t xml:space="preserve">Ý nghĩa</w:t>
+              <w:t>Ý nghĩa</w:t>
             </w:r>
           </w:p>
         </w:tc>
       </w:tr>
       <w:tr>
+        <w:tblPrEx>
+          <w:tblCellMar>
+            <w:top w:w="0" w:type="dxa"/>
+            <w:bottom w:w="0" w:type="dxa"/>
+          </w:tblCellMar>
+        </w:tblPrEx>
         <w:tc>
           <w:tcPr>
-            <w:tcW w:type="dxa" w:w="2600"/>
-            <w:shd w:fill="FFFFFF" w:val="clear"/>
+            <w:tcW w:w="2600" w:type="dxa"/>
+            <w:shd w:val="clear" w:color="auto" w:fill="FFFFFF"/>
             <w:tcMar>
-              <w:top w:type="dxa" w:w="30"/>
-              <w:left w:type="dxa" w:w="70"/>
-              <w:bottom w:type="dxa" w:w="30"/>
-              <w:right w:type="dxa" w:w="70"/>
+              <w:top w:w="30" w:type="dxa"/>
+              <w:left w:w="70" w:type="dxa"/>
+              <w:bottom w:w="30" w:type="dxa"/>
+              <w:right w:w="70" w:type="dxa"/>
             </w:tcMar>
           </w:tcPr>
           <w:p>
-            <w:pPr>
-              <w:spacing w:after="0" w:line="240"/>
-            </w:pPr>
-            <w:r>
-              <w:rPr>
-                <w:rFonts w:ascii="Times New Roman" w:cs="Times New Roman" w:eastAsia="Times New Roman" w:hAnsi="Times New Roman"/>
+            <w:r>
+              <w:rPr>
                 <w:color w:val="000000"/>
                 <w:sz w:val="24"/>
                 <w:szCs w:val="24"/>
               </w:rPr>
-              <w:t xml:space="preserve">AUROC</w:t>
+              <w:t>AUROC</w:t>
             </w:r>
           </w:p>
         </w:tc>
         <w:tc>
           <w:tcPr>
-            <w:tcW w:type="dxa" w:w="2200"/>
-            <w:shd w:fill="FFFFFF" w:val="clear"/>
+            <w:tcW w:w="2200" w:type="dxa"/>
+            <w:shd w:val="clear" w:color="auto" w:fill="FFFFFF"/>
             <w:tcMar>
-              <w:top w:type="dxa" w:w="30"/>
-              <w:left w:type="dxa" w:w="70"/>
-              <w:bottom w:type="dxa" w:w="30"/>
-              <w:right w:type="dxa" w:w="70"/>
+              <w:top w:w="30" w:type="dxa"/>
+              <w:left w:w="70" w:type="dxa"/>
+              <w:bottom w:w="30" w:type="dxa"/>
+              <w:right w:w="70" w:type="dxa"/>
             </w:tcMar>
           </w:tcPr>
           <w:p>
-            <w:pPr>
-              <w:spacing w:after="0" w:line="240"/>
-            </w:pPr>
-            <w:r>
-              <w:rPr>
-                <w:rFonts w:ascii="Times New Roman" w:cs="Times New Roman" w:eastAsia="Times New Roman" w:hAnsi="Times New Roman"/>
+            <w:r>
+              <w:rPr>
                 <w:color w:val="000000"/>
                 <w:sz w:val="24"/>
                 <w:szCs w:val="24"/>
               </w:rPr>
-              <w:t xml:space="preserve">0.878</w:t>
+              <w:t>0.878</w:t>
             </w:r>
           </w:p>
         </w:tc>
         <w:tc>
           <w:tcPr>
-            <w:tcW w:type="dxa" w:w="4260"/>
-            <w:shd w:fill="FFFFFF" w:val="clear"/>
+            <w:tcW w:w="4260" w:type="dxa"/>
+            <w:shd w:val="clear" w:color="auto" w:fill="FFFFFF"/>
             <w:tcMar>
-              <w:top w:type="dxa" w:w="30"/>
-              <w:left w:type="dxa" w:w="70"/>
-              <w:bottom w:type="dxa" w:w="30"/>
-              <w:right w:type="dxa" w:w="70"/>
+              <w:top w:w="30" w:type="dxa"/>
+              <w:left w:w="70" w:type="dxa"/>
+              <w:bottom w:w="30" w:type="dxa"/>
+              <w:right w:w="70" w:type="dxa"/>
             </w:tcMar>
           </w:tcPr>
           <w:p>
-            <w:pPr>
-              <w:spacing w:after="0" w:line="240"/>
-            </w:pPr>
-            <w:r>
-              <w:rPr>
-                <w:rFonts w:ascii="Times New Roman" w:cs="Times New Roman" w:eastAsia="Times New Roman" w:hAnsi="Times New Roman"/>
+            <w:r>
+              <w:rPr>
                 <w:color w:val="000000"/>
                 <w:sz w:val="24"/>
                 <w:szCs w:val="24"/>
               </w:rPr>
-              <w:t xml:space="preserve">Khả năng phân biệt hai lớp — khá tốt</w:t>
+              <w:t>Khả năng phân biệt hai lớp — khá tốt</w:t>
             </w:r>
           </w:p>
         </w:tc>
       </w:tr>
       <w:tr>
+        <w:tblPrEx>
+          <w:tblCellMar>
+            <w:top w:w="0" w:type="dxa"/>
+            <w:bottom w:w="0" w:type="dxa"/>
+          </w:tblCellMar>
+        </w:tblPrEx>
         <w:tc>
           <w:tcPr>
-            <w:tcW w:type="dxa" w:w="2600"/>
-            <w:shd w:fill="EFF2F7" w:val="clear"/>
+            <w:tcW w:w="2600" w:type="dxa"/>
+            <w:shd w:val="clear" w:color="auto" w:fill="EFF2F7"/>
             <w:tcMar>
-              <w:top w:type="dxa" w:w="30"/>
-              <w:left w:type="dxa" w:w="70"/>
-              <w:bottom w:type="dxa" w:w="30"/>
-              <w:right w:type="dxa" w:w="70"/>
+              <w:top w:w="30" w:type="dxa"/>
+              <w:left w:w="70" w:type="dxa"/>
+              <w:bottom w:w="30" w:type="dxa"/>
+              <w:right w:w="70" w:type="dxa"/>
             </w:tcMar>
           </w:tcPr>
           <w:p>
-            <w:pPr>
-              <w:spacing w:after="0" w:line="240"/>
-            </w:pPr>
-            <w:r>
-              <w:rPr>
-                <w:rFonts w:ascii="Times New Roman" w:cs="Times New Roman" w:eastAsia="Times New Roman" w:hAnsi="Times New Roman"/>
+            <w:r>
+              <w:rPr>
                 <w:color w:val="000000"/>
                 <w:sz w:val="24"/>
                 <w:szCs w:val="24"/>
               </w:rPr>
-              <w:t xml:space="preserve">AUPRC</w:t>
+              <w:t>AUPRC</w:t>
             </w:r>
           </w:p>
         </w:tc>
         <w:tc>
           <w:tcPr>
-            <w:tcW w:type="dxa" w:w="2200"/>
-            <w:shd w:fill="EFF2F7" w:val="clear"/>
+            <w:tcW w:w="2200" w:type="dxa"/>
+            <w:shd w:val="clear" w:color="auto" w:fill="EFF2F7"/>
             <w:tcMar>
-              <w:top w:type="dxa" w:w="30"/>
-              <w:left w:type="dxa" w:w="70"/>
-              <w:bottom w:type="dxa" w:w="30"/>
-              <w:right w:type="dxa" w:w="70"/>
+              <w:top w:w="30" w:type="dxa"/>
+              <w:left w:w="70" w:type="dxa"/>
+              <w:bottom w:w="30" w:type="dxa"/>
+              <w:right w:w="70" w:type="dxa"/>
             </w:tcMar>
           </w:tcPr>
           <w:p>
-            <w:pPr>
-              <w:spacing w:after="0" w:line="240"/>
-            </w:pPr>
-            <w:r>
-              <w:rPr>
-                <w:rFonts w:ascii="Times New Roman" w:cs="Times New Roman" w:eastAsia="Times New Roman" w:hAnsi="Times New Roman"/>
+            <w:r>
+              <w:rPr>
                 <w:color w:val="000000"/>
                 <w:sz w:val="24"/>
                 <w:szCs w:val="24"/>
               </w:rPr>
-              <w:t xml:space="preserve">0.218</w:t>
+              <w:t>0.218</w:t>
             </w:r>
           </w:p>
         </w:tc>
         <w:tc>
           <w:tcPr>
-            <w:tcW w:type="dxa" w:w="4260"/>
-            <w:shd w:fill="EFF2F7" w:val="clear"/>
+            <w:tcW w:w="4260" w:type="dxa"/>
+            <w:shd w:val="clear" w:color="auto" w:fill="EFF2F7"/>
             <w:tcMar>
-              <w:top w:type="dxa" w:w="30"/>
-              <w:left w:type="dxa" w:w="70"/>
-              <w:bottom w:type="dxa" w:w="30"/>
-              <w:right w:type="dxa" w:w="70"/>
+              <w:top w:w="30" w:type="dxa"/>
+              <w:left w:w="70" w:type="dxa"/>
+              <w:bottom w:w="30" w:type="dxa"/>
+              <w:right w:w="70" w:type="dxa"/>
             </w:tcMar>
           </w:tcPr>
           <w:p>
-            <w:pPr>
-              <w:spacing w:after="0" w:line="240"/>
-            </w:pPr>
-            <w:r>
-              <w:rPr>
-                <w:rFonts w:ascii="Times New Roman" w:cs="Times New Roman" w:eastAsia="Times New Roman" w:hAnsi="Times New Roman"/>
+            <w:r>
+              <w:rPr>
                 <w:color w:val="000000"/>
                 <w:sz w:val="24"/>
                 <w:szCs w:val="24"/>
               </w:rPr>
-              <w:t xml:space="preserve">Đáng tin hơn AUROC khi dữ liệu mất cân bằng (~3% dương)</w:t>
+              <w:t>Đáng tin hơn AUROC khi dữ liệu mất cân bằng (~3% dương)</w:t>
             </w:r>
           </w:p>
         </w:tc>
       </w:tr>
       <w:tr>
+        <w:tblPrEx>
+          <w:tblCellMar>
+            <w:top w:w="0" w:type="dxa"/>
+            <w:bottom w:w="0" w:type="dxa"/>
+          </w:tblCellMar>
+        </w:tblPrEx>
         <w:tc>
           <w:tcPr>
-            <w:tcW w:type="dxa" w:w="2600"/>
-            <w:shd w:fill="FFFFFF" w:val="clear"/>
+            <w:tcW w:w="2600" w:type="dxa"/>
+            <w:shd w:val="clear" w:color="auto" w:fill="FFFFFF"/>
             <w:tcMar>
-              <w:top w:type="dxa" w:w="30"/>
-              <w:left w:type="dxa" w:w="70"/>
-              <w:bottom w:type="dxa" w:w="30"/>
-              <w:right w:type="dxa" w:w="70"/>
+              <w:top w:w="30" w:type="dxa"/>
+              <w:left w:w="70" w:type="dxa"/>
+              <w:bottom w:w="30" w:type="dxa"/>
+              <w:right w:w="70" w:type="dxa"/>
             </w:tcMar>
           </w:tcPr>
           <w:p>
-            <w:pPr>
-              <w:spacing w:after="0" w:line="240"/>
-            </w:pPr>
-            <w:r>
-              <w:rPr>
-                <w:rFonts w:ascii="Times New Roman" w:cs="Times New Roman" w:eastAsia="Times New Roman" w:hAnsi="Times New Roman"/>
+            <w:r>
+              <w:rPr>
                 <w:color w:val="000000"/>
                 <w:sz w:val="24"/>
                 <w:szCs w:val="24"/>
               </w:rPr>
-              <w:t xml:space="preserve">Accuracy</w:t>
+              <w:t>Accuracy</w:t>
             </w:r>
           </w:p>
         </w:tc>
         <w:tc>
           <w:tcPr>
-            <w:tcW w:type="dxa" w:w="2200"/>
-            <w:shd w:fill="FFFFFF" w:val="clear"/>
+            <w:tcW w:w="2200" w:type="dxa"/>
+            <w:shd w:val="clear" w:color="auto" w:fill="FFFFFF"/>
             <w:tcMar>
-              <w:top w:type="dxa" w:w="30"/>
-              <w:left w:type="dxa" w:w="70"/>
-              <w:bottom w:type="dxa" w:w="30"/>
-              <w:right w:type="dxa" w:w="70"/>
+              <w:top w:w="30" w:type="dxa"/>
+              <w:left w:w="70" w:type="dxa"/>
+              <w:bottom w:w="30" w:type="dxa"/>
+              <w:right w:w="70" w:type="dxa"/>
             </w:tcMar>
           </w:tcPr>
           <w:p>
-            <w:pPr>
-              <w:spacing w:after="0" w:line="240"/>
-            </w:pPr>
-            <w:r>
-              <w:rPr>
-                <w:rFonts w:ascii="Times New Roman" w:cs="Times New Roman" w:eastAsia="Times New Roman" w:hAnsi="Times New Roman"/>
+            <w:r>
+              <w:rPr>
                 <w:color w:val="000000"/>
                 <w:sz w:val="24"/>
                 <w:szCs w:val="24"/>
               </w:rPr>
-              <w:t xml:space="preserve">0.793</w:t>
+              <w:t>0.793</w:t>
             </w:r>
           </w:p>
         </w:tc>
         <w:tc>
           <w:tcPr>
-            <w:tcW w:type="dxa" w:w="4260"/>
-            <w:shd w:fill="FFFFFF" w:val="clear"/>
+            <w:tcW w:w="4260" w:type="dxa"/>
+            <w:shd w:val="clear" w:color="auto" w:fill="FFFFFF"/>
             <w:tcMar>
-              <w:top w:type="dxa" w:w="30"/>
-              <w:left w:type="dxa" w:w="70"/>
-              <w:bottom w:type="dxa" w:w="30"/>
-              <w:right w:type="dxa" w:w="70"/>
+              <w:top w:w="30" w:type="dxa"/>
+              <w:left w:w="70" w:type="dxa"/>
+              <w:bottom w:w="30" w:type="dxa"/>
+              <w:right w:w="70" w:type="dxa"/>
             </w:tcMar>
           </w:tcPr>
           <w:p>
-            <w:pPr>
-              <w:spacing w:after="0" w:line="240"/>
-            </w:pPr>
-            <w:r>
-              <w:rPr>
-                <w:rFonts w:ascii="Times New Roman" w:cs="Times New Roman" w:eastAsia="Times New Roman" w:hAnsi="Times New Roman"/>
+            <w:r>
+              <w:rPr>
                 <w:color w:val="000000"/>
                 <w:sz w:val="24"/>
                 <w:szCs w:val="24"/>
               </w:rPr>
-              <w:t xml:space="preserve">Dễ gây hiểu nhầm với dữ liệu lệch lớp</w:t>
+              <w:t>Dễ gây hiểu nhầm với dữ liệu lệch lớp</w:t>
             </w:r>
           </w:p>
         </w:tc>
       </w:tr>
       <w:tr>
+        <w:tblPrEx>
+          <w:tblCellMar>
+            <w:top w:w="0" w:type="dxa"/>
+            <w:bottom w:w="0" w:type="dxa"/>
+          </w:tblCellMar>
+        </w:tblPrEx>
         <w:tc>
           <w:tcPr>
-            <w:tcW w:type="dxa" w:w="2600"/>
-            <w:shd w:fill="EFF2F7" w:val="clear"/>
+            <w:tcW w:w="2600" w:type="dxa"/>
+            <w:shd w:val="clear" w:color="auto" w:fill="EFF2F7"/>
             <w:tcMar>
-              <w:top w:type="dxa" w:w="30"/>
-              <w:left w:type="dxa" w:w="70"/>
-              <w:bottom w:type="dxa" w:w="30"/>
-              <w:right w:type="dxa" w:w="70"/>
+              <w:top w:w="30" w:type="dxa"/>
+              <w:left w:w="70" w:type="dxa"/>
+              <w:bottom w:w="30" w:type="dxa"/>
+              <w:right w:w="70" w:type="dxa"/>
             </w:tcMar>
           </w:tcPr>
           <w:p>
-            <w:pPr>
-              <w:spacing w:after="0" w:line="240"/>
-            </w:pPr>
-            <w:r>
-              <w:rPr>
-                <w:rFonts w:ascii="Times New Roman" w:cs="Times New Roman" w:eastAsia="Times New Roman" w:hAnsi="Times New Roman"/>
+            <w:r>
+              <w:rPr>
                 <w:color w:val="000000"/>
                 <w:sz w:val="24"/>
                 <w:szCs w:val="24"/>
               </w:rPr>
-              <w:t xml:space="preserve">Precision</w:t>
+              <w:t>Precision</w:t>
             </w:r>
           </w:p>
         </w:tc>
         <w:tc>
           <w:tcPr>
-            <w:tcW w:type="dxa" w:w="2200"/>
-            <w:shd w:fill="EFF2F7" w:val="clear"/>
+            <w:tcW w:w="2200" w:type="dxa"/>
+            <w:shd w:val="clear" w:color="auto" w:fill="EFF2F7"/>
             <w:tcMar>
-              <w:top w:type="dxa" w:w="30"/>
-              <w:left w:type="dxa" w:w="70"/>
-              <w:bottom w:type="dxa" w:w="30"/>
-              <w:right w:type="dxa" w:w="70"/>
+              <w:top w:w="30" w:type="dxa"/>
+              <w:left w:w="70" w:type="dxa"/>
+              <w:bottom w:w="30" w:type="dxa"/>
+              <w:right w:w="70" w:type="dxa"/>
             </w:tcMar>
           </w:tcPr>
           <w:p>
-            <w:pPr>
-              <w:spacing w:after="0" w:line="240"/>
-            </w:pPr>
-            <w:r>
-              <w:rPr>
-                <w:rFonts w:ascii="Times New Roman" w:cs="Times New Roman" w:eastAsia="Times New Roman" w:hAnsi="Times New Roman"/>
+            <w:r>
+              <w:rPr>
                 <w:color w:val="000000"/>
                 <w:sz w:val="24"/>
                 <w:szCs w:val="24"/>
               </w:rPr>
-              <w:t xml:space="preserve">0.113</w:t>
+              <w:t>0.113</w:t>
             </w:r>
           </w:p>
         </w:tc>
         <w:tc>
           <w:tcPr>
-            <w:tcW w:type="dxa" w:w="4260"/>
-            <w:shd w:fill="EFF2F7" w:val="clear"/>
+            <w:tcW w:w="4260" w:type="dxa"/>
+            <w:shd w:val="clear" w:color="auto" w:fill="EFF2F7"/>
             <w:tcMar>
-              <w:top w:type="dxa" w:w="30"/>
-              <w:left w:type="dxa" w:w="70"/>
-              <w:bottom w:type="dxa" w:w="30"/>
-              <w:right w:type="dxa" w:w="70"/>
+              <w:top w:w="30" w:type="dxa"/>
+              <w:left w:w="70" w:type="dxa"/>
+              <w:bottom w:w="30" w:type="dxa"/>
+              <w:right w:w="70" w:type="dxa"/>
             </w:tcMar>
           </w:tcPr>
           <w:p>
-            <w:pPr>
-              <w:spacing w:after="0" w:line="240"/>
-            </w:pPr>
-            <w:r>
-              <w:rPr>
-                <w:rFonts w:ascii="Times New Roman" w:cs="Times New Roman" w:eastAsia="Times New Roman" w:hAnsi="Times New Roman"/>
+            <w:r>
+              <w:rPr>
                 <w:color w:val="000000"/>
                 <w:sz w:val="24"/>
                 <w:szCs w:val="24"/>
               </w:rPr>
-              <w:t xml:space="preserve">Trong các cảnh báo tấn công, khoảng 11% đúng thật</w:t>
+              <w:t>Trong các cảnh báo tấn công, khoảng 11% đúng thật</w:t>
             </w:r>
           </w:p>
         </w:tc>
       </w:tr>
       <w:tr>
+        <w:tblPrEx>
+          <w:tblCellMar>
+            <w:top w:w="0" w:type="dxa"/>
+            <w:bottom w:w="0" w:type="dxa"/>
+          </w:tblCellMar>
+        </w:tblPrEx>
         <w:tc>
           <w:tcPr>
-            <w:tcW w:type="dxa" w:w="2600"/>
-            <w:shd w:fill="FFFFFF" w:val="clear"/>
+            <w:tcW w:w="2600" w:type="dxa"/>
+            <w:shd w:val="clear" w:color="auto" w:fill="FFFFFF"/>
             <w:tcMar>
-              <w:top w:type="dxa" w:w="30"/>
-              <w:left w:type="dxa" w:w="70"/>
-              <w:bottom w:type="dxa" w:w="30"/>
-              <w:right w:type="dxa" w:w="70"/>
+              <w:top w:w="30" w:type="dxa"/>
+              <w:left w:w="70" w:type="dxa"/>
+              <w:bottom w:w="30" w:type="dxa"/>
+              <w:right w:w="70" w:type="dxa"/>
             </w:tcMar>
           </w:tcPr>
           <w:p>
-            <w:pPr>
-              <w:spacing w:after="0" w:line="240"/>
-            </w:pPr>
-            <w:r>
-              <w:rPr>
-                <w:rFonts w:ascii="Times New Roman" w:cs="Times New Roman" w:eastAsia="Times New Roman" w:hAnsi="Times New Roman"/>
+            <w:r>
+              <w:rPr>
                 <w:color w:val="000000"/>
                 <w:sz w:val="24"/>
                 <w:szCs w:val="24"/>
               </w:rPr>
-              <w:t xml:space="preserve">Recall</w:t>
+              <w:t>Recall</w:t>
             </w:r>
           </w:p>
         </w:tc>
         <w:tc>
           <w:tcPr>
-            <w:tcW w:type="dxa" w:w="2200"/>
-            <w:shd w:fill="FFFFFF" w:val="clear"/>
+            <w:tcW w:w="2200" w:type="dxa"/>
+            <w:shd w:val="clear" w:color="auto" w:fill="FFFFFF"/>
             <w:tcMar>
-              <w:top w:type="dxa" w:w="30"/>
-              <w:left w:type="dxa" w:w="70"/>
-              <w:bottom w:type="dxa" w:w="30"/>
-              <w:right w:type="dxa" w:w="70"/>
+              <w:top w:w="30" w:type="dxa"/>
+              <w:left w:w="70" w:type="dxa"/>
+              <w:bottom w:w="30" w:type="dxa"/>
+              <w:right w:w="70" w:type="dxa"/>
             </w:tcMar>
           </w:tcPr>
           <w:p>
-            <w:pPr>
-              <w:spacing w:after="0" w:line="240"/>
-            </w:pPr>
-            <w:r>
-              <w:rPr>
-                <w:rFonts w:ascii="Times New Roman" w:cs="Times New Roman" w:eastAsia="Times New Roman" w:hAnsi="Times New Roman"/>
+            <w:r>
+              <w:rPr>
                 <w:color w:val="000000"/>
                 <w:sz w:val="24"/>
                 <w:szCs w:val="24"/>
               </w:rPr>
-              <w:t xml:space="preserve">0.843</w:t>
+              <w:t>0.843</w:t>
             </w:r>
           </w:p>
         </w:tc>
         <w:tc>
           <w:tcPr>
-            <w:tcW w:type="dxa" w:w="4260"/>
-            <w:shd w:fill="FFFFFF" w:val="clear"/>
+            <w:tcW w:w="4260" w:type="dxa"/>
+            <w:shd w:val="clear" w:color="auto" w:fill="FFFFFF"/>
             <w:tcMar>
-              <w:top w:type="dxa" w:w="30"/>
-              <w:left w:type="dxa" w:w="70"/>
-              <w:bottom w:type="dxa" w:w="30"/>
-              <w:right w:type="dxa" w:w="70"/>
+              <w:top w:w="30" w:type="dxa"/>
+              <w:left w:w="70" w:type="dxa"/>
+              <w:bottom w:w="30" w:type="dxa"/>
+              <w:right w:w="70" w:type="dxa"/>
             </w:tcMar>
           </w:tcPr>
           <w:p>
-            <w:pPr>
-              <w:spacing w:after="0" w:line="240"/>
-            </w:pPr>
-            <w:r>
-              <w:rPr>
-                <w:rFonts w:ascii="Times New Roman" w:cs="Times New Roman" w:eastAsia="Times New Roman" w:hAnsi="Times New Roman"/>
+            <w:r>
+              <w:rPr>
                 <w:color w:val="000000"/>
                 <w:sz w:val="24"/>
                 <w:szCs w:val="24"/>
               </w:rPr>
-              <w:t xml:space="preserve">Trong các tấn công thật, bắt được khoảng 84%</w:t>
+              <w:t>Trong các tấn công thật, bắt được khoảng 84%</w:t>
             </w:r>
           </w:p>
         </w:tc>
       </w:tr>
       <w:tr>
+        <w:tblPrEx>
+          <w:tblCellMar>
+            <w:top w:w="0" w:type="dxa"/>
+            <w:bottom w:w="0" w:type="dxa"/>
+          </w:tblCellMar>
+        </w:tblPrEx>
         <w:tc>
           <w:tcPr>
-            <w:tcW w:type="dxa" w:w="2600"/>
-            <w:shd w:fill="EFF2F7" w:val="clear"/>
+            <w:tcW w:w="2600" w:type="dxa"/>
+            <w:shd w:val="clear" w:color="auto" w:fill="EFF2F7"/>
             <w:tcMar>
-              <w:top w:type="dxa" w:w="30"/>
-              <w:left w:type="dxa" w:w="70"/>
-              <w:bottom w:type="dxa" w:w="30"/>
-              <w:right w:type="dxa" w:w="70"/>
+              <w:top w:w="30" w:type="dxa"/>
+              <w:left w:w="70" w:type="dxa"/>
+              <w:bottom w:w="30" w:type="dxa"/>
+              <w:right w:w="70" w:type="dxa"/>
             </w:tcMar>
           </w:tcPr>
           <w:p>
-            <w:pPr>
-              <w:spacing w:after="0" w:line="240"/>
-            </w:pPr>
-            <w:r>
-              <w:rPr>
-                <w:rFonts w:ascii="Times New Roman" w:cs="Times New Roman" w:eastAsia="Times New Roman" w:hAnsi="Times New Roman"/>
+            <w:r>
+              <w:rPr>
                 <w:color w:val="000000"/>
                 <w:sz w:val="24"/>
                 <w:szCs w:val="24"/>
               </w:rPr>
-              <w:t xml:space="preserve">F1</w:t>
+              <w:t>F1</w:t>
             </w:r>
           </w:p>
         </w:tc>
         <w:tc>
           <w:tcPr>
-            <w:tcW w:type="dxa" w:w="2200"/>
-            <w:shd w:fill="EFF2F7" w:val="clear"/>
+            <w:tcW w:w="2200" w:type="dxa"/>
+            <w:shd w:val="clear" w:color="auto" w:fill="EFF2F7"/>
             <w:tcMar>
-              <w:top w:type="dxa" w:w="30"/>
-              <w:left w:type="dxa" w:w="70"/>
-              <w:bottom w:type="dxa" w:w="30"/>
-              <w:right w:type="dxa" w:w="70"/>
+              <w:top w:w="30" w:type="dxa"/>
+              <w:left w:w="70" w:type="dxa"/>
+              <w:bottom w:w="30" w:type="dxa"/>
+              <w:right w:w="70" w:type="dxa"/>
             </w:tcMar>
           </w:tcPr>
           <w:p>
-            <w:pPr>
-              <w:spacing w:after="0" w:line="240"/>
-            </w:pPr>
-            <w:r>
-              <w:rPr>
-                <w:rFonts w:ascii="Times New Roman" w:cs="Times New Roman" w:eastAsia="Times New Roman" w:hAnsi="Times New Roman"/>
+            <w:r>
+              <w:rPr>
                 <w:color w:val="000000"/>
                 <w:sz w:val="24"/>
                 <w:szCs w:val="24"/>
               </w:rPr>
-              <w:t xml:space="preserve">0.200</w:t>
+              <w:t>0.200</w:t>
             </w:r>
           </w:p>
         </w:tc>
         <w:tc>
           <w:tcPr>
-            <w:tcW w:type="dxa" w:w="4260"/>
-            <w:shd w:fill="EFF2F7" w:val="clear"/>
+            <w:tcW w:w="4260" w:type="dxa"/>
+            <w:shd w:val="clear" w:color="auto" w:fill="EFF2F7"/>
             <w:tcMar>
-              <w:top w:type="dxa" w:w="30"/>
-              <w:left w:type="dxa" w:w="70"/>
-              <w:bottom w:type="dxa" w:w="30"/>
-              <w:right w:type="dxa" w:w="70"/>
+              <w:top w:w="30" w:type="dxa"/>
+              <w:left w:w="70" w:type="dxa"/>
+              <w:bottom w:w="30" w:type="dxa"/>
+              <w:right w:w="70" w:type="dxa"/>
             </w:tcMar>
           </w:tcPr>
           <w:p>
-            <w:pPr>
-              <w:spacing w:after="0" w:line="240"/>
-            </w:pPr>
-            <w:r>
-              <w:rPr>
-                <w:rFonts w:ascii="Times New Roman" w:cs="Times New Roman" w:eastAsia="Times New Roman" w:hAnsi="Times New Roman"/>
+            <w:r>
+              <w:rPr>
                 <w:color w:val="000000"/>
                 <w:sz w:val="24"/>
                 <w:szCs w:val="24"/>
               </w:rPr>
-              <w:t xml:space="preserve">Điều hòa Precision và Recall</w:t>
+              <w:t>Điều hòa Precision và Recall</w:t>
             </w:r>
           </w:p>
         </w:tc>
@@ -3495,15 +4919,18 @@
     </w:tbl>
     <w:p>
       <w:pPr>
-        <w:spacing w:after="40" w:before="120"/>
+        <w:spacing w:before="120" w:after="40"/>
         <w:jc w:val="center"/>
       </w:pPr>
       <w:r>
+        <w:rPr>
+          <w:noProof/>
+        </w:rPr>
         <w:drawing>
-          <wp:inline distT="0" distB="0" distL="0" distR="0">
+          <wp:inline distT="0" distB="0" distL="0" distR="0" wp14:anchorId="63088770" wp14:editId="5940C7D3">
             <wp:extent cx="4095750" cy="2276475"/>
-            <wp:effectExtent t="0" r="0" b="0" l="0"/>
-            <wp:docPr id="1" name="" descr="" title=""/>
+            <wp:effectExtent l="0" t="0" r="0" b="0"/>
+            <wp:docPr id="1402871161" name="Picture 1402871161"/>
             <wp:cNvGraphicFramePr>
               <a:graphicFrameLocks xmlns:a="http://schemas.openxmlformats.org/drawingml/2006/main" noChangeAspect="1"/>
             </wp:cNvGraphicFramePr>
@@ -3511,13 +4938,13 @@
               <a:graphicData uri="http://schemas.openxmlformats.org/drawingml/2006/picture">
                 <pic:pic xmlns:pic="http://schemas.openxmlformats.org/drawingml/2006/picture">
                   <pic:nvPicPr>
-                    <pic:cNvPr id="0" name="" descr=""/>
+                    <pic:cNvPr id="0" name=""/>
                     <pic:cNvPicPr>
                       <a:picLocks noChangeAspect="1" noChangeArrowheads="1"/>
                     </pic:cNvPicPr>
                   </pic:nvPicPr>
                   <pic:blipFill>
-                    <a:blip r:embed="rId15" cstate="none"/>
+                    <a:blip r:embed="rId13"/>
                     <a:srcRect/>
                     <a:stretch>
                       <a:fillRect/>
@@ -3546,25 +4973,25 @@
       </w:pPr>
       <w:r>
         <w:rPr>
-          <w:rFonts w:ascii="Times New Roman" w:cs="Times New Roman" w:eastAsia="Times New Roman" w:hAnsi="Times New Roman"/>
           <w:color w:val="44546A"/>
-          <w:sz w:val="26"/>
-          <w:szCs w:val="26"/>
-        </w:rPr>
-        <w:t xml:space="preserve">Hình 3.1: Các chỉ số đánh giá trên tập Test.</w:t>
-      </w:r>
-    </w:p>
-    <w:p>
-      <w:pPr>
-        <w:spacing w:after="40" w:before="120"/>
+        </w:rPr>
+        <w:t>Hình 3.1: Các chỉ số đánh giá trên tập Test.</w:t>
+      </w:r>
+    </w:p>
+    <w:p>
+      <w:pPr>
+        <w:spacing w:before="120" w:after="40"/>
         <w:jc w:val="center"/>
       </w:pPr>
       <w:r>
+        <w:rPr>
+          <w:noProof/>
+        </w:rPr>
         <w:drawing>
-          <wp:inline distT="0" distB="0" distL="0" distR="0">
+          <wp:inline distT="0" distB="0" distL="0" distR="0" wp14:anchorId="253ED853" wp14:editId="76FDA67D">
             <wp:extent cx="4572000" cy="1762125"/>
-            <wp:effectExtent t="0" r="0" b="0" l="0"/>
-            <wp:docPr id="1" name="" descr="" title=""/>
+            <wp:effectExtent l="0" t="0" r="0" b="0"/>
+            <wp:docPr id="1717826286" name="Picture 1717826286"/>
             <wp:cNvGraphicFramePr>
               <a:graphicFrameLocks xmlns:a="http://schemas.openxmlformats.org/drawingml/2006/main" noChangeAspect="1"/>
             </wp:cNvGraphicFramePr>
@@ -3572,13 +4999,13 @@
               <a:graphicData uri="http://schemas.openxmlformats.org/drawingml/2006/picture">
                 <pic:pic xmlns:pic="http://schemas.openxmlformats.org/drawingml/2006/picture">
                   <pic:nvPicPr>
-                    <pic:cNvPr id="0" name="" descr=""/>
+                    <pic:cNvPr id="0" name=""/>
                     <pic:cNvPicPr>
                       <a:picLocks noChangeAspect="1" noChangeArrowheads="1"/>
                     </pic:cNvPicPr>
                   </pic:nvPicPr>
                   <pic:blipFill>
-                    <a:blip r:embed="rId16" cstate="none"/>
+                    <a:blip r:embed="rId14"/>
                     <a:srcRect/>
                     <a:stretch>
                       <a:fillRect/>
@@ -3607,25 +5034,26 @@
       </w:pPr>
       <w:r>
         <w:rPr>
-          <w:rFonts w:ascii="Times New Roman" w:cs="Times New Roman" w:eastAsia="Times New Roman" w:hAnsi="Times New Roman"/>
           <w:color w:val="44546A"/>
-          <w:sz w:val="26"/>
-          <w:szCs w:val="26"/>
-        </w:rPr>
-        <w:t xml:space="preserve">Hình 3.2: Đường ROC và Precision-Recall.</w:t>
-      </w:r>
-    </w:p>
-    <w:p>
-      <w:pPr>
-        <w:spacing w:after="40" w:before="120"/>
+        </w:rPr>
+        <w:t>Hình 3.2: Đường ROC và Precision-Recall.</w:t>
+      </w:r>
+    </w:p>
+    <w:p>
+      <w:pPr>
+        <w:spacing w:before="120" w:after="40"/>
         <w:jc w:val="center"/>
       </w:pPr>
       <w:r>
+        <w:rPr>
+          <w:noProof/>
+        </w:rPr>
+        <w:lastRenderedPageBreak/>
         <w:drawing>
-          <wp:inline distT="0" distB="0" distL="0" distR="0">
+          <wp:inline distT="0" distB="0" distL="0" distR="0" wp14:anchorId="7BE90E68" wp14:editId="36DA9582">
             <wp:extent cx="3048000" cy="2771775"/>
-            <wp:effectExtent t="0" r="0" b="0" l="0"/>
-            <wp:docPr id="1" name="" descr="" title=""/>
+            <wp:effectExtent l="0" t="0" r="0" b="0"/>
+            <wp:docPr id="2070501241" name="Picture 2070501241"/>
             <wp:cNvGraphicFramePr>
               <a:graphicFrameLocks xmlns:a="http://schemas.openxmlformats.org/drawingml/2006/main" noChangeAspect="1"/>
             </wp:cNvGraphicFramePr>
@@ -3633,13 +5061,13 @@
               <a:graphicData uri="http://schemas.openxmlformats.org/drawingml/2006/picture">
                 <pic:pic xmlns:pic="http://schemas.openxmlformats.org/drawingml/2006/picture">
                   <pic:nvPicPr>
-                    <pic:cNvPr id="0" name="" descr=""/>
+                    <pic:cNvPr id="0" name=""/>
                     <pic:cNvPicPr>
                       <a:picLocks noChangeAspect="1" noChangeArrowheads="1"/>
                     </pic:cNvPicPr>
                   </pic:nvPicPr>
                   <pic:blipFill>
-                    <a:blip r:embed="rId17" cstate="none"/>
+                    <a:blip r:embed="rId15"/>
                     <a:srcRect/>
                     <a:stretch>
                       <a:fillRect/>
@@ -3668,30 +5096,26 @@
       </w:pPr>
       <w:r>
         <w:rPr>
-          <w:rFonts w:ascii="Times New Roman" w:cs="Times New Roman" w:eastAsia="Times New Roman" w:hAnsi="Times New Roman"/>
           <w:color w:val="44546A"/>
-          <w:sz w:val="26"/>
-          <w:szCs w:val="26"/>
-        </w:rPr>
-        <w:t xml:space="preserve">Hình 3.3: Ma trận nhầm lẫn.</w:t>
+        </w:rPr>
+        <w:t>Hình 3.3: Ma trận nhầm lẫn.</w:t>
       </w:r>
     </w:p>
     <w:p>
       <w:pPr>
         <w:pStyle w:val="Heading2"/>
-        <w:spacing w:after="100" w:before="200" w:line="360" w:lineRule="auto"/>
-      </w:pPr>
-      <w:r>
-        <w:rPr>
-          <w:rFonts w:ascii="Times New Roman" w:cs="Times New Roman" w:eastAsia="Times New Roman" w:hAnsi="Times New Roman"/>
+        <w:spacing w:before="200" w:after="100" w:line="360" w:lineRule="auto"/>
+      </w:pPr>
+      <w:bookmarkStart w:id="21" w:name="_Toc235689920"/>
+      <w:r>
+        <w:rPr>
           <w:b/>
           <w:bCs/>
           <w:color w:val="000000"/>
-          <w:sz w:val="26"/>
-          <w:szCs w:val="26"/>
-        </w:rPr>
-        <w:t xml:space="preserve">3.2. Phân tích kết quả</w:t>
-      </w:r>
+        </w:rPr>
+        <w:t>3.2. Phân tích kết quả</w:t>
+      </w:r>
+      <w:bookmarkEnd w:id="21"/>
     </w:p>
     <w:p>
       <w:pPr>
@@ -3705,23 +5129,17 @@
       </w:pPr>
       <w:r>
         <w:rPr>
-          <w:rFonts w:ascii="Times New Roman" w:cs="Times New Roman" w:eastAsia="Times New Roman" w:hAnsi="Times New Roman"/>
-          <w:b/>
-          <w:bCs/>
-          <w:color w:val="000000"/>
-          <w:sz w:val="26"/>
-          <w:szCs w:val="26"/>
+          <w:b w:val="0"/>
+          <w:bCs/>
+          <w:color w:val="000000"/>
         </w:rPr>
         <w:t xml:space="preserve">Recall cao (84.3%) + Precision thấp (11.3%) là đánh đổi có chủ đích: </w:t>
       </w:r>
       <w:r>
         <w:rPr>
-          <w:rFonts w:ascii="Times New Roman" w:cs="Times New Roman" w:eastAsia="Times New Roman" w:hAnsi="Times New Roman"/>
-          <w:color w:val="000000"/>
-          <w:sz w:val="26"/>
-          <w:szCs w:val="26"/>
-        </w:rPr>
-        <w:t xml:space="preserve">bắt được phần lớn tấn công (quan trọng nhất trong bảo mật), đổi lại nhiều báo động giả — nhưng hệ quả chỉ là yêu cầu xác thực thêm, không nguy hiểm.</w:t>
+          <w:color w:val="000000"/>
+        </w:rPr>
+        <w:t>bắt được phần lớn tấn công (quan trọng nhất trong bảo mật), đổi lại nhiều báo động giả — nhưng hệ quả chỉ là yêu cầu xác thực thêm, không nguy hiểm.</w:t>
       </w:r>
     </w:p>
     <w:p>
@@ -3736,14 +5154,11 @@
       </w:pPr>
       <w:r>
         <w:rPr>
-          <w:rFonts w:ascii="Times New Roman" w:cs="Times New Roman" w:eastAsia="Times New Roman" w:hAnsi="Times New Roman"/>
-          <w:b w:val="1"/>
-          <w:bCs w:val="1"/>
-          <w:color w:val="000000"/>
-          <w:sz w:val="26"/>
-          <w:szCs w:val="26"/>
-        </w:rPr>
-        <w:t xml:space="preserve">AUPRC (0.218, so với baseline ngẫu nhiên ~0.03) mới phản ánh chất lượng thật, vì Accuracy/AUROC bị thổi phồng bởi lớp âm áp đảo.</w:t>
+          <w:b w:val="0"/>
+          <w:bCs/>
+          <w:color w:val="000000"/>
+        </w:rPr>
+        <w:t>AUPRC (0.218, so với baseline ngẫu nhiên ~0.03) mới phản ánh chất lượng thật, vì Accuracy/AUROC bị thổi phồng bởi lớp âm áp đảo.</w:t>
       </w:r>
     </w:p>
     <w:p>
@@ -3758,14 +5173,11 @@
       </w:pPr>
       <w:r>
         <w:rPr>
-          <w:rFonts w:ascii="Times New Roman" w:cs="Times New Roman" w:eastAsia="Times New Roman" w:hAnsi="Times New Roman"/>
-          <w:b w:val="1"/>
-          <w:bCs w:val="1"/>
-          <w:color w:val="000000"/>
-          <w:sz w:val="26"/>
-          <w:szCs w:val="26"/>
-        </w:rPr>
-        <w:t xml:space="preserve">Có thể tối ưu ngưỡng theo F1 (khoảng 0.844) để nâng Precision lên khoảng 28.9% nếu chấp nhận giảm Recall.</w:t>
+          <w:b w:val="0"/>
+          <w:bCs/>
+          <w:color w:val="000000"/>
+        </w:rPr>
+        <w:t>Có thể tối ưu ngưỡng theo F1 (khoảng 0.844) để nâng Precision lên khoảng 28.9% nếu chấp nhận giảm Recall.</w:t>
       </w:r>
     </w:p>
     <w:p>
@@ -3775,34 +5187,35 @@
         <w:spacing w:after="160" w:line="360" w:lineRule="auto"/>
         <w:jc w:val="center"/>
       </w:pPr>
-      <w:r>
-        <w:rPr>
-          <w:rFonts w:ascii="Times New Roman" w:cs="Times New Roman" w:eastAsia="Times New Roman" w:hAnsi="Times New Roman"/>
+      <w:bookmarkStart w:id="22" w:name="_Toc235689921"/>
+      <w:r>
+        <w:rPr>
           <w:b/>
           <w:bCs/>
           <w:color w:val="000000"/>
           <w:sz w:val="28"/>
           <w:szCs w:val="28"/>
         </w:rPr>
-        <w:t xml:space="preserve">PHẦN KẾT LUẬN</w:t>
-      </w:r>
+        <w:lastRenderedPageBreak/>
+        <w:t>PHẦN KẾT LUẬN</w:t>
+      </w:r>
+      <w:bookmarkEnd w:id="22"/>
     </w:p>
     <w:p>
       <w:pPr>
         <w:pStyle w:val="Heading2"/>
-        <w:spacing w:after="100" w:before="200" w:line="360" w:lineRule="auto"/>
-      </w:pPr>
-      <w:r>
-        <w:rPr>
-          <w:rFonts w:ascii="Times New Roman" w:cs="Times New Roman" w:eastAsia="Times New Roman" w:hAnsi="Times New Roman"/>
+        <w:spacing w:before="200" w:after="100" w:line="360" w:lineRule="auto"/>
+      </w:pPr>
+      <w:bookmarkStart w:id="23" w:name="_Toc235689922"/>
+      <w:r>
+        <w:rPr>
           <w:b/>
           <w:bCs/>
           <w:color w:val="000000"/>
-          <w:sz w:val="26"/>
-          <w:szCs w:val="26"/>
-        </w:rPr>
-        <w:t xml:space="preserve">1. Kết quả đạt được</w:t>
-      </w:r>
+        </w:rPr>
+        <w:t>1. Kết quả đạt được</w:t>
+      </w:r>
+      <w:bookmarkEnd w:id="23"/>
     </w:p>
     <w:p>
       <w:pPr>
@@ -3812,32 +5225,28 @@
       </w:pPr>
       <w:r>
         <w:rPr>
-          <w:rFonts w:ascii="Times New Roman" w:cs="Times New Roman" w:eastAsia="Times New Roman" w:hAnsi="Times New Roman"/>
-          <w:b w:val="1"/>
-          <w:bCs w:val="1"/>
-          <w:color w:val="000000"/>
-          <w:sz w:val="26"/>
-          <w:szCs w:val="26"/>
-        </w:rPr>
-        <w:t xml:space="preserve">Nhóm đã xây dựng thành công hệ lai MLP + Mamdani Fuzzy cho bài toán RBA trên khoảng 500.000 lượt đăng nhập. Hệ mờ mã hóa tri thức chuyên gia (8 luật IF-THEN) thành đặc trưng giải thích được, MLP 3 tầng ẩn học phần còn lại. Mô hình đạt AUROC 0.878, Recall 84.3% — phát hiện được phần lớn tấn công.</w:t>
+          <w:b w:val="0"/>
+          <w:bCs/>
+          <w:color w:val="000000"/>
+        </w:rPr>
+        <w:t>Nhóm đã xây dựng thành công hệ lai MLP + Mamdani Fuzzy cho bài toán RBA trên khoảng 500.000 lượt đăng nhập. Hệ mờ mã hóa tri thức chuyên gia (8 luật IF-THEN) thành đặc trưng giải thích được, MLP 3 tầng ẩn học phần còn lại. Mô hình đạt AUROC 0.878, Recall 84.3% — phát hiện được phần lớn tấn công.</w:t>
       </w:r>
     </w:p>
     <w:p>
       <w:pPr>
         <w:pStyle w:val="Heading2"/>
-        <w:spacing w:after="100" w:before="200" w:line="360" w:lineRule="auto"/>
-      </w:pPr>
-      <w:r>
-        <w:rPr>
-          <w:rFonts w:ascii="Times New Roman" w:cs="Times New Roman" w:eastAsia="Times New Roman" w:hAnsi="Times New Roman"/>
+        <w:spacing w:before="200" w:after="100" w:line="360" w:lineRule="auto"/>
+      </w:pPr>
+      <w:bookmarkStart w:id="24" w:name="_Toc235689923"/>
+      <w:r>
+        <w:rPr>
           <w:b/>
           <w:bCs/>
           <w:color w:val="000000"/>
-          <w:sz w:val="26"/>
-          <w:szCs w:val="26"/>
-        </w:rPr>
-        <w:t xml:space="preserve">2. Hạn chế</w:t>
-      </w:r>
+        </w:rPr>
+        <w:t>2. Hạn chế</w:t>
+      </w:r>
+      <w:bookmarkEnd w:id="24"/>
     </w:p>
     <w:p>
       <w:pPr>
@@ -3851,14 +5260,11 @@
       </w:pPr>
       <w:r>
         <w:rPr>
-          <w:rFonts w:ascii="Times New Roman" w:cs="Times New Roman" w:eastAsia="Times New Roman" w:hAnsi="Times New Roman"/>
-          <w:b w:val="1"/>
-          <w:bCs w:val="1"/>
-          <w:color w:val="000000"/>
-          <w:sz w:val="26"/>
-          <w:szCs w:val="26"/>
-        </w:rPr>
-        <w:t xml:space="preserve">Precision còn thấp ở ngưỡng 0.5 (nhiều báo động giả); 8 luật mờ thiết kế thủ công, chưa tối ưu tự động.</w:t>
+          <w:b w:val="0"/>
+          <w:bCs/>
+          <w:color w:val="000000"/>
+        </w:rPr>
+        <w:t>Precision còn thấp ở ngưỡng 0.5 (nhiều báo động giả); 8 luật mờ thiết kế thủ công, chưa tối ưu tự động.</w:t>
       </w:r>
     </w:p>
     <w:p>
@@ -3873,32 +5279,28 @@
       </w:pPr>
       <w:r>
         <w:rPr>
-          <w:rFonts w:ascii="Times New Roman" w:cs="Times New Roman" w:eastAsia="Times New Roman" w:hAnsi="Times New Roman"/>
-          <w:b w:val="1"/>
-          <w:bCs w:val="1"/>
-          <w:color w:val="000000"/>
-          <w:sz w:val="26"/>
-          <w:szCs w:val="26"/>
-        </w:rPr>
-        <w:t xml:space="preserve">Đã phát hiện và khắc phục hai lỗi: (i) hàm xmin/xmax trong hệ mờ từng tính lại theo batch; (ii) rò rỉ thống kê toàn cục (median RTT, độ hiếm) — nay chỉ fit trên train.</w:t>
+          <w:b w:val="0"/>
+          <w:bCs/>
+          <w:color w:val="000000"/>
+        </w:rPr>
+        <w:t>Đã phát hiện và khắc phục hai lỗi: (i) hàm xmin/xmax trong hệ mờ từng tính lại theo batch; (ii) rò rỉ thống kê toàn cục (median RTT, độ hiếm) — nay chỉ fit trên train.</w:t>
       </w:r>
     </w:p>
     <w:p>
       <w:pPr>
         <w:pStyle w:val="Heading2"/>
-        <w:spacing w:after="100" w:before="200" w:line="360" w:lineRule="auto"/>
-      </w:pPr>
-      <w:r>
-        <w:rPr>
-          <w:rFonts w:ascii="Times New Roman" w:cs="Times New Roman" w:eastAsia="Times New Roman" w:hAnsi="Times New Roman"/>
+        <w:spacing w:before="200" w:after="100" w:line="360" w:lineRule="auto"/>
+      </w:pPr>
+      <w:bookmarkStart w:id="25" w:name="_Toc235689924"/>
+      <w:r>
+        <w:rPr>
           <w:b/>
           <w:bCs/>
           <w:color w:val="000000"/>
-          <w:sz w:val="26"/>
-          <w:szCs w:val="26"/>
-        </w:rPr>
-        <w:t xml:space="preserve">3. Hướng phát triển</w:t>
-      </w:r>
+        </w:rPr>
+        <w:t>3. Hướng phát triển</w:t>
+      </w:r>
+      <w:bookmarkEnd w:id="25"/>
     </w:p>
     <w:p>
       <w:pPr>
@@ -3912,14 +5314,11 @@
       </w:pPr>
       <w:r>
         <w:rPr>
-          <w:rFonts w:ascii="Times New Roman" w:cs="Times New Roman" w:eastAsia="Times New Roman" w:hAnsi="Times New Roman"/>
-          <w:b w:val="1"/>
-          <w:bCs w:val="1"/>
-          <w:color w:val="000000"/>
-          <w:sz w:val="26"/>
-          <w:szCs w:val="26"/>
-        </w:rPr>
-        <w:t xml:space="preserve">Thử Focal Loss / tinh chỉnh pos_weight và chọn ngưỡng theo ma trận chi phí để tăng Precision.</w:t>
+          <w:b w:val="0"/>
+          <w:bCs/>
+          <w:color w:val="000000"/>
+        </w:rPr>
+        <w:t>Thử Focal Loss / tinh chỉnh pos_weight và chọn ngưỡng theo ma trận chi phí để tăng Precision.</w:t>
       </w:r>
     </w:p>
     <w:p>
@@ -3934,14 +5333,11 @@
       </w:pPr>
       <w:r>
         <w:rPr>
-          <w:rFonts w:ascii="Times New Roman" w:cs="Times New Roman" w:eastAsia="Times New Roman" w:hAnsi="Times New Roman"/>
-          <w:b w:val="1"/>
-          <w:bCs w:val="1"/>
-          <w:color w:val="000000"/>
-          <w:sz w:val="26"/>
-          <w:szCs w:val="26"/>
-        </w:rPr>
-        <w:t xml:space="preserve">Học tự động hệ mờ (ANFIS) thay vì thiết kế luật thủ công.</w:t>
+          <w:b/>
+          <w:bCs/>
+          <w:color w:val="000000"/>
+        </w:rPr>
+        <w:t>Học tự động hệ mờ (ANFIS) thay vì thiết kế luật thủ công.</w:t>
       </w:r>
     </w:p>
     <w:p>
@@ -3951,17 +5347,19 @@
         <w:spacing w:after="160" w:line="360" w:lineRule="auto"/>
         <w:jc w:val="center"/>
       </w:pPr>
-      <w:r>
-        <w:rPr>
-          <w:rFonts w:ascii="Times New Roman" w:cs="Times New Roman" w:eastAsia="Times New Roman" w:hAnsi="Times New Roman"/>
+      <w:bookmarkStart w:id="26" w:name="_Toc235689925"/>
+      <w:r>
+        <w:rPr>
           <w:b/>
           <w:bCs/>
           <w:color w:val="000000"/>
           <w:sz w:val="28"/>
           <w:szCs w:val="28"/>
         </w:rPr>
-        <w:t xml:space="preserve">TÀI LIỆU THAM KHẢO</w:t>
-      </w:r>
+        <w:lastRenderedPageBreak/>
+        <w:t>TÀI LIỆU THAM KHẢO</w:t>
+      </w:r>
+      <w:bookmarkEnd w:id="26"/>
     </w:p>
     <w:p>
       <w:pPr>
@@ -3970,12 +5368,7 @@
         <w:jc w:val="both"/>
       </w:pPr>
       <w:r>
-        <w:rPr>
-          <w:rFonts w:ascii="Times New Roman" w:cs="Times New Roman" w:eastAsia="Times New Roman" w:hAnsi="Times New Roman"/>
-          <w:sz w:val="26"/>
-          <w:szCs w:val="26"/>
-        </w:rPr>
-        <w:t xml:space="preserve">[1]  S. Wiefling, L. Lo Iacono, M. Dürmuth, “Is This Really You? An Empirical Study on Risk-Based Authentication Applied in the Wild,” IFIP SEC, 2019.</w:t>
+        <w:t>[1]  S. Wiefling, L. Lo Iacono, M. Dürmuth, “Is This Really You? An Empirical Study on Risk-Based Authentication Applied in the Wild,” IFIP SEC, 2019.</w:t>
       </w:r>
     </w:p>
     <w:p>
@@ -3985,12 +5378,7 @@
         <w:jc w:val="both"/>
       </w:pPr>
       <w:r>
-        <w:rPr>
-          <w:rFonts w:ascii="Times New Roman" w:cs="Times New Roman" w:eastAsia="Times New Roman" w:hAnsi="Times New Roman"/>
-          <w:sz w:val="26"/>
-          <w:szCs w:val="26"/>
-        </w:rPr>
-        <w:t xml:space="preserve">[2]  E. H. Mamdani, S. Assilian, “An experiment in linguistic synthesis with a fuzzy logic controller,” Int. J. Man-Machine Studies, 1975.</w:t>
+        <w:t>[2]  E. H. Mamdani, S. Assilian, “An experiment in linguistic synthesis with a fuzzy logic controller,” Int. J. Man-Machine Studies, 1975.</w:t>
       </w:r>
     </w:p>
     <w:p>
@@ -4000,12 +5388,7 @@
         <w:jc w:val="both"/>
       </w:pPr>
       <w:r>
-        <w:rPr>
-          <w:rFonts w:ascii="Times New Roman" w:cs="Times New Roman" w:eastAsia="Times New Roman" w:hAnsi="Times New Roman"/>
-          <w:sz w:val="26"/>
-          <w:szCs w:val="26"/>
-        </w:rPr>
-        <w:t xml:space="preserve">[3]  I. Goodfellow, Y. Bengio, A. Courville, Deep Learning, MIT Press, 2016.</w:t>
+        <w:t>[3]  I. Goodfellow, Y. Bengio, A. Courville, Deep Learning, MIT Press, 2016.</w:t>
       </w:r>
     </w:p>
     <w:p>
@@ -4015,12 +5398,7 @@
         <w:jc w:val="both"/>
       </w:pPr>
       <w:r>
-        <w:rPr>
-          <w:rFonts w:ascii="Times New Roman" w:cs="Times New Roman" w:eastAsia="Times New Roman" w:hAnsi="Times New Roman"/>
-          <w:sz w:val="26"/>
-          <w:szCs w:val="26"/>
-        </w:rPr>
-        <w:t xml:space="preserve">[4]  F. Pedregosa et al., “Scikit-learn: Machine Learning in Python,” JMLR, 2011.</w:t>
+        <w:t>[4]  F. Pedregosa et al., “Scikit-learn: Machine Learning in Python,” JMLR, 2011.</w:t>
       </w:r>
     </w:p>
     <w:p>
@@ -4030,20 +5408,15 @@
         <w:jc w:val="both"/>
       </w:pPr>
       <w:r>
-        <w:rPr>
-          <w:rFonts w:ascii="Times New Roman" w:cs="Times New Roman" w:eastAsia="Times New Roman" w:hAnsi="Times New Roman"/>
-          <w:sz w:val="26"/>
-          <w:szCs w:val="26"/>
-        </w:rPr>
-        <w:t xml:space="preserve">[5]  A. Paszke et al., “PyTorch: An Imperative Style, High-Performance Deep Learning Library,” NeurIPS, 2019.</w:t>
+        <w:t>[5]  A. Paszke et al., “PyTorch: An Imperative Style, High-Performance Deep Learning Library,” NeurIPS, 2019.</w:t>
       </w:r>
     </w:p>
     <w:sectPr>
-      <w:footerReference w:type="default" r:id="rId7"/>
-      <w:footerReference w:type="first" r:id="rId8"/>
-      <w:pgSz w:w="11906" w:h="16838" w:orient="portrait"/>
+      <w:footerReference w:type="default" r:id="rId16"/>
+      <w:footerReference w:type="first" r:id="rId17"/>
+      <w:pgSz w:w="11906" w:h="16838"/>
       <w:pgMar w:top="1134" w:right="1134" w:bottom="1134" w:left="1701" w:header="708" w:footer="708" w:gutter="0"/>
-      <w:pgNumType/>
+      <w:cols w:space="720"/>
       <w:titlePg/>
       <w:docGrid w:linePitch="360"/>
     </w:sectPr>
@@ -4051,23 +5424,10 @@
 </w:document>
 </file>
 
-<file path=word/comments.xml><?xml version="1.0" encoding="utf-8"?>
-<w:comments xmlns:cx="http://schemas.microsoft.com/office/drawing/2014/chartex" xmlns:cx1="http://schemas.microsoft.com/office/drawing/2015/9/8/chartex" xmlns:cx2="http://schemas.microsoft.com/office/drawing/2015/10/21/chartex" xmlns:cx3="http://schemas.microsoft.com/office/drawing/2016/5/9/chartex" xmlns:cx4="http://schemas.microsoft.com/office/drawing/2016/5/10/chartex" xmlns:cx5="http://schemas.microsoft.com/office/drawing/2016/5/11/chartex" xmlns:cx6="http://schemas.microsoft.com/office/drawing/2016/5/12/chartex" xmlns:cx7="http://schemas.microsoft.com/office/drawing/2016/5/13/chartex" xmlns:cx8="http://schemas.microsoft.com/office/drawing/2016/5/14/chartex" xmlns:mc="http://schemas.openxmlformats.org/markup-compatibility/2006" xmlns:aink="http://schemas.microsoft.com/office/drawing/2016/ink" xmlns:am3d="http://schemas.microsoft.com/office/drawing/2017/model3d" xmlns:o="urn:schemas-microsoft-com:office:office" xmlns:r="http://schemas.openxmlformats.org/officeDocument/2006/relationships" xmlns:m="http://schemas.openxmlformats.org/officeDocument/2006/math" xmlns:v="urn:schemas-microsoft-com:vml" xmlns:wp14="http://schemas.microsoft.com/office/word/2010/wordprocessingDrawing" xmlns:wp="http://schemas.openxmlformats.org/drawingml/2006/wordprocessingDrawing" xmlns:w10="urn:schemas-microsoft-com:office:word" xmlns:w="http://schemas.openxmlformats.org/wordprocessingml/2006/main" xmlns:w14="http://schemas.microsoft.com/office/word/2010/wordml" xmlns:w15="http://schemas.microsoft.com/office/word/2012/wordml" xmlns:w16cex="http://schemas.microsoft.com/office/word/2018/wordml/cex" xmlns:w16cid="http://schemas.microsoft.com/office/word/2016/wordml/cid" xmlns:w16="http://schemas.microsoft.com/office/word/2018/wordml" xmlns:w16sdtdh="http://schemas.microsoft.com/office/word/2020/wordml/sdtdatahash" xmlns:w16se="http://schemas.microsoft.com/office/word/2015/wordml/symex" xmlns:wpg="http://schemas.microsoft.com/office/word/2010/wordprocessingGroup" xmlns:wpi="http://schemas.microsoft.com/office/word/2010/wordprocessingInk" xmlns:wne="http://schemas.microsoft.com/office/word/2006/wordml" xmlns:wps="http://schemas.microsoft.com/office/word/2010/wordprocessingShape"/>
-</file>
-
 <file path=word/endnotes.xml><?xml version="1.0" encoding="utf-8"?>
-<w:endnotes xmlns:wpc="http://schemas.microsoft.com/office/word/2010/wordprocessingCanvas" xmlns:mc="http://schemas.openxmlformats.org/markup-compatibility/2006" xmlns:o="urn:schemas-microsoft-com:office:office" xmlns:r="http://schemas.openxmlformats.org/officeDocument/2006/relationships" xmlns:m="http://schemas.openxmlformats.org/officeDocument/2006/math" xmlns:v="urn:schemas-microsoft-com:vml" xmlns:wp14="http://schemas.microsoft.com/office/word/2010/wordprocessingDrawing" xmlns:wp="http://schemas.openxmlformats.org/drawingml/2006/wordprocessingDrawing" xmlns:w10="urn:schemas-microsoft-com:office:word" xmlns:w="http://schemas.openxmlformats.org/wordprocessingml/2006/main" xmlns:w14="http://schemas.microsoft.com/office/word/2010/wordml" xmlns:w15="http://schemas.microsoft.com/office/word/2012/wordml" xmlns:wpg="http://schemas.microsoft.com/office/word/2010/wordprocessingGroup" xmlns:wpi="http://schemas.microsoft.com/office/word/2010/wordprocessingInk" xmlns:wne="http://schemas.microsoft.com/office/word/2006/wordml" xmlns:wps="http://schemas.microsoft.com/office/word/2010/wordprocessingShape" mc:Ignorable="w14 w15 wp14">
+<w:endnotes xmlns:wpc="http://schemas.microsoft.com/office/word/2010/wordprocessingCanvas" xmlns:cx="http://schemas.microsoft.com/office/drawing/2014/chartex" xmlns:cx1="http://schemas.microsoft.com/office/drawing/2015/9/8/chartex" xmlns:cx2="http://schemas.microsoft.com/office/drawing/2015/10/21/chartex" xmlns:cx3="http://schemas.microsoft.com/office/drawing/2016/5/9/chartex" xmlns:cx4="http://schemas.microsoft.com/office/drawing/2016/5/10/chartex" xmlns:cx5="http://schemas.microsoft.com/office/drawing/2016/5/11/chartex" xmlns:cx6="http://schemas.microsoft.com/office/drawing/2016/5/12/chartex" xmlns:cx7="http://schemas.microsoft.com/office/drawing/2016/5/13/chartex" xmlns:cx8="http://schemas.microsoft.com/office/drawing/2016/5/14/chartex" xmlns:mc="http://schemas.openxmlformats.org/markup-compatibility/2006" xmlns:aink="http://schemas.microsoft.com/office/drawing/2016/ink" xmlns:am3d="http://schemas.microsoft.com/office/drawing/2017/model3d" xmlns:o="urn:schemas-microsoft-com:office:office" xmlns:oel="http://schemas.microsoft.com/office/2019/extlst" xmlns:r="http://schemas.openxmlformats.org/officeDocument/2006/relationships" xmlns:m="http://schemas.openxmlformats.org/officeDocument/2006/math" xmlns:v="urn:schemas-microsoft-com:vml" xmlns:wp14="http://schemas.microsoft.com/office/word/2010/wordprocessingDrawing" xmlns:wp="http://schemas.openxmlformats.org/drawingml/2006/wordprocessingDrawing" xmlns:w10="urn:schemas-microsoft-com:office:word" xmlns:w="http://schemas.openxmlformats.org/wordprocessingml/2006/main" xmlns:w14="http://schemas.microsoft.com/office/word/2010/wordml" xmlns:w15="http://schemas.microsoft.com/office/word/2012/wordml" xmlns:w16cex="http://schemas.microsoft.com/office/word/2018/wordml/cex" xmlns:w16cid="http://schemas.microsoft.com/office/word/2016/wordml/cid" xmlns:w16="http://schemas.microsoft.com/office/word/2018/wordml" xmlns:w16du="http://schemas.microsoft.com/office/word/2023/wordml/word16du" xmlns:w16sdtdh="http://schemas.microsoft.com/office/word/2020/wordml/sdtdatahash" xmlns:w16sdtfl="http://schemas.microsoft.com/office/word/2024/wordml/sdtformatlock" xmlns:w16se="http://schemas.microsoft.com/office/word/2015/wordml/symex" xmlns:wpg="http://schemas.microsoft.com/office/word/2010/wordprocessingGroup" xmlns:wpi="http://schemas.microsoft.com/office/word/2010/wordprocessingInk" xmlns:wne="http://schemas.microsoft.com/office/word/2006/wordml" xmlns:wps="http://schemas.microsoft.com/office/word/2010/wordprocessingShape" mc:Ignorable="w14 w15 w16se w16cid w16 w16cex w16sdtdh w16sdtfl w16du wp14">
   <w:endnote w:type="separator" w:id="-1">
     <w:p>
-      <w:pPr>
-        <w:spacing w:after="0" w:line="240" w:lineRule="auto"/>
-      </w:pPr>
-      <w:r>
-        <w:rPr>
-          <w:rStyle w:val="EndnoteReference"/>
-        </w:rPr>
-        <w:endnoteRef/>
-      </w:r>
       <w:r>
         <w:separator/>
       </w:r>
@@ -4075,15 +5435,6 @@
   </w:endnote>
   <w:endnote w:type="continuationSeparator" w:id="0">
     <w:p>
-      <w:pPr>
-        <w:spacing w:after="0" w:line="240" w:lineRule="auto"/>
-      </w:pPr>
-      <w:r>
-        <w:rPr>
-          <w:rStyle w:val="EndnoteReference"/>
-        </w:rPr>
-        <w:endnoteRef/>
-      </w:r>
       <w:r>
         <w:continuationSeparator/>
       </w:r>
@@ -4093,20 +5444,45 @@
 </file>
 
 <file path=word/footer1.xml><?xml version="1.0" encoding="utf-8"?>
-<w:ftr xmlns:wpc="http://schemas.microsoft.com/office/word/2010/wordprocessingCanvas" xmlns:mc="http://schemas.openxmlformats.org/markup-compatibility/2006" xmlns:o="urn:schemas-microsoft-com:office:office" xmlns:r="http://schemas.openxmlformats.org/officeDocument/2006/relationships" xmlns:m="http://schemas.openxmlformats.org/officeDocument/2006/math" xmlns:v="urn:schemas-microsoft-com:vml" xmlns:wp14="http://schemas.microsoft.com/office/word/2010/wordprocessingDrawing" xmlns:wp="http://schemas.openxmlformats.org/drawingml/2006/wordprocessingDrawing" xmlns:w10="urn:schemas-microsoft-com:office:word" xmlns:w="http://schemas.openxmlformats.org/wordprocessingml/2006/main" xmlns:w14="http://schemas.microsoft.com/office/word/2010/wordml" xmlns:w15="http://schemas.microsoft.com/office/word/2012/wordml" xmlns:wpg="http://schemas.microsoft.com/office/word/2010/wordprocessingGroup" xmlns:wpi="http://schemas.microsoft.com/office/word/2010/wordprocessingInk" xmlns:wne="http://schemas.microsoft.com/office/word/2006/wordml" xmlns:wps="http://schemas.microsoft.com/office/word/2010/wordprocessingShape">
+<w:ftr xmlns:wpc="http://schemas.microsoft.com/office/word/2010/wordprocessingCanvas" xmlns:cx="http://schemas.microsoft.com/office/drawing/2014/chartex" xmlns:cx1="http://schemas.microsoft.com/office/drawing/2015/9/8/chartex" xmlns:cx2="http://schemas.microsoft.com/office/drawing/2015/10/21/chartex" xmlns:cx3="http://schemas.microsoft.com/office/drawing/2016/5/9/chartex" xmlns:cx4="http://schemas.microsoft.com/office/drawing/2016/5/10/chartex" xmlns:cx5="http://schemas.microsoft.com/office/drawing/2016/5/11/chartex" xmlns:cx6="http://schemas.microsoft.com/office/drawing/2016/5/12/chartex" xmlns:cx7="http://schemas.microsoft.com/office/drawing/2016/5/13/chartex" xmlns:cx8="http://schemas.microsoft.com/office/drawing/2016/5/14/chartex" xmlns:mc="http://schemas.openxmlformats.org/markup-compatibility/2006" xmlns:aink="http://schemas.microsoft.com/office/drawing/2016/ink" xmlns:am3d="http://schemas.microsoft.com/office/drawing/2017/model3d" xmlns:o="urn:schemas-microsoft-com:office:office" xmlns:oel="http://schemas.microsoft.com/office/2019/extlst" xmlns:r="http://schemas.openxmlformats.org/officeDocument/2006/relationships" xmlns:m="http://schemas.openxmlformats.org/officeDocument/2006/math" xmlns:v="urn:schemas-microsoft-com:vml" xmlns:wp14="http://schemas.microsoft.com/office/word/2010/wordprocessingDrawing" xmlns:wp="http://schemas.openxmlformats.org/drawingml/2006/wordprocessingDrawing" xmlns:w10="urn:schemas-microsoft-com:office:word" xmlns:w="http://schemas.openxmlformats.org/wordprocessingml/2006/main" xmlns:w14="http://schemas.microsoft.com/office/word/2010/wordml" xmlns:w15="http://schemas.microsoft.com/office/word/2012/wordml" xmlns:w16cex="http://schemas.microsoft.com/office/word/2018/wordml/cex" xmlns:w16cid="http://schemas.microsoft.com/office/word/2016/wordml/cid" xmlns:w16="http://schemas.microsoft.com/office/word/2018/wordml" xmlns:w16du="http://schemas.microsoft.com/office/word/2023/wordml/word16du" xmlns:w16sdtdh="http://schemas.microsoft.com/office/word/2020/wordml/sdtdatahash" xmlns:w16sdtfl="http://schemas.microsoft.com/office/word/2024/wordml/sdtformatlock" xmlns:w16se="http://schemas.microsoft.com/office/word/2015/wordml/symex" xmlns:wpg="http://schemas.microsoft.com/office/word/2010/wordprocessingGroup" xmlns:wpi="http://schemas.microsoft.com/office/word/2010/wordprocessingInk" xmlns:wne="http://schemas.microsoft.com/office/word/2006/wordml" xmlns:wps="http://schemas.microsoft.com/office/word/2010/wordprocessingShape" mc:Ignorable="w14 w15 w16se w16cid w16 w16cex w16sdtdh w16sdtfl w16du wp14">
   <w:p>
     <w:pPr>
       <w:jc w:val="center"/>
     </w:pPr>
     <w:r>
       <w:rPr>
-        <w:rFonts w:ascii="Times New Roman" w:cs="Times New Roman" w:eastAsia="Times New Roman" w:hAnsi="Times New Roman"/>
         <w:sz w:val="24"/>
         <w:szCs w:val="24"/>
       </w:rPr>
       <w:fldChar w:fldCharType="begin"/>
-      <w:instrText xml:space="preserve">PAGE</w:instrText>
+    </w:r>
+    <w:r>
+      <w:rPr>
+        <w:sz w:val="24"/>
+        <w:szCs w:val="24"/>
+      </w:rPr>
+      <w:instrText>PAGE</w:instrText>
+    </w:r>
+    <w:r>
+      <w:rPr>
+        <w:sz w:val="24"/>
+        <w:szCs w:val="24"/>
+      </w:rPr>
       <w:fldChar w:fldCharType="separate"/>
+    </w:r>
+    <w:r>
+      <w:rPr>
+        <w:noProof/>
+        <w:sz w:val="24"/>
+        <w:szCs w:val="24"/>
+      </w:rPr>
+      <w:t>2</w:t>
+    </w:r>
+    <w:r>
+      <w:rPr>
+        <w:sz w:val="24"/>
+        <w:szCs w:val="24"/>
+      </w:rPr>
       <w:fldChar w:fldCharType="end"/>
     </w:r>
   </w:p>
@@ -4114,24 +5490,15 @@
 </file>
 
 <file path=word/footer2.xml><?xml version="1.0" encoding="utf-8"?>
-<w:ftr xmlns:wpc="http://schemas.microsoft.com/office/word/2010/wordprocessingCanvas" xmlns:mc="http://schemas.openxmlformats.org/markup-compatibility/2006" xmlns:o="urn:schemas-microsoft-com:office:office" xmlns:r="http://schemas.openxmlformats.org/officeDocument/2006/relationships" xmlns:m="http://schemas.openxmlformats.org/officeDocument/2006/math" xmlns:v="urn:schemas-microsoft-com:vml" xmlns:wp14="http://schemas.microsoft.com/office/word/2010/wordprocessingDrawing" xmlns:wp="http://schemas.openxmlformats.org/drawingml/2006/wordprocessingDrawing" xmlns:w10="urn:schemas-microsoft-com:office:word" xmlns:w="http://schemas.openxmlformats.org/wordprocessingml/2006/main" xmlns:w14="http://schemas.microsoft.com/office/word/2010/wordml" xmlns:w15="http://schemas.microsoft.com/office/word/2012/wordml" xmlns:wpg="http://schemas.microsoft.com/office/word/2010/wordprocessingGroup" xmlns:wpi="http://schemas.microsoft.com/office/word/2010/wordprocessingInk" xmlns:wne="http://schemas.microsoft.com/office/word/2006/wordml" xmlns:wps="http://schemas.microsoft.com/office/word/2010/wordprocessingShape">
+<w:ftr xmlns:wpc="http://schemas.microsoft.com/office/word/2010/wordprocessingCanvas" xmlns:cx="http://schemas.microsoft.com/office/drawing/2014/chartex" xmlns:cx1="http://schemas.microsoft.com/office/drawing/2015/9/8/chartex" xmlns:cx2="http://schemas.microsoft.com/office/drawing/2015/10/21/chartex" xmlns:cx3="http://schemas.microsoft.com/office/drawing/2016/5/9/chartex" xmlns:cx4="http://schemas.microsoft.com/office/drawing/2016/5/10/chartex" xmlns:cx5="http://schemas.microsoft.com/office/drawing/2016/5/11/chartex" xmlns:cx6="http://schemas.microsoft.com/office/drawing/2016/5/12/chartex" xmlns:cx7="http://schemas.microsoft.com/office/drawing/2016/5/13/chartex" xmlns:cx8="http://schemas.microsoft.com/office/drawing/2016/5/14/chartex" xmlns:mc="http://schemas.openxmlformats.org/markup-compatibility/2006" xmlns:aink="http://schemas.microsoft.com/office/drawing/2016/ink" xmlns:am3d="http://schemas.microsoft.com/office/drawing/2017/model3d" xmlns:o="urn:schemas-microsoft-com:office:office" xmlns:oel="http://schemas.microsoft.com/office/2019/extlst" xmlns:r="http://schemas.openxmlformats.org/officeDocument/2006/relationships" xmlns:m="http://schemas.openxmlformats.org/officeDocument/2006/math" xmlns:v="urn:schemas-microsoft-com:vml" xmlns:wp14="http://schemas.microsoft.com/office/word/2010/wordprocessingDrawing" xmlns:wp="http://schemas.openxmlformats.org/drawingml/2006/wordprocessingDrawing" xmlns:w10="urn:schemas-microsoft-com:office:word" xmlns:w="http://schemas.openxmlformats.org/wordprocessingml/2006/main" xmlns:w14="http://schemas.microsoft.com/office/word/2010/wordml" xmlns:w15="http://schemas.microsoft.com/office/word/2012/wordml" xmlns:w16cex="http://schemas.microsoft.com/office/word/2018/wordml/cex" xmlns:w16cid="http://schemas.microsoft.com/office/word/2016/wordml/cid" xmlns:w16="http://schemas.microsoft.com/office/word/2018/wordml" xmlns:w16du="http://schemas.microsoft.com/office/word/2023/wordml/word16du" xmlns:w16sdtdh="http://schemas.microsoft.com/office/word/2020/wordml/sdtdatahash" xmlns:w16sdtfl="http://schemas.microsoft.com/office/word/2024/wordml/sdtformatlock" xmlns:w16se="http://schemas.microsoft.com/office/word/2015/wordml/symex" xmlns:wpg="http://schemas.microsoft.com/office/word/2010/wordprocessingGroup" xmlns:wpi="http://schemas.microsoft.com/office/word/2010/wordprocessingInk" xmlns:wne="http://schemas.microsoft.com/office/word/2006/wordml" xmlns:wps="http://schemas.microsoft.com/office/word/2010/wordprocessingShape" mc:Ignorable="w14 w15 w16se w16cid w16 w16cex w16sdtdh w16sdtfl w16du wp14">
   <w:p/>
 </w:ftr>
 </file>
 
 <file path=word/footnotes.xml><?xml version="1.0" encoding="utf-8"?>
-<w:footnotes xmlns:wpc="http://schemas.microsoft.com/office/word/2010/wordprocessingCanvas" xmlns:mc="http://schemas.openxmlformats.org/markup-compatibility/2006" xmlns:o="urn:schemas-microsoft-com:office:office" xmlns:r="http://schemas.openxmlformats.org/officeDocument/2006/relationships" xmlns:m="http://schemas.openxmlformats.org/officeDocument/2006/math" xmlns:v="urn:schemas-microsoft-com:vml" xmlns:wp14="http://schemas.microsoft.com/office/word/2010/wordprocessingDrawing" xmlns:wp="http://schemas.openxmlformats.org/drawingml/2006/wordprocessingDrawing" xmlns:w10="urn:schemas-microsoft-com:office:word" xmlns:w="http://schemas.openxmlformats.org/wordprocessingml/2006/main" xmlns:w14="http://schemas.microsoft.com/office/word/2010/wordml" xmlns:w15="http://schemas.microsoft.com/office/word/2012/wordml" xmlns:wpg="http://schemas.microsoft.com/office/word/2010/wordprocessingGroup" xmlns:wpi="http://schemas.microsoft.com/office/word/2010/wordprocessingInk" xmlns:wne="http://schemas.microsoft.com/office/word/2006/wordml" xmlns:wps="http://schemas.microsoft.com/office/word/2010/wordprocessingShape" mc:Ignorable="w14 w15 wp14">
+<w:footnotes xmlns:wpc="http://schemas.microsoft.com/office/word/2010/wordprocessingCanvas" xmlns:cx="http://schemas.microsoft.com/office/drawing/2014/chartex" xmlns:cx1="http://schemas.microsoft.com/office/drawing/2015/9/8/chartex" xmlns:cx2="http://schemas.microsoft.com/office/drawing/2015/10/21/chartex" xmlns:cx3="http://schemas.microsoft.com/office/drawing/2016/5/9/chartex" xmlns:cx4="http://schemas.microsoft.com/office/drawing/2016/5/10/chartex" xmlns:cx5="http://schemas.microsoft.com/office/drawing/2016/5/11/chartex" xmlns:cx6="http://schemas.microsoft.com/office/drawing/2016/5/12/chartex" xmlns:cx7="http://schemas.microsoft.com/office/drawing/2016/5/13/chartex" xmlns:cx8="http://schemas.microsoft.com/office/drawing/2016/5/14/chartex" xmlns:mc="http://schemas.openxmlformats.org/markup-compatibility/2006" xmlns:aink="http://schemas.microsoft.com/office/drawing/2016/ink" xmlns:am3d="http://schemas.microsoft.com/office/drawing/2017/model3d" xmlns:o="urn:schemas-microsoft-com:office:office" xmlns:oel="http://schemas.microsoft.com/office/2019/extlst" xmlns:r="http://schemas.openxmlformats.org/officeDocument/2006/relationships" xmlns:m="http://schemas.openxmlformats.org/officeDocument/2006/math" xmlns:v="urn:schemas-microsoft-com:vml" xmlns:wp14="http://schemas.microsoft.com/office/word/2010/wordprocessingDrawing" xmlns:wp="http://schemas.openxmlformats.org/drawingml/2006/wordprocessingDrawing" xmlns:w10="urn:schemas-microsoft-com:office:word" xmlns:w="http://schemas.openxmlformats.org/wordprocessingml/2006/main" xmlns:w14="http://schemas.microsoft.com/office/word/2010/wordml" xmlns:w15="http://schemas.microsoft.com/office/word/2012/wordml" xmlns:w16cex="http://schemas.microsoft.com/office/word/2018/wordml/cex" xmlns:w16cid="http://schemas.microsoft.com/office/word/2016/wordml/cid" xmlns:w16="http://schemas.microsoft.com/office/word/2018/wordml" xmlns:w16du="http://schemas.microsoft.com/office/word/2023/wordml/word16du" xmlns:w16sdtdh="http://schemas.microsoft.com/office/word/2020/wordml/sdtdatahash" xmlns:w16sdtfl="http://schemas.microsoft.com/office/word/2024/wordml/sdtformatlock" xmlns:w16se="http://schemas.microsoft.com/office/word/2015/wordml/symex" xmlns:wpg="http://schemas.microsoft.com/office/word/2010/wordprocessingGroup" xmlns:wpi="http://schemas.microsoft.com/office/word/2010/wordprocessingInk" xmlns:wne="http://schemas.microsoft.com/office/word/2006/wordml" xmlns:wps="http://schemas.microsoft.com/office/word/2010/wordprocessingShape" mc:Ignorable="w14 w15 w16se w16cid w16 w16cex w16sdtdh w16sdtfl w16du wp14">
   <w:footnote w:type="separator" w:id="-1">
     <w:p>
-      <w:pPr>
-        <w:spacing w:after="0" w:line="240" w:lineRule="auto"/>
-      </w:pPr>
-      <w:r>
-        <w:rPr>
-          <w:rStyle w:val="FootnoteReference"/>
-        </w:rPr>
-        <w:footnoteRef/>
-      </w:r>
       <w:r>
         <w:separator/>
       </w:r>
@@ -4139,15 +5506,6 @@
   </w:footnote>
   <w:footnote w:type="continuationSeparator" w:id="0">
     <w:p>
-      <w:pPr>
-        <w:spacing w:after="0" w:line="240" w:lineRule="auto"/>
-      </w:pPr>
-      <w:r>
-        <w:rPr>
-          <w:rStyle w:val="FootnoteReference"/>
-        </w:rPr>
-        <w:footnoteRef/>
-      </w:r>
       <w:r>
         <w:continuationSeparator/>
       </w:r>
@@ -4157,10 +5515,12 @@
 </file>
 
 <file path=word/numbering.xml><?xml version="1.0" encoding="utf-8"?>
-<w:numbering xmlns:wpc="http://schemas.microsoft.com/office/word/2010/wordprocessingCanvas" xmlns:mc="http://schemas.openxmlformats.org/markup-compatibility/2006" xmlns:o="urn:schemas-microsoft-com:office:office" xmlns:r="http://schemas.openxmlformats.org/officeDocument/2006/relationships" xmlns:m="http://schemas.openxmlformats.org/officeDocument/2006/math" xmlns:v="urn:schemas-microsoft-com:vml" xmlns:wp14="http://schemas.microsoft.com/office/word/2010/wordprocessingDrawing" xmlns:wp="http://schemas.openxmlformats.org/drawingml/2006/wordprocessingDrawing" xmlns:w10="urn:schemas-microsoft-com:office:word" xmlns:w="http://schemas.openxmlformats.org/wordprocessingml/2006/main" xmlns:w14="http://schemas.microsoft.com/office/word/2010/wordml" xmlns:w15="http://schemas.microsoft.com/office/word/2012/wordml" xmlns:wpg="http://schemas.microsoft.com/office/word/2010/wordprocessingGroup" xmlns:wpi="http://schemas.microsoft.com/office/word/2010/wordprocessingInk" xmlns:wne="http://schemas.microsoft.com/office/word/2006/wordml" xmlns:wps="http://schemas.microsoft.com/office/word/2010/wordprocessingShape" mc:Ignorable="w14 w15 wp14">
-  <w:abstractNum w:abstractNumId="1" w15:restartNumberingAfterBreak="0">
+<w:numbering xmlns:wpc="http://schemas.microsoft.com/office/word/2010/wordprocessingCanvas" xmlns:cx="http://schemas.microsoft.com/office/drawing/2014/chartex" xmlns:cx1="http://schemas.microsoft.com/office/drawing/2015/9/8/chartex" xmlns:cx2="http://schemas.microsoft.com/office/drawing/2015/10/21/chartex" xmlns:cx3="http://schemas.microsoft.com/office/drawing/2016/5/9/chartex" xmlns:cx4="http://schemas.microsoft.com/office/drawing/2016/5/10/chartex" xmlns:cx5="http://schemas.microsoft.com/office/drawing/2016/5/11/chartex" xmlns:cx6="http://schemas.microsoft.com/office/drawing/2016/5/12/chartex" xmlns:cx7="http://schemas.microsoft.com/office/drawing/2016/5/13/chartex" xmlns:cx8="http://schemas.microsoft.com/office/drawing/2016/5/14/chartex" xmlns:mc="http://schemas.openxmlformats.org/markup-compatibility/2006" xmlns:aink="http://schemas.microsoft.com/office/drawing/2016/ink" xmlns:am3d="http://schemas.microsoft.com/office/drawing/2017/model3d" xmlns:o="urn:schemas-microsoft-com:office:office" xmlns:oel="http://schemas.microsoft.com/office/2019/extlst" xmlns:r="http://schemas.openxmlformats.org/officeDocument/2006/relationships" xmlns:m="http://schemas.openxmlformats.org/officeDocument/2006/math" xmlns:v="urn:schemas-microsoft-com:vml" xmlns:wp14="http://schemas.microsoft.com/office/word/2010/wordprocessingDrawing" xmlns:wp="http://schemas.openxmlformats.org/drawingml/2006/wordprocessingDrawing" xmlns:w10="urn:schemas-microsoft-com:office:word" xmlns:w="http://schemas.openxmlformats.org/wordprocessingml/2006/main" xmlns:w14="http://schemas.microsoft.com/office/word/2010/wordml" xmlns:w15="http://schemas.microsoft.com/office/word/2012/wordml" xmlns:w16cex="http://schemas.microsoft.com/office/word/2018/wordml/cex" xmlns:w16cid="http://schemas.microsoft.com/office/word/2016/wordml/cid" xmlns:w16="http://schemas.microsoft.com/office/word/2018/wordml" xmlns:w16du="http://schemas.microsoft.com/office/word/2023/wordml/word16du" xmlns:w16sdtdh="http://schemas.microsoft.com/office/word/2020/wordml/sdtdatahash" xmlns:w16sdtfl="http://schemas.microsoft.com/office/word/2024/wordml/sdtformatlock" xmlns:w16se="http://schemas.microsoft.com/office/word/2015/wordml/symex" xmlns:wpg="http://schemas.microsoft.com/office/word/2010/wordprocessingGroup" xmlns:wpi="http://schemas.microsoft.com/office/word/2010/wordprocessingInk" xmlns:wne="http://schemas.microsoft.com/office/word/2006/wordml" xmlns:wps="http://schemas.microsoft.com/office/word/2010/wordprocessingShape" mc:Ignorable="w14 w15 w16se w16cid w16 w16cex w16sdtdh w16sdtfl w16du wp14">
+  <w:abstractNum w:abstractNumId="0" w15:restartNumberingAfterBreak="0">
+    <w:nsid w:val="2DA96403"/>
     <w:multiLevelType w:val="hybridMultilevel"/>
-    <w:lvl w:ilvl="0" w15:tentative="1">
+    <w:tmpl w:val="295278EC"/>
+    <w:lvl w:ilvl="0" w:tplc="815AE51C">
       <w:start w:val="1"/>
       <w:numFmt w:val="bullet"/>
       <w:lvlText w:val="●"/>
@@ -4169,7 +5529,7 @@
         <w:ind w:left="720" w:hanging="360"/>
       </w:pPr>
     </w:lvl>
-    <w:lvl w:ilvl="1" w15:tentative="1">
+    <w:lvl w:ilvl="1" w:tplc="E2103AC0">
       <w:start w:val="1"/>
       <w:numFmt w:val="bullet"/>
       <w:lvlText w:val="○"/>
@@ -4178,7 +5538,7 @@
         <w:ind w:left="1440" w:hanging="360"/>
       </w:pPr>
     </w:lvl>
-    <w:lvl w:ilvl="2" w15:tentative="1">
+    <w:lvl w:ilvl="2" w:tplc="2312B5B0">
       <w:start w:val="1"/>
       <w:numFmt w:val="bullet"/>
       <w:lvlText w:val="■"/>
@@ -4187,7 +5547,7 @@
         <w:ind w:left="2160" w:hanging="360"/>
       </w:pPr>
     </w:lvl>
-    <w:lvl w:ilvl="3" w15:tentative="1">
+    <w:lvl w:ilvl="3" w:tplc="A8A0A324">
       <w:start w:val="1"/>
       <w:numFmt w:val="bullet"/>
       <w:lvlText w:val="●"/>
@@ -4196,7 +5556,7 @@
         <w:ind w:left="2880" w:hanging="360"/>
       </w:pPr>
     </w:lvl>
-    <w:lvl w:ilvl="4" w15:tentative="1">
+    <w:lvl w:ilvl="4" w:tplc="2988A4EC">
       <w:start w:val="1"/>
       <w:numFmt w:val="bullet"/>
       <w:lvlText w:val="○"/>
@@ -4205,7 +5565,7 @@
         <w:ind w:left="3600" w:hanging="360"/>
       </w:pPr>
     </w:lvl>
-    <w:lvl w:ilvl="5" w15:tentative="1">
+    <w:lvl w:ilvl="5" w:tplc="A294964E">
       <w:start w:val="1"/>
       <w:numFmt w:val="bullet"/>
       <w:lvlText w:val="■"/>
@@ -4214,7 +5574,7 @@
         <w:ind w:left="4320" w:hanging="360"/>
       </w:pPr>
     </w:lvl>
-    <w:lvl w:ilvl="6" w15:tentative="1">
+    <w:lvl w:ilvl="6" w:tplc="D85846AA">
       <w:start w:val="1"/>
       <w:numFmt w:val="bullet"/>
       <w:lvlText w:val="●"/>
@@ -4223,7 +5583,7 @@
         <w:ind w:left="5040" w:hanging="360"/>
       </w:pPr>
     </w:lvl>
-    <w:lvl w:ilvl="7" w15:tentative="1">
+    <w:lvl w:ilvl="7" w:tplc="759202BA">
       <w:start w:val="1"/>
       <w:numFmt w:val="bullet"/>
       <w:lvlText w:val="●"/>
@@ -4232,7 +5592,7 @@
         <w:ind w:left="5760" w:hanging="360"/>
       </w:pPr>
     </w:lvl>
-    <w:lvl w:ilvl="8" w15:tentative="1">
+    <w:lvl w:ilvl="8" w:tplc="19C275E8">
       <w:start w:val="1"/>
       <w:numFmt w:val="bullet"/>
       <w:lvlText w:val="●"/>
@@ -4242,9 +5602,11 @@
       </w:pPr>
     </w:lvl>
   </w:abstractNum>
-  <w:abstractNum w:abstractNumId="2" w15:restartNumberingAfterBreak="0">
+  <w:abstractNum w:abstractNumId="1" w15:restartNumberingAfterBreak="0">
+    <w:nsid w:val="480D6C4E"/>
     <w:multiLevelType w:val="hybridMultilevel"/>
-    <w:lvl w:ilvl="0" w15:tentative="1">
+    <w:tmpl w:val="8242A06E"/>
+    <w:lvl w:ilvl="0" w:tplc="30A22CDE">
       <w:start w:val="1"/>
       <w:numFmt w:val="bullet"/>
       <w:lvlText w:val="•"/>
@@ -4253,15 +5615,55 @@
         <w:ind w:left="500" w:hanging="260"/>
       </w:pPr>
     </w:lvl>
+    <w:lvl w:ilvl="1" w:tplc="CD2E0ACA">
+      <w:numFmt w:val="decimal"/>
+      <w:lvlText w:val=""/>
+      <w:lvlJc w:val="left"/>
+    </w:lvl>
+    <w:lvl w:ilvl="2" w:tplc="27180A3C">
+      <w:numFmt w:val="decimal"/>
+      <w:lvlText w:val=""/>
+      <w:lvlJc w:val="left"/>
+    </w:lvl>
+    <w:lvl w:ilvl="3" w:tplc="1A8249F0">
+      <w:numFmt w:val="decimal"/>
+      <w:lvlText w:val=""/>
+      <w:lvlJc w:val="left"/>
+    </w:lvl>
+    <w:lvl w:ilvl="4" w:tplc="D3260258">
+      <w:numFmt w:val="decimal"/>
+      <w:lvlText w:val=""/>
+      <w:lvlJc w:val="left"/>
+    </w:lvl>
+    <w:lvl w:ilvl="5" w:tplc="4E766248">
+      <w:numFmt w:val="decimal"/>
+      <w:lvlText w:val=""/>
+      <w:lvlJc w:val="left"/>
+    </w:lvl>
+    <w:lvl w:ilvl="6" w:tplc="CB9A6FCA">
+      <w:numFmt w:val="decimal"/>
+      <w:lvlText w:val=""/>
+      <w:lvlJc w:val="left"/>
+    </w:lvl>
+    <w:lvl w:ilvl="7" w:tplc="0FE63E8A">
+      <w:numFmt w:val="decimal"/>
+      <w:lvlText w:val=""/>
+      <w:lvlJc w:val="left"/>
+    </w:lvl>
+    <w:lvl w:ilvl="8" w:tplc="A8205964">
+      <w:numFmt w:val="decimal"/>
+      <w:lvlText w:val=""/>
+      <w:lvlJc w:val="left"/>
+    </w:lvl>
   </w:abstractNum>
-  <w:num w:numId="1">
-    <w:abstractNumId w:val="1"/>
+  <w:num w:numId="1" w16cid:durableId="1063219736">
+    <w:abstractNumId w:val="0"/>
     <w:lvlOverride w:ilvl="0">
       <w:startOverride w:val="1"/>
     </w:lvlOverride>
   </w:num>
-  <w:num w:numId="2">
-    <w:abstractNumId w:val="2"/>
+  <w:num w:numId="2" w16cid:durableId="1733431090">
+    <w:abstractNumId w:val="1"/>
     <w:lvlOverride w:ilvl="0">
       <w:startOverride w:val="1"/>
     </w:lvlOverride>
@@ -4270,32 +5672,407 @@
 </file>
 
 <file path=word/styles.xml><?xml version="1.0" encoding="utf-8"?>
-<w:styles xmlns:mc="http://schemas.openxmlformats.org/markup-compatibility/2006" xmlns:r="http://schemas.openxmlformats.org/officeDocument/2006/relationships" xmlns:w="http://schemas.openxmlformats.org/wordprocessingml/2006/main" xmlns:w14="http://schemas.microsoft.com/office/word/2010/wordml" xmlns:w15="http://schemas.microsoft.com/office/word/2012/wordml" mc:Ignorable="w14 w15">
+<w:styles xmlns:mc="http://schemas.openxmlformats.org/markup-compatibility/2006" xmlns:r="http://schemas.openxmlformats.org/officeDocument/2006/relationships" xmlns:w="http://schemas.openxmlformats.org/wordprocessingml/2006/main" xmlns:w14="http://schemas.microsoft.com/office/word/2010/wordml" xmlns:w15="http://schemas.microsoft.com/office/word/2012/wordml" xmlns:w16cex="http://schemas.microsoft.com/office/word/2018/wordml/cex" xmlns:w16cid="http://schemas.microsoft.com/office/word/2016/wordml/cid" xmlns:w16="http://schemas.microsoft.com/office/word/2018/wordml" xmlns:w16du="http://schemas.microsoft.com/office/word/2023/wordml/word16du" xmlns:w16sdtdh="http://schemas.microsoft.com/office/word/2020/wordml/sdtdatahash" xmlns:w16sdtfl="http://schemas.microsoft.com/office/word/2024/wordml/sdtformatlock" xmlns:w16se="http://schemas.microsoft.com/office/word/2015/wordml/symex" mc:Ignorable="w14 w15 w16se w16cid w16 w16cex w16sdtdh w16sdtfl w16du">
   <w:docDefaults>
     <w:rPrDefault>
       <w:rPr>
-        <w:rFonts w:ascii="Times New Roman" w:cs="Times New Roman" w:eastAsia="Times New Roman" w:hAnsi="Times New Roman"/>
+        <w:rFonts w:ascii="Times New Roman" w:eastAsia="Times New Roman" w:hAnsi="Times New Roman" w:cs="Times New Roman"/>
         <w:sz w:val="26"/>
         <w:szCs w:val="26"/>
+        <w:lang w:val="en-US" w:eastAsia="en-US" w:bidi="ar-SA"/>
       </w:rPr>
     </w:rPrDefault>
     <w:pPrDefault/>
   </w:docDefaults>
-  <w:style w:type="paragraph" w:styleId="Title">
-    <w:name w:val="Title"/>
-    <w:basedOn w:val="Normal"/>
-    <w:next w:val="Normal"/>
+  <w:latentStyles w:defLockedState="0" w:defUIPriority="99" w:defSemiHidden="0" w:defUnhideWhenUsed="0" w:defQFormat="0" w:count="376">
+    <w:lsdException w:name="Normal" w:uiPriority="0" w:qFormat="1"/>
+    <w:lsdException w:name="heading 1" w:uiPriority="9" w:qFormat="1"/>
+    <w:lsdException w:name="heading 2" w:semiHidden="1" w:uiPriority="9" w:unhideWhenUsed="1" w:qFormat="1"/>
+    <w:lsdException w:name="heading 3" w:semiHidden="1" w:uiPriority="9" w:unhideWhenUsed="1" w:qFormat="1"/>
+    <w:lsdException w:name="heading 4" w:semiHidden="1" w:uiPriority="9" w:unhideWhenUsed="1" w:qFormat="1"/>
+    <w:lsdException w:name="heading 5" w:semiHidden="1" w:uiPriority="9" w:unhideWhenUsed="1" w:qFormat="1"/>
+    <w:lsdException w:name="heading 6" w:semiHidden="1" w:uiPriority="9" w:unhideWhenUsed="1" w:qFormat="1"/>
+    <w:lsdException w:name="heading 7" w:semiHidden="1" w:uiPriority="9" w:unhideWhenUsed="1" w:qFormat="1"/>
+    <w:lsdException w:name="heading 8" w:semiHidden="1" w:uiPriority="9" w:unhideWhenUsed="1" w:qFormat="1"/>
+    <w:lsdException w:name="heading 9" w:semiHidden="1" w:uiPriority="9" w:unhideWhenUsed="1" w:qFormat="1"/>
+    <w:lsdException w:name="index 1" w:semiHidden="1" w:unhideWhenUsed="1"/>
+    <w:lsdException w:name="index 2" w:semiHidden="1" w:unhideWhenUsed="1"/>
+    <w:lsdException w:name="index 3" w:semiHidden="1" w:unhideWhenUsed="1"/>
+    <w:lsdException w:name="index 4" w:semiHidden="1" w:unhideWhenUsed="1"/>
+    <w:lsdException w:name="index 5" w:semiHidden="1" w:unhideWhenUsed="1"/>
+    <w:lsdException w:name="index 6" w:semiHidden="1" w:unhideWhenUsed="1"/>
+    <w:lsdException w:name="index 7" w:semiHidden="1" w:unhideWhenUsed="1"/>
+    <w:lsdException w:name="index 8" w:semiHidden="1" w:unhideWhenUsed="1"/>
+    <w:lsdException w:name="index 9" w:semiHidden="1" w:unhideWhenUsed="1"/>
+    <w:lsdException w:name="toc 1" w:semiHidden="1" w:uiPriority="39" w:unhideWhenUsed="1"/>
+    <w:lsdException w:name="toc 2" w:semiHidden="1" w:uiPriority="39" w:unhideWhenUsed="1"/>
+    <w:lsdException w:name="toc 3" w:semiHidden="1" w:uiPriority="39" w:unhideWhenUsed="1"/>
+    <w:lsdException w:name="toc 4" w:semiHidden="1" w:uiPriority="39" w:unhideWhenUsed="1"/>
+    <w:lsdException w:name="toc 5" w:semiHidden="1" w:uiPriority="39" w:unhideWhenUsed="1"/>
+    <w:lsdException w:name="toc 6" w:semiHidden="1" w:uiPriority="39" w:unhideWhenUsed="1"/>
+    <w:lsdException w:name="toc 7" w:semiHidden="1" w:uiPriority="39" w:unhideWhenUsed="1"/>
+    <w:lsdException w:name="toc 8" w:semiHidden="1" w:uiPriority="39" w:unhideWhenUsed="1"/>
+    <w:lsdException w:name="toc 9" w:semiHidden="1" w:uiPriority="39" w:unhideWhenUsed="1"/>
+    <w:lsdException w:name="Normal Indent" w:semiHidden="1" w:unhideWhenUsed="1"/>
+    <w:lsdException w:name="footnote text" w:semiHidden="1" w:unhideWhenUsed="1"/>
+    <w:lsdException w:name="annotation text" w:semiHidden="1" w:unhideWhenUsed="1"/>
+    <w:lsdException w:name="header" w:semiHidden="1" w:unhideWhenUsed="1"/>
+    <w:lsdException w:name="footer" w:semiHidden="1" w:unhideWhenUsed="1"/>
+    <w:lsdException w:name="index heading" w:semiHidden="1" w:unhideWhenUsed="1"/>
+    <w:lsdException w:name="caption" w:semiHidden="1" w:uiPriority="35" w:unhideWhenUsed="1" w:qFormat="1"/>
+    <w:lsdException w:name="table of figures" w:semiHidden="1" w:unhideWhenUsed="1"/>
+    <w:lsdException w:name="envelope address" w:semiHidden="1" w:unhideWhenUsed="1"/>
+    <w:lsdException w:name="envelope return" w:semiHidden="1" w:unhideWhenUsed="1"/>
+    <w:lsdException w:name="footnote reference" w:semiHidden="1" w:unhideWhenUsed="1"/>
+    <w:lsdException w:name="annotation reference" w:semiHidden="1" w:unhideWhenUsed="1"/>
+    <w:lsdException w:name="line number" w:semiHidden="1" w:unhideWhenUsed="1"/>
+    <w:lsdException w:name="page number" w:semiHidden="1" w:unhideWhenUsed="1"/>
+    <w:lsdException w:name="endnote reference" w:semiHidden="1" w:unhideWhenUsed="1"/>
+    <w:lsdException w:name="endnote text" w:semiHidden="1" w:unhideWhenUsed="1"/>
+    <w:lsdException w:name="table of authorities" w:semiHidden="1" w:unhideWhenUsed="1"/>
+    <w:lsdException w:name="macro" w:semiHidden="1" w:unhideWhenUsed="1"/>
+    <w:lsdException w:name="toa heading" w:semiHidden="1" w:unhideWhenUsed="1"/>
+    <w:lsdException w:name="List" w:semiHidden="1" w:unhideWhenUsed="1"/>
+    <w:lsdException w:name="List Bullet" w:semiHidden="1" w:unhideWhenUsed="1"/>
+    <w:lsdException w:name="List Number" w:semiHidden="1" w:unhideWhenUsed="1"/>
+    <w:lsdException w:name="List 2" w:semiHidden="1" w:unhideWhenUsed="1"/>
+    <w:lsdException w:name="List 3" w:semiHidden="1" w:unhideWhenUsed="1"/>
+    <w:lsdException w:name="List 4" w:semiHidden="1" w:unhideWhenUsed="1"/>
+    <w:lsdException w:name="List 5" w:semiHidden="1" w:unhideWhenUsed="1"/>
+    <w:lsdException w:name="List Bullet 2" w:semiHidden="1" w:unhideWhenUsed="1"/>
+    <w:lsdException w:name="List Bullet 3" w:semiHidden="1" w:unhideWhenUsed="1"/>
+    <w:lsdException w:name="List Bullet 4" w:semiHidden="1" w:unhideWhenUsed="1"/>
+    <w:lsdException w:name="List Bullet 5" w:semiHidden="1" w:unhideWhenUsed="1"/>
+    <w:lsdException w:name="List Number 2" w:semiHidden="1" w:unhideWhenUsed="1"/>
+    <w:lsdException w:name="List Number 3" w:semiHidden="1" w:unhideWhenUsed="1"/>
+    <w:lsdException w:name="List Number 4" w:semiHidden="1" w:unhideWhenUsed="1"/>
+    <w:lsdException w:name="List Number 5" w:semiHidden="1" w:unhideWhenUsed="1"/>
+    <w:lsdException w:name="Title" w:uiPriority="10" w:qFormat="1"/>
+    <w:lsdException w:name="Closing" w:semiHidden="1" w:unhideWhenUsed="1"/>
+    <w:lsdException w:name="Signature" w:semiHidden="1" w:unhideWhenUsed="1"/>
+    <w:lsdException w:name="Default Paragraph Font" w:semiHidden="1" w:uiPriority="1" w:unhideWhenUsed="1"/>
+    <w:lsdException w:name="Body Text" w:semiHidden="1" w:unhideWhenUsed="1"/>
+    <w:lsdException w:name="Body Text Indent" w:semiHidden="1" w:unhideWhenUsed="1"/>
+    <w:lsdException w:name="List Continue" w:semiHidden="1" w:unhideWhenUsed="1"/>
+    <w:lsdException w:name="List Continue 2" w:semiHidden="1" w:unhideWhenUsed="1"/>
+    <w:lsdException w:name="List Continue 3" w:semiHidden="1" w:unhideWhenUsed="1"/>
+    <w:lsdException w:name="List Continue 4" w:semiHidden="1" w:unhideWhenUsed="1"/>
+    <w:lsdException w:name="List Continue 5" w:semiHidden="1" w:unhideWhenUsed="1"/>
+    <w:lsdException w:name="Message Header" w:semiHidden="1" w:unhideWhenUsed="1"/>
+    <w:lsdException w:name="Subtitle" w:uiPriority="11" w:qFormat="1"/>
+    <w:lsdException w:name="Salutation" w:semiHidden="1" w:unhideWhenUsed="1"/>
+    <w:lsdException w:name="Date" w:semiHidden="1" w:unhideWhenUsed="1"/>
+    <w:lsdException w:name="Body Text First Indent" w:semiHidden="1" w:unhideWhenUsed="1"/>
+    <w:lsdException w:name="Body Text First Indent 2" w:semiHidden="1" w:unhideWhenUsed="1"/>
+    <w:lsdException w:name="Note Heading" w:semiHidden="1" w:unhideWhenUsed="1"/>
+    <w:lsdException w:name="Body Text 2" w:semiHidden="1" w:unhideWhenUsed="1"/>
+    <w:lsdException w:name="Body Text 3" w:semiHidden="1" w:unhideWhenUsed="1"/>
+    <w:lsdException w:name="Body Text Indent 2" w:semiHidden="1" w:unhideWhenUsed="1"/>
+    <w:lsdException w:name="Body Text Indent 3" w:semiHidden="1" w:unhideWhenUsed="1"/>
+    <w:lsdException w:name="Block Text" w:semiHidden="1" w:unhideWhenUsed="1"/>
+    <w:lsdException w:name="Hyperlink" w:semiHidden="1" w:unhideWhenUsed="1"/>
+    <w:lsdException w:name="FollowedHyperlink" w:semiHidden="1" w:unhideWhenUsed="1"/>
+    <w:lsdException w:name="Strong" w:uiPriority="22" w:qFormat="1"/>
+    <w:lsdException w:name="Emphasis" w:uiPriority="20" w:qFormat="1"/>
+    <w:lsdException w:name="Document Map" w:semiHidden="1" w:unhideWhenUsed="1"/>
+    <w:lsdException w:name="Plain Text" w:semiHidden="1" w:unhideWhenUsed="1"/>
+    <w:lsdException w:name="E-mail Signature" w:semiHidden="1" w:unhideWhenUsed="1"/>
+    <w:lsdException w:name="HTML Top of Form" w:semiHidden="1" w:unhideWhenUsed="1"/>
+    <w:lsdException w:name="HTML Bottom of Form" w:semiHidden="1" w:unhideWhenUsed="1"/>
+    <w:lsdException w:name="Normal (Web)" w:semiHidden="1" w:unhideWhenUsed="1"/>
+    <w:lsdException w:name="HTML Acronym" w:semiHidden="1" w:unhideWhenUsed="1"/>
+    <w:lsdException w:name="HTML Address" w:semiHidden="1" w:unhideWhenUsed="1"/>
+    <w:lsdException w:name="HTML Cite" w:semiHidden="1" w:unhideWhenUsed="1"/>
+    <w:lsdException w:name="HTML Code" w:semiHidden="1" w:unhideWhenUsed="1"/>
+    <w:lsdException w:name="HTML Definition" w:semiHidden="1" w:unhideWhenUsed="1"/>
+    <w:lsdException w:name="HTML Keyboard" w:semiHidden="1" w:unhideWhenUsed="1"/>
+    <w:lsdException w:name="HTML Preformatted" w:semiHidden="1" w:unhideWhenUsed="1"/>
+    <w:lsdException w:name="HTML Sample" w:semiHidden="1" w:unhideWhenUsed="1"/>
+    <w:lsdException w:name="HTML Typewriter" w:semiHidden="1" w:unhideWhenUsed="1"/>
+    <w:lsdException w:name="HTML Variable" w:semiHidden="1" w:unhideWhenUsed="1"/>
+    <w:lsdException w:name="Normal Table" w:semiHidden="1" w:unhideWhenUsed="1"/>
+    <w:lsdException w:name="annotation subject" w:semiHidden="1" w:unhideWhenUsed="1"/>
+    <w:lsdException w:name="No List" w:semiHidden="1" w:unhideWhenUsed="1"/>
+    <w:lsdException w:name="Outline List 1" w:semiHidden="1" w:unhideWhenUsed="1"/>
+    <w:lsdException w:name="Outline List 2" w:semiHidden="1" w:unhideWhenUsed="1"/>
+    <w:lsdException w:name="Outline List 3" w:semiHidden="1" w:unhideWhenUsed="1"/>
+    <w:lsdException w:name="Table Simple 1" w:semiHidden="1" w:unhideWhenUsed="1"/>
+    <w:lsdException w:name="Table Simple 2" w:semiHidden="1" w:unhideWhenUsed="1"/>
+    <w:lsdException w:name="Table Simple 3" w:semiHidden="1" w:unhideWhenUsed="1"/>
+    <w:lsdException w:name="Table Classic 1" w:semiHidden="1" w:unhideWhenUsed="1"/>
+    <w:lsdException w:name="Table Classic 2" w:semiHidden="1" w:unhideWhenUsed="1"/>
+    <w:lsdException w:name="Table Classic 3" w:semiHidden="1" w:unhideWhenUsed="1"/>
+    <w:lsdException w:name="Table Classic 4" w:semiHidden="1" w:unhideWhenUsed="1"/>
+    <w:lsdException w:name="Table Colorful 1" w:semiHidden="1" w:unhideWhenUsed="1"/>
+    <w:lsdException w:name="Table Colorful 2" w:semiHidden="1" w:unhideWhenUsed="1"/>
+    <w:lsdException w:name="Table Colorful 3" w:semiHidden="1" w:unhideWhenUsed="1"/>
+    <w:lsdException w:name="Table Columns 1" w:semiHidden="1" w:unhideWhenUsed="1"/>
+    <w:lsdException w:name="Table Columns 2" w:semiHidden="1" w:unhideWhenUsed="1"/>
+    <w:lsdException w:name="Table Columns 3" w:semiHidden="1" w:unhideWhenUsed="1"/>
+    <w:lsdException w:name="Table Columns 4" w:semiHidden="1" w:unhideWhenUsed="1"/>
+    <w:lsdException w:name="Table Columns 5" w:semiHidden="1" w:unhideWhenUsed="1"/>
+    <w:lsdException w:name="Table Grid 1" w:semiHidden="1" w:unhideWhenUsed="1"/>
+    <w:lsdException w:name="Table Grid 2" w:semiHidden="1" w:unhideWhenUsed="1"/>
+    <w:lsdException w:name="Table Grid 3" w:semiHidden="1" w:unhideWhenUsed="1"/>
+    <w:lsdException w:name="Table Grid 4" w:semiHidden="1" w:unhideWhenUsed="1"/>
+    <w:lsdException w:name="Table Grid 5" w:semiHidden="1" w:unhideWhenUsed="1"/>
+    <w:lsdException w:name="Table Grid 6" w:semiHidden="1" w:unhideWhenUsed="1"/>
+    <w:lsdException w:name="Table Grid 7" w:semiHidden="1" w:unhideWhenUsed="1"/>
+    <w:lsdException w:name="Table Grid 8" w:semiHidden="1" w:unhideWhenUsed="1"/>
+    <w:lsdException w:name="Table List 1" w:semiHidden="1" w:unhideWhenUsed="1"/>
+    <w:lsdException w:name="Table List 2" w:semiHidden="1" w:unhideWhenUsed="1"/>
+    <w:lsdException w:name="Table List 3" w:semiHidden="1" w:unhideWhenUsed="1"/>
+    <w:lsdException w:name="Table List 4" w:semiHidden="1" w:unhideWhenUsed="1"/>
+    <w:lsdException w:name="Table List 5" w:semiHidden="1" w:unhideWhenUsed="1"/>
+    <w:lsdException w:name="Table List 6" w:semiHidden="1" w:unhideWhenUsed="1"/>
+    <w:lsdException w:name="Table List 7" w:semiHidden="1" w:unhideWhenUsed="1"/>
+    <w:lsdException w:name="Table List 8" w:semiHidden="1" w:unhideWhenUsed="1"/>
+    <w:lsdException w:name="Table 3D effects 1" w:semiHidden="1" w:unhideWhenUsed="1"/>
+    <w:lsdException w:name="Table 3D effects 2" w:semiHidden="1" w:unhideWhenUsed="1"/>
+    <w:lsdException w:name="Table 3D effects 3" w:semiHidden="1" w:unhideWhenUsed="1"/>
+    <w:lsdException w:name="Table Contemporary" w:semiHidden="1" w:unhideWhenUsed="1"/>
+    <w:lsdException w:name="Table Elegant" w:semiHidden="1" w:unhideWhenUsed="1"/>
+    <w:lsdException w:name="Table Professional" w:semiHidden="1" w:unhideWhenUsed="1"/>
+    <w:lsdException w:name="Table Subtle 1" w:semiHidden="1" w:unhideWhenUsed="1"/>
+    <w:lsdException w:name="Table Subtle 2" w:semiHidden="1" w:unhideWhenUsed="1"/>
+    <w:lsdException w:name="Table Web 1" w:semiHidden="1" w:unhideWhenUsed="1"/>
+    <w:lsdException w:name="Table Web 2" w:semiHidden="1" w:unhideWhenUsed="1"/>
+    <w:lsdException w:name="Table Web 3" w:semiHidden="1" w:unhideWhenUsed="1"/>
+    <w:lsdException w:name="Balloon Text" w:semiHidden="1" w:unhideWhenUsed="1"/>
+    <w:lsdException w:name="Table Grid" w:uiPriority="39"/>
+    <w:lsdException w:name="Table Theme" w:semiHidden="1" w:unhideWhenUsed="1"/>
+    <w:lsdException w:name="Placeholder Text" w:semiHidden="1"/>
+    <w:lsdException w:name="No Spacing" w:uiPriority="1" w:qFormat="1"/>
+    <w:lsdException w:name="Light Shading" w:uiPriority="60"/>
+    <w:lsdException w:name="Light List" w:uiPriority="61"/>
+    <w:lsdException w:name="Light Grid" w:uiPriority="62"/>
+    <w:lsdException w:name="Medium Shading 1" w:uiPriority="63"/>
+    <w:lsdException w:name="Medium Shading 2" w:uiPriority="64"/>
+    <w:lsdException w:name="Medium List 1" w:uiPriority="65"/>
+    <w:lsdException w:name="Medium List 2" w:uiPriority="66"/>
+    <w:lsdException w:name="Medium Grid 1" w:uiPriority="67"/>
+    <w:lsdException w:name="Medium Grid 2" w:uiPriority="68"/>
+    <w:lsdException w:name="Medium Grid 3" w:uiPriority="69"/>
+    <w:lsdException w:name="Dark List" w:uiPriority="70"/>
+    <w:lsdException w:name="Colorful Shading" w:uiPriority="71"/>
+    <w:lsdException w:name="Colorful List" w:uiPriority="72"/>
+    <w:lsdException w:name="Colorful Grid" w:uiPriority="73"/>
+    <w:lsdException w:name="Light Shading Accent 1" w:uiPriority="60"/>
+    <w:lsdException w:name="Light List Accent 1" w:uiPriority="61"/>
+    <w:lsdException w:name="Light Grid Accent 1" w:uiPriority="62"/>
+    <w:lsdException w:name="Medium Shading 1 Accent 1" w:uiPriority="63"/>
+    <w:lsdException w:name="Medium Shading 2 Accent 1" w:uiPriority="64"/>
+    <w:lsdException w:name="Medium List 1 Accent 1" w:uiPriority="65"/>
+    <w:lsdException w:name="Revision" w:semiHidden="1"/>
+    <w:lsdException w:name="List Paragraph" w:uiPriority="34" w:qFormat="1"/>
+    <w:lsdException w:name="Quote" w:uiPriority="29" w:qFormat="1"/>
+    <w:lsdException w:name="Intense Quote" w:uiPriority="30" w:qFormat="1"/>
+    <w:lsdException w:name="Medium List 2 Accent 1" w:uiPriority="66"/>
+    <w:lsdException w:name="Medium Grid 1 Accent 1" w:uiPriority="67"/>
+    <w:lsdException w:name="Medium Grid 2 Accent 1" w:uiPriority="68"/>
+    <w:lsdException w:name="Medium Grid 3 Accent 1" w:uiPriority="69"/>
+    <w:lsdException w:name="Dark List Accent 1" w:uiPriority="70"/>
+    <w:lsdException w:name="Colorful Shading Accent 1" w:uiPriority="71"/>
+    <w:lsdException w:name="Colorful List Accent 1" w:uiPriority="72"/>
+    <w:lsdException w:name="Colorful Grid Accent 1" w:uiPriority="73"/>
+    <w:lsdException w:name="Light Shading Accent 2" w:uiPriority="60"/>
+    <w:lsdException w:name="Light List Accent 2" w:uiPriority="61"/>
+    <w:lsdException w:name="Light Grid Accent 2" w:uiPriority="62"/>
+    <w:lsdException w:name="Medium Shading 1 Accent 2" w:uiPriority="63"/>
+    <w:lsdException w:name="Medium Shading 2 Accent 2" w:uiPriority="64"/>
+    <w:lsdException w:name="Medium List 1 Accent 2" w:uiPriority="65"/>
+    <w:lsdException w:name="Medium List 2 Accent 2" w:uiPriority="66"/>
+    <w:lsdException w:name="Medium Grid 1 Accent 2" w:uiPriority="67"/>
+    <w:lsdException w:name="Medium Grid 2 Accent 2" w:uiPriority="68"/>
+    <w:lsdException w:name="Medium Grid 3 Accent 2" w:uiPriority="69"/>
+    <w:lsdException w:name="Dark List Accent 2" w:uiPriority="70"/>
+    <w:lsdException w:name="Colorful Shading Accent 2" w:uiPriority="71"/>
+    <w:lsdException w:name="Colorful List Accent 2" w:uiPriority="72"/>
+    <w:lsdException w:name="Colorful Grid Accent 2" w:uiPriority="73"/>
+    <w:lsdException w:name="Light Shading Accent 3" w:uiPriority="60"/>
+    <w:lsdException w:name="Light List Accent 3" w:uiPriority="61"/>
+    <w:lsdException w:name="Light Grid Accent 3" w:uiPriority="62"/>
+    <w:lsdException w:name="Medium Shading 1 Accent 3" w:uiPriority="63"/>
+    <w:lsdException w:name="Medium Shading 2 Accent 3" w:uiPriority="64"/>
+    <w:lsdException w:name="Medium List 1 Accent 3" w:uiPriority="65"/>
+    <w:lsdException w:name="Medium List 2 Accent 3" w:uiPriority="66"/>
+    <w:lsdException w:name="Medium Grid 1 Accent 3" w:uiPriority="67"/>
+    <w:lsdException w:name="Medium Grid 2 Accent 3" w:uiPriority="68"/>
+    <w:lsdException w:name="Medium Grid 3 Accent 3" w:uiPriority="69"/>
+    <w:lsdException w:name="Dark List Accent 3" w:uiPriority="70"/>
+    <w:lsdException w:name="Colorful Shading Accent 3" w:uiPriority="71"/>
+    <w:lsdException w:name="Colorful List Accent 3" w:uiPriority="72"/>
+    <w:lsdException w:name="Colorful Grid Accent 3" w:uiPriority="73"/>
+    <w:lsdException w:name="Light Shading Accent 4" w:uiPriority="60"/>
+    <w:lsdException w:name="Light List Accent 4" w:uiPriority="61"/>
+    <w:lsdException w:name="Light Grid Accent 4" w:uiPriority="62"/>
+    <w:lsdException w:name="Medium Shading 1 Accent 4" w:uiPriority="63"/>
+    <w:lsdException w:name="Medium Shading 2 Accent 4" w:uiPriority="64"/>
+    <w:lsdException w:name="Medium List 1 Accent 4" w:uiPriority="65"/>
+    <w:lsdException w:name="Medium List 2 Accent 4" w:uiPriority="66"/>
+    <w:lsdException w:name="Medium Grid 1 Accent 4" w:uiPriority="67"/>
+    <w:lsdException w:name="Medium Grid 2 Accent 4" w:uiPriority="68"/>
+    <w:lsdException w:name="Medium Grid 3 Accent 4" w:uiPriority="69"/>
+    <w:lsdException w:name="Dark List Accent 4" w:uiPriority="70"/>
+    <w:lsdException w:name="Colorful Shading Accent 4" w:uiPriority="71"/>
+    <w:lsdException w:name="Colorful List Accent 4" w:uiPriority="72"/>
+    <w:lsdException w:name="Colorful Grid Accent 4" w:uiPriority="73"/>
+    <w:lsdException w:name="Light Shading Accent 5" w:uiPriority="60"/>
+    <w:lsdException w:name="Light List Accent 5" w:uiPriority="61"/>
+    <w:lsdException w:name="Light Grid Accent 5" w:uiPriority="62"/>
+    <w:lsdException w:name="Medium Shading 1 Accent 5" w:uiPriority="63"/>
+    <w:lsdException w:name="Medium Shading 2 Accent 5" w:uiPriority="64"/>
+    <w:lsdException w:name="Medium List 1 Accent 5" w:uiPriority="65"/>
+    <w:lsdException w:name="Medium List 2 Accent 5" w:uiPriority="66"/>
+    <w:lsdException w:name="Medium Grid 1 Accent 5" w:uiPriority="67"/>
+    <w:lsdException w:name="Medium Grid 2 Accent 5" w:uiPriority="68"/>
+    <w:lsdException w:name="Medium Grid 3 Accent 5" w:uiPriority="69"/>
+    <w:lsdException w:name="Dark List Accent 5" w:uiPriority="70"/>
+    <w:lsdException w:name="Colorful Shading Accent 5" w:uiPriority="71"/>
+    <w:lsdException w:name="Colorful List Accent 5" w:uiPriority="72"/>
+    <w:lsdException w:name="Colorful Grid Accent 5" w:uiPriority="73"/>
+    <w:lsdException w:name="Light Shading Accent 6" w:uiPriority="60"/>
+    <w:lsdException w:name="Light List Accent 6" w:uiPriority="61"/>
+    <w:lsdException w:name="Light Grid Accent 6" w:uiPriority="62"/>
+    <w:lsdException w:name="Medium Shading 1 Accent 6" w:uiPriority="63"/>
+    <w:lsdException w:name="Medium Shading 2 Accent 6" w:uiPriority="64"/>
+    <w:lsdException w:name="Medium List 1 Accent 6" w:uiPriority="65"/>
+    <w:lsdException w:name="Medium List 2 Accent 6" w:uiPriority="66"/>
+    <w:lsdException w:name="Medium Grid 1 Accent 6" w:uiPriority="67"/>
+    <w:lsdException w:name="Medium Grid 2 Accent 6" w:uiPriority="68"/>
+    <w:lsdException w:name="Medium Grid 3 Accent 6" w:uiPriority="69"/>
+    <w:lsdException w:name="Dark List Accent 6" w:uiPriority="70"/>
+    <w:lsdException w:name="Colorful Shading Accent 6" w:uiPriority="71"/>
+    <w:lsdException w:name="Colorful List Accent 6" w:uiPriority="72"/>
+    <w:lsdException w:name="Colorful Grid Accent 6" w:uiPriority="73"/>
+    <w:lsdException w:name="Subtle Emphasis" w:uiPriority="19" w:qFormat="1"/>
+    <w:lsdException w:name="Intense Emphasis" w:uiPriority="21" w:qFormat="1"/>
+    <w:lsdException w:name="Subtle Reference" w:uiPriority="31" w:qFormat="1"/>
+    <w:lsdException w:name="Intense Reference" w:uiPriority="32" w:qFormat="1"/>
+    <w:lsdException w:name="Book Title" w:uiPriority="33" w:qFormat="1"/>
+    <w:lsdException w:name="Bibliography" w:semiHidden="1" w:uiPriority="37" w:unhideWhenUsed="1"/>
+    <w:lsdException w:name="TOC Heading" w:semiHidden="1" w:uiPriority="39" w:unhideWhenUsed="1" w:qFormat="1"/>
+    <w:lsdException w:name="Plain Table 1" w:uiPriority="41"/>
+    <w:lsdException w:name="Plain Table 2" w:uiPriority="42"/>
+    <w:lsdException w:name="Plain Table 3" w:uiPriority="43"/>
+    <w:lsdException w:name="Plain Table 4" w:uiPriority="44"/>
+    <w:lsdException w:name="Plain Table 5" w:uiPriority="45"/>
+    <w:lsdException w:name="Grid Table Light" w:uiPriority="40"/>
+    <w:lsdException w:name="Grid Table 1 Light" w:uiPriority="46"/>
+    <w:lsdException w:name="Grid Table 2" w:uiPriority="47"/>
+    <w:lsdException w:name="Grid Table 3" w:uiPriority="48"/>
+    <w:lsdException w:name="Grid Table 4" w:uiPriority="49"/>
+    <w:lsdException w:name="Grid Table 5 Dark" w:uiPriority="50"/>
+    <w:lsdException w:name="Grid Table 6 Colorful" w:uiPriority="51"/>
+    <w:lsdException w:name="Grid Table 7 Colorful" w:uiPriority="52"/>
+    <w:lsdException w:name="Grid Table 1 Light Accent 1" w:uiPriority="46"/>
+    <w:lsdException w:name="Grid Table 2 Accent 1" w:uiPriority="47"/>
+    <w:lsdException w:name="Grid Table 3 Accent 1" w:uiPriority="48"/>
+    <w:lsdException w:name="Grid Table 4 Accent 1" w:uiPriority="49"/>
+    <w:lsdException w:name="Grid Table 5 Dark Accent 1" w:uiPriority="50"/>
+    <w:lsdException w:name="Grid Table 6 Colorful Accent 1" w:uiPriority="51"/>
+    <w:lsdException w:name="Grid Table 7 Colorful Accent 1" w:uiPriority="52"/>
+    <w:lsdException w:name="Grid Table 1 Light Accent 2" w:uiPriority="46"/>
+    <w:lsdException w:name="Grid Table 2 Accent 2" w:uiPriority="47"/>
+    <w:lsdException w:name="Grid Table 3 Accent 2" w:uiPriority="48"/>
+    <w:lsdException w:name="Grid Table 4 Accent 2" w:uiPriority="49"/>
+    <w:lsdException w:name="Grid Table 5 Dark Accent 2" w:uiPriority="50"/>
+    <w:lsdException w:name="Grid Table 6 Colorful Accent 2" w:uiPriority="51"/>
+    <w:lsdException w:name="Grid Table 7 Colorful Accent 2" w:uiPriority="52"/>
+    <w:lsdException w:name="Grid Table 1 Light Accent 3" w:uiPriority="46"/>
+    <w:lsdException w:name="Grid Table 2 Accent 3" w:uiPriority="47"/>
+    <w:lsdException w:name="Grid Table 3 Accent 3" w:uiPriority="48"/>
+    <w:lsdException w:name="Grid Table 4 Accent 3" w:uiPriority="49"/>
+    <w:lsdException w:name="Grid Table 5 Dark Accent 3" w:uiPriority="50"/>
+    <w:lsdException w:name="Grid Table 6 Colorful Accent 3" w:uiPriority="51"/>
+    <w:lsdException w:name="Grid Table 7 Colorful Accent 3" w:uiPriority="52"/>
+    <w:lsdException w:name="Grid Table 1 Light Accent 4" w:uiPriority="46"/>
+    <w:lsdException w:name="Grid Table 2 Accent 4" w:uiPriority="47"/>
+    <w:lsdException w:name="Grid Table 3 Accent 4" w:uiPriority="48"/>
+    <w:lsdException w:name="Grid Table 4 Accent 4" w:uiPriority="49"/>
+    <w:lsdException w:name="Grid Table 5 Dark Accent 4" w:uiPriority="50"/>
+    <w:lsdException w:name="Grid Table 6 Colorful Accent 4" w:uiPriority="51"/>
+    <w:lsdException w:name="Grid Table 7 Colorful Accent 4" w:uiPriority="52"/>
+    <w:lsdException w:name="Grid Table 1 Light Accent 5" w:uiPriority="46"/>
+    <w:lsdException w:name="Grid Table 2 Accent 5" w:uiPriority="47"/>
+    <w:lsdException w:name="Grid Table 3 Accent 5" w:uiPriority="48"/>
+    <w:lsdException w:name="Grid Table 4 Accent 5" w:uiPriority="49"/>
+    <w:lsdException w:name="Grid Table 5 Dark Accent 5" w:uiPriority="50"/>
+    <w:lsdException w:name="Grid Table 6 Colorful Accent 5" w:uiPriority="51"/>
+    <w:lsdException w:name="Grid Table 7 Colorful Accent 5" w:uiPriority="52"/>
+    <w:lsdException w:name="Grid Table 1 Light Accent 6" w:uiPriority="46"/>
+    <w:lsdException w:name="Grid Table 2 Accent 6" w:uiPriority="47"/>
+    <w:lsdException w:name="Grid Table 3 Accent 6" w:uiPriority="48"/>
+    <w:lsdException w:name="Grid Table 4 Accent 6" w:uiPriority="49"/>
+    <w:lsdException w:name="Grid Table 5 Dark Accent 6" w:uiPriority="50"/>
+    <w:lsdException w:name="Grid Table 6 Colorful Accent 6" w:uiPriority="51"/>
+    <w:lsdException w:name="Grid Table 7 Colorful Accent 6" w:uiPriority="52"/>
+    <w:lsdException w:name="List Table 1 Light" w:uiPriority="46"/>
+    <w:lsdException w:name="List Table 2" w:uiPriority="47"/>
+    <w:lsdException w:name="List Table 3" w:uiPriority="48"/>
+    <w:lsdException w:name="List Table 4" w:uiPriority="49"/>
+    <w:lsdException w:name="List Table 5 Dark" w:uiPriority="50"/>
+    <w:lsdException w:name="List Table 6 Colorful" w:uiPriority="51"/>
+    <w:lsdException w:name="List Table 7 Colorful" w:uiPriority="52"/>
+    <w:lsdException w:name="List Table 1 Light Accent 1" w:uiPriority="46"/>
+    <w:lsdException w:name="List Table 2 Accent 1" w:uiPriority="47"/>
+    <w:lsdException w:name="List Table 3 Accent 1" w:uiPriority="48"/>
+    <w:lsdException w:name="List Table 4 Accent 1" w:uiPriority="49"/>
+    <w:lsdException w:name="List Table 5 Dark Accent 1" w:uiPriority="50"/>
+    <w:lsdException w:name="List Table 6 Colorful Accent 1" w:uiPriority="51"/>
+    <w:lsdException w:name="List Table 7 Colorful Accent 1" w:uiPriority="52"/>
+    <w:lsdException w:name="List Table 1 Light Accent 2" w:uiPriority="46"/>
+    <w:lsdException w:name="List Table 2 Accent 2" w:uiPriority="47"/>
+    <w:lsdException w:name="List Table 3 Accent 2" w:uiPriority="48"/>
+    <w:lsdException w:name="List Table 4 Accent 2" w:uiPriority="49"/>
+    <w:lsdException w:name="List Table 5 Dark Accent 2" w:uiPriority="50"/>
+    <w:lsdException w:name="List Table 6 Colorful Accent 2" w:uiPriority="51"/>
+    <w:lsdException w:name="List Table 7 Colorful Accent 2" w:uiPriority="52"/>
+    <w:lsdException w:name="List Table 1 Light Accent 3" w:uiPriority="46"/>
+    <w:lsdException w:name="List Table 2 Accent 3" w:uiPriority="47"/>
+    <w:lsdException w:name="List Table 3 Accent 3" w:uiPriority="48"/>
+    <w:lsdException w:name="List Table 4 Accent 3" w:uiPriority="49"/>
+    <w:lsdException w:name="List Table 5 Dark Accent 3" w:uiPriority="50"/>
+    <w:lsdException w:name="List Table 6 Colorful Accent 3" w:uiPriority="51"/>
+    <w:lsdException w:name="List Table 7 Colorful Accent 3" w:uiPriority="52"/>
+    <w:lsdException w:name="List Table 1 Light Accent 4" w:uiPriority="46"/>
+    <w:lsdException w:name="List Table 2 Accent 4" w:uiPriority="47"/>
+    <w:lsdException w:name="List Table 3 Accent 4" w:uiPriority="48"/>
+    <w:lsdException w:name="List Table 4 Accent 4" w:uiPriority="49"/>
+    <w:lsdException w:name="List Table 5 Dark Accent 4" w:uiPriority="50"/>
+    <w:lsdException w:name="List Table 6 Colorful Accent 4" w:uiPriority="51"/>
+    <w:lsdException w:name="List Table 7 Colorful Accent 4" w:uiPriority="52"/>
+    <w:lsdException w:name="List Table 1 Light Accent 5" w:uiPriority="46"/>
+    <w:lsdException w:name="List Table 2 Accent 5" w:uiPriority="47"/>
+    <w:lsdException w:name="List Table 3 Accent 5" w:uiPriority="48"/>
+    <w:lsdException w:name="List Table 4 Accent 5" w:uiPriority="49"/>
+    <w:lsdException w:name="List Table 5 Dark Accent 5" w:uiPriority="50"/>
+    <w:lsdException w:name="List Table 6 Colorful Accent 5" w:uiPriority="51"/>
+    <w:lsdException w:name="List Table 7 Colorful Accent 5" w:uiPriority="52"/>
+    <w:lsdException w:name="List Table 1 Light Accent 6" w:uiPriority="46"/>
+    <w:lsdException w:name="List Table 2 Accent 6" w:uiPriority="47"/>
+    <w:lsdException w:name="List Table 3 Accent 6" w:uiPriority="48"/>
+    <w:lsdException w:name="List Table 4 Accent 6" w:uiPriority="49"/>
+    <w:lsdException w:name="List Table 5 Dark Accent 6" w:uiPriority="50"/>
+    <w:lsdException w:name="List Table 6 Colorful Accent 6" w:uiPriority="51"/>
+    <w:lsdException w:name="List Table 7 Colorful Accent 6" w:uiPriority="52"/>
+    <w:lsdException w:name="Mention" w:semiHidden="1" w:unhideWhenUsed="1"/>
+    <w:lsdException w:name="Smart Hyperlink" w:semiHidden="1" w:unhideWhenUsed="1"/>
+    <w:lsdException w:name="Hashtag" w:semiHidden="1" w:unhideWhenUsed="1"/>
+    <w:lsdException w:name="Unresolved Mention" w:semiHidden="1" w:unhideWhenUsed="1"/>
+    <w:lsdException w:name="Smart Link" w:semiHidden="1" w:unhideWhenUsed="1"/>
+  </w:latentStyles>
+  <w:style w:type="paragraph" w:default="1" w:styleId="Normal">
+    <w:name w:val="Normal"/>
     <w:qFormat/>
-    <w:rPr>
-      <w:sz w:val="56"/>
-      <w:szCs w:val="56"/>
-    </w:rPr>
   </w:style>
   <w:style w:type="paragraph" w:styleId="Heading1">
-    <w:name w:val="Heading 1"/>
-    <w:basedOn w:val="Normal"/>
-    <w:next w:val="Normal"/>
+    <w:name w:val="heading 1"/>
+    <w:uiPriority w:val="9"/>
     <w:qFormat/>
+    <w:pPr>
+      <w:outlineLvl w:val="0"/>
+    </w:pPr>
     <w:rPr>
       <w:color w:val="2E74B5"/>
       <w:sz w:val="32"/>
@@ -4303,21 +6080,25 @@
     </w:rPr>
   </w:style>
   <w:style w:type="paragraph" w:styleId="Heading2">
-    <w:name w:val="Heading 2"/>
-    <w:basedOn w:val="Normal"/>
-    <w:next w:val="Normal"/>
+    <w:name w:val="heading 2"/>
+    <w:uiPriority w:val="9"/>
+    <w:unhideWhenUsed/>
     <w:qFormat/>
+    <w:pPr>
+      <w:outlineLvl w:val="1"/>
+    </w:pPr>
     <w:rPr>
       <w:color w:val="2E74B5"/>
-      <w:sz w:val="26"/>
-      <w:szCs w:val="26"/>
     </w:rPr>
   </w:style>
   <w:style w:type="paragraph" w:styleId="Heading3">
-    <w:name w:val="Heading 3"/>
-    <w:basedOn w:val="Normal"/>
-    <w:next w:val="Normal"/>
+    <w:name w:val="heading 3"/>
+    <w:uiPriority w:val="9"/>
+    <w:unhideWhenUsed/>
     <w:qFormat/>
+    <w:pPr>
+      <w:outlineLvl w:val="2"/>
+    </w:pPr>
     <w:rPr>
       <w:color w:val="1F4D78"/>
       <w:sz w:val="24"/>
@@ -4325,10 +6106,14 @@
     </w:rPr>
   </w:style>
   <w:style w:type="paragraph" w:styleId="Heading4">
-    <w:name w:val="Heading 4"/>
-    <w:basedOn w:val="Normal"/>
-    <w:next w:val="Normal"/>
+    <w:name w:val="heading 4"/>
+    <w:uiPriority w:val="9"/>
+    <w:semiHidden/>
+    <w:unhideWhenUsed/>
     <w:qFormat/>
+    <w:pPr>
+      <w:outlineLvl w:val="3"/>
+    </w:pPr>
     <w:rPr>
       <w:i/>
       <w:iCs/>
@@ -4336,27 +6121,69 @@
     </w:rPr>
   </w:style>
   <w:style w:type="paragraph" w:styleId="Heading5">
-    <w:name w:val="Heading 5"/>
-    <w:basedOn w:val="Normal"/>
-    <w:next w:val="Normal"/>
+    <w:name w:val="heading 5"/>
+    <w:uiPriority w:val="9"/>
+    <w:semiHidden/>
+    <w:unhideWhenUsed/>
     <w:qFormat/>
+    <w:pPr>
+      <w:outlineLvl w:val="4"/>
+    </w:pPr>
     <w:rPr>
       <w:color w:val="2E74B5"/>
     </w:rPr>
   </w:style>
   <w:style w:type="paragraph" w:styleId="Heading6">
-    <w:name w:val="Heading 6"/>
-    <w:basedOn w:val="Normal"/>
-    <w:next w:val="Normal"/>
+    <w:name w:val="heading 6"/>
+    <w:uiPriority w:val="9"/>
+    <w:semiHidden/>
+    <w:unhideWhenUsed/>
     <w:qFormat/>
+    <w:pPr>
+      <w:outlineLvl w:val="5"/>
+    </w:pPr>
     <w:rPr>
       <w:color w:val="1F4D78"/>
     </w:rPr>
   </w:style>
-  <w:style w:type="paragraph" w:styleId="Strong">
-    <w:name w:val="Strong"/>
-    <w:basedOn w:val="Normal"/>
-    <w:next w:val="Normal"/>
+  <w:style w:type="character" w:default="1" w:styleId="DefaultParagraphFont">
+    <w:name w:val="Default Paragraph Font"/>
+    <w:uiPriority w:val="1"/>
+    <w:semiHidden/>
+    <w:unhideWhenUsed/>
+  </w:style>
+  <w:style w:type="table" w:default="1" w:styleId="TableNormal">
+    <w:name w:val="Normal Table"/>
+    <w:uiPriority w:val="99"/>
+    <w:semiHidden/>
+    <w:unhideWhenUsed/>
+    <w:tblPr>
+      <w:tblInd w:w="0" w:type="dxa"/>
+      <w:tblCellMar>
+        <w:top w:w="0" w:type="dxa"/>
+        <w:left w:w="108" w:type="dxa"/>
+        <w:bottom w:w="0" w:type="dxa"/>
+        <w:right w:w="108" w:type="dxa"/>
+      </w:tblCellMar>
+    </w:tblPr>
+  </w:style>
+  <w:style w:type="numbering" w:default="1" w:styleId="NoList">
+    <w:name w:val="No List"/>
+    <w:uiPriority w:val="99"/>
+    <w:semiHidden/>
+    <w:unhideWhenUsed/>
+  </w:style>
+  <w:style w:type="paragraph" w:styleId="Title">
+    <w:name w:val="Title"/>
+    <w:uiPriority w:val="10"/>
+    <w:qFormat/>
+    <w:rPr>
+      <w:sz w:val="56"/>
+      <w:szCs w:val="56"/>
+    </w:rPr>
+  </w:style>
+  <w:style w:type="paragraph" w:customStyle="1" w:styleId="Strong1">
+    <w:name w:val="Strong1"/>
     <w:qFormat/>
     <w:rPr>
       <w:b/>
@@ -4365,12 +6192,10 @@
   </w:style>
   <w:style w:type="paragraph" w:styleId="ListParagraph">
     <w:name w:val="List Paragraph"/>
-    <w:basedOn w:val="Normal"/>
     <w:qFormat/>
   </w:style>
   <w:style w:type="character" w:styleId="Hyperlink">
     <w:name w:val="Hyperlink"/>
-    <w:basedOn w:val="DefaultParagraphFont"/>
     <w:uiPriority w:val="99"/>
     <w:unhideWhenUsed/>
     <w:rPr>
@@ -4380,7 +6205,6 @@
   </w:style>
   <w:style w:type="character" w:styleId="FootnoteReference">
     <w:name w:val="footnote reference"/>
-    <w:basedOn w:val="DefaultParagraphFont"/>
     <w:uiPriority w:val="99"/>
     <w:semiHidden/>
     <w:unhideWhenUsed/>
@@ -4390,22 +6214,17 @@
   </w:style>
   <w:style w:type="paragraph" w:styleId="FootnoteText">
     <w:name w:val="footnote text"/>
-    <w:basedOn w:val="Normal"/>
     <w:link w:val="FootnoteTextChar"/>
     <w:uiPriority w:val="99"/>
     <w:semiHidden/>
     <w:unhideWhenUsed/>
-    <w:pPr>
-      <w:spacing w:after="0" w:line="240" w:lineRule="auto"/>
-    </w:pPr>
     <w:rPr>
       <w:sz w:val="20"/>
       <w:szCs w:val="20"/>
     </w:rPr>
   </w:style>
-  <w:style w:type="character" w:styleId="FootnoteTextChar">
+  <w:style w:type="character" w:customStyle="1" w:styleId="FootnoteTextChar">
     <w:name w:val="Footnote Text Char"/>
-    <w:basedOn w:val="DefaultParagraphFont"/>
     <w:link w:val="FootnoteText"/>
     <w:uiPriority w:val="99"/>
     <w:semiHidden/>
@@ -4417,7 +6236,6 @@
   </w:style>
   <w:style w:type="character" w:styleId="EndnoteReference">
     <w:name w:val="endnote reference"/>
-    <w:basedOn w:val="DefaultParagraphFont"/>
     <w:uiPriority w:val="99"/>
     <w:semiHidden/>
     <w:unhideWhenUsed/>
@@ -4427,22 +6245,17 @@
   </w:style>
   <w:style w:type="paragraph" w:styleId="EndnoteText">
     <w:name w:val="endnote text"/>
-    <w:basedOn w:val="Normal"/>
     <w:link w:val="EndnoteTextChar"/>
     <w:uiPriority w:val="99"/>
     <w:semiHidden/>
     <w:unhideWhenUsed/>
-    <w:pPr>
-      <w:spacing w:after="0" w:line="240" w:lineRule="auto"/>
-    </w:pPr>
     <w:rPr>
       <w:sz w:val="20"/>
       <w:szCs w:val="20"/>
     </w:rPr>
   </w:style>
-  <w:style w:type="character" w:styleId="EndnoteTextChar">
+  <w:style w:type="character" w:customStyle="1" w:styleId="EndnoteTextChar">
     <w:name w:val="Endnote Text Char"/>
-    <w:basedOn w:val="DefaultParagraphFont"/>
     <w:link w:val="EndnoteText"/>
     <w:uiPriority w:val="99"/>
     <w:semiHidden/>
@@ -4452,5 +6265,338 @@
       <w:szCs w:val="20"/>
     </w:rPr>
   </w:style>
+  <w:style w:type="paragraph" w:styleId="TOC1">
+    <w:name w:val="toc 1"/>
+    <w:basedOn w:val="Normal"/>
+    <w:next w:val="Normal"/>
+    <w:autoRedefine/>
+    <w:uiPriority w:val="39"/>
+    <w:unhideWhenUsed/>
+    <w:rsid w:val="00382A5B"/>
+    <w:pPr>
+      <w:spacing w:after="100"/>
+    </w:pPr>
+  </w:style>
+  <w:style w:type="paragraph" w:styleId="TOC2">
+    <w:name w:val="toc 2"/>
+    <w:basedOn w:val="Normal"/>
+    <w:next w:val="Normal"/>
+    <w:autoRedefine/>
+    <w:uiPriority w:val="39"/>
+    <w:unhideWhenUsed/>
+    <w:rsid w:val="00382A5B"/>
+    <w:pPr>
+      <w:spacing w:after="100"/>
+      <w:ind w:left="260"/>
+    </w:pPr>
+  </w:style>
+  <w:style w:type="paragraph" w:styleId="TOC3">
+    <w:name w:val="toc 3"/>
+    <w:basedOn w:val="Normal"/>
+    <w:next w:val="Normal"/>
+    <w:autoRedefine/>
+    <w:uiPriority w:val="39"/>
+    <w:unhideWhenUsed/>
+    <w:rsid w:val="00382A5B"/>
+    <w:pPr>
+      <w:spacing w:after="100"/>
+      <w:ind w:left="520"/>
+    </w:pPr>
+  </w:style>
 </w:styles>
+</file>
+
+<file path=word/theme/theme1.xml><?xml version="1.0" encoding="utf-8"?>
+<a:theme xmlns:a="http://schemas.openxmlformats.org/drawingml/2006/main" name="Office Theme">
+  <a:themeElements>
+    <a:clrScheme name="Office">
+      <a:dk1>
+        <a:sysClr val="windowText" lastClr="000000"/>
+      </a:dk1>
+      <a:lt1>
+        <a:sysClr val="window" lastClr="FFFFFF"/>
+      </a:lt1>
+      <a:dk2>
+        <a:srgbClr val="44546A"/>
+      </a:dk2>
+      <a:lt2>
+        <a:srgbClr val="E7E6E6"/>
+      </a:lt2>
+      <a:accent1>
+        <a:srgbClr val="4472C4"/>
+      </a:accent1>
+      <a:accent2>
+        <a:srgbClr val="ED7D31"/>
+      </a:accent2>
+      <a:accent3>
+        <a:srgbClr val="A5A5A5"/>
+      </a:accent3>
+      <a:accent4>
+        <a:srgbClr val="FFC000"/>
+      </a:accent4>
+      <a:accent5>
+        <a:srgbClr val="5B9BD5"/>
+      </a:accent5>
+      <a:accent6>
+        <a:srgbClr val="70AD47"/>
+      </a:accent6>
+      <a:hlink>
+        <a:srgbClr val="0563C1"/>
+      </a:hlink>
+      <a:folHlink>
+        <a:srgbClr val="954F72"/>
+      </a:folHlink>
+    </a:clrScheme>
+    <a:fontScheme name="Office">
+      <a:majorFont>
+        <a:latin typeface="Calibri Light" panose="020F0302020204030204"/>
+        <a:ea typeface=""/>
+        <a:cs typeface=""/>
+        <a:font script="Jpan" typeface="游ゴシック Light"/>
+        <a:font script="Hang" typeface="맑은 고딕"/>
+        <a:font script="Hans" typeface="等线 Light"/>
+        <a:font script="Hant" typeface="新細明體"/>
+        <a:font script="Arab" typeface="Times New Roman"/>
+        <a:font script="Hebr" typeface="Times New Roman"/>
+        <a:font script="Thai" typeface="Angsana New"/>
+        <a:font script="Ethi" typeface="Nyala"/>
+        <a:font script="Beng" typeface="Vrinda"/>
+        <a:font script="Gujr" typeface="Shruti"/>
+        <a:font script="Khmr" typeface="MoolBoran"/>
+        <a:font script="Knda" typeface="Tunga"/>
+        <a:font script="Guru" typeface="Raavi"/>
+        <a:font script="Cans" typeface="Euphemia"/>
+        <a:font script="Cher" typeface="Plantagenet Cherokee"/>
+        <a:font script="Yiii" typeface="Microsoft Yi Baiti"/>
+        <a:font script="Tibt" typeface="Microsoft Himalaya"/>
+        <a:font script="Thaa" typeface="MV Boli"/>
+        <a:font script="Deva" typeface="Mangal"/>
+        <a:font script="Telu" typeface="Gautami"/>
+        <a:font script="Taml" typeface="Latha"/>
+        <a:font script="Syrc" typeface="Estrangelo Edessa"/>
+        <a:font script="Orya" typeface="Kalinga"/>
+        <a:font script="Mlym" typeface="Kartika"/>
+        <a:font script="Laoo" typeface="DokChampa"/>
+        <a:font script="Sinh" typeface="Iskoola Pota"/>
+        <a:font script="Mong" typeface="Mongolian Baiti"/>
+        <a:font script="Viet" typeface="Times New Roman"/>
+        <a:font script="Uigh" typeface="Microsoft Uighur"/>
+        <a:font script="Geor" typeface="Sylfaen"/>
+        <a:font script="Armn" typeface="Arial"/>
+        <a:font script="Bugi" typeface="Leelawadee UI"/>
+        <a:font script="Bopo" typeface="Microsoft JhengHei"/>
+        <a:font script="Java" typeface="Javanese Text"/>
+        <a:font script="Lisu" typeface="Segoe UI"/>
+        <a:font script="Mymr" typeface="Myanmar Text"/>
+        <a:font script="Nkoo" typeface="Ebrima"/>
+        <a:font script="Olck" typeface="Nirmala UI"/>
+        <a:font script="Osma" typeface="Ebrima"/>
+        <a:font script="Phag" typeface="Phagspa"/>
+        <a:font script="Syrn" typeface="Estrangelo Edessa"/>
+        <a:font script="Syrj" typeface="Estrangelo Edessa"/>
+        <a:font script="Syre" typeface="Estrangelo Edessa"/>
+        <a:font script="Sora" typeface="Nirmala UI"/>
+        <a:font script="Tale" typeface="Microsoft Tai Le"/>
+        <a:font script="Talu" typeface="Microsoft New Tai Lue"/>
+        <a:font script="Tfng" typeface="Ebrima"/>
+      </a:majorFont>
+      <a:minorFont>
+        <a:latin typeface="Calibri" panose="020F0502020204030204"/>
+        <a:ea typeface=""/>
+        <a:cs typeface=""/>
+        <a:font script="Jpan" typeface="游明朝"/>
+        <a:font script="Hang" typeface="맑은 고딕"/>
+        <a:font script="Hans" typeface="等线"/>
+        <a:font script="Hant" typeface="新細明體"/>
+        <a:font script="Arab" typeface="Arial"/>
+        <a:font script="Hebr" typeface="Arial"/>
+        <a:font script="Thai" typeface="Cordia New"/>
+        <a:font script="Ethi" typeface="Nyala"/>
+        <a:font script="Beng" typeface="Vrinda"/>
+        <a:font script="Gujr" typeface="Shruti"/>
+        <a:font script="Khmr" typeface="DaunPenh"/>
+        <a:font script="Knda" typeface="Tunga"/>
+        <a:font script="Guru" typeface="Raavi"/>
+        <a:font script="Cans" typeface="Euphemia"/>
+        <a:font script="Cher" typeface="Plantagenet Cherokee"/>
+        <a:font script="Yiii" typeface="Microsoft Yi Baiti"/>
+        <a:font script="Tibt" typeface="Microsoft Himalaya"/>
+        <a:font script="Thaa" typeface="MV Boli"/>
+        <a:font script="Deva" typeface="Mangal"/>
+        <a:font script="Telu" typeface="Gautami"/>
+        <a:font script="Taml" typeface="Latha"/>
+        <a:font script="Syrc" typeface="Estrangelo Edessa"/>
+        <a:font script="Orya" typeface="Kalinga"/>
+        <a:font script="Mlym" typeface="Kartika"/>
+        <a:font script="Laoo" typeface="DokChampa"/>
+        <a:font script="Sinh" typeface="Iskoola Pota"/>
+        <a:font script="Mong" typeface="Mongolian Baiti"/>
+        <a:font script="Viet" typeface="Arial"/>
+        <a:font script="Uigh" typeface="Microsoft Uighur"/>
+        <a:font script="Geor" typeface="Sylfaen"/>
+        <a:font script="Armn" typeface="Arial"/>
+        <a:font script="Bugi" typeface="Leelawadee UI"/>
+        <a:font script="Bopo" typeface="Microsoft JhengHei"/>
+        <a:font script="Java" typeface="Javanese Text"/>
+        <a:font script="Lisu" typeface="Segoe UI"/>
+        <a:font script="Mymr" typeface="Myanmar Text"/>
+        <a:font script="Nkoo" typeface="Ebrima"/>
+        <a:font script="Olck" typeface="Nirmala UI"/>
+        <a:font script="Osma" typeface="Ebrima"/>
+        <a:font script="Phag" typeface="Phagspa"/>
+        <a:font script="Syrn" typeface="Estrangelo Edessa"/>
+        <a:font script="Syrj" typeface="Estrangelo Edessa"/>
+        <a:font script="Syre" typeface="Estrangelo Edessa"/>
+        <a:font script="Sora" typeface="Nirmala UI"/>
+        <a:font script="Tale" typeface="Microsoft Tai Le"/>
+        <a:font script="Talu" typeface="Microsoft New Tai Lue"/>
+        <a:font script="Tfng" typeface="Ebrima"/>
+      </a:minorFont>
+    </a:fontScheme>
+    <a:fmtScheme name="Office">
+      <a:fillStyleLst>
+        <a:solidFill>
+          <a:schemeClr val="phClr"/>
+        </a:solidFill>
+        <a:gradFill rotWithShape="1">
+          <a:gsLst>
+            <a:gs pos="0">
+              <a:schemeClr val="phClr">
+                <a:lumMod val="110000"/>
+                <a:satMod val="105000"/>
+                <a:tint val="67000"/>
+              </a:schemeClr>
+            </a:gs>
+            <a:gs pos="50000">
+              <a:schemeClr val="phClr">
+                <a:lumMod val="105000"/>
+                <a:satMod val="103000"/>
+                <a:tint val="73000"/>
+              </a:schemeClr>
+            </a:gs>
+            <a:gs pos="100000">
+              <a:schemeClr val="phClr">
+                <a:lumMod val="105000"/>
+                <a:satMod val="109000"/>
+                <a:tint val="81000"/>
+              </a:schemeClr>
+            </a:gs>
+          </a:gsLst>
+          <a:lin ang="5400000" scaled="0"/>
+        </a:gradFill>
+        <a:gradFill rotWithShape="1">
+          <a:gsLst>
+            <a:gs pos="0">
+              <a:schemeClr val="phClr">
+                <a:satMod val="103000"/>
+                <a:lumMod val="102000"/>
+                <a:tint val="94000"/>
+              </a:schemeClr>
+            </a:gs>
+            <a:gs pos="50000">
+              <a:schemeClr val="phClr">
+                <a:satMod val="110000"/>
+                <a:lumMod val="100000"/>
+                <a:shade val="100000"/>
+              </a:schemeClr>
+            </a:gs>
+            <a:gs pos="100000">
+              <a:schemeClr val="phClr">
+                <a:lumMod val="99000"/>
+                <a:satMod val="120000"/>
+                <a:shade val="78000"/>
+              </a:schemeClr>
+            </a:gs>
+          </a:gsLst>
+          <a:lin ang="5400000" scaled="0"/>
+        </a:gradFill>
+      </a:fillStyleLst>
+      <a:lnStyleLst>
+        <a:ln w="6350" cap="flat" cmpd="sng" algn="ctr">
+          <a:solidFill>
+            <a:schemeClr val="phClr"/>
+          </a:solidFill>
+          <a:prstDash val="solid"/>
+          <a:miter lim="800000"/>
+        </a:ln>
+        <a:ln w="12700" cap="flat" cmpd="sng" algn="ctr">
+          <a:solidFill>
+            <a:schemeClr val="phClr"/>
+          </a:solidFill>
+          <a:prstDash val="solid"/>
+          <a:miter lim="800000"/>
+        </a:ln>
+        <a:ln w="19050" cap="flat" cmpd="sng" algn="ctr">
+          <a:solidFill>
+            <a:schemeClr val="phClr"/>
+          </a:solidFill>
+          <a:prstDash val="solid"/>
+          <a:miter lim="800000"/>
+        </a:ln>
+      </a:lnStyleLst>
+      <a:effectStyleLst>
+        <a:effectStyle>
+          <a:effectLst/>
+        </a:effectStyle>
+        <a:effectStyle>
+          <a:effectLst/>
+        </a:effectStyle>
+        <a:effectStyle>
+          <a:effectLst>
+            <a:outerShdw blurRad="57150" dist="19050" dir="5400000" algn="ctr" rotWithShape="0">
+              <a:srgbClr val="000000">
+                <a:alpha val="63000"/>
+              </a:srgbClr>
+            </a:outerShdw>
+          </a:effectLst>
+        </a:effectStyle>
+      </a:effectStyleLst>
+      <a:bgFillStyleLst>
+        <a:solidFill>
+          <a:schemeClr val="phClr"/>
+        </a:solidFill>
+        <a:solidFill>
+          <a:schemeClr val="phClr">
+            <a:tint val="95000"/>
+            <a:satMod val="170000"/>
+          </a:schemeClr>
+        </a:solidFill>
+        <a:gradFill rotWithShape="1">
+          <a:gsLst>
+            <a:gs pos="0">
+              <a:schemeClr val="phClr">
+                <a:tint val="93000"/>
+                <a:satMod val="150000"/>
+                <a:shade val="98000"/>
+                <a:lumMod val="102000"/>
+              </a:schemeClr>
+            </a:gs>
+            <a:gs pos="50000">
+              <a:schemeClr val="phClr">
+                <a:tint val="98000"/>
+                <a:satMod val="130000"/>
+                <a:shade val="90000"/>
+                <a:lumMod val="103000"/>
+              </a:schemeClr>
+            </a:gs>
+            <a:gs pos="100000">
+              <a:schemeClr val="phClr">
+                <a:shade val="63000"/>
+                <a:satMod val="120000"/>
+              </a:schemeClr>
+            </a:gs>
+          </a:gsLst>
+          <a:lin ang="5400000" scaled="0"/>
+        </a:gradFill>
+      </a:bgFillStyleLst>
+    </a:fmtScheme>
+  </a:themeElements>
+  <a:objectDefaults/>
+  <a:extraClrSchemeLst/>
+  <a:extLst>
+    <a:ext uri="{05A4C25C-085E-4340-85A3-A5531E510DB2}">
+      <thm15:themeFamily xmlns:thm15="http://schemas.microsoft.com/office/thememl/2012/main" name="Office Theme" id="{62F939B6-93AF-4DB8-9C6B-D6C7DFDC589F}" vid="{4A3C46E8-61CC-4603-A589-7422A47A8E4A}"/>
+    </a:ext>
+  </a:extLst>
+</a:theme>
 </file>